--- a/reference/docs/PC_빠른입력_점검_2026-09-08.docx
+++ b/reference/docs/PC_빠른입력_점검_2026-09-08.docx
@@ -11,6 +11,8 @@
           <w:szCs w:val="24"/>
         </w:rPr>
       </w:pPr>
+      <w:bookmarkStart w:id="0" w:name="_GoBack"/>
+      <w:bookmarkEnd w:id="0"/>
       <w:r>
         <w:rPr>
           <w:b/>
@@ -4986,6 +4988,7 @@
       </w:pPr>
       <w:r>
         <w:rPr>
+          <w:rFonts w:hint="eastAsia"/>
           <w:b/>
           <w:bCs/>
           <w:sz w:val="24"/>
@@ -4995,6 +4998,7 @@
       </w:r>
       <w:r>
         <w:rPr>
+          <w:rFonts w:hint="eastAsia"/>
           <w:b/>
           <w:bCs/>
           <w:sz w:val="24"/>
@@ -5004,15 +5008,17 @@
       </w:r>
       <w:r>
         <w:rPr>
-          <w:b/>
-          <w:bCs/>
-          <w:sz w:val="24"/>
-          <w:szCs w:val="24"/>
-        </w:rPr>
-        <w:t xml:space="preserve"> </w:t>
-      </w:r>
-      <w:r>
-        <w:rPr>
+          <w:rFonts w:hint="eastAsia"/>
+          <w:b/>
+          <w:bCs/>
+          <w:sz w:val="24"/>
+          <w:szCs w:val="24"/>
+        </w:rPr>
+        <w:t xml:space="preserve"> </w:t>
+      </w:r>
+      <w:r>
+        <w:rPr>
+          <w:rFonts w:hint="eastAsia"/>
           <w:b/>
           <w:bCs/>
           <w:sz w:val="24"/>
@@ -5022,15 +5028,17 @@
       </w:r>
       <w:r>
         <w:rPr>
-          <w:b/>
-          <w:bCs/>
-          <w:sz w:val="24"/>
-          <w:szCs w:val="24"/>
-        </w:rPr>
-        <w:t xml:space="preserve"> </w:t>
-      </w:r>
-      <w:r>
-        <w:rPr>
+          <w:rFonts w:hint="eastAsia"/>
+          <w:b/>
+          <w:bCs/>
+          <w:sz w:val="24"/>
+          <w:szCs w:val="24"/>
+        </w:rPr>
+        <w:t xml:space="preserve"> </w:t>
+      </w:r>
+      <w:r>
+        <w:rPr>
+          <w:rFonts w:hint="eastAsia"/>
           <w:b/>
           <w:bCs/>
           <w:sz w:val="24"/>
@@ -5040,25 +5048,1544 @@
       </w:r>
       <w:r>
         <w:rPr>
-          <w:b/>
-          <w:bCs/>
-          <w:sz w:val="24"/>
-          <w:szCs w:val="24"/>
-        </w:rPr>
-        <w:t xml:space="preserve"> </w:t>
-      </w:r>
-      <w:r>
-        <w:rPr>
-          <w:b/>
-          <w:bCs/>
-          <w:sz w:val="24"/>
-          <w:szCs w:val="24"/>
-        </w:rPr>
-        <w:t>미고려</w:t>
-      </w:r>
-      <w:r>
-        <w:rPr>
-          <w:b/>
+          <w:rFonts w:hint="eastAsia"/>
+          <w:b/>
+          <w:bCs/>
+          <w:sz w:val="24"/>
+          <w:szCs w:val="24"/>
+        </w:rPr>
+        <w:t xml:space="preserve"> </w:t>
+      </w:r>
+      <w:r>
+        <w:rPr>
+          <w:rFonts w:hint="eastAsia"/>
+          <w:b/>
+          <w:bCs/>
+          <w:sz w:val="24"/>
+          <w:szCs w:val="24"/>
+        </w:rPr>
+        <w:t>—</w:t>
+      </w:r>
+      <w:r>
+        <w:rPr>
+          <w:rFonts w:hint="eastAsia"/>
+          <w:b/>
+          <w:bCs/>
+          <w:sz w:val="24"/>
+          <w:szCs w:val="24"/>
+        </w:rPr>
+        <w:t xml:space="preserve"> </w:t>
+      </w:r>
+      <w:r>
+        <w:rPr>
+          <w:rFonts w:hint="eastAsia"/>
+          <w:b/>
+          <w:bCs/>
+          <w:sz w:val="24"/>
+          <w:szCs w:val="24"/>
+        </w:rPr>
+        <w:t>방향</w:t>
+      </w:r>
+      <w:r>
+        <w:rPr>
+          <w:rFonts w:hint="eastAsia"/>
+          <w:b/>
+          <w:bCs/>
+          <w:sz w:val="24"/>
+          <w:szCs w:val="24"/>
+        </w:rPr>
+        <w:t xml:space="preserve"> </w:t>
+      </w:r>
+      <w:r>
+        <w:rPr>
+          <w:rFonts w:hint="eastAsia"/>
+          <w:b/>
+          <w:bCs/>
+          <w:sz w:val="24"/>
+          <w:szCs w:val="24"/>
+        </w:rPr>
+        <w:t>확정</w:t>
+      </w:r>
+      <w:r>
+        <w:rPr>
+          <w:rFonts w:hint="eastAsia"/>
+          <w:b/>
+          <w:bCs/>
+          <w:sz w:val="24"/>
+          <w:szCs w:val="24"/>
+        </w:rPr>
+        <w:t xml:space="preserve">(2026-09-14): </w:t>
+      </w:r>
+      <w:r>
+        <w:rPr>
+          <w:rFonts w:hint="eastAsia"/>
+          <w:bCs/>
+          <w:sz w:val="24"/>
+          <w:szCs w:val="24"/>
+        </w:rPr>
+        <w:t>실시간</w:t>
+      </w:r>
+      <w:r>
+        <w:rPr>
+          <w:rFonts w:hint="eastAsia"/>
+          <w:bCs/>
+          <w:sz w:val="24"/>
+          <w:szCs w:val="24"/>
+        </w:rPr>
+        <w:t xml:space="preserve"> </w:t>
+      </w:r>
+      <w:r>
+        <w:rPr>
+          <w:rFonts w:hint="eastAsia"/>
+          <w:bCs/>
+          <w:sz w:val="24"/>
+          <w:szCs w:val="24"/>
+        </w:rPr>
+        <w:t>동기화는</w:t>
+      </w:r>
+      <w:r>
+        <w:rPr>
+          <w:rFonts w:hint="eastAsia"/>
+          <w:bCs/>
+          <w:sz w:val="24"/>
+          <w:szCs w:val="24"/>
+        </w:rPr>
+        <w:t xml:space="preserve"> </w:t>
+      </w:r>
+      <w:r>
+        <w:rPr>
+          <w:rFonts w:hint="eastAsia"/>
+          <w:bCs/>
+          <w:sz w:val="24"/>
+          <w:szCs w:val="24"/>
+        </w:rPr>
+        <w:t>필요</w:t>
+      </w:r>
+      <w:r>
+        <w:rPr>
+          <w:rFonts w:hint="eastAsia"/>
+          <w:bCs/>
+          <w:sz w:val="24"/>
+          <w:szCs w:val="24"/>
+        </w:rPr>
+        <w:t xml:space="preserve"> </w:t>
+      </w:r>
+      <w:r>
+        <w:rPr>
+          <w:rFonts w:hint="eastAsia"/>
+          <w:bCs/>
+          <w:sz w:val="24"/>
+          <w:szCs w:val="24"/>
+        </w:rPr>
+        <w:t>없지만</w:t>
+      </w:r>
+      <w:r>
+        <w:rPr>
+          <w:rFonts w:hint="eastAsia"/>
+          <w:bCs/>
+          <w:sz w:val="24"/>
+          <w:szCs w:val="24"/>
+        </w:rPr>
+        <w:t xml:space="preserve"> </w:t>
+      </w:r>
+      <w:r>
+        <w:rPr>
+          <w:rFonts w:hint="eastAsia"/>
+          <w:bCs/>
+          <w:sz w:val="24"/>
+          <w:szCs w:val="24"/>
+        </w:rPr>
+        <w:t>양쪽에서</w:t>
+      </w:r>
+      <w:r>
+        <w:rPr>
+          <w:rFonts w:hint="eastAsia"/>
+          <w:bCs/>
+          <w:sz w:val="24"/>
+          <w:szCs w:val="24"/>
+        </w:rPr>
+        <w:t xml:space="preserve"> </w:t>
+      </w:r>
+      <w:r>
+        <w:rPr>
+          <w:rFonts w:hint="eastAsia"/>
+          <w:bCs/>
+          <w:sz w:val="24"/>
+          <w:szCs w:val="24"/>
+        </w:rPr>
+        <w:t>입력·수정하다</w:t>
+      </w:r>
+      <w:r>
+        <w:rPr>
+          <w:rFonts w:hint="eastAsia"/>
+          <w:bCs/>
+          <w:sz w:val="24"/>
+          <w:szCs w:val="24"/>
+        </w:rPr>
+        <w:t xml:space="preserve"> </w:t>
+      </w:r>
+      <w:r>
+        <w:rPr>
+          <w:rFonts w:hint="eastAsia"/>
+          <w:bCs/>
+          <w:sz w:val="24"/>
+          <w:szCs w:val="24"/>
+        </w:rPr>
+        <w:t>데이터가</w:t>
+      </w:r>
+      <w:r>
+        <w:rPr>
+          <w:rFonts w:hint="eastAsia"/>
+          <w:bCs/>
+          <w:sz w:val="24"/>
+          <w:szCs w:val="24"/>
+        </w:rPr>
+        <w:t xml:space="preserve"> </w:t>
+      </w:r>
+      <w:r>
+        <w:rPr>
+          <w:rFonts w:hint="eastAsia"/>
+          <w:bCs/>
+          <w:sz w:val="24"/>
+          <w:szCs w:val="24"/>
+        </w:rPr>
+        <w:t>조용히</w:t>
+      </w:r>
+      <w:r>
+        <w:rPr>
+          <w:rFonts w:hint="eastAsia"/>
+          <w:bCs/>
+          <w:sz w:val="24"/>
+          <w:szCs w:val="24"/>
+        </w:rPr>
+        <w:t xml:space="preserve"> </w:t>
+      </w:r>
+      <w:r>
+        <w:rPr>
+          <w:rFonts w:hint="eastAsia"/>
+          <w:bCs/>
+          <w:sz w:val="24"/>
+          <w:szCs w:val="24"/>
+        </w:rPr>
+        <w:t>사라지는</w:t>
+      </w:r>
+      <w:r>
+        <w:rPr>
+          <w:rFonts w:hint="eastAsia"/>
+          <w:bCs/>
+          <w:sz w:val="24"/>
+          <w:szCs w:val="24"/>
+        </w:rPr>
+        <w:t xml:space="preserve"> </w:t>
+      </w:r>
+      <w:r>
+        <w:rPr>
+          <w:rFonts w:hint="eastAsia"/>
+          <w:bCs/>
+          <w:sz w:val="24"/>
+          <w:szCs w:val="24"/>
+        </w:rPr>
+        <w:t>것은</w:t>
+      </w:r>
+      <w:r>
+        <w:rPr>
+          <w:rFonts w:hint="eastAsia"/>
+          <w:bCs/>
+          <w:sz w:val="24"/>
+          <w:szCs w:val="24"/>
+        </w:rPr>
+        <w:t xml:space="preserve"> </w:t>
+      </w:r>
+      <w:r>
+        <w:rPr>
+          <w:rFonts w:hint="eastAsia"/>
+          <w:bCs/>
+          <w:sz w:val="24"/>
+          <w:szCs w:val="24"/>
+        </w:rPr>
+        <w:t>허용할</w:t>
+      </w:r>
+      <w:r>
+        <w:rPr>
+          <w:rFonts w:hint="eastAsia"/>
+          <w:bCs/>
+          <w:sz w:val="24"/>
+          <w:szCs w:val="24"/>
+        </w:rPr>
+        <w:t xml:space="preserve"> </w:t>
+      </w:r>
+      <w:r>
+        <w:rPr>
+          <w:rFonts w:hint="eastAsia"/>
+          <w:bCs/>
+          <w:sz w:val="24"/>
+          <w:szCs w:val="24"/>
+        </w:rPr>
+        <w:t>수</w:t>
+      </w:r>
+      <w:r>
+        <w:rPr>
+          <w:rFonts w:hint="eastAsia"/>
+          <w:bCs/>
+          <w:sz w:val="24"/>
+          <w:szCs w:val="24"/>
+        </w:rPr>
+        <w:t xml:space="preserve"> </w:t>
+      </w:r>
+      <w:r>
+        <w:rPr>
+          <w:rFonts w:hint="eastAsia"/>
+          <w:bCs/>
+          <w:sz w:val="24"/>
+          <w:szCs w:val="24"/>
+        </w:rPr>
+        <w:t>없다는</w:t>
+      </w:r>
+      <w:r>
+        <w:rPr>
+          <w:rFonts w:hint="eastAsia"/>
+          <w:bCs/>
+          <w:sz w:val="24"/>
+          <w:szCs w:val="24"/>
+        </w:rPr>
+        <w:t xml:space="preserve"> </w:t>
+      </w:r>
+      <w:r>
+        <w:rPr>
+          <w:rFonts w:hint="eastAsia"/>
+          <w:bCs/>
+          <w:sz w:val="24"/>
+          <w:szCs w:val="24"/>
+        </w:rPr>
+        <w:t>기준으로</w:t>
+      </w:r>
+      <w:r>
+        <w:rPr>
+          <w:rFonts w:hint="eastAsia"/>
+          <w:bCs/>
+          <w:sz w:val="24"/>
+          <w:szCs w:val="24"/>
+        </w:rPr>
+        <w:t xml:space="preserve"> </w:t>
+      </w:r>
+      <w:r>
+        <w:rPr>
+          <w:rFonts w:hint="eastAsia"/>
+          <w:bCs/>
+          <w:sz w:val="24"/>
+          <w:szCs w:val="24"/>
+        </w:rPr>
+        <w:t>재검토</w:t>
+      </w:r>
+      <w:r>
+        <w:rPr>
+          <w:rFonts w:hint="eastAsia"/>
+          <w:bCs/>
+          <w:sz w:val="24"/>
+          <w:szCs w:val="24"/>
+        </w:rPr>
+        <w:t xml:space="preserve">, </w:t>
+      </w:r>
+      <w:r>
+        <w:rPr>
+          <w:rFonts w:hint="eastAsia"/>
+          <w:bCs/>
+          <w:sz w:val="24"/>
+          <w:szCs w:val="24"/>
+        </w:rPr>
+        <w:t>“저장은</w:t>
+      </w:r>
+      <w:r>
+        <w:rPr>
+          <w:rFonts w:hint="eastAsia"/>
+          <w:bCs/>
+          <w:sz w:val="24"/>
+          <w:szCs w:val="24"/>
+        </w:rPr>
+        <w:t xml:space="preserve"> </w:t>
+      </w:r>
+      <w:r>
+        <w:rPr>
+          <w:rFonts w:hint="eastAsia"/>
+          <w:bCs/>
+          <w:sz w:val="24"/>
+          <w:szCs w:val="24"/>
+        </w:rPr>
+        <w:t>항상</w:t>
+      </w:r>
+      <w:r>
+        <w:rPr>
+          <w:rFonts w:hint="eastAsia"/>
+          <w:bCs/>
+          <w:sz w:val="24"/>
+          <w:szCs w:val="24"/>
+        </w:rPr>
+        <w:t xml:space="preserve"> </w:t>
+      </w:r>
+      <w:r>
+        <w:rPr>
+          <w:rFonts w:hint="eastAsia"/>
+          <w:bCs/>
+          <w:sz w:val="24"/>
+          <w:szCs w:val="24"/>
+        </w:rPr>
+        <w:t>병합</w:t>
+      </w:r>
+      <w:r>
+        <w:rPr>
+          <w:rFonts w:hint="eastAsia"/>
+          <w:bCs/>
+          <w:sz w:val="24"/>
+          <w:szCs w:val="24"/>
+        </w:rPr>
+        <w:t xml:space="preserve">(merge), </w:t>
+      </w:r>
+      <w:r>
+        <w:rPr>
+          <w:rFonts w:hint="eastAsia"/>
+          <w:bCs/>
+          <w:sz w:val="24"/>
+          <w:szCs w:val="24"/>
+        </w:rPr>
+        <w:t>복원만</w:t>
+      </w:r>
+      <w:r>
+        <w:rPr>
+          <w:rFonts w:hint="eastAsia"/>
+          <w:bCs/>
+          <w:sz w:val="24"/>
+          <w:szCs w:val="24"/>
+        </w:rPr>
+        <w:t xml:space="preserve"> </w:t>
+      </w:r>
+      <w:r>
+        <w:rPr>
+          <w:rFonts w:hint="eastAsia"/>
+          <w:bCs/>
+          <w:sz w:val="24"/>
+          <w:szCs w:val="24"/>
+        </w:rPr>
+        <w:t>의도적</w:t>
+      </w:r>
+      <w:r>
+        <w:rPr>
+          <w:rFonts w:hint="eastAsia"/>
+          <w:bCs/>
+          <w:sz w:val="24"/>
+          <w:szCs w:val="24"/>
+        </w:rPr>
+        <w:t xml:space="preserve"> </w:t>
+      </w:r>
+      <w:r>
+        <w:rPr>
+          <w:rFonts w:hint="eastAsia"/>
+          <w:bCs/>
+          <w:sz w:val="24"/>
+          <w:szCs w:val="24"/>
+        </w:rPr>
+        <w:t>전체교체”로</w:t>
+      </w:r>
+      <w:r>
+        <w:rPr>
+          <w:rFonts w:hint="eastAsia"/>
+          <w:bCs/>
+          <w:sz w:val="24"/>
+          <w:szCs w:val="24"/>
+        </w:rPr>
+        <w:t xml:space="preserve"> </w:t>
+      </w:r>
+      <w:r>
+        <w:rPr>
+          <w:rFonts w:hint="eastAsia"/>
+          <w:bCs/>
+          <w:sz w:val="24"/>
+          <w:szCs w:val="24"/>
+        </w:rPr>
+        <w:t>방향</w:t>
+      </w:r>
+      <w:r>
+        <w:rPr>
+          <w:rFonts w:hint="eastAsia"/>
+          <w:bCs/>
+          <w:sz w:val="24"/>
+          <w:szCs w:val="24"/>
+        </w:rPr>
+        <w:t xml:space="preserve"> </w:t>
+      </w:r>
+      <w:r>
+        <w:rPr>
+          <w:rFonts w:hint="eastAsia"/>
+          <w:bCs/>
+          <w:sz w:val="24"/>
+          <w:szCs w:val="24"/>
+        </w:rPr>
+        <w:t>확정</w:t>
+      </w:r>
+      <w:r>
+        <w:rPr>
+          <w:rFonts w:hint="eastAsia"/>
+          <w:bCs/>
+          <w:sz w:val="24"/>
+          <w:szCs w:val="24"/>
+        </w:rPr>
+        <w:t xml:space="preserve">. </w:t>
+      </w:r>
+      <w:r>
+        <w:rPr>
+          <w:rFonts w:hint="eastAsia"/>
+          <w:bCs/>
+          <w:sz w:val="24"/>
+          <w:szCs w:val="24"/>
+        </w:rPr>
+        <w:t>폰의</w:t>
+      </w:r>
+      <w:r>
+        <w:rPr>
+          <w:rFonts w:hint="eastAsia"/>
+          <w:bCs/>
+          <w:sz w:val="24"/>
+          <w:szCs w:val="24"/>
+        </w:rPr>
+        <w:t xml:space="preserve"> </w:t>
+      </w:r>
+      <w:r>
+        <w:rPr>
+          <w:rFonts w:hint="eastAsia"/>
+          <w:bCs/>
+          <w:sz w:val="24"/>
+          <w:szCs w:val="24"/>
+        </w:rPr>
+        <w:t>“지금</w:t>
+      </w:r>
+      <w:r>
+        <w:rPr>
+          <w:rFonts w:hint="eastAsia"/>
+          <w:bCs/>
+          <w:sz w:val="24"/>
+          <w:szCs w:val="24"/>
+        </w:rPr>
+        <w:t xml:space="preserve"> </w:t>
+      </w:r>
+      <w:r>
+        <w:rPr>
+          <w:rFonts w:hint="eastAsia"/>
+          <w:bCs/>
+          <w:sz w:val="24"/>
+          <w:szCs w:val="24"/>
+        </w:rPr>
+        <w:t>백업”과</w:t>
+      </w:r>
+      <w:r>
+        <w:rPr>
+          <w:rFonts w:hint="eastAsia"/>
+          <w:bCs/>
+          <w:sz w:val="24"/>
+          <w:szCs w:val="24"/>
+        </w:rPr>
+        <w:t xml:space="preserve"> input.html</w:t>
+      </w:r>
+      <w:r>
+        <w:rPr>
+          <w:rFonts w:hint="eastAsia"/>
+          <w:bCs/>
+          <w:sz w:val="24"/>
+          <w:szCs w:val="24"/>
+        </w:rPr>
+        <w:t>의</w:t>
+      </w:r>
+      <w:r>
+        <w:rPr>
+          <w:rFonts w:hint="eastAsia"/>
+          <w:bCs/>
+          <w:sz w:val="24"/>
+          <w:szCs w:val="24"/>
+        </w:rPr>
+        <w:t xml:space="preserve"> </w:t>
+      </w:r>
+      <w:r>
+        <w:rPr>
+          <w:rFonts w:hint="eastAsia"/>
+          <w:bCs/>
+          <w:sz w:val="24"/>
+          <w:szCs w:val="24"/>
+        </w:rPr>
+        <w:t>“변경사항</w:t>
+      </w:r>
+      <w:r>
+        <w:rPr>
+          <w:rFonts w:hint="eastAsia"/>
+          <w:bCs/>
+          <w:sz w:val="24"/>
+          <w:szCs w:val="24"/>
+        </w:rPr>
+        <w:t xml:space="preserve"> </w:t>
+      </w:r>
+      <w:r>
+        <w:rPr>
+          <w:rFonts w:hint="eastAsia"/>
+          <w:bCs/>
+          <w:sz w:val="24"/>
+          <w:szCs w:val="24"/>
+        </w:rPr>
+        <w:t>저장”</w:t>
+      </w:r>
+      <w:r>
+        <w:rPr>
+          <w:rFonts w:hint="eastAsia"/>
+          <w:bCs/>
+          <w:sz w:val="24"/>
+          <w:szCs w:val="24"/>
+        </w:rPr>
+        <w:t xml:space="preserve"> </w:t>
+      </w:r>
+      <w:r>
+        <w:rPr>
+          <w:rFonts w:hint="eastAsia"/>
+          <w:bCs/>
+          <w:sz w:val="24"/>
+          <w:szCs w:val="24"/>
+        </w:rPr>
+        <w:t>모두</w:t>
+      </w:r>
+      <w:r>
+        <w:rPr>
+          <w:rFonts w:hint="eastAsia"/>
+          <w:bCs/>
+          <w:sz w:val="24"/>
+          <w:szCs w:val="24"/>
+        </w:rPr>
+        <w:t xml:space="preserve"> </w:t>
+      </w:r>
+      <w:r>
+        <w:rPr>
+          <w:rFonts w:hint="eastAsia"/>
+          <w:bCs/>
+          <w:sz w:val="24"/>
+          <w:szCs w:val="24"/>
+        </w:rPr>
+        <w:t>지금처럼</w:t>
+      </w:r>
+      <w:r>
+        <w:rPr>
+          <w:rFonts w:hint="eastAsia"/>
+          <w:bCs/>
+          <w:sz w:val="24"/>
+          <w:szCs w:val="24"/>
+        </w:rPr>
+        <w:t xml:space="preserve"> </w:t>
+      </w:r>
+      <w:r>
+        <w:rPr>
+          <w:rFonts w:hint="eastAsia"/>
+          <w:bCs/>
+          <w:sz w:val="24"/>
+          <w:szCs w:val="24"/>
+        </w:rPr>
+        <w:t>순수</w:t>
+      </w:r>
+      <w:r>
+        <w:rPr>
+          <w:rFonts w:hint="eastAsia"/>
+          <w:bCs/>
+          <w:sz w:val="24"/>
+          <w:szCs w:val="24"/>
+        </w:rPr>
+        <w:t xml:space="preserve"> </w:t>
+      </w:r>
+      <w:r>
+        <w:rPr>
+          <w:rFonts w:hint="eastAsia"/>
+          <w:bCs/>
+          <w:sz w:val="24"/>
+          <w:szCs w:val="24"/>
+        </w:rPr>
+        <w:t>덮어쓰기</w:t>
+      </w:r>
+      <w:r>
+        <w:rPr>
+          <w:rFonts w:hint="eastAsia"/>
+          <w:bCs/>
+          <w:sz w:val="24"/>
+          <w:szCs w:val="24"/>
+        </w:rPr>
+        <w:t>/append</w:t>
+      </w:r>
+      <w:r>
+        <w:rPr>
+          <w:rFonts w:hint="eastAsia"/>
+          <w:bCs/>
+          <w:sz w:val="24"/>
+          <w:szCs w:val="24"/>
+        </w:rPr>
+        <w:t>가</w:t>
+      </w:r>
+      <w:r>
+        <w:rPr>
+          <w:rFonts w:hint="eastAsia"/>
+          <w:bCs/>
+          <w:sz w:val="24"/>
+          <w:szCs w:val="24"/>
+        </w:rPr>
+        <w:t xml:space="preserve"> </w:t>
+      </w:r>
+      <w:r>
+        <w:rPr>
+          <w:rFonts w:hint="eastAsia"/>
+          <w:bCs/>
+          <w:sz w:val="24"/>
+          <w:szCs w:val="24"/>
+        </w:rPr>
+        <w:t>아니라</w:t>
+      </w:r>
+      <w:r>
+        <w:rPr>
+          <w:rFonts w:hint="eastAsia"/>
+          <w:bCs/>
+          <w:sz w:val="24"/>
+          <w:szCs w:val="24"/>
+        </w:rPr>
+        <w:t xml:space="preserve">, </w:t>
+      </w:r>
+      <w:r>
+        <w:rPr>
+          <w:rFonts w:hint="eastAsia"/>
+          <w:bCs/>
+          <w:sz w:val="24"/>
+          <w:szCs w:val="24"/>
+        </w:rPr>
+        <w:t>기존</w:t>
+      </w:r>
+      <w:r>
+        <w:rPr>
+          <w:rFonts w:hint="eastAsia"/>
+          <w:bCs/>
+          <w:sz w:val="24"/>
+          <w:szCs w:val="24"/>
+        </w:rPr>
+        <w:t xml:space="preserve"> </w:t>
+      </w:r>
+      <w:r>
+        <w:rPr>
+          <w:rFonts w:hint="eastAsia"/>
+          <w:bCs/>
+          <w:sz w:val="24"/>
+          <w:szCs w:val="24"/>
+        </w:rPr>
+        <w:t>“클라우드와</w:t>
+      </w:r>
+      <w:r>
+        <w:rPr>
+          <w:rFonts w:hint="eastAsia"/>
+          <w:bCs/>
+          <w:sz w:val="24"/>
+          <w:szCs w:val="24"/>
+        </w:rPr>
+        <w:t xml:space="preserve"> </w:t>
+      </w:r>
+      <w:r>
+        <w:rPr>
+          <w:rFonts w:hint="eastAsia"/>
+          <w:bCs/>
+          <w:sz w:val="24"/>
+          <w:szCs w:val="24"/>
+        </w:rPr>
+        <w:t>병합”</w:t>
+      </w:r>
+      <w:r>
+        <w:rPr>
+          <w:rFonts w:hint="eastAsia"/>
+          <w:bCs/>
+          <w:sz w:val="24"/>
+          <w:szCs w:val="24"/>
+        </w:rPr>
+        <w:t xml:space="preserve"> </w:t>
+      </w:r>
+      <w:r>
+        <w:rPr>
+          <w:rFonts w:hint="eastAsia"/>
+          <w:bCs/>
+          <w:sz w:val="24"/>
+          <w:szCs w:val="24"/>
+        </w:rPr>
+        <w:t>로직</w:t>
+      </w:r>
+      <w:r>
+        <w:rPr>
+          <w:rFonts w:hint="eastAsia"/>
+          <w:bCs/>
+          <w:sz w:val="24"/>
+          <w:szCs w:val="24"/>
+        </w:rPr>
+        <w:t>(</w:t>
+      </w:r>
+      <w:r>
+        <w:rPr>
+          <w:rFonts w:hint="eastAsia"/>
+          <w:bCs/>
+          <w:sz w:val="24"/>
+          <w:szCs w:val="24"/>
+        </w:rPr>
+        <w:t>텍스트</w:t>
+      </w:r>
+      <w:r>
+        <w:rPr>
+          <w:rFonts w:hint="eastAsia"/>
+          <w:bCs/>
+          <w:sz w:val="24"/>
+          <w:szCs w:val="24"/>
+        </w:rPr>
+        <w:t xml:space="preserve"> </w:t>
+      </w:r>
+      <w:r>
+        <w:rPr>
+          <w:rFonts w:hint="eastAsia"/>
+          <w:bCs/>
+          <w:sz w:val="24"/>
+          <w:szCs w:val="24"/>
+        </w:rPr>
+        <w:t>완전일치</w:t>
+      </w:r>
+      <w:r>
+        <w:rPr>
+          <w:rFonts w:hint="eastAsia"/>
+          <w:bCs/>
+          <w:sz w:val="24"/>
+          <w:szCs w:val="24"/>
+        </w:rPr>
+        <w:t xml:space="preserve"> </w:t>
+      </w:r>
+      <w:r>
+        <w:rPr>
+          <w:rFonts w:hint="eastAsia"/>
+          <w:bCs/>
+          <w:sz w:val="24"/>
+          <w:szCs w:val="24"/>
+        </w:rPr>
+        <w:t>기준으로</w:t>
+      </w:r>
+      <w:r>
+        <w:rPr>
+          <w:rFonts w:hint="eastAsia"/>
+          <w:bCs/>
+          <w:sz w:val="24"/>
+          <w:szCs w:val="24"/>
+        </w:rPr>
+        <w:t xml:space="preserve"> </w:t>
+      </w:r>
+      <w:r>
+        <w:rPr>
+          <w:rFonts w:hint="eastAsia"/>
+          <w:bCs/>
+          <w:sz w:val="24"/>
+          <w:szCs w:val="24"/>
+        </w:rPr>
+        <w:t>합치고</w:t>
+      </w:r>
+      <w:r>
+        <w:rPr>
+          <w:rFonts w:hint="eastAsia"/>
+          <w:bCs/>
+          <w:sz w:val="24"/>
+          <w:szCs w:val="24"/>
+        </w:rPr>
+        <w:t xml:space="preserve"> </w:t>
+      </w:r>
+      <w:r>
+        <w:rPr>
+          <w:rFonts w:hint="eastAsia"/>
+          <w:bCs/>
+          <w:sz w:val="24"/>
+          <w:szCs w:val="24"/>
+        </w:rPr>
+        <w:t>중요·미암기</w:t>
+      </w:r>
+      <w:r>
+        <w:rPr>
+          <w:rFonts w:hint="eastAsia"/>
+          <w:bCs/>
+          <w:sz w:val="24"/>
+          <w:szCs w:val="24"/>
+        </w:rPr>
+        <w:t xml:space="preserve"> </w:t>
+      </w:r>
+      <w:r>
+        <w:rPr>
+          <w:rFonts w:hint="eastAsia"/>
+          <w:bCs/>
+          <w:sz w:val="24"/>
+          <w:szCs w:val="24"/>
+        </w:rPr>
+        <w:t>표시는</w:t>
+      </w:r>
+      <w:r>
+        <w:rPr>
+          <w:rFonts w:hint="eastAsia"/>
+          <w:bCs/>
+          <w:sz w:val="24"/>
+          <w:szCs w:val="24"/>
+        </w:rPr>
+        <w:t xml:space="preserve"> OR</w:t>
+      </w:r>
+      <w:r>
+        <w:rPr>
+          <w:rFonts w:hint="eastAsia"/>
+          <w:bCs/>
+          <w:sz w:val="24"/>
+          <w:szCs w:val="24"/>
+        </w:rPr>
+        <w:t>로</w:t>
+      </w:r>
+      <w:r>
+        <w:rPr>
+          <w:rFonts w:hint="eastAsia"/>
+          <w:bCs/>
+          <w:sz w:val="24"/>
+          <w:szCs w:val="24"/>
+        </w:rPr>
+        <w:t xml:space="preserve"> </w:t>
+      </w:r>
+      <w:r>
+        <w:rPr>
+          <w:rFonts w:hint="eastAsia"/>
+          <w:bCs/>
+          <w:sz w:val="24"/>
+          <w:szCs w:val="24"/>
+        </w:rPr>
+        <w:t>병합</w:t>
+      </w:r>
+      <w:r>
+        <w:rPr>
+          <w:rFonts w:hint="eastAsia"/>
+          <w:bCs/>
+          <w:sz w:val="24"/>
+          <w:szCs w:val="24"/>
+        </w:rPr>
+        <w:t>)</w:t>
+      </w:r>
+      <w:r>
+        <w:rPr>
+          <w:rFonts w:hint="eastAsia"/>
+          <w:bCs/>
+          <w:sz w:val="24"/>
+          <w:szCs w:val="24"/>
+        </w:rPr>
+        <w:t>을</w:t>
+      </w:r>
+      <w:r>
+        <w:rPr>
+          <w:rFonts w:hint="eastAsia"/>
+          <w:bCs/>
+          <w:sz w:val="24"/>
+          <w:szCs w:val="24"/>
+        </w:rPr>
+        <w:t xml:space="preserve"> </w:t>
+      </w:r>
+      <w:r>
+        <w:rPr>
+          <w:rFonts w:hint="eastAsia"/>
+          <w:bCs/>
+          <w:sz w:val="24"/>
+          <w:szCs w:val="24"/>
+        </w:rPr>
+        <w:t>저장</w:t>
+      </w:r>
+      <w:r>
+        <w:rPr>
+          <w:rFonts w:hint="eastAsia"/>
+          <w:bCs/>
+          <w:sz w:val="24"/>
+          <w:szCs w:val="24"/>
+        </w:rPr>
+        <w:t xml:space="preserve"> </w:t>
+      </w:r>
+      <w:r>
+        <w:rPr>
+          <w:rFonts w:hint="eastAsia"/>
+          <w:bCs/>
+          <w:sz w:val="24"/>
+          <w:szCs w:val="24"/>
+        </w:rPr>
+        <w:t>경로의</w:t>
+      </w:r>
+      <w:r>
+        <w:rPr>
+          <w:rFonts w:hint="eastAsia"/>
+          <w:bCs/>
+          <w:sz w:val="24"/>
+          <w:szCs w:val="24"/>
+        </w:rPr>
+        <w:t xml:space="preserve"> </w:t>
+      </w:r>
+      <w:r>
+        <w:rPr>
+          <w:rFonts w:hint="eastAsia"/>
+          <w:bCs/>
+          <w:sz w:val="24"/>
+          <w:szCs w:val="24"/>
+        </w:rPr>
+        <w:t>기본</w:t>
+      </w:r>
+      <w:r>
+        <w:rPr>
+          <w:rFonts w:hint="eastAsia"/>
+          <w:bCs/>
+          <w:sz w:val="24"/>
+          <w:szCs w:val="24"/>
+        </w:rPr>
+        <w:t xml:space="preserve"> </w:t>
+      </w:r>
+      <w:r>
+        <w:rPr>
+          <w:rFonts w:hint="eastAsia"/>
+          <w:bCs/>
+          <w:sz w:val="24"/>
+          <w:szCs w:val="24"/>
+        </w:rPr>
+        <w:t>동작으로</w:t>
+      </w:r>
+      <w:r>
+        <w:rPr>
+          <w:rFonts w:hint="eastAsia"/>
+          <w:bCs/>
+          <w:sz w:val="24"/>
+          <w:szCs w:val="24"/>
+        </w:rPr>
+        <w:t xml:space="preserve"> </w:t>
+      </w:r>
+      <w:r>
+        <w:rPr>
+          <w:rFonts w:hint="eastAsia"/>
+          <w:bCs/>
+          <w:sz w:val="24"/>
+          <w:szCs w:val="24"/>
+        </w:rPr>
+        <w:t>통일하는</w:t>
+      </w:r>
+      <w:r>
+        <w:rPr>
+          <w:rFonts w:hint="eastAsia"/>
+          <w:bCs/>
+          <w:sz w:val="24"/>
+          <w:szCs w:val="24"/>
+        </w:rPr>
+        <w:t xml:space="preserve"> </w:t>
+      </w:r>
+      <w:r>
+        <w:rPr>
+          <w:rFonts w:hint="eastAsia"/>
+          <w:bCs/>
+          <w:sz w:val="24"/>
+          <w:szCs w:val="24"/>
+        </w:rPr>
+        <w:t>방향</w:t>
+      </w:r>
+      <w:r>
+        <w:rPr>
+          <w:rFonts w:hint="eastAsia"/>
+          <w:bCs/>
+          <w:sz w:val="24"/>
+          <w:szCs w:val="24"/>
+        </w:rPr>
+        <w:t xml:space="preserve"> </w:t>
+      </w:r>
+      <w:r>
+        <w:rPr>
+          <w:rFonts w:hint="eastAsia"/>
+          <w:bCs/>
+          <w:sz w:val="24"/>
+          <w:szCs w:val="24"/>
+        </w:rPr>
+        <w:t>—</w:t>
+      </w:r>
+      <w:r>
+        <w:rPr>
+          <w:rFonts w:hint="eastAsia"/>
+          <w:bCs/>
+          <w:sz w:val="24"/>
+          <w:szCs w:val="24"/>
+        </w:rPr>
+        <w:t xml:space="preserve"> </w:t>
+      </w:r>
+      <w:r>
+        <w:rPr>
+          <w:rFonts w:hint="eastAsia"/>
+          <w:bCs/>
+          <w:sz w:val="24"/>
+          <w:szCs w:val="24"/>
+        </w:rPr>
+        <w:t>사용자는</w:t>
+      </w:r>
+      <w:r>
+        <w:rPr>
+          <w:rFonts w:hint="eastAsia"/>
+          <w:bCs/>
+          <w:sz w:val="24"/>
+          <w:szCs w:val="24"/>
+        </w:rPr>
+        <w:t xml:space="preserve"> </w:t>
+      </w:r>
+      <w:r>
+        <w:rPr>
+          <w:rFonts w:hint="eastAsia"/>
+          <w:bCs/>
+          <w:sz w:val="24"/>
+          <w:szCs w:val="24"/>
+        </w:rPr>
+        <w:t>판단</w:t>
+      </w:r>
+      <w:r>
+        <w:rPr>
+          <w:rFonts w:hint="eastAsia"/>
+          <w:bCs/>
+          <w:sz w:val="24"/>
+          <w:szCs w:val="24"/>
+        </w:rPr>
+        <w:t xml:space="preserve"> </w:t>
+      </w:r>
+      <w:r>
+        <w:rPr>
+          <w:rFonts w:hint="eastAsia"/>
+          <w:bCs/>
+          <w:sz w:val="24"/>
+          <w:szCs w:val="24"/>
+        </w:rPr>
+        <w:t>없이</w:t>
+      </w:r>
+      <w:r>
+        <w:rPr>
+          <w:rFonts w:hint="eastAsia"/>
+          <w:bCs/>
+          <w:sz w:val="24"/>
+          <w:szCs w:val="24"/>
+        </w:rPr>
+        <w:t xml:space="preserve"> </w:t>
+      </w:r>
+      <w:r>
+        <w:rPr>
+          <w:rFonts w:hint="eastAsia"/>
+          <w:bCs/>
+          <w:sz w:val="24"/>
+          <w:szCs w:val="24"/>
+        </w:rPr>
+        <w:t>평소처럼</w:t>
+      </w:r>
+      <w:r>
+        <w:rPr>
+          <w:rFonts w:hint="eastAsia"/>
+          <w:bCs/>
+          <w:sz w:val="24"/>
+          <w:szCs w:val="24"/>
+        </w:rPr>
+        <w:t xml:space="preserve"> </w:t>
+      </w:r>
+      <w:r>
+        <w:rPr>
+          <w:rFonts w:hint="eastAsia"/>
+          <w:bCs/>
+          <w:sz w:val="24"/>
+          <w:szCs w:val="24"/>
+        </w:rPr>
+        <w:t>저장만</w:t>
+      </w:r>
+      <w:r>
+        <w:rPr>
+          <w:rFonts w:hint="eastAsia"/>
+          <w:bCs/>
+          <w:sz w:val="24"/>
+          <w:szCs w:val="24"/>
+        </w:rPr>
+        <w:t xml:space="preserve"> </w:t>
+      </w:r>
+      <w:r>
+        <w:rPr>
+          <w:rFonts w:hint="eastAsia"/>
+          <w:bCs/>
+          <w:sz w:val="24"/>
+          <w:szCs w:val="24"/>
+        </w:rPr>
+        <w:t>누르면</w:t>
+      </w:r>
+      <w:r>
+        <w:rPr>
+          <w:rFonts w:hint="eastAsia"/>
+          <w:bCs/>
+          <w:sz w:val="24"/>
+          <w:szCs w:val="24"/>
+        </w:rPr>
+        <w:t xml:space="preserve"> </w:t>
+      </w:r>
+      <w:r>
+        <w:rPr>
+          <w:rFonts w:hint="eastAsia"/>
+          <w:bCs/>
+          <w:sz w:val="24"/>
+          <w:szCs w:val="24"/>
+        </w:rPr>
+        <w:t>되고</w:t>
+      </w:r>
+      <w:r>
+        <w:rPr>
+          <w:rFonts w:hint="eastAsia"/>
+          <w:bCs/>
+          <w:sz w:val="24"/>
+          <w:szCs w:val="24"/>
+        </w:rPr>
+        <w:t xml:space="preserve">, </w:t>
+      </w:r>
+      <w:r>
+        <w:rPr>
+          <w:rFonts w:hint="eastAsia"/>
+          <w:bCs/>
+          <w:sz w:val="24"/>
+          <w:szCs w:val="24"/>
+        </w:rPr>
+        <w:t>어느</w:t>
+      </w:r>
+      <w:r>
+        <w:rPr>
+          <w:rFonts w:hint="eastAsia"/>
+          <w:bCs/>
+          <w:sz w:val="24"/>
+          <w:szCs w:val="24"/>
+        </w:rPr>
+        <w:t xml:space="preserve"> </w:t>
+      </w:r>
+      <w:r>
+        <w:rPr>
+          <w:rFonts w:hint="eastAsia"/>
+          <w:bCs/>
+          <w:sz w:val="24"/>
+          <w:szCs w:val="24"/>
+        </w:rPr>
+        <w:t>쪽이</w:t>
+      </w:r>
+      <w:r>
+        <w:rPr>
+          <w:rFonts w:hint="eastAsia"/>
+          <w:bCs/>
+          <w:sz w:val="24"/>
+          <w:szCs w:val="24"/>
+        </w:rPr>
+        <w:t xml:space="preserve"> </w:t>
+      </w:r>
+      <w:r>
+        <w:rPr>
+          <w:rFonts w:hint="eastAsia"/>
+          <w:bCs/>
+          <w:sz w:val="24"/>
+          <w:szCs w:val="24"/>
+        </w:rPr>
+        <w:t>먼저</w:t>
+      </w:r>
+      <w:r>
+        <w:rPr>
+          <w:rFonts w:hint="eastAsia"/>
+          <w:bCs/>
+          <w:sz w:val="24"/>
+          <w:szCs w:val="24"/>
+        </w:rPr>
+        <w:t xml:space="preserve"> </w:t>
+      </w:r>
+      <w:r>
+        <w:rPr>
+          <w:rFonts w:hint="eastAsia"/>
+          <w:bCs/>
+          <w:sz w:val="24"/>
+          <w:szCs w:val="24"/>
+        </w:rPr>
+        <w:t>저장해도</w:t>
+      </w:r>
+      <w:r>
+        <w:rPr>
+          <w:rFonts w:hint="eastAsia"/>
+          <w:bCs/>
+          <w:sz w:val="24"/>
+          <w:szCs w:val="24"/>
+        </w:rPr>
+        <w:t xml:space="preserve"> </w:t>
+      </w:r>
+      <w:r>
+        <w:rPr>
+          <w:rFonts w:hint="eastAsia"/>
+          <w:bCs/>
+          <w:sz w:val="24"/>
+          <w:szCs w:val="24"/>
+        </w:rPr>
+        <w:t>상대방의</w:t>
+      </w:r>
+      <w:r>
+        <w:rPr>
+          <w:rFonts w:hint="eastAsia"/>
+          <w:bCs/>
+          <w:sz w:val="24"/>
+          <w:szCs w:val="24"/>
+        </w:rPr>
+        <w:t xml:space="preserve"> </w:t>
+      </w:r>
+      <w:r>
+        <w:rPr>
+          <w:rFonts w:hint="eastAsia"/>
+          <w:bCs/>
+          <w:sz w:val="24"/>
+          <w:szCs w:val="24"/>
+        </w:rPr>
+        <w:t>변경분이</w:t>
+      </w:r>
+      <w:r>
+        <w:rPr>
+          <w:rFonts w:hint="eastAsia"/>
+          <w:bCs/>
+          <w:sz w:val="24"/>
+          <w:szCs w:val="24"/>
+        </w:rPr>
+        <w:t xml:space="preserve"> </w:t>
+      </w:r>
+      <w:r>
+        <w:rPr>
+          <w:rFonts w:hint="eastAsia"/>
+          <w:bCs/>
+          <w:sz w:val="24"/>
+          <w:szCs w:val="24"/>
+        </w:rPr>
+        <w:t>사라지지</w:t>
+      </w:r>
+      <w:r>
+        <w:rPr>
+          <w:rFonts w:hint="eastAsia"/>
+          <w:bCs/>
+          <w:sz w:val="24"/>
+          <w:szCs w:val="24"/>
+        </w:rPr>
+        <w:t xml:space="preserve"> </w:t>
+      </w:r>
+      <w:r>
+        <w:rPr>
+          <w:rFonts w:hint="eastAsia"/>
+          <w:bCs/>
+          <w:sz w:val="24"/>
+          <w:szCs w:val="24"/>
+        </w:rPr>
+        <w:t>않음</w:t>
+      </w:r>
+      <w:r>
+        <w:rPr>
+          <w:rFonts w:hint="eastAsia"/>
+          <w:bCs/>
+          <w:sz w:val="24"/>
+          <w:szCs w:val="24"/>
+        </w:rPr>
+        <w:t xml:space="preserve">. </w:t>
+      </w:r>
+      <w:r>
+        <w:rPr>
+          <w:rFonts w:hint="eastAsia"/>
+          <w:bCs/>
+          <w:sz w:val="24"/>
+          <w:szCs w:val="24"/>
+        </w:rPr>
+        <w:t>“클라우드에서</w:t>
+      </w:r>
+      <w:r>
+        <w:rPr>
+          <w:rFonts w:hint="eastAsia"/>
+          <w:bCs/>
+          <w:sz w:val="24"/>
+          <w:szCs w:val="24"/>
+        </w:rPr>
+        <w:t xml:space="preserve"> </w:t>
+      </w:r>
+      <w:r>
+        <w:rPr>
+          <w:rFonts w:hint="eastAsia"/>
+          <w:bCs/>
+          <w:sz w:val="24"/>
+          <w:szCs w:val="24"/>
+        </w:rPr>
+        <w:t>복원”만</w:t>
+      </w:r>
+      <w:r>
+        <w:rPr>
+          <w:rFonts w:hint="eastAsia"/>
+          <w:bCs/>
+          <w:sz w:val="24"/>
+          <w:szCs w:val="24"/>
+        </w:rPr>
+        <w:t xml:space="preserve"> </w:t>
+      </w:r>
+      <w:r>
+        <w:rPr>
+          <w:rFonts w:hint="eastAsia"/>
+          <w:bCs/>
+          <w:sz w:val="24"/>
+          <w:szCs w:val="24"/>
+        </w:rPr>
+        <w:t>지금처럼</w:t>
+      </w:r>
+      <w:r>
+        <w:rPr>
+          <w:rFonts w:hint="eastAsia"/>
+          <w:bCs/>
+          <w:sz w:val="24"/>
+          <w:szCs w:val="24"/>
+        </w:rPr>
+        <w:t xml:space="preserve"> </w:t>
+      </w:r>
+      <w:r>
+        <w:rPr>
+          <w:rFonts w:hint="eastAsia"/>
+          <w:bCs/>
+          <w:sz w:val="24"/>
+          <w:szCs w:val="24"/>
+        </w:rPr>
+        <w:t>의도적</w:t>
+      </w:r>
+      <w:r>
+        <w:rPr>
+          <w:rFonts w:hint="eastAsia"/>
+          <w:bCs/>
+          <w:sz w:val="24"/>
+          <w:szCs w:val="24"/>
+        </w:rPr>
+        <w:t xml:space="preserve"> </w:t>
+      </w:r>
+      <w:r>
+        <w:rPr>
+          <w:rFonts w:hint="eastAsia"/>
+          <w:bCs/>
+          <w:sz w:val="24"/>
+          <w:szCs w:val="24"/>
+        </w:rPr>
+        <w:t>전체</w:t>
+      </w:r>
+      <w:r>
+        <w:rPr>
+          <w:rFonts w:hint="eastAsia"/>
+          <w:bCs/>
+          <w:sz w:val="24"/>
+          <w:szCs w:val="24"/>
+        </w:rPr>
+        <w:t xml:space="preserve"> </w:t>
+      </w:r>
+      <w:r>
+        <w:rPr>
+          <w:rFonts w:hint="eastAsia"/>
+          <w:bCs/>
+          <w:sz w:val="24"/>
+          <w:szCs w:val="24"/>
+        </w:rPr>
+        <w:t>교체</w:t>
+      </w:r>
+      <w:r>
+        <w:rPr>
+          <w:rFonts w:hint="eastAsia"/>
+          <w:bCs/>
+          <w:sz w:val="24"/>
+          <w:szCs w:val="24"/>
+        </w:rPr>
+        <w:t>(</w:t>
+      </w:r>
+      <w:r>
+        <w:rPr>
+          <w:rFonts w:hint="eastAsia"/>
+          <w:bCs/>
+          <w:sz w:val="24"/>
+          <w:szCs w:val="24"/>
+        </w:rPr>
+        <w:t>경고문</w:t>
+      </w:r>
+      <w:r>
+        <w:rPr>
+          <w:rFonts w:hint="eastAsia"/>
+          <w:bCs/>
+          <w:sz w:val="24"/>
+          <w:szCs w:val="24"/>
+        </w:rPr>
+        <w:t>+</w:t>
+      </w:r>
+      <w:r>
+        <w:rPr>
+          <w:rFonts w:hint="eastAsia"/>
+          <w:bCs/>
+          <w:sz w:val="24"/>
+          <w:szCs w:val="24"/>
+        </w:rPr>
+        <w:t>호박색</w:t>
+      </w:r>
+      <w:r>
+        <w:rPr>
+          <w:rFonts w:hint="eastAsia"/>
+          <w:bCs/>
+          <w:sz w:val="24"/>
+          <w:szCs w:val="24"/>
+        </w:rPr>
+        <w:t xml:space="preserve"> </w:t>
+      </w:r>
+      <w:r>
+        <w:rPr>
+          <w:rFonts w:hint="eastAsia"/>
+          <w:bCs/>
+          <w:sz w:val="24"/>
+          <w:szCs w:val="24"/>
+        </w:rPr>
+        <w:t>버튼</w:t>
+      </w:r>
+      <w:r>
+        <w:rPr>
+          <w:rFonts w:hint="eastAsia"/>
+          <w:bCs/>
+          <w:sz w:val="24"/>
+          <w:szCs w:val="24"/>
+        </w:rPr>
+        <w:t>)</w:t>
+      </w:r>
+      <w:r>
+        <w:rPr>
+          <w:rFonts w:hint="eastAsia"/>
+          <w:bCs/>
+          <w:sz w:val="24"/>
+          <w:szCs w:val="24"/>
+        </w:rPr>
+        <w:t>로</w:t>
+      </w:r>
+      <w:r>
+        <w:rPr>
+          <w:rFonts w:hint="eastAsia"/>
+          <w:bCs/>
+          <w:sz w:val="24"/>
+          <w:szCs w:val="24"/>
+        </w:rPr>
+        <w:t xml:space="preserve"> </w:t>
+      </w:r>
+      <w:r>
+        <w:rPr>
+          <w:rFonts w:hint="eastAsia"/>
+          <w:bCs/>
+          <w:sz w:val="24"/>
+          <w:szCs w:val="24"/>
+        </w:rPr>
+        <w:t>남김</w:t>
+      </w:r>
+      <w:r>
+        <w:rPr>
+          <w:rFonts w:hint="eastAsia"/>
+          <w:bCs/>
+          <w:sz w:val="24"/>
+          <w:szCs w:val="24"/>
+        </w:rPr>
+        <w:t xml:space="preserve">. </w:t>
+      </w:r>
+      <w:r>
+        <w:rPr>
+          <w:rFonts w:hint="eastAsia"/>
+          <w:bCs/>
+          <w:sz w:val="24"/>
+          <w:szCs w:val="24"/>
+        </w:rPr>
+        <w:t>한계</w:t>
+      </w:r>
+      <w:r>
+        <w:rPr>
+          <w:rFonts w:hint="eastAsia"/>
           <w:bCs/>
           <w:sz w:val="24"/>
           <w:szCs w:val="24"/>
@@ -5067,181 +6594,629 @@
       </w:r>
       <w:r>
         <w:rPr>
-          <w:sz w:val="24"/>
-          <w:szCs w:val="24"/>
-        </w:rPr>
-        <w:t>폰에서</w:t>
-      </w:r>
-      <w:r>
-        <w:rPr>
-          <w:sz w:val="24"/>
-          <w:szCs w:val="24"/>
-        </w:rPr>
-        <w:t xml:space="preserve"> </w:t>
-      </w:r>
-      <w:r>
-        <w:rPr>
-          <w:sz w:val="24"/>
-          <w:szCs w:val="24"/>
-        </w:rPr>
-        <w:t>학습</w:t>
-      </w:r>
-      <w:r>
-        <w:rPr>
-          <w:sz w:val="24"/>
-          <w:szCs w:val="24"/>
-        </w:rPr>
-        <w:t>/</w:t>
-      </w:r>
-      <w:r>
-        <w:rPr>
-          <w:sz w:val="24"/>
-          <w:szCs w:val="24"/>
-        </w:rPr>
-        <w:t>마킹</w:t>
-      </w:r>
-      <w:r>
-        <w:rPr>
-          <w:sz w:val="24"/>
-          <w:szCs w:val="24"/>
-        </w:rPr>
-        <w:t xml:space="preserve"> </w:t>
-      </w:r>
-      <w:r>
-        <w:rPr>
-          <w:sz w:val="24"/>
-          <w:szCs w:val="24"/>
-        </w:rPr>
-        <w:t>중일</w:t>
-      </w:r>
-      <w:r>
-        <w:rPr>
-          <w:sz w:val="24"/>
-          <w:szCs w:val="24"/>
-        </w:rPr>
-        <w:t xml:space="preserve"> </w:t>
-      </w:r>
-      <w:r>
-        <w:rPr>
-          <w:sz w:val="24"/>
-          <w:szCs w:val="24"/>
-        </w:rPr>
-        <w:t>때</w:t>
-      </w:r>
-      <w:r>
-        <w:rPr>
-          <w:sz w:val="24"/>
-          <w:szCs w:val="24"/>
-        </w:rPr>
-        <w:t xml:space="preserve"> PC</w:t>
-      </w:r>
-      <w:r>
-        <w:rPr>
-          <w:sz w:val="24"/>
-          <w:szCs w:val="24"/>
-        </w:rPr>
-        <w:t>에서</w:t>
-      </w:r>
-      <w:r>
-        <w:rPr>
-          <w:sz w:val="24"/>
-          <w:szCs w:val="24"/>
-        </w:rPr>
-        <w:t xml:space="preserve"> </w:t>
-      </w:r>
-      <w:r>
-        <w:rPr>
-          <w:sz w:val="24"/>
-          <w:szCs w:val="24"/>
-        </w:rPr>
-        <w:t>입력</w:t>
-      </w:r>
-      <w:r>
-        <w:rPr>
-          <w:sz w:val="24"/>
-          <w:szCs w:val="24"/>
-        </w:rPr>
-        <w:t>·</w:t>
-      </w:r>
-      <w:r>
-        <w:rPr>
-          <w:sz w:val="24"/>
-          <w:szCs w:val="24"/>
-        </w:rPr>
-        <w:t>저장한</w:t>
-      </w:r>
-      <w:r>
-        <w:rPr>
-          <w:sz w:val="24"/>
-          <w:szCs w:val="24"/>
-        </w:rPr>
-        <w:t xml:space="preserve"> </w:t>
-      </w:r>
-      <w:r>
-        <w:rPr>
-          <w:sz w:val="24"/>
-          <w:szCs w:val="24"/>
-        </w:rPr>
-        <w:t>뒤</w:t>
-      </w:r>
-      <w:r>
-        <w:rPr>
-          <w:sz w:val="24"/>
-          <w:szCs w:val="24"/>
-        </w:rPr>
-        <w:t xml:space="preserve"> </w:t>
-      </w:r>
-      <w:r>
-        <w:rPr>
-          <w:sz w:val="24"/>
-          <w:szCs w:val="24"/>
-        </w:rPr>
-        <w:t>폰에서</w:t>
-      </w:r>
-      <w:r>
-        <w:rPr>
-          <w:sz w:val="24"/>
-          <w:szCs w:val="24"/>
-        </w:rPr>
-        <w:t xml:space="preserve"> "</w:t>
-      </w:r>
-      <w:r>
-        <w:rPr>
-          <w:sz w:val="24"/>
-          <w:szCs w:val="24"/>
-        </w:rPr>
-        <w:t>복원</w:t>
-      </w:r>
-      <w:r>
-        <w:rPr>
-          <w:sz w:val="24"/>
-          <w:szCs w:val="24"/>
-        </w:rPr>
-        <w:t>"</w:t>
-      </w:r>
-      <w:r>
-        <w:rPr>
-          <w:sz w:val="24"/>
-          <w:szCs w:val="24"/>
-        </w:rPr>
-        <w:t>을</w:t>
-      </w:r>
-      <w:r>
-        <w:rPr>
-          <w:sz w:val="24"/>
-          <w:szCs w:val="24"/>
-        </w:rPr>
-        <w:t xml:space="preserve"> </w:t>
-      </w:r>
-      <w:r>
-        <w:rPr>
-          <w:sz w:val="24"/>
-          <w:szCs w:val="24"/>
-        </w:rPr>
-        <w:t>누르면</w:t>
-      </w:r>
-      <w:r>
-        <w:rPr>
+          <w:rFonts w:hint="eastAsia"/>
+          <w:bCs/>
+          <w:sz w:val="24"/>
+          <w:szCs w:val="24"/>
+        </w:rPr>
+        <w:t>같은</w:t>
+      </w:r>
+      <w:r>
+        <w:rPr>
+          <w:rFonts w:hint="eastAsia"/>
+          <w:bCs/>
+          <w:sz w:val="24"/>
+          <w:szCs w:val="24"/>
+        </w:rPr>
+        <w:t xml:space="preserve"> </w:t>
+      </w:r>
+      <w:r>
+        <w:rPr>
+          <w:rFonts w:hint="eastAsia"/>
+          <w:bCs/>
+          <w:sz w:val="24"/>
+          <w:szCs w:val="24"/>
+        </w:rPr>
+        <w:t>문장을</w:t>
+      </w:r>
+      <w:r>
+        <w:rPr>
+          <w:rFonts w:hint="eastAsia"/>
+          <w:bCs/>
+          <w:sz w:val="24"/>
+          <w:szCs w:val="24"/>
+        </w:rPr>
+        <w:t xml:space="preserve"> </w:t>
+      </w:r>
+      <w:r>
+        <w:rPr>
+          <w:rFonts w:hint="eastAsia"/>
+          <w:bCs/>
+          <w:sz w:val="24"/>
+          <w:szCs w:val="24"/>
+        </w:rPr>
+        <w:t>양쪽에서</w:t>
+      </w:r>
+      <w:r>
+        <w:rPr>
+          <w:rFonts w:hint="eastAsia"/>
+          <w:bCs/>
+          <w:sz w:val="24"/>
+          <w:szCs w:val="24"/>
+        </w:rPr>
+        <w:t xml:space="preserve"> </w:t>
+      </w:r>
+      <w:r>
+        <w:rPr>
+          <w:rFonts w:hint="eastAsia"/>
+          <w:bCs/>
+          <w:sz w:val="24"/>
+          <w:szCs w:val="24"/>
+        </w:rPr>
+        <w:t>서로</w:t>
+      </w:r>
+      <w:r>
+        <w:rPr>
+          <w:rFonts w:hint="eastAsia"/>
+          <w:bCs/>
+          <w:sz w:val="24"/>
+          <w:szCs w:val="24"/>
+        </w:rPr>
+        <w:t xml:space="preserve"> </w:t>
+      </w:r>
+      <w:r>
+        <w:rPr>
+          <w:rFonts w:hint="eastAsia"/>
+          <w:bCs/>
+          <w:sz w:val="24"/>
+          <w:szCs w:val="24"/>
+        </w:rPr>
+        <w:t>다르게</w:t>
+      </w:r>
+      <w:r>
+        <w:rPr>
+          <w:rFonts w:hint="eastAsia"/>
+          <w:bCs/>
+          <w:sz w:val="24"/>
+          <w:szCs w:val="24"/>
+        </w:rPr>
+        <w:t xml:space="preserve"> </w:t>
+      </w:r>
+      <w:r>
+        <w:rPr>
+          <w:rFonts w:hint="eastAsia"/>
+          <w:bCs/>
+          <w:sz w:val="24"/>
+          <w:szCs w:val="24"/>
+        </w:rPr>
+        <w:t>수정한</w:t>
+      </w:r>
+      <w:r>
+        <w:rPr>
+          <w:rFonts w:hint="eastAsia"/>
+          <w:bCs/>
+          <w:sz w:val="24"/>
+          <w:szCs w:val="24"/>
+        </w:rPr>
+        <w:t xml:space="preserve"> </w:t>
+      </w:r>
+      <w:r>
+        <w:rPr>
+          <w:rFonts w:hint="eastAsia"/>
+          <w:bCs/>
+          <w:sz w:val="24"/>
+          <w:szCs w:val="24"/>
+        </w:rPr>
+        <w:t>극단적</w:t>
+      </w:r>
+      <w:r>
+        <w:rPr>
+          <w:rFonts w:hint="eastAsia"/>
+          <w:bCs/>
+          <w:sz w:val="24"/>
+          <w:szCs w:val="24"/>
+        </w:rPr>
+        <w:t xml:space="preserve"> </w:t>
+      </w:r>
+      <w:r>
+        <w:rPr>
+          <w:rFonts w:hint="eastAsia"/>
+          <w:bCs/>
+          <w:sz w:val="24"/>
+          <w:szCs w:val="24"/>
+        </w:rPr>
+        <w:t>케이스는</w:t>
+      </w:r>
+      <w:r>
+        <w:rPr>
+          <w:rFonts w:hint="eastAsia"/>
+          <w:bCs/>
+          <w:sz w:val="24"/>
+          <w:szCs w:val="24"/>
+        </w:rPr>
+        <w:t xml:space="preserve"> </w:t>
+      </w:r>
+      <w:r>
+        <w:rPr>
+          <w:rFonts w:hint="eastAsia"/>
+          <w:bCs/>
+          <w:sz w:val="24"/>
+          <w:szCs w:val="24"/>
+        </w:rPr>
+        <w:t>텍스트가</w:t>
+      </w:r>
+      <w:r>
+        <w:rPr>
+          <w:rFonts w:hint="eastAsia"/>
+          <w:bCs/>
+          <w:sz w:val="24"/>
+          <w:szCs w:val="24"/>
+        </w:rPr>
+        <w:t xml:space="preserve"> </w:t>
+      </w:r>
+      <w:r>
+        <w:rPr>
+          <w:rFonts w:hint="eastAsia"/>
+          <w:bCs/>
+          <w:sz w:val="24"/>
+          <w:szCs w:val="24"/>
+        </w:rPr>
+        <w:t>달라져</w:t>
+      </w:r>
+      <w:r>
+        <w:rPr>
+          <w:rFonts w:hint="eastAsia"/>
+          <w:bCs/>
+          <w:sz w:val="24"/>
+          <w:szCs w:val="24"/>
+        </w:rPr>
+        <w:t xml:space="preserve"> </w:t>
+      </w:r>
+      <w:r>
+        <w:rPr>
+          <w:rFonts w:hint="eastAsia"/>
+          <w:bCs/>
+          <w:sz w:val="24"/>
+          <w:szCs w:val="24"/>
+        </w:rPr>
+        <w:t>별개</w:t>
+      </w:r>
+      <w:r>
+        <w:rPr>
+          <w:rFonts w:hint="eastAsia"/>
+          <w:bCs/>
+          <w:sz w:val="24"/>
+          <w:szCs w:val="24"/>
+        </w:rPr>
+        <w:t xml:space="preserve"> </w:t>
+      </w:r>
+      <w:r>
+        <w:rPr>
+          <w:rFonts w:hint="eastAsia"/>
+          <w:bCs/>
+          <w:sz w:val="24"/>
+          <w:szCs w:val="24"/>
+        </w:rPr>
+        <w:t>문장으로</w:t>
+      </w:r>
+      <w:r>
+        <w:rPr>
+          <w:rFonts w:hint="eastAsia"/>
+          <w:bCs/>
+          <w:sz w:val="24"/>
+          <w:szCs w:val="24"/>
+        </w:rPr>
+        <w:t xml:space="preserve"> </w:t>
+      </w:r>
+      <w:r>
+        <w:rPr>
+          <w:rFonts w:hint="eastAsia"/>
+          <w:bCs/>
+          <w:sz w:val="24"/>
+          <w:szCs w:val="24"/>
+        </w:rPr>
+        <w:t>중복</w:t>
+      </w:r>
+      <w:r>
+        <w:rPr>
+          <w:rFonts w:hint="eastAsia"/>
+          <w:bCs/>
+          <w:sz w:val="24"/>
+          <w:szCs w:val="24"/>
+        </w:rPr>
+        <w:t xml:space="preserve"> </w:t>
+      </w:r>
+      <w:r>
+        <w:rPr>
+          <w:rFonts w:hint="eastAsia"/>
+          <w:bCs/>
+          <w:sz w:val="24"/>
+          <w:szCs w:val="24"/>
+        </w:rPr>
+        <w:t>추가될</w:t>
+      </w:r>
+      <w:r>
+        <w:rPr>
+          <w:rFonts w:hint="eastAsia"/>
+          <w:bCs/>
+          <w:sz w:val="24"/>
+          <w:szCs w:val="24"/>
+        </w:rPr>
+        <w:t xml:space="preserve"> </w:t>
+      </w:r>
+      <w:r>
+        <w:rPr>
+          <w:rFonts w:hint="eastAsia"/>
+          <w:bCs/>
+          <w:sz w:val="24"/>
+          <w:szCs w:val="24"/>
+        </w:rPr>
+        <w:t>수</w:t>
+      </w:r>
+      <w:r>
+        <w:rPr>
+          <w:rFonts w:hint="eastAsia"/>
+          <w:bCs/>
+          <w:sz w:val="24"/>
+          <w:szCs w:val="24"/>
+        </w:rPr>
+        <w:t xml:space="preserve"> </w:t>
+      </w:r>
+      <w:r>
+        <w:rPr>
+          <w:rFonts w:hint="eastAsia"/>
+          <w:bCs/>
+          <w:sz w:val="24"/>
+          <w:szCs w:val="24"/>
+        </w:rPr>
+        <w:t>있음</w:t>
+      </w:r>
+      <w:r>
+        <w:rPr>
+          <w:rFonts w:hint="eastAsia"/>
+          <w:bCs/>
+          <w:sz w:val="24"/>
+          <w:szCs w:val="24"/>
+        </w:rPr>
+        <w:t xml:space="preserve"> </w:t>
+      </w:r>
+      <w:r>
+        <w:rPr>
+          <w:rFonts w:hint="eastAsia"/>
+          <w:bCs/>
+          <w:sz w:val="24"/>
+          <w:szCs w:val="24"/>
+        </w:rPr>
+        <w:t>—</w:t>
+      </w:r>
+      <w:r>
+        <w:rPr>
+          <w:rFonts w:hint="eastAsia"/>
+          <w:bCs/>
+          <w:sz w:val="24"/>
+          <w:szCs w:val="24"/>
+        </w:rPr>
+        <w:t xml:space="preserve"> </w:t>
+      </w:r>
+      <w:r>
+        <w:rPr>
+          <w:rFonts w:hint="eastAsia"/>
+          <w:bCs/>
+          <w:sz w:val="24"/>
+          <w:szCs w:val="24"/>
+        </w:rPr>
+        <w:t>조용한</w:t>
+      </w:r>
+      <w:r>
+        <w:rPr>
+          <w:rFonts w:hint="eastAsia"/>
+          <w:bCs/>
+          <w:sz w:val="24"/>
+          <w:szCs w:val="24"/>
+        </w:rPr>
+        <w:t xml:space="preserve"> </w:t>
+      </w:r>
+      <w:r>
+        <w:rPr>
+          <w:rFonts w:hint="eastAsia"/>
+          <w:bCs/>
+          <w:sz w:val="24"/>
+          <w:szCs w:val="24"/>
+        </w:rPr>
+        <w:t>유실이</w:t>
+      </w:r>
+      <w:r>
+        <w:rPr>
+          <w:rFonts w:hint="eastAsia"/>
+          <w:bCs/>
+          <w:sz w:val="24"/>
+          <w:szCs w:val="24"/>
+        </w:rPr>
+        <w:t xml:space="preserve"> </w:t>
+      </w:r>
+      <w:r>
+        <w:rPr>
+          <w:rFonts w:hint="eastAsia"/>
+          <w:bCs/>
+          <w:sz w:val="24"/>
+          <w:szCs w:val="24"/>
+        </w:rPr>
+        <w:t>아니라</w:t>
+      </w:r>
+      <w:r>
+        <w:rPr>
+          <w:rFonts w:hint="eastAsia"/>
+          <w:bCs/>
+          <w:sz w:val="24"/>
+          <w:szCs w:val="24"/>
+        </w:rPr>
+        <w:t xml:space="preserve"> </w:t>
+      </w:r>
+      <w:r>
+        <w:rPr>
+          <w:rFonts w:hint="eastAsia"/>
+          <w:bCs/>
+          <w:sz w:val="24"/>
+          <w:szCs w:val="24"/>
+        </w:rPr>
+        <w:t>눈에</w:t>
+      </w:r>
+      <w:r>
+        <w:rPr>
+          <w:rFonts w:hint="eastAsia"/>
+          <w:bCs/>
+          <w:sz w:val="24"/>
+          <w:szCs w:val="24"/>
+        </w:rPr>
+        <w:t xml:space="preserve"> </w:t>
+      </w:r>
+      <w:r>
+        <w:rPr>
+          <w:rFonts w:hint="eastAsia"/>
+          <w:bCs/>
+          <w:sz w:val="24"/>
+          <w:szCs w:val="24"/>
+        </w:rPr>
+        <w:t>보이는</w:t>
+      </w:r>
+      <w:r>
+        <w:rPr>
+          <w:rFonts w:hint="eastAsia"/>
+          <w:bCs/>
+          <w:sz w:val="24"/>
+          <w:szCs w:val="24"/>
+        </w:rPr>
+        <w:t xml:space="preserve"> </w:t>
+      </w:r>
+      <w:r>
+        <w:rPr>
+          <w:rFonts w:hint="eastAsia"/>
+          <w:bCs/>
+          <w:sz w:val="24"/>
+          <w:szCs w:val="24"/>
+        </w:rPr>
+        <w:t>중복이라</w:t>
+      </w:r>
+      <w:r>
+        <w:rPr>
+          <w:rFonts w:hint="eastAsia"/>
+          <w:bCs/>
+          <w:sz w:val="24"/>
+          <w:szCs w:val="24"/>
+        </w:rPr>
+        <w:t xml:space="preserve"> </w:t>
+      </w:r>
+      <w:r>
+        <w:rPr>
+          <w:rFonts w:hint="eastAsia"/>
+          <w:bCs/>
+          <w:sz w:val="24"/>
+          <w:szCs w:val="24"/>
+        </w:rPr>
+        <w:t>허용</w:t>
+      </w:r>
+      <w:r>
+        <w:rPr>
+          <w:rFonts w:hint="eastAsia"/>
+          <w:bCs/>
+          <w:sz w:val="24"/>
+          <w:szCs w:val="24"/>
+        </w:rPr>
+        <w:t xml:space="preserve"> </w:t>
+      </w:r>
+      <w:r>
+        <w:rPr>
+          <w:rFonts w:hint="eastAsia"/>
+          <w:bCs/>
+          <w:sz w:val="24"/>
+          <w:szCs w:val="24"/>
+        </w:rPr>
+        <w:t>가능한</w:t>
+      </w:r>
+      <w:r>
+        <w:rPr>
+          <w:rFonts w:hint="eastAsia"/>
+          <w:bCs/>
+          <w:sz w:val="24"/>
+          <w:szCs w:val="24"/>
+        </w:rPr>
+        <w:t xml:space="preserve"> </w:t>
+      </w:r>
+      <w:r>
+        <w:rPr>
+          <w:rFonts w:hint="eastAsia"/>
+          <w:bCs/>
+          <w:sz w:val="24"/>
+          <w:szCs w:val="24"/>
+        </w:rPr>
+        <w:t>실패</w:t>
+      </w:r>
+      <w:r>
+        <w:rPr>
+          <w:rFonts w:hint="eastAsia"/>
+          <w:bCs/>
+          <w:sz w:val="24"/>
+          <w:szCs w:val="24"/>
+        </w:rPr>
+        <w:t xml:space="preserve"> </w:t>
+      </w:r>
+      <w:r>
+        <w:rPr>
+          <w:rFonts w:hint="eastAsia"/>
+          <w:bCs/>
+          <w:sz w:val="24"/>
+          <w:szCs w:val="24"/>
+        </w:rPr>
+        <w:t>방식으로</w:t>
+      </w:r>
+      <w:r>
+        <w:rPr>
+          <w:rFonts w:hint="eastAsia"/>
+          <w:bCs/>
+          <w:sz w:val="24"/>
+          <w:szCs w:val="24"/>
+        </w:rPr>
+        <w:t xml:space="preserve"> </w:t>
+      </w:r>
+      <w:r>
+        <w:rPr>
+          <w:rFonts w:hint="eastAsia"/>
+          <w:bCs/>
+          <w:sz w:val="24"/>
+          <w:szCs w:val="24"/>
+        </w:rPr>
+        <w:t>판단</w:t>
+      </w:r>
+      <w:r>
+        <w:rPr>
+          <w:rFonts w:hint="eastAsia"/>
+          <w:bCs/>
+          <w:sz w:val="24"/>
+          <w:szCs w:val="24"/>
+        </w:rPr>
+        <w:t xml:space="preserve">. </w:t>
+      </w:r>
+      <w:r>
+        <w:rPr>
+          <w:rFonts w:hint="eastAsia"/>
+          <w:bCs/>
+          <w:sz w:val="24"/>
+          <w:szCs w:val="24"/>
+        </w:rPr>
+        <w:t>코드</w:t>
+      </w:r>
+      <w:r>
+        <w:rPr>
+          <w:rFonts w:hint="eastAsia"/>
+          <w:bCs/>
+          <w:sz w:val="24"/>
+          <w:szCs w:val="24"/>
+        </w:rPr>
+        <w:t xml:space="preserve"> </w:t>
+      </w:r>
+      <w:r>
+        <w:rPr>
+          <w:rFonts w:hint="eastAsia"/>
+          <w:bCs/>
+          <w:sz w:val="24"/>
+          <w:szCs w:val="24"/>
+        </w:rPr>
+        <w:t>구현은</w:t>
+      </w:r>
+      <w:r>
+        <w:rPr>
+          <w:rFonts w:hint="eastAsia"/>
+          <w:bCs/>
+          <w:sz w:val="24"/>
+          <w:szCs w:val="24"/>
+        </w:rPr>
+        <w:t xml:space="preserve"> </w:t>
+      </w:r>
+      <w:r>
+        <w:rPr>
+          <w:rFonts w:hint="eastAsia"/>
+          <w:bCs/>
+          <w:sz w:val="24"/>
+          <w:szCs w:val="24"/>
+        </w:rPr>
+        <w:t>아직</w:t>
+      </w:r>
+      <w:r>
+        <w:rPr>
+          <w:rFonts w:hint="eastAsia"/>
+          <w:bCs/>
+          <w:sz w:val="24"/>
+          <w:szCs w:val="24"/>
+        </w:rPr>
+        <w:t xml:space="preserve"> </w:t>
+      </w:r>
+      <w:r>
+        <w:rPr>
+          <w:rFonts w:hint="eastAsia"/>
+          <w:bCs/>
+          <w:sz w:val="24"/>
+          <w:szCs w:val="24"/>
+        </w:rPr>
+        <w:t>착수</w:t>
+      </w:r>
+      <w:r>
+        <w:rPr>
+          <w:rFonts w:hint="eastAsia"/>
+          <w:bCs/>
+          <w:sz w:val="24"/>
+          <w:szCs w:val="24"/>
+        </w:rPr>
+        <w:t xml:space="preserve"> </w:t>
+      </w:r>
+      <w:r>
+        <w:rPr>
+          <w:rFonts w:hint="eastAsia"/>
+          <w:bCs/>
+          <w:sz w:val="24"/>
+          <w:szCs w:val="24"/>
+        </w:rPr>
+        <w:t>전</w:t>
+      </w:r>
+      <w:r>
+        <w:rPr>
+          <w:rFonts w:hint="eastAsia"/>
+          <w:bCs/>
+          <w:sz w:val="24"/>
+          <w:szCs w:val="24"/>
+        </w:rPr>
+        <w:t>(</w:t>
+      </w:r>
+      <w:r>
+        <w:rPr>
+          <w:rFonts w:hint="eastAsia"/>
+          <w:bCs/>
+          <w:sz w:val="24"/>
+          <w:szCs w:val="24"/>
+        </w:rPr>
+        <w:t>방향만</w:t>
+      </w:r>
+      <w:r>
+        <w:rPr>
+          <w:rFonts w:hint="eastAsia"/>
+          <w:bCs/>
+          <w:sz w:val="24"/>
+          <w:szCs w:val="24"/>
+        </w:rPr>
+        <w:t xml:space="preserve"> </w:t>
+      </w:r>
+      <w:r>
+        <w:rPr>
+          <w:rFonts w:hint="eastAsia"/>
+          <w:bCs/>
+          <w:sz w:val="24"/>
+          <w:szCs w:val="24"/>
+        </w:rPr>
+        <w:t>확정</w:t>
+      </w:r>
+      <w:r>
+        <w:rPr>
+          <w:rFonts w:hint="eastAsia"/>
+          <w:bCs/>
           <w:sz w:val="24"/>
           <w:szCs w:val="24"/>
         </w:rPr>
@@ -5249,353 +7224,75 @@
       </w:r>
       <w:r>
         <w:rPr>
-          <w:sz w:val="24"/>
-          <w:szCs w:val="24"/>
-        </w:rPr>
-        <w:t>그</w:t>
-      </w:r>
-      <w:r>
-        <w:rPr>
-          <w:sz w:val="24"/>
-          <w:szCs w:val="24"/>
-        </w:rPr>
-        <w:t xml:space="preserve"> </w:t>
-      </w:r>
-      <w:r>
-        <w:rPr>
-          <w:sz w:val="24"/>
-          <w:szCs w:val="24"/>
-        </w:rPr>
-        <w:t>사이</w:t>
-      </w:r>
-      <w:r>
-        <w:rPr>
-          <w:sz w:val="24"/>
-          <w:szCs w:val="24"/>
-        </w:rPr>
-        <w:t xml:space="preserve"> </w:t>
-      </w:r>
-      <w:r>
-        <w:rPr>
-          <w:sz w:val="24"/>
-          <w:szCs w:val="24"/>
-        </w:rPr>
-        <w:t>폰에서</w:t>
-      </w:r>
-      <w:r>
-        <w:rPr>
-          <w:sz w:val="24"/>
-          <w:szCs w:val="24"/>
-        </w:rPr>
-        <w:t xml:space="preserve"> </w:t>
-      </w:r>
-      <w:r>
-        <w:rPr>
-          <w:sz w:val="24"/>
-          <w:szCs w:val="24"/>
-        </w:rPr>
-        <w:t>새로</w:t>
-      </w:r>
-      <w:r>
-        <w:rPr>
-          <w:sz w:val="24"/>
-          <w:szCs w:val="24"/>
-        </w:rPr>
-        <w:t xml:space="preserve"> </w:t>
-      </w:r>
-      <w:r>
-        <w:rPr>
-          <w:sz w:val="24"/>
-          <w:szCs w:val="24"/>
-        </w:rPr>
-        <w:t>생긴</w:t>
-      </w:r>
-      <w:r>
-        <w:rPr>
-          <w:sz w:val="24"/>
-          <w:szCs w:val="24"/>
-        </w:rPr>
-        <w:t xml:space="preserve"> </w:t>
-      </w:r>
-      <w:r>
-        <w:rPr>
-          <w:sz w:val="24"/>
-          <w:szCs w:val="24"/>
-        </w:rPr>
-        <w:t>변경사항이</w:t>
-      </w:r>
-      <w:r>
-        <w:rPr>
-          <w:sz w:val="24"/>
-          <w:szCs w:val="24"/>
-        </w:rPr>
-        <w:t xml:space="preserve"> </w:t>
-      </w:r>
-      <w:r>
-        <w:rPr>
-          <w:sz w:val="24"/>
-          <w:szCs w:val="24"/>
-        </w:rPr>
-        <w:t>클라우드</w:t>
-      </w:r>
-      <w:r>
-        <w:rPr>
-          <w:sz w:val="24"/>
-          <w:szCs w:val="24"/>
-        </w:rPr>
-        <w:t xml:space="preserve"> </w:t>
-      </w:r>
-      <w:r>
-        <w:rPr>
-          <w:sz w:val="24"/>
-          <w:szCs w:val="24"/>
-        </w:rPr>
-        <w:t>최신본으로</w:t>
-      </w:r>
-      <w:r>
-        <w:rPr>
-          <w:sz w:val="24"/>
-          <w:szCs w:val="24"/>
-        </w:rPr>
-        <w:t xml:space="preserve"> </w:t>
-      </w:r>
-      <w:r>
-        <w:rPr>
-          <w:sz w:val="24"/>
-          <w:szCs w:val="24"/>
-        </w:rPr>
-        <w:t>전체</w:t>
-      </w:r>
-      <w:r>
-        <w:rPr>
-          <w:sz w:val="24"/>
-          <w:szCs w:val="24"/>
-        </w:rPr>
-        <w:t xml:space="preserve"> </w:t>
-      </w:r>
-      <w:r>
-        <w:rPr>
-          <w:sz w:val="24"/>
-          <w:szCs w:val="24"/>
-        </w:rPr>
-        <w:t>교체</w:t>
-      </w:r>
-      <w:r>
-        <w:rPr>
-          <w:sz w:val="24"/>
-          <w:szCs w:val="24"/>
-        </w:rPr>
-        <w:t>(overwrite)</w:t>
-      </w:r>
-      <w:r>
-        <w:rPr>
-          <w:sz w:val="24"/>
-          <w:szCs w:val="24"/>
-        </w:rPr>
-        <w:t>되며</w:t>
-      </w:r>
-      <w:r>
-        <w:rPr>
-          <w:sz w:val="24"/>
-          <w:szCs w:val="24"/>
-        </w:rPr>
-        <w:t xml:space="preserve"> </w:t>
-      </w:r>
-      <w:r>
-        <w:rPr>
-          <w:sz w:val="24"/>
-          <w:szCs w:val="24"/>
-        </w:rPr>
-        <w:t>유실될</w:t>
-      </w:r>
-      <w:r>
-        <w:rPr>
-          <w:sz w:val="24"/>
-          <w:szCs w:val="24"/>
-        </w:rPr>
-        <w:t xml:space="preserve"> </w:t>
-      </w:r>
-      <w:r>
-        <w:rPr>
-          <w:sz w:val="24"/>
-          <w:szCs w:val="24"/>
-        </w:rPr>
-        <w:t>수</w:t>
-      </w:r>
-      <w:r>
-        <w:rPr>
-          <w:sz w:val="24"/>
-          <w:szCs w:val="24"/>
-        </w:rPr>
-        <w:t xml:space="preserve"> </w:t>
-      </w:r>
-      <w:r>
-        <w:rPr>
-          <w:sz w:val="24"/>
-          <w:szCs w:val="24"/>
-        </w:rPr>
-        <w:t>있음</w:t>
-      </w:r>
-      <w:r>
-        <w:rPr>
-          <w:sz w:val="24"/>
-          <w:szCs w:val="24"/>
-        </w:rPr>
-        <w:t xml:space="preserve">. </w:t>
-      </w:r>
-      <w:r>
-        <w:rPr>
-          <w:sz w:val="24"/>
-          <w:szCs w:val="24"/>
-        </w:rPr>
-        <w:t>현재는</w:t>
-      </w:r>
-      <w:r>
-        <w:rPr>
-          <w:sz w:val="24"/>
-          <w:szCs w:val="24"/>
-        </w:rPr>
-        <w:t xml:space="preserve"> </w:t>
-      </w:r>
-      <w:r>
-        <w:rPr>
-          <w:sz w:val="24"/>
-          <w:szCs w:val="24"/>
-        </w:rPr>
-        <w:t>이</w:t>
-      </w:r>
-      <w:r>
-        <w:rPr>
-          <w:sz w:val="24"/>
-          <w:szCs w:val="24"/>
-        </w:rPr>
-        <w:t xml:space="preserve"> </w:t>
-      </w:r>
-      <w:r>
-        <w:rPr>
-          <w:sz w:val="24"/>
-          <w:szCs w:val="24"/>
-        </w:rPr>
-        <w:t>문제를</w:t>
-      </w:r>
-      <w:r>
-        <w:rPr>
-          <w:sz w:val="24"/>
-          <w:szCs w:val="24"/>
-        </w:rPr>
-        <w:t xml:space="preserve"> </w:t>
-      </w:r>
-      <w:r>
-        <w:rPr>
-          <w:sz w:val="24"/>
-          <w:szCs w:val="24"/>
-        </w:rPr>
-        <w:t>앱이</w:t>
-      </w:r>
-      <w:r>
-        <w:rPr>
-          <w:sz w:val="24"/>
-          <w:szCs w:val="24"/>
-        </w:rPr>
-        <w:t xml:space="preserve"> </w:t>
-      </w:r>
-      <w:r>
-        <w:rPr>
-          <w:sz w:val="24"/>
-          <w:szCs w:val="24"/>
-        </w:rPr>
-        <w:t>막지</w:t>
-      </w:r>
-      <w:r>
-        <w:rPr>
-          <w:sz w:val="24"/>
-          <w:szCs w:val="24"/>
-        </w:rPr>
-        <w:t xml:space="preserve"> </w:t>
-      </w:r>
-      <w:r>
-        <w:rPr>
-          <w:sz w:val="24"/>
-          <w:szCs w:val="24"/>
-        </w:rPr>
-        <w:t>않고</w:t>
-      </w:r>
-      <w:r>
-        <w:rPr>
-          <w:sz w:val="24"/>
-          <w:szCs w:val="24"/>
-        </w:rPr>
-        <w:t xml:space="preserve"> </w:t>
-      </w:r>
-      <w:r>
-        <w:rPr>
-          <w:sz w:val="24"/>
-          <w:szCs w:val="24"/>
-        </w:rPr>
-        <w:t>사용자가</w:t>
-      </w:r>
-      <w:r>
-        <w:rPr>
-          <w:sz w:val="24"/>
-          <w:szCs w:val="24"/>
-        </w:rPr>
-        <w:t xml:space="preserve"> </w:t>
-      </w:r>
-      <w:r>
-        <w:rPr>
-          <w:sz w:val="24"/>
-          <w:szCs w:val="24"/>
-        </w:rPr>
-        <w:t>알아서</w:t>
-      </w:r>
-      <w:r>
-        <w:rPr>
-          <w:sz w:val="24"/>
-          <w:szCs w:val="24"/>
-        </w:rPr>
-        <w:t xml:space="preserve"> </w:t>
-      </w:r>
-      <w:r>
-        <w:rPr>
-          <w:sz w:val="24"/>
-          <w:szCs w:val="24"/>
-        </w:rPr>
-        <w:t>주의해야</w:t>
-      </w:r>
-      <w:r>
-        <w:rPr>
-          <w:sz w:val="24"/>
-          <w:szCs w:val="24"/>
-        </w:rPr>
-        <w:t xml:space="preserve"> </w:t>
-      </w:r>
-      <w:r>
-        <w:rPr>
-          <w:sz w:val="24"/>
-          <w:szCs w:val="24"/>
-        </w:rPr>
-        <w:t>하는</w:t>
-      </w:r>
-      <w:r>
-        <w:rPr>
-          <w:sz w:val="24"/>
-          <w:szCs w:val="24"/>
-        </w:rPr>
-        <w:t xml:space="preserve"> </w:t>
-      </w:r>
-      <w:r>
-        <w:rPr>
-          <w:sz w:val="24"/>
-          <w:szCs w:val="24"/>
-        </w:rPr>
-        <w:t>상태</w:t>
-      </w:r>
-      <w:r>
-        <w:rPr>
-          <w:sz w:val="24"/>
-          <w:szCs w:val="24"/>
-        </w:rPr>
-        <w:t>.</w:t>
+          <w:rFonts w:hint="eastAsia"/>
+          <w:bCs/>
+          <w:sz w:val="24"/>
+          <w:szCs w:val="24"/>
+        </w:rPr>
+        <w:t>다음</w:t>
+      </w:r>
+      <w:r>
+        <w:rPr>
+          <w:rFonts w:hint="eastAsia"/>
+          <w:bCs/>
+          <w:sz w:val="24"/>
+          <w:szCs w:val="24"/>
+        </w:rPr>
+        <w:t xml:space="preserve"> </w:t>
+      </w:r>
+      <w:r>
+        <w:rPr>
+          <w:rFonts w:hint="eastAsia"/>
+          <w:bCs/>
+          <w:sz w:val="24"/>
+          <w:szCs w:val="24"/>
+        </w:rPr>
+        <w:t>세션</w:t>
+      </w:r>
+      <w:r>
+        <w:rPr>
+          <w:rFonts w:hint="eastAsia"/>
+          <w:bCs/>
+          <w:sz w:val="24"/>
+          <w:szCs w:val="24"/>
+        </w:rPr>
+        <w:t xml:space="preserve"> </w:t>
+      </w:r>
+      <w:r>
+        <w:rPr>
+          <w:rFonts w:hint="eastAsia"/>
+          <w:bCs/>
+          <w:sz w:val="24"/>
+          <w:szCs w:val="24"/>
+        </w:rPr>
+        <w:t>승인</w:t>
+      </w:r>
+      <w:r>
+        <w:rPr>
+          <w:rFonts w:hint="eastAsia"/>
+          <w:bCs/>
+          <w:sz w:val="24"/>
+          <w:szCs w:val="24"/>
+        </w:rPr>
+        <w:t xml:space="preserve"> </w:t>
+      </w:r>
+      <w:r>
+        <w:rPr>
+          <w:rFonts w:hint="eastAsia"/>
+          <w:bCs/>
+          <w:sz w:val="24"/>
+          <w:szCs w:val="24"/>
+        </w:rPr>
+        <w:t>대기</w:t>
+      </w:r>
+      <w:r>
+        <w:rPr>
+          <w:rFonts w:hint="eastAsia"/>
+          <w:bCs/>
+          <w:sz w:val="24"/>
+          <w:szCs w:val="24"/>
+        </w:rPr>
+        <w:t>).</w:t>
       </w:r>
     </w:p>
     <w:p>
@@ -8920,8 +10617,6 @@
         </w:rPr>
         <w:t xml:space="preserve"> </w:t>
       </w:r>
-      <w:bookmarkStart w:id="0" w:name="_GoBack"/>
-      <w:bookmarkEnd w:id="0"/>
       <w:r>
         <w:rPr>
           <w:sz w:val="24"/>
@@ -9738,13 +11433,22 @@
       </w:pPr>
       <w:r>
         <w:rPr>
-          <w:sz w:val="24"/>
-          <w:szCs w:val="24"/>
-        </w:rPr>
-        <w:t xml:space="preserve">☐  </w:t>
-      </w:r>
-      <w:r>
-        <w:rPr>
+          <w:rFonts w:ascii="MS Gothic" w:eastAsia="MS Gothic" w:hAnsi="MS Gothic" w:cs="MS Gothic" w:hint="eastAsia"/>
+          <w:sz w:val="24"/>
+          <w:szCs w:val="24"/>
+        </w:rPr>
+        <w:t>☑</w:t>
+      </w:r>
+      <w:r>
+        <w:rPr>
+          <w:sz w:val="24"/>
+          <w:szCs w:val="24"/>
+        </w:rPr>
+        <w:t xml:space="preserve">  </w:t>
+      </w:r>
+      <w:r>
+        <w:rPr>
+          <w:rFonts w:hint="eastAsia"/>
           <w:sz w:val="24"/>
           <w:szCs w:val="24"/>
         </w:rPr>
@@ -9759,6 +11463,7 @@
       </w:r>
       <w:r>
         <w:rPr>
+          <w:rFonts w:hint="eastAsia"/>
           <w:sz w:val="24"/>
           <w:szCs w:val="24"/>
         </w:rPr>
@@ -9773,6 +11478,7 @@
       </w:r>
       <w:r>
         <w:rPr>
+          <w:rFonts w:hint="eastAsia"/>
           <w:sz w:val="24"/>
           <w:szCs w:val="24"/>
         </w:rPr>
@@ -9787,6 +11493,7 @@
       </w:r>
       <w:r>
         <w:rPr>
+          <w:rFonts w:hint="eastAsia"/>
           <w:sz w:val="24"/>
           <w:szCs w:val="24"/>
         </w:rPr>
@@ -9797,84 +11504,150 @@
           <w:sz w:val="24"/>
           <w:szCs w:val="24"/>
         </w:rPr>
-        <w:t xml:space="preserve"> ↔ PC) </w:t>
-      </w:r>
-      <w:r>
-        <w:rPr>
-          <w:sz w:val="24"/>
-          <w:szCs w:val="24"/>
-        </w:rPr>
-        <w:t>시나리오를</w:t>
-      </w:r>
-      <w:r>
-        <w:rPr>
-          <w:sz w:val="24"/>
-          <w:szCs w:val="24"/>
-        </w:rPr>
-        <w:t xml:space="preserve"> </w:t>
-      </w:r>
-      <w:r>
-        <w:rPr>
-          <w:sz w:val="24"/>
-          <w:szCs w:val="24"/>
-        </w:rPr>
-        <w:t>지금처럼</w:t>
-      </w:r>
-      <w:r>
-        <w:rPr>
-          <w:sz w:val="24"/>
-          <w:szCs w:val="24"/>
-        </w:rPr>
-        <w:t xml:space="preserve"> </w:t>
-      </w:r>
-      <w:r>
-        <w:rPr>
-          <w:sz w:val="24"/>
-          <w:szCs w:val="24"/>
-        </w:rPr>
-        <w:t>사용자</w:t>
-      </w:r>
-      <w:r>
-        <w:rPr>
-          <w:sz w:val="24"/>
-          <w:szCs w:val="24"/>
-        </w:rPr>
-        <w:t xml:space="preserve"> </w:t>
-      </w:r>
-      <w:r>
-        <w:rPr>
-          <w:sz w:val="24"/>
-          <w:szCs w:val="24"/>
-        </w:rPr>
-        <w:t>주의에</w:t>
-      </w:r>
-      <w:r>
-        <w:rPr>
-          <w:sz w:val="24"/>
-          <w:szCs w:val="24"/>
-        </w:rPr>
-        <w:t xml:space="preserve"> </w:t>
-      </w:r>
-      <w:r>
-        <w:rPr>
-          <w:sz w:val="24"/>
-          <w:szCs w:val="24"/>
-        </w:rPr>
-        <w:t>맡길</w:t>
-      </w:r>
-      <w:r>
-        <w:rPr>
-          <w:sz w:val="24"/>
-          <w:szCs w:val="24"/>
-        </w:rPr>
-        <w:t xml:space="preserve"> </w:t>
-      </w:r>
-      <w:r>
-        <w:rPr>
-          <w:sz w:val="24"/>
-          <w:szCs w:val="24"/>
-        </w:rPr>
-        <w:t>것인가</w:t>
+        <w:t xml:space="preserve"> </w:t>
+      </w:r>
+      <w:r>
+        <w:rPr>
+          <w:rFonts w:hint="eastAsia"/>
+          <w:sz w:val="24"/>
+          <w:szCs w:val="24"/>
+        </w:rPr>
+        <w:t>↔</w:t>
+      </w:r>
+      <w:r>
+        <w:rPr>
+          <w:sz w:val="24"/>
+          <w:szCs w:val="24"/>
+        </w:rPr>
+        <w:t xml:space="preserve"> PC) </w:t>
+      </w:r>
+      <w:r>
+        <w:rPr>
+          <w:rFonts w:hint="eastAsia"/>
+          <w:sz w:val="24"/>
+          <w:szCs w:val="24"/>
+        </w:rPr>
+        <w:t>시나리오</w:t>
+      </w:r>
+      <w:r>
+        <w:rPr>
+          <w:sz w:val="24"/>
+          <w:szCs w:val="24"/>
+        </w:rPr>
+        <w:t xml:space="preserve"> — </w:t>
+      </w:r>
+      <w:r>
+        <w:rPr>
+          <w:rFonts w:hint="eastAsia"/>
+          <w:sz w:val="24"/>
+          <w:szCs w:val="24"/>
+        </w:rPr>
+        <w:t>결정</w:t>
+      </w:r>
+      <w:r>
+        <w:rPr>
+          <w:sz w:val="24"/>
+          <w:szCs w:val="24"/>
+        </w:rPr>
+        <w:t xml:space="preserve"> </w:t>
+      </w:r>
+      <w:r>
+        <w:rPr>
+          <w:rFonts w:hint="eastAsia"/>
+          <w:sz w:val="24"/>
+          <w:szCs w:val="24"/>
+        </w:rPr>
+        <w:t>완료</w:t>
+      </w:r>
+      <w:r>
+        <w:rPr>
+          <w:sz w:val="24"/>
+          <w:szCs w:val="24"/>
+        </w:rPr>
+        <w:t>(2026-09-14): 4</w:t>
+      </w:r>
+      <w:r>
+        <w:rPr>
+          <w:rFonts w:hint="eastAsia"/>
+          <w:sz w:val="24"/>
+          <w:szCs w:val="24"/>
+        </w:rPr>
+        <w:t>장</w:t>
+      </w:r>
+      <w:r>
+        <w:rPr>
+          <w:sz w:val="24"/>
+          <w:szCs w:val="24"/>
+        </w:rPr>
+        <w:t xml:space="preserve"> (3)</w:t>
+      </w:r>
+      <w:r>
+        <w:rPr>
+          <w:rFonts w:hint="eastAsia"/>
+          <w:sz w:val="24"/>
+          <w:szCs w:val="24"/>
+        </w:rPr>
+        <w:t>번</w:t>
+      </w:r>
+      <w:r>
+        <w:rPr>
+          <w:sz w:val="24"/>
+          <w:szCs w:val="24"/>
+        </w:rPr>
+        <w:t xml:space="preserve"> </w:t>
+      </w:r>
+      <w:r>
+        <w:rPr>
+          <w:rFonts w:hint="eastAsia"/>
+          <w:sz w:val="24"/>
+          <w:szCs w:val="24"/>
+        </w:rPr>
+        <w:t>참고</w:t>
+      </w:r>
+      <w:r>
+        <w:rPr>
+          <w:sz w:val="24"/>
+          <w:szCs w:val="24"/>
+        </w:rPr>
+        <w:t>. “</w:t>
+      </w:r>
+      <w:r>
+        <w:rPr>
+          <w:rFonts w:hint="eastAsia"/>
+          <w:sz w:val="24"/>
+          <w:szCs w:val="24"/>
+        </w:rPr>
+        <w:t>저장은</w:t>
+      </w:r>
+      <w:r>
+        <w:rPr>
+          <w:sz w:val="24"/>
+          <w:szCs w:val="24"/>
+        </w:rPr>
+        <w:t xml:space="preserve"> </w:t>
+      </w:r>
+      <w:r>
+        <w:rPr>
+          <w:rFonts w:hint="eastAsia"/>
+          <w:sz w:val="24"/>
+          <w:szCs w:val="24"/>
+        </w:rPr>
+        <w:t>항상</w:t>
+      </w:r>
+      <w:r>
+        <w:rPr>
+          <w:sz w:val="24"/>
+          <w:szCs w:val="24"/>
+        </w:rPr>
+        <w:t xml:space="preserve"> </w:t>
+      </w:r>
+      <w:r>
+        <w:rPr>
+          <w:rFonts w:hint="eastAsia"/>
+          <w:sz w:val="24"/>
+          <w:szCs w:val="24"/>
+        </w:rPr>
+        <w:t>병합</w:t>
       </w:r>
       <w:r>
         <w:rPr>
@@ -9885,87 +11658,168 @@
       </w:r>
       <w:r>
         <w:rPr>
-          <w:sz w:val="24"/>
-          <w:szCs w:val="24"/>
-        </w:rPr>
-        <w:t>앱이</w:t>
-      </w:r>
-      <w:r>
-        <w:rPr>
-          <w:sz w:val="24"/>
-          <w:szCs w:val="24"/>
-        </w:rPr>
-        <w:t xml:space="preserve"> </w:t>
-      </w:r>
-      <w:r>
-        <w:rPr>
-          <w:sz w:val="24"/>
-          <w:szCs w:val="24"/>
-        </w:rPr>
-        <w:t>방지</w:t>
-      </w:r>
-      <w:r>
-        <w:rPr>
-          <w:sz w:val="24"/>
-          <w:szCs w:val="24"/>
-        </w:rPr>
-        <w:t>/</w:t>
-      </w:r>
-      <w:r>
-        <w:rPr>
-          <w:sz w:val="24"/>
-          <w:szCs w:val="24"/>
-        </w:rPr>
-        <w:t>경고</w:t>
-      </w:r>
-      <w:r>
-        <w:rPr>
-          <w:sz w:val="24"/>
-          <w:szCs w:val="24"/>
-        </w:rPr>
-        <w:t xml:space="preserve"> </w:t>
-      </w:r>
-      <w:r>
-        <w:rPr>
-          <w:sz w:val="24"/>
-          <w:szCs w:val="24"/>
-        </w:rPr>
-        <w:t>로직을</w:t>
-      </w:r>
-      <w:r>
-        <w:rPr>
-          <w:sz w:val="24"/>
-          <w:szCs w:val="24"/>
-        </w:rPr>
-        <w:t xml:space="preserve"> </w:t>
-      </w:r>
-      <w:r>
-        <w:rPr>
-          <w:sz w:val="24"/>
-          <w:szCs w:val="24"/>
-        </w:rPr>
-        <w:t>넣을</w:t>
-      </w:r>
-      <w:r>
-        <w:rPr>
-          <w:sz w:val="24"/>
-          <w:szCs w:val="24"/>
-        </w:rPr>
-        <w:t xml:space="preserve"> </w:t>
-      </w:r>
-      <w:r>
-        <w:rPr>
-          <w:sz w:val="24"/>
-          <w:szCs w:val="24"/>
-        </w:rPr>
-        <w:t>것인가</w:t>
-      </w:r>
-      <w:r>
-        <w:rPr>
-          <w:sz w:val="24"/>
-          <w:szCs w:val="24"/>
-        </w:rPr>
-        <w:t>?</w:t>
+          <w:rFonts w:hint="eastAsia"/>
+          <w:sz w:val="24"/>
+          <w:szCs w:val="24"/>
+        </w:rPr>
+        <w:t>복원만</w:t>
+      </w:r>
+      <w:r>
+        <w:rPr>
+          <w:sz w:val="24"/>
+          <w:szCs w:val="24"/>
+        </w:rPr>
+        <w:t xml:space="preserve"> </w:t>
+      </w:r>
+      <w:r>
+        <w:rPr>
+          <w:rFonts w:hint="eastAsia"/>
+          <w:sz w:val="24"/>
+          <w:szCs w:val="24"/>
+        </w:rPr>
+        <w:t>의도적</w:t>
+      </w:r>
+      <w:r>
+        <w:rPr>
+          <w:sz w:val="24"/>
+          <w:szCs w:val="24"/>
+        </w:rPr>
+        <w:t xml:space="preserve"> </w:t>
+      </w:r>
+      <w:r>
+        <w:rPr>
+          <w:rFonts w:hint="eastAsia"/>
+          <w:sz w:val="24"/>
+          <w:szCs w:val="24"/>
+        </w:rPr>
+        <w:t>전체교체”로</w:t>
+      </w:r>
+      <w:r>
+        <w:rPr>
+          <w:sz w:val="24"/>
+          <w:szCs w:val="24"/>
+        </w:rPr>
+        <w:t xml:space="preserve"> </w:t>
+      </w:r>
+      <w:r>
+        <w:rPr>
+          <w:rFonts w:hint="eastAsia"/>
+          <w:sz w:val="24"/>
+          <w:szCs w:val="24"/>
+        </w:rPr>
+        <w:t>방향</w:t>
+      </w:r>
+      <w:r>
+        <w:rPr>
+          <w:sz w:val="24"/>
+          <w:szCs w:val="24"/>
+        </w:rPr>
+        <w:t xml:space="preserve"> </w:t>
+      </w:r>
+      <w:r>
+        <w:rPr>
+          <w:rFonts w:hint="eastAsia"/>
+          <w:sz w:val="24"/>
+          <w:szCs w:val="24"/>
+        </w:rPr>
+        <w:t>확정</w:t>
+      </w:r>
+      <w:r>
+        <w:rPr>
+          <w:sz w:val="24"/>
+          <w:szCs w:val="24"/>
+        </w:rPr>
+        <w:t xml:space="preserve">, </w:t>
+      </w:r>
+      <w:r>
+        <w:rPr>
+          <w:rFonts w:hint="eastAsia"/>
+          <w:sz w:val="24"/>
+          <w:szCs w:val="24"/>
+        </w:rPr>
+        <w:t>코드</w:t>
+      </w:r>
+      <w:r>
+        <w:rPr>
+          <w:sz w:val="24"/>
+          <w:szCs w:val="24"/>
+        </w:rPr>
+        <w:t xml:space="preserve"> </w:t>
+      </w:r>
+      <w:r>
+        <w:rPr>
+          <w:rFonts w:hint="eastAsia"/>
+          <w:sz w:val="24"/>
+          <w:szCs w:val="24"/>
+        </w:rPr>
+        <w:t>구현은</w:t>
+      </w:r>
+      <w:r>
+        <w:rPr>
+          <w:sz w:val="24"/>
+          <w:szCs w:val="24"/>
+        </w:rPr>
+        <w:t xml:space="preserve"> </w:t>
+      </w:r>
+      <w:r>
+        <w:rPr>
+          <w:rFonts w:hint="eastAsia"/>
+          <w:sz w:val="24"/>
+          <w:szCs w:val="24"/>
+        </w:rPr>
+        <w:t>다음</w:t>
+      </w:r>
+      <w:r>
+        <w:rPr>
+          <w:sz w:val="24"/>
+          <w:szCs w:val="24"/>
+        </w:rPr>
+        <w:t xml:space="preserve"> </w:t>
+      </w:r>
+      <w:r>
+        <w:rPr>
+          <w:rFonts w:hint="eastAsia"/>
+          <w:sz w:val="24"/>
+          <w:szCs w:val="24"/>
+        </w:rPr>
+        <w:t>세션</w:t>
+      </w:r>
+      <w:r>
+        <w:rPr>
+          <w:sz w:val="24"/>
+          <w:szCs w:val="24"/>
+        </w:rPr>
+        <w:t xml:space="preserve"> </w:t>
+      </w:r>
+      <w:r>
+        <w:rPr>
+          <w:rFonts w:hint="eastAsia"/>
+          <w:sz w:val="24"/>
+          <w:szCs w:val="24"/>
+        </w:rPr>
+        <w:t>승인</w:t>
+      </w:r>
+      <w:r>
+        <w:rPr>
+          <w:sz w:val="24"/>
+          <w:szCs w:val="24"/>
+        </w:rPr>
+        <w:t xml:space="preserve"> </w:t>
+      </w:r>
+      <w:r>
+        <w:rPr>
+          <w:rFonts w:hint="eastAsia"/>
+          <w:sz w:val="24"/>
+          <w:szCs w:val="24"/>
+        </w:rPr>
+        <w:t>대기</w:t>
+      </w:r>
+      <w:r>
+        <w:rPr>
+          <w:sz w:val="24"/>
+          <w:szCs w:val="24"/>
+        </w:rPr>
+        <w:t>.</w:t>
       </w:r>
     </w:p>
     <w:p>
@@ -11361,6 +13215,50 @@
       <w:szCs w:val="20"/>
     </w:rPr>
   </w:style>
+  <w:style w:type="paragraph" w:styleId="aa">
+    <w:name w:val="header"/>
+    <w:basedOn w:val="a"/>
+    <w:link w:val="Char1"/>
+    <w:uiPriority w:val="99"/>
+    <w:unhideWhenUsed/>
+    <w:rsid w:val="00127250"/>
+    <w:pPr>
+      <w:tabs>
+        <w:tab w:val="center" w:pos="4513"/>
+        <w:tab w:val="right" w:pos="9026"/>
+      </w:tabs>
+      <w:snapToGrid w:val="0"/>
+    </w:pPr>
+  </w:style>
+  <w:style w:type="character" w:customStyle="1" w:styleId="Char1">
+    <w:name w:val="머리글 Char"/>
+    <w:basedOn w:val="a0"/>
+    <w:link w:val="aa"/>
+    <w:uiPriority w:val="99"/>
+    <w:rsid w:val="00127250"/>
+  </w:style>
+  <w:style w:type="paragraph" w:styleId="ab">
+    <w:name w:val="footer"/>
+    <w:basedOn w:val="a"/>
+    <w:link w:val="Char2"/>
+    <w:uiPriority w:val="99"/>
+    <w:unhideWhenUsed/>
+    <w:rsid w:val="00127250"/>
+    <w:pPr>
+      <w:tabs>
+        <w:tab w:val="center" w:pos="4513"/>
+        <w:tab w:val="right" w:pos="9026"/>
+      </w:tabs>
+      <w:snapToGrid w:val="0"/>
+    </w:pPr>
+  </w:style>
+  <w:style w:type="character" w:customStyle="1" w:styleId="Char2">
+    <w:name w:val="바닥글 Char"/>
+    <w:basedOn w:val="a0"/>
+    <w:link w:val="ab"/>
+    <w:uiPriority w:val="99"/>
+    <w:rsid w:val="00127250"/>
+  </w:style>
 </w:styles>
 </file>
 
@@ -11702,6 +13600,50 @@
       <w:szCs w:val="20"/>
     </w:rPr>
   </w:style>
+  <w:style w:type="paragraph" w:styleId="aa">
+    <w:name w:val="header"/>
+    <w:basedOn w:val="a"/>
+    <w:link w:val="Char1"/>
+    <w:uiPriority w:val="99"/>
+    <w:unhideWhenUsed/>
+    <w:rsid w:val="00127250"/>
+    <w:pPr>
+      <w:tabs>
+        <w:tab w:val="center" w:pos="4513"/>
+        <w:tab w:val="right" w:pos="9026"/>
+      </w:tabs>
+      <w:snapToGrid w:val="0"/>
+    </w:pPr>
+  </w:style>
+  <w:style w:type="character" w:customStyle="1" w:styleId="Char1">
+    <w:name w:val="머리글 Char"/>
+    <w:basedOn w:val="a0"/>
+    <w:link w:val="aa"/>
+    <w:uiPriority w:val="99"/>
+    <w:rsid w:val="00127250"/>
+  </w:style>
+  <w:style w:type="paragraph" w:styleId="ab">
+    <w:name w:val="footer"/>
+    <w:basedOn w:val="a"/>
+    <w:link w:val="Char2"/>
+    <w:uiPriority w:val="99"/>
+    <w:unhideWhenUsed/>
+    <w:rsid w:val="00127250"/>
+    <w:pPr>
+      <w:tabs>
+        <w:tab w:val="center" w:pos="4513"/>
+        <w:tab w:val="right" w:pos="9026"/>
+      </w:tabs>
+      <w:snapToGrid w:val="0"/>
+    </w:pPr>
+  </w:style>
+  <w:style w:type="character" w:customStyle="1" w:styleId="Char2">
+    <w:name w:val="바닥글 Char"/>
+    <w:basedOn w:val="a0"/>
+    <w:link w:val="ab"/>
+    <w:uiPriority w:val="99"/>
+    <w:rsid w:val="00127250"/>
+  </w:style>
 </w:styles>
 </file>
 

--- a/reference/docs/PC_빠른입력_점검_2026-09-08.docx
+++ b/reference/docs/PC_빠른입력_점검_2026-09-08.docx
@@ -1447,162 +1447,844 @@
       </w:pPr>
       <w:r>
         <w:rPr>
+          <w:rFonts w:hint="eastAsia"/>
           <w:b/>
           <w:bCs/>
           <w:sz w:val="24"/>
           <w:szCs w:val="24"/>
         </w:rPr>
-        <w:t>구현</w:t>
-      </w:r>
-      <w:r>
-        <w:rPr>
+        <w:t>구현·검증</w:t>
+      </w:r>
+      <w:r>
+        <w:rPr>
+          <w:rFonts w:hint="eastAsia"/>
           <w:b/>
           <w:bCs/>
           <w:sz w:val="24"/>
           <w:szCs w:val="24"/>
         </w:rPr>
-        <w:t>·</w:t>
-      </w:r>
-      <w:r>
-        <w:rPr>
+        <w:t xml:space="preserve"> </w:t>
+      </w:r>
+      <w:r>
+        <w:rPr>
+          <w:rFonts w:hint="eastAsia"/>
           <w:b/>
           <w:bCs/>
           <w:sz w:val="24"/>
           <w:szCs w:val="24"/>
         </w:rPr>
-        <w:t>검증</w:t>
-      </w:r>
-      <w:r>
-        <w:rPr>
+        <w:t>완료일</w:t>
+      </w:r>
+      <w:r>
+        <w:rPr>
+          <w:rFonts w:hint="eastAsia"/>
           <w:b/>
           <w:bCs/>
           <w:sz w:val="24"/>
           <w:szCs w:val="24"/>
         </w:rPr>
-        <w:t xml:space="preserve"> </w:t>
-      </w:r>
-      <w:r>
-        <w:rPr>
-          <w:b/>
-          <w:bCs/>
-          <w:sz w:val="24"/>
-          <w:szCs w:val="24"/>
-        </w:rPr>
-        <w:t>완료일</w:t>
-      </w:r>
-      <w:r>
-        <w:rPr>
-          <w:b/>
-          <w:bCs/>
-          <w:sz w:val="24"/>
-          <w:szCs w:val="24"/>
-        </w:rPr>
         <w:t xml:space="preserve">: </w:t>
       </w:r>
       <w:r>
         <w:rPr>
-          <w:sz w:val="24"/>
-          <w:szCs w:val="24"/>
-        </w:rPr>
-        <w:t xml:space="preserve">2026-08-29. </w:t>
-      </w:r>
-      <w:r>
-        <w:rPr>
-          <w:sz w:val="24"/>
-          <w:szCs w:val="24"/>
-        </w:rPr>
-        <w:t>이후</w:t>
-      </w:r>
-      <w:r>
-        <w:rPr>
-          <w:sz w:val="24"/>
-          <w:szCs w:val="24"/>
-        </w:rPr>
-        <w:t xml:space="preserve"> </w:t>
-      </w:r>
-      <w:r>
-        <w:rPr>
-          <w:sz w:val="24"/>
-          <w:szCs w:val="24"/>
-        </w:rPr>
-        <w:t>코드</w:t>
-      </w:r>
-      <w:r>
-        <w:rPr>
-          <w:sz w:val="24"/>
-          <w:szCs w:val="24"/>
-        </w:rPr>
-        <w:t xml:space="preserve"> </w:t>
-      </w:r>
-      <w:r>
-        <w:rPr>
-          <w:sz w:val="24"/>
-          <w:szCs w:val="24"/>
-        </w:rPr>
-        <w:t>변경</w:t>
-      </w:r>
-      <w:r>
-        <w:rPr>
-          <w:sz w:val="24"/>
-          <w:szCs w:val="24"/>
-        </w:rPr>
-        <w:t xml:space="preserve"> </w:t>
-      </w:r>
-      <w:r>
-        <w:rPr>
-          <w:sz w:val="24"/>
-          <w:szCs w:val="24"/>
-        </w:rPr>
-        <w:t>없이</w:t>
-      </w:r>
-      <w:r>
-        <w:rPr>
-          <w:sz w:val="24"/>
-          <w:szCs w:val="24"/>
-        </w:rPr>
-        <w:t xml:space="preserve"> </w:t>
-      </w:r>
-      <w:r>
-        <w:rPr>
-          <w:sz w:val="24"/>
-          <w:szCs w:val="24"/>
-        </w:rPr>
-        <w:t>그대로</w:t>
-      </w:r>
-      <w:r>
-        <w:rPr>
-          <w:sz w:val="24"/>
-          <w:szCs w:val="24"/>
-        </w:rPr>
-        <w:t xml:space="preserve"> </w:t>
-      </w:r>
-      <w:r>
-        <w:rPr>
-          <w:sz w:val="24"/>
-          <w:szCs w:val="24"/>
-        </w:rPr>
-        <w:t>유지되고</w:t>
-      </w:r>
-      <w:r>
-        <w:rPr>
-          <w:sz w:val="24"/>
-          <w:szCs w:val="24"/>
-        </w:rPr>
-        <w:t xml:space="preserve"> </w:t>
-      </w:r>
-      <w:r>
-        <w:rPr>
-          <w:sz w:val="24"/>
-          <w:szCs w:val="24"/>
-        </w:rPr>
-        <w:t>있음</w:t>
-      </w:r>
-      <w:r>
-        <w:rPr>
-          <w:sz w:val="24"/>
-          <w:szCs w:val="24"/>
-        </w:rPr>
-        <w:t>.</w:t>
+          <w:rFonts w:hint="eastAsia"/>
+          <w:bCs/>
+          <w:sz w:val="24"/>
+          <w:szCs w:val="24"/>
+        </w:rPr>
+        <w:t xml:space="preserve">2026-08-29 </w:t>
+      </w:r>
+      <w:r>
+        <w:rPr>
+          <w:rFonts w:hint="eastAsia"/>
+          <w:bCs/>
+          <w:sz w:val="24"/>
+          <w:szCs w:val="24"/>
+        </w:rPr>
+        <w:t>프로토타입</w:t>
+      </w:r>
+      <w:r>
+        <w:rPr>
+          <w:rFonts w:hint="eastAsia"/>
+          <w:bCs/>
+          <w:sz w:val="24"/>
+          <w:szCs w:val="24"/>
+        </w:rPr>
+        <w:t xml:space="preserve"> </w:t>
+      </w:r>
+      <w:r>
+        <w:rPr>
+          <w:rFonts w:hint="eastAsia"/>
+          <w:bCs/>
+          <w:sz w:val="24"/>
+          <w:szCs w:val="24"/>
+        </w:rPr>
+        <w:t>완료</w:t>
+      </w:r>
+      <w:r>
+        <w:rPr>
+          <w:rFonts w:hint="eastAsia"/>
+          <w:bCs/>
+          <w:sz w:val="24"/>
+          <w:szCs w:val="24"/>
+        </w:rPr>
+        <w:t xml:space="preserve"> </w:t>
+      </w:r>
+      <w:r>
+        <w:rPr>
+          <w:rFonts w:hint="eastAsia"/>
+          <w:bCs/>
+          <w:sz w:val="24"/>
+          <w:szCs w:val="24"/>
+        </w:rPr>
+        <w:t>이후에도</w:t>
+      </w:r>
+      <w:r>
+        <w:rPr>
+          <w:rFonts w:hint="eastAsia"/>
+          <w:bCs/>
+          <w:sz w:val="24"/>
+          <w:szCs w:val="24"/>
+        </w:rPr>
+        <w:t xml:space="preserve"> </w:t>
+      </w:r>
+      <w:r>
+        <w:rPr>
+          <w:rFonts w:hint="eastAsia"/>
+          <w:bCs/>
+          <w:sz w:val="24"/>
+          <w:szCs w:val="24"/>
+        </w:rPr>
+        <w:t>계속</w:t>
+      </w:r>
+      <w:r>
+        <w:rPr>
+          <w:rFonts w:hint="eastAsia"/>
+          <w:bCs/>
+          <w:sz w:val="24"/>
+          <w:szCs w:val="24"/>
+        </w:rPr>
+        <w:t xml:space="preserve"> </w:t>
+      </w:r>
+      <w:r>
+        <w:rPr>
+          <w:rFonts w:hint="eastAsia"/>
+          <w:bCs/>
+          <w:sz w:val="24"/>
+          <w:szCs w:val="24"/>
+        </w:rPr>
+        <w:t>갱신</w:t>
+      </w:r>
+      <w:r>
+        <w:rPr>
+          <w:rFonts w:hint="eastAsia"/>
+          <w:bCs/>
+          <w:sz w:val="24"/>
+          <w:szCs w:val="24"/>
+        </w:rPr>
+        <w:t xml:space="preserve"> </w:t>
+      </w:r>
+      <w:r>
+        <w:rPr>
+          <w:rFonts w:hint="eastAsia"/>
+          <w:bCs/>
+          <w:sz w:val="24"/>
+          <w:szCs w:val="24"/>
+        </w:rPr>
+        <w:t>중</w:t>
+      </w:r>
+      <w:r>
+        <w:rPr>
+          <w:rFonts w:hint="eastAsia"/>
+          <w:bCs/>
+          <w:sz w:val="24"/>
+          <w:szCs w:val="24"/>
+        </w:rPr>
+        <w:t xml:space="preserve"> </w:t>
+      </w:r>
+      <w:r>
+        <w:rPr>
+          <w:rFonts w:hint="eastAsia"/>
+          <w:bCs/>
+          <w:sz w:val="24"/>
+          <w:szCs w:val="24"/>
+        </w:rPr>
+        <w:t>—</w:t>
+      </w:r>
+      <w:r>
+        <w:rPr>
+          <w:rFonts w:hint="eastAsia"/>
+          <w:bCs/>
+          <w:sz w:val="24"/>
+          <w:szCs w:val="24"/>
+        </w:rPr>
+        <w:t xml:space="preserve"> 2026-09-12~13</w:t>
+      </w:r>
+      <w:r>
+        <w:rPr>
+          <w:rFonts w:hint="eastAsia"/>
+          <w:bCs/>
+          <w:sz w:val="24"/>
+          <w:szCs w:val="24"/>
+        </w:rPr>
+        <w:t>에</w:t>
+      </w:r>
+      <w:r>
+        <w:rPr>
+          <w:rFonts w:hint="eastAsia"/>
+          <w:bCs/>
+          <w:sz w:val="24"/>
+          <w:szCs w:val="24"/>
+        </w:rPr>
+        <w:t xml:space="preserve"> </w:t>
+      </w:r>
+      <w:r>
+        <w:rPr>
+          <w:rFonts w:hint="eastAsia"/>
+          <w:bCs/>
+          <w:sz w:val="24"/>
+          <w:szCs w:val="24"/>
+        </w:rPr>
+        <w:t>키보드</w:t>
+      </w:r>
+      <w:r>
+        <w:rPr>
+          <w:rFonts w:hint="eastAsia"/>
+          <w:bCs/>
+          <w:sz w:val="24"/>
+          <w:szCs w:val="24"/>
+        </w:rPr>
+        <w:t xml:space="preserve"> </w:t>
+      </w:r>
+      <w:r>
+        <w:rPr>
+          <w:rFonts w:hint="eastAsia"/>
+          <w:bCs/>
+          <w:sz w:val="24"/>
+          <w:szCs w:val="24"/>
+        </w:rPr>
+        <w:t>입력</w:t>
+      </w:r>
+      <w:r>
+        <w:rPr>
+          <w:rFonts w:hint="eastAsia"/>
+          <w:bCs/>
+          <w:sz w:val="24"/>
+          <w:szCs w:val="24"/>
+        </w:rPr>
+        <w:t xml:space="preserve"> </w:t>
+      </w:r>
+      <w:r>
+        <w:rPr>
+          <w:rFonts w:hint="eastAsia"/>
+          <w:bCs/>
+          <w:sz w:val="24"/>
+          <w:szCs w:val="24"/>
+        </w:rPr>
+        <w:t>흐름</w:t>
+      </w:r>
+      <w:r>
+        <w:rPr>
+          <w:rFonts w:hint="eastAsia"/>
+          <w:bCs/>
+          <w:sz w:val="24"/>
+          <w:szCs w:val="24"/>
+        </w:rPr>
+        <w:t xml:space="preserve"> </w:t>
+      </w:r>
+      <w:r>
+        <w:rPr>
+          <w:rFonts w:hint="eastAsia"/>
+          <w:bCs/>
+          <w:sz w:val="24"/>
+          <w:szCs w:val="24"/>
+        </w:rPr>
+        <w:t>개선</w:t>
+      </w:r>
+      <w:r>
+        <w:rPr>
+          <w:rFonts w:hint="eastAsia"/>
+          <w:bCs/>
+          <w:sz w:val="24"/>
+          <w:szCs w:val="24"/>
+        </w:rPr>
+        <w:t xml:space="preserve">(Enter </w:t>
+      </w:r>
+      <w:r>
+        <w:rPr>
+          <w:rFonts w:hint="eastAsia"/>
+          <w:bCs/>
+          <w:sz w:val="24"/>
+          <w:szCs w:val="24"/>
+        </w:rPr>
+        <w:t>자동</w:t>
+      </w:r>
+      <w:r>
+        <w:rPr>
+          <w:rFonts w:hint="eastAsia"/>
+          <w:bCs/>
+          <w:sz w:val="24"/>
+          <w:szCs w:val="24"/>
+        </w:rPr>
+        <w:t xml:space="preserve"> </w:t>
+      </w:r>
+      <w:r>
+        <w:rPr>
+          <w:rFonts w:hint="eastAsia"/>
+          <w:bCs/>
+          <w:sz w:val="24"/>
+          <w:szCs w:val="24"/>
+        </w:rPr>
+        <w:t>이동</w:t>
+      </w:r>
+      <w:r>
+        <w:rPr>
+          <w:rFonts w:hint="eastAsia"/>
+          <w:bCs/>
+          <w:sz w:val="24"/>
+          <w:szCs w:val="24"/>
+        </w:rPr>
+        <w:t xml:space="preserve">, Tab </w:t>
+      </w:r>
+      <w:r>
+        <w:rPr>
+          <w:rFonts w:hint="eastAsia"/>
+          <w:bCs/>
+          <w:sz w:val="24"/>
+          <w:szCs w:val="24"/>
+        </w:rPr>
+        <w:t>순서</w:t>
+      </w:r>
+      <w:r>
+        <w:rPr>
+          <w:rFonts w:hint="eastAsia"/>
+          <w:bCs/>
+          <w:sz w:val="24"/>
+          <w:szCs w:val="24"/>
+        </w:rPr>
+        <w:t xml:space="preserve"> </w:t>
+      </w:r>
+      <w:r>
+        <w:rPr>
+          <w:rFonts w:hint="eastAsia"/>
+          <w:bCs/>
+          <w:sz w:val="24"/>
+          <w:szCs w:val="24"/>
+        </w:rPr>
+        <w:t>보정</w:t>
+      </w:r>
+      <w:r>
+        <w:rPr>
+          <w:rFonts w:hint="eastAsia"/>
+          <w:bCs/>
+          <w:sz w:val="24"/>
+          <w:szCs w:val="24"/>
+        </w:rPr>
+        <w:t xml:space="preserve">, </w:t>
+      </w:r>
+      <w:r>
+        <w:rPr>
+          <w:rFonts w:hint="eastAsia"/>
+          <w:bCs/>
+          <w:sz w:val="24"/>
+          <w:szCs w:val="24"/>
+        </w:rPr>
+        <w:t>자동</w:t>
+      </w:r>
+      <w:r>
+        <w:rPr>
+          <w:rFonts w:hint="eastAsia"/>
+          <w:bCs/>
+          <w:sz w:val="24"/>
+          <w:szCs w:val="24"/>
+        </w:rPr>
+        <w:t xml:space="preserve"> </w:t>
+      </w:r>
+      <w:r>
+        <w:rPr>
+          <w:rFonts w:hint="eastAsia"/>
+          <w:bCs/>
+          <w:sz w:val="24"/>
+          <w:szCs w:val="24"/>
+        </w:rPr>
+        <w:t>포커스</w:t>
+      </w:r>
+      <w:r>
+        <w:rPr>
+          <w:rFonts w:hint="eastAsia"/>
+          <w:bCs/>
+          <w:sz w:val="24"/>
+          <w:szCs w:val="24"/>
+        </w:rPr>
+        <w:t xml:space="preserve">), </w:t>
+      </w:r>
+      <w:r>
+        <w:rPr>
+          <w:rFonts w:hint="eastAsia"/>
+          <w:bCs/>
+          <w:sz w:val="24"/>
+          <w:szCs w:val="24"/>
+        </w:rPr>
+        <w:t>반응형</w:t>
+      </w:r>
+      <w:r>
+        <w:rPr>
+          <w:rFonts w:hint="eastAsia"/>
+          <w:bCs/>
+          <w:sz w:val="24"/>
+          <w:szCs w:val="24"/>
+        </w:rPr>
+        <w:t xml:space="preserve"> </w:t>
+      </w:r>
+      <w:r>
+        <w:rPr>
+          <w:rFonts w:hint="eastAsia"/>
+          <w:bCs/>
+          <w:sz w:val="24"/>
+          <w:szCs w:val="24"/>
+        </w:rPr>
+        <w:t>레이아웃</w:t>
+      </w:r>
+      <w:r>
+        <w:rPr>
+          <w:rFonts w:hint="eastAsia"/>
+          <w:bCs/>
+          <w:sz w:val="24"/>
+          <w:szCs w:val="24"/>
+        </w:rPr>
+        <w:t xml:space="preserve">, </w:t>
+      </w:r>
+      <w:r>
+        <w:rPr>
+          <w:rFonts w:hint="eastAsia"/>
+          <w:bCs/>
+          <w:sz w:val="24"/>
+          <w:szCs w:val="24"/>
+        </w:rPr>
+        <w:t>입력</w:t>
+      </w:r>
+      <w:r>
+        <w:rPr>
+          <w:rFonts w:hint="eastAsia"/>
+          <w:bCs/>
+          <w:sz w:val="24"/>
+          <w:szCs w:val="24"/>
+        </w:rPr>
+        <w:t xml:space="preserve"> </w:t>
+      </w:r>
+      <w:r>
+        <w:rPr>
+          <w:rFonts w:hint="eastAsia"/>
+          <w:bCs/>
+          <w:sz w:val="24"/>
+          <w:szCs w:val="24"/>
+        </w:rPr>
+        <w:t>글자크기</w:t>
+      </w:r>
+      <w:r>
+        <w:rPr>
+          <w:rFonts w:hint="eastAsia"/>
+          <w:bCs/>
+          <w:sz w:val="24"/>
+          <w:szCs w:val="24"/>
+        </w:rPr>
+        <w:t xml:space="preserve"> </w:t>
+      </w:r>
+      <w:r>
+        <w:rPr>
+          <w:rFonts w:hint="eastAsia"/>
+          <w:bCs/>
+          <w:sz w:val="24"/>
+          <w:szCs w:val="24"/>
+        </w:rPr>
+        <w:t>조절</w:t>
+      </w:r>
+      <w:r>
+        <w:rPr>
+          <w:rFonts w:hint="eastAsia"/>
+          <w:bCs/>
+          <w:sz w:val="24"/>
+          <w:szCs w:val="24"/>
+        </w:rPr>
+        <w:t xml:space="preserve">, </w:t>
+      </w:r>
+      <w:r>
+        <w:rPr>
+          <w:rFonts w:hint="eastAsia"/>
+          <w:bCs/>
+          <w:sz w:val="24"/>
+          <w:szCs w:val="24"/>
+        </w:rPr>
+        <w:t>파일</w:t>
+      </w:r>
+      <w:r>
+        <w:rPr>
+          <w:rFonts w:hint="eastAsia"/>
+          <w:bCs/>
+          <w:sz w:val="24"/>
+          <w:szCs w:val="24"/>
+        </w:rPr>
+        <w:t xml:space="preserve"> </w:t>
+      </w:r>
+      <w:r>
+        <w:rPr>
+          <w:rFonts w:hint="eastAsia"/>
+          <w:bCs/>
+          <w:sz w:val="24"/>
+          <w:szCs w:val="24"/>
+        </w:rPr>
+        <w:t>가져오기</w:t>
+      </w:r>
+      <w:r>
+        <w:rPr>
+          <w:rFonts w:hint="eastAsia"/>
+          <w:bCs/>
+          <w:sz w:val="24"/>
+          <w:szCs w:val="24"/>
+        </w:rPr>
+        <w:t xml:space="preserve">(CSV/TSV/TXT), </w:t>
+      </w:r>
+      <w:r>
+        <w:rPr>
+          <w:rFonts w:hint="eastAsia"/>
+          <w:bCs/>
+          <w:sz w:val="24"/>
+          <w:szCs w:val="24"/>
+        </w:rPr>
+        <w:t>클라우드</w:t>
+      </w:r>
+      <w:r>
+        <w:rPr>
+          <w:rFonts w:hint="eastAsia"/>
+          <w:bCs/>
+          <w:sz w:val="24"/>
+          <w:szCs w:val="24"/>
+        </w:rPr>
+        <w:t xml:space="preserve"> </w:t>
+      </w:r>
+      <w:r>
+        <w:rPr>
+          <w:rFonts w:hint="eastAsia"/>
+          <w:bCs/>
+          <w:sz w:val="24"/>
+          <w:szCs w:val="24"/>
+        </w:rPr>
+        <w:t>문장</w:t>
+      </w:r>
+      <w:r>
+        <w:rPr>
+          <w:rFonts w:hint="eastAsia"/>
+          <w:bCs/>
+          <w:sz w:val="24"/>
+          <w:szCs w:val="24"/>
+        </w:rPr>
+        <w:t xml:space="preserve"> </w:t>
+      </w:r>
+      <w:r>
+        <w:rPr>
+          <w:rFonts w:hint="eastAsia"/>
+          <w:bCs/>
+          <w:sz w:val="24"/>
+          <w:szCs w:val="24"/>
+        </w:rPr>
+        <w:t>조회·수정·삭제</w:t>
+      </w:r>
+      <w:r>
+        <w:rPr>
+          <w:rFonts w:hint="eastAsia"/>
+          <w:bCs/>
+          <w:sz w:val="24"/>
+          <w:szCs w:val="24"/>
+        </w:rPr>
+        <w:t xml:space="preserve"> </w:t>
+      </w:r>
+      <w:r>
+        <w:rPr>
+          <w:rFonts w:hint="eastAsia"/>
+          <w:bCs/>
+          <w:sz w:val="24"/>
+          <w:szCs w:val="24"/>
+        </w:rPr>
+        <w:t>기능이</w:t>
+      </w:r>
+      <w:r>
+        <w:rPr>
+          <w:rFonts w:hint="eastAsia"/>
+          <w:bCs/>
+          <w:sz w:val="24"/>
+          <w:szCs w:val="24"/>
+        </w:rPr>
+        <w:t xml:space="preserve"> </w:t>
+      </w:r>
+      <w:r>
+        <w:rPr>
+          <w:rFonts w:hint="eastAsia"/>
+          <w:bCs/>
+          <w:sz w:val="24"/>
+          <w:szCs w:val="24"/>
+        </w:rPr>
+        <w:t>순차로</w:t>
+      </w:r>
+      <w:r>
+        <w:rPr>
+          <w:rFonts w:hint="eastAsia"/>
+          <w:bCs/>
+          <w:sz w:val="24"/>
+          <w:szCs w:val="24"/>
+        </w:rPr>
+        <w:t xml:space="preserve"> </w:t>
+      </w:r>
+      <w:r>
+        <w:rPr>
+          <w:rFonts w:hint="eastAsia"/>
+          <w:bCs/>
+          <w:sz w:val="24"/>
+          <w:szCs w:val="24"/>
+        </w:rPr>
+        <w:t>추가됨</w:t>
+      </w:r>
+      <w:r>
+        <w:rPr>
+          <w:rFonts w:hint="eastAsia"/>
+          <w:bCs/>
+          <w:sz w:val="24"/>
+          <w:szCs w:val="24"/>
+        </w:rPr>
+        <w:t>(</w:t>
+      </w:r>
+      <w:r>
+        <w:rPr>
+          <w:rFonts w:hint="eastAsia"/>
+          <w:bCs/>
+          <w:sz w:val="24"/>
+          <w:szCs w:val="24"/>
+        </w:rPr>
+        <w:t>각</w:t>
+      </w:r>
+      <w:r>
+        <w:rPr>
+          <w:rFonts w:hint="eastAsia"/>
+          <w:bCs/>
+          <w:sz w:val="24"/>
+          <w:szCs w:val="24"/>
+        </w:rPr>
+        <w:t xml:space="preserve"> </w:t>
+      </w:r>
+      <w:r>
+        <w:rPr>
+          <w:rFonts w:hint="eastAsia"/>
+          <w:bCs/>
+          <w:sz w:val="24"/>
+          <w:szCs w:val="24"/>
+        </w:rPr>
+        <w:t>항목</w:t>
+      </w:r>
+      <w:r>
+        <w:rPr>
+          <w:rFonts w:hint="eastAsia"/>
+          <w:bCs/>
+          <w:sz w:val="24"/>
+          <w:szCs w:val="24"/>
+        </w:rPr>
+        <w:t xml:space="preserve"> Claude 1</w:t>
+      </w:r>
+      <w:r>
+        <w:rPr>
+          <w:rFonts w:hint="eastAsia"/>
+          <w:bCs/>
+          <w:sz w:val="24"/>
+          <w:szCs w:val="24"/>
+        </w:rPr>
+        <w:t>차</w:t>
+      </w:r>
+      <w:r>
+        <w:rPr>
+          <w:rFonts w:hint="eastAsia"/>
+          <w:bCs/>
+          <w:sz w:val="24"/>
+          <w:szCs w:val="24"/>
+        </w:rPr>
+        <w:t xml:space="preserve"> </w:t>
+      </w:r>
+      <w:r>
+        <w:rPr>
+          <w:rFonts w:hint="eastAsia"/>
+          <w:bCs/>
+          <w:sz w:val="24"/>
+          <w:szCs w:val="24"/>
+        </w:rPr>
+        <w:t>확인</w:t>
+      </w:r>
+      <w:r>
+        <w:rPr>
+          <w:rFonts w:hint="eastAsia"/>
+          <w:bCs/>
+          <w:sz w:val="24"/>
+          <w:szCs w:val="24"/>
+        </w:rPr>
+        <w:t>+</w:t>
+      </w:r>
+      <w:r>
+        <w:rPr>
+          <w:rFonts w:hint="eastAsia"/>
+          <w:bCs/>
+          <w:sz w:val="24"/>
+          <w:szCs w:val="24"/>
+        </w:rPr>
+        <w:t>사용자</w:t>
+      </w:r>
+      <w:r>
+        <w:rPr>
+          <w:rFonts w:hint="eastAsia"/>
+          <w:bCs/>
+          <w:sz w:val="24"/>
+          <w:szCs w:val="24"/>
+        </w:rPr>
+        <w:t xml:space="preserve"> 2</w:t>
+      </w:r>
+      <w:r>
+        <w:rPr>
+          <w:rFonts w:hint="eastAsia"/>
+          <w:bCs/>
+          <w:sz w:val="24"/>
+          <w:szCs w:val="24"/>
+        </w:rPr>
+        <w:t>차</w:t>
+      </w:r>
+      <w:r>
+        <w:rPr>
+          <w:rFonts w:hint="eastAsia"/>
+          <w:bCs/>
+          <w:sz w:val="24"/>
+          <w:szCs w:val="24"/>
+        </w:rPr>
+        <w:t xml:space="preserve"> </w:t>
+      </w:r>
+      <w:r>
+        <w:rPr>
+          <w:rFonts w:hint="eastAsia"/>
+          <w:bCs/>
+          <w:sz w:val="24"/>
+          <w:szCs w:val="24"/>
+        </w:rPr>
+        <w:t>확인</w:t>
+      </w:r>
+      <w:r>
+        <w:rPr>
+          <w:rFonts w:hint="eastAsia"/>
+          <w:bCs/>
+          <w:sz w:val="24"/>
+          <w:szCs w:val="24"/>
+        </w:rPr>
+        <w:t xml:space="preserve"> </w:t>
+      </w:r>
+      <w:r>
+        <w:rPr>
+          <w:rFonts w:hint="eastAsia"/>
+          <w:bCs/>
+          <w:sz w:val="24"/>
+          <w:szCs w:val="24"/>
+        </w:rPr>
+        <w:t>완료</w:t>
+      </w:r>
+      <w:r>
+        <w:rPr>
+          <w:rFonts w:hint="eastAsia"/>
+          <w:bCs/>
+          <w:sz w:val="24"/>
+          <w:szCs w:val="24"/>
+        </w:rPr>
+        <w:t xml:space="preserve">, </w:t>
+      </w:r>
+      <w:r>
+        <w:rPr>
+          <w:rFonts w:hint="eastAsia"/>
+          <w:bCs/>
+          <w:sz w:val="24"/>
+          <w:szCs w:val="24"/>
+        </w:rPr>
+        <w:t>자세한</w:t>
+      </w:r>
+      <w:r>
+        <w:rPr>
+          <w:rFonts w:hint="eastAsia"/>
+          <w:bCs/>
+          <w:sz w:val="24"/>
+          <w:szCs w:val="24"/>
+        </w:rPr>
+        <w:t xml:space="preserve"> </w:t>
+      </w:r>
+      <w:r>
+        <w:rPr>
+          <w:rFonts w:hint="eastAsia"/>
+          <w:bCs/>
+          <w:sz w:val="24"/>
+          <w:szCs w:val="24"/>
+        </w:rPr>
+        <w:t>내용은</w:t>
+      </w:r>
+      <w:r>
+        <w:rPr>
+          <w:rFonts w:hint="eastAsia"/>
+          <w:bCs/>
+          <w:sz w:val="24"/>
+          <w:szCs w:val="24"/>
+        </w:rPr>
+        <w:t xml:space="preserve"> CLAUDE.md </w:t>
+      </w:r>
+      <w:r>
+        <w:rPr>
+          <w:rFonts w:hint="eastAsia"/>
+          <w:bCs/>
+          <w:sz w:val="24"/>
+          <w:szCs w:val="24"/>
+        </w:rPr>
+        <w:t>체크리스트</w:t>
+      </w:r>
+      <w:r>
+        <w:rPr>
+          <w:rFonts w:hint="eastAsia"/>
+          <w:bCs/>
+          <w:sz w:val="24"/>
+          <w:szCs w:val="24"/>
+        </w:rPr>
+        <w:t xml:space="preserve"> 19</w:t>
+      </w:r>
+      <w:r>
+        <w:rPr>
+          <w:rFonts w:hint="eastAsia"/>
+          <w:bCs/>
+          <w:sz w:val="24"/>
+          <w:szCs w:val="24"/>
+        </w:rPr>
+        <w:t>번</w:t>
+      </w:r>
+      <w:r>
+        <w:rPr>
+          <w:rFonts w:hint="eastAsia"/>
+          <w:bCs/>
+          <w:sz w:val="24"/>
+          <w:szCs w:val="24"/>
+        </w:rPr>
+        <w:t xml:space="preserve"> </w:t>
+      </w:r>
+      <w:r>
+        <w:rPr>
+          <w:rFonts w:hint="eastAsia"/>
+          <w:bCs/>
+          <w:sz w:val="24"/>
+          <w:szCs w:val="24"/>
+        </w:rPr>
+        <w:t>참고</w:t>
+      </w:r>
+      <w:r>
+        <w:rPr>
+          <w:rFonts w:hint="eastAsia"/>
+          <w:bCs/>
+          <w:sz w:val="24"/>
+          <w:szCs w:val="24"/>
+        </w:rPr>
+        <w:t>).</w:t>
       </w:r>
     </w:p>
     <w:p>
@@ -2740,6 +3422,7 @@
       </w:pPr>
       <w:r>
         <w:rPr>
+          <w:rFonts w:hint="eastAsia"/>
           <w:b/>
           <w:bCs/>
           <w:sz w:val="24"/>
@@ -2749,6 +3432,7 @@
       </w:r>
       <w:r>
         <w:rPr>
+          <w:rFonts w:hint="eastAsia"/>
           <w:b/>
           <w:bCs/>
           <w:sz w:val="24"/>
@@ -2758,6 +3442,7 @@
       </w:r>
       <w:r>
         <w:rPr>
+          <w:rFonts w:hint="eastAsia"/>
           <w:b/>
           <w:bCs/>
           <w:sz w:val="24"/>
@@ -2767,57 +3452,128 @@
       </w:r>
       <w:r>
         <w:rPr>
+          <w:rFonts w:hint="eastAsia"/>
           <w:b/>
           <w:bCs/>
           <w:sz w:val="24"/>
           <w:szCs w:val="24"/>
         </w:rPr>
-        <w:t xml:space="preserve">: </w:t>
-      </w:r>
-      <w:r>
-        <w:rPr>
-          <w:sz w:val="24"/>
-          <w:szCs w:val="24"/>
-        </w:rPr>
-        <w:t>웹페이지에는</w:t>
-      </w:r>
-      <w:r>
-        <w:rPr>
-          <w:sz w:val="24"/>
-          <w:szCs w:val="24"/>
-        </w:rPr>
-        <w:t xml:space="preserve"> "</w:t>
-      </w:r>
-      <w:r>
-        <w:rPr>
-          <w:sz w:val="24"/>
-          <w:szCs w:val="24"/>
-        </w:rPr>
-        <w:t>현재</w:t>
-      </w:r>
-      <w:r>
-        <w:rPr>
-          <w:sz w:val="24"/>
-          <w:szCs w:val="24"/>
-        </w:rPr>
-        <w:t xml:space="preserve"> </w:t>
-      </w:r>
-      <w:r>
-        <w:rPr>
-          <w:sz w:val="24"/>
-          <w:szCs w:val="24"/>
-        </w:rPr>
-        <w:t>클라우드에</w:t>
-      </w:r>
-      <w:r>
-        <w:rPr>
-          <w:sz w:val="24"/>
-          <w:szCs w:val="24"/>
-        </w:rPr>
-        <w:t xml:space="preserve"> </w:t>
-      </w:r>
-      <w:r>
-        <w:rPr>
+        <w:t xml:space="preserve">(2026-09-13 </w:t>
+      </w:r>
+      <w:r>
+        <w:rPr>
+          <w:rFonts w:hint="eastAsia"/>
+          <w:b/>
+          <w:bCs/>
+          <w:sz w:val="24"/>
+          <w:szCs w:val="24"/>
+        </w:rPr>
+        <w:t>추가</w:t>
+      </w:r>
+      <w:r>
+        <w:rPr>
+          <w:rFonts w:hint="eastAsia"/>
+          <w:b/>
+          <w:bCs/>
+          <w:sz w:val="24"/>
+          <w:szCs w:val="24"/>
+        </w:rPr>
+        <w:t xml:space="preserve">): </w:t>
+      </w:r>
+      <w:r>
+        <w:rPr>
+          <w:rFonts w:hint="eastAsia"/>
+          <w:bCs/>
+          <w:sz w:val="24"/>
+          <w:szCs w:val="24"/>
+        </w:rPr>
+        <w:t>로그인하면</w:t>
+      </w:r>
+      <w:r>
+        <w:rPr>
+          <w:rFonts w:hint="eastAsia"/>
+          <w:bCs/>
+          <w:sz w:val="24"/>
+          <w:szCs w:val="24"/>
+        </w:rPr>
+        <w:t xml:space="preserve"> </w:t>
+      </w:r>
+      <w:r>
+        <w:rPr>
+          <w:rFonts w:hint="eastAsia"/>
+          <w:bCs/>
+          <w:sz w:val="24"/>
+          <w:szCs w:val="24"/>
+        </w:rPr>
+        <w:t>화면</w:t>
+      </w:r>
+      <w:r>
+        <w:rPr>
+          <w:rFonts w:hint="eastAsia"/>
+          <w:bCs/>
+          <w:sz w:val="24"/>
+          <w:szCs w:val="24"/>
+        </w:rPr>
+        <w:t xml:space="preserve"> </w:t>
+      </w:r>
+      <w:r>
+        <w:rPr>
+          <w:rFonts w:hint="eastAsia"/>
+          <w:bCs/>
+          <w:sz w:val="24"/>
+          <w:szCs w:val="24"/>
+        </w:rPr>
+        <w:t>위쪽에</w:t>
+      </w:r>
+      <w:r>
+        <w:rPr>
+          <w:rFonts w:hint="eastAsia"/>
+          <w:bCs/>
+          <w:sz w:val="24"/>
+          <w:szCs w:val="24"/>
+        </w:rPr>
+        <w:t xml:space="preserve"> </w:t>
+      </w:r>
+      <w:r>
+        <w:rPr>
+          <w:rFonts w:hint="eastAsia"/>
+          <w:bCs/>
+          <w:sz w:val="24"/>
+          <w:szCs w:val="24"/>
+        </w:rPr>
+        <w:t>“클라우드에</w:t>
+      </w:r>
+      <w:r>
+        <w:rPr>
+          <w:rFonts w:hint="eastAsia"/>
+          <w:bCs/>
+          <w:sz w:val="24"/>
+          <w:szCs w:val="24"/>
+        </w:rPr>
+        <w:t xml:space="preserve"> </w:t>
+      </w:r>
+      <w:r>
+        <w:rPr>
+          <w:rFonts w:hint="eastAsia"/>
+          <w:bCs/>
+          <w:sz w:val="24"/>
+          <w:szCs w:val="24"/>
+        </w:rPr>
+        <w:t>저장된</w:t>
+      </w:r>
+      <w:r>
+        <w:rPr>
+          <w:rFonts w:hint="eastAsia"/>
+          <w:bCs/>
+          <w:sz w:val="24"/>
+          <w:szCs w:val="24"/>
+        </w:rPr>
+        <w:t xml:space="preserve"> </w:t>
+      </w:r>
+      <w:r>
+        <w:rPr>
+          <w:rFonts w:hint="eastAsia"/>
+          <w:bCs/>
           <w:sz w:val="24"/>
           <w:szCs w:val="24"/>
         </w:rPr>
@@ -2825,13 +3581,17 @@
       </w:r>
       <w:r>
         <w:rPr>
-          <w:sz w:val="24"/>
-          <w:szCs w:val="24"/>
-        </w:rPr>
-        <w:t xml:space="preserve"> N</w:t>
-      </w:r>
-      <w:r>
-        <w:rPr>
+          <w:rFonts w:hint="eastAsia"/>
+          <w:bCs/>
+          <w:sz w:val="24"/>
+          <w:szCs w:val="24"/>
+        </w:rPr>
+        <w:t xml:space="preserve"> (N</w:t>
+      </w:r>
+      <w:r>
+        <w:rPr>
+          <w:rFonts w:hint="eastAsia"/>
+          <w:bCs/>
           <w:sz w:val="24"/>
           <w:szCs w:val="24"/>
         </w:rPr>
@@ -2839,27 +3599,251 @@
       </w:r>
       <w:r>
         <w:rPr>
-          <w:sz w:val="24"/>
-          <w:szCs w:val="24"/>
-        </w:rPr>
-        <w:t xml:space="preserve"> </w:t>
-      </w:r>
-      <w:r>
-        <w:rPr>
-          <w:sz w:val="24"/>
-          <w:szCs w:val="24"/>
-        </w:rPr>
-        <w:t>저장돼</w:t>
-      </w:r>
-      <w:r>
-        <w:rPr>
-          <w:sz w:val="24"/>
-          <w:szCs w:val="24"/>
-        </w:rPr>
-        <w:t xml:space="preserve"> </w:t>
-      </w:r>
-      <w:r>
-        <w:rPr>
+          <w:rFonts w:hint="eastAsia"/>
+          <w:bCs/>
+          <w:sz w:val="24"/>
+          <w:szCs w:val="24"/>
+        </w:rPr>
+        <w:t>)</w:t>
+      </w:r>
+      <w:r>
+        <w:rPr>
+          <w:rFonts w:hint="eastAsia"/>
+          <w:bCs/>
+          <w:sz w:val="24"/>
+          <w:szCs w:val="24"/>
+        </w:rPr>
+        <w:t>”</w:t>
+      </w:r>
+      <w:r>
+        <w:rPr>
+          <w:rFonts w:hint="eastAsia"/>
+          <w:bCs/>
+          <w:sz w:val="24"/>
+          <w:szCs w:val="24"/>
+        </w:rPr>
+        <w:t xml:space="preserve"> </w:t>
+      </w:r>
+      <w:r>
+        <w:rPr>
+          <w:rFonts w:hint="eastAsia"/>
+          <w:bCs/>
+          <w:sz w:val="24"/>
+          <w:szCs w:val="24"/>
+        </w:rPr>
+        <w:t>관리</w:t>
+      </w:r>
+      <w:r>
+        <w:rPr>
+          <w:rFonts w:hint="eastAsia"/>
+          <w:bCs/>
+          <w:sz w:val="24"/>
+          <w:szCs w:val="24"/>
+        </w:rPr>
+        <w:t xml:space="preserve"> </w:t>
+      </w:r>
+      <w:r>
+        <w:rPr>
+          <w:rFonts w:hint="eastAsia"/>
+          <w:bCs/>
+          <w:sz w:val="24"/>
+          <w:szCs w:val="24"/>
+        </w:rPr>
+        <w:t>섹션이</w:t>
+      </w:r>
+      <w:r>
+        <w:rPr>
+          <w:rFonts w:hint="eastAsia"/>
+          <w:bCs/>
+          <w:sz w:val="24"/>
+          <w:szCs w:val="24"/>
+        </w:rPr>
+        <w:t xml:space="preserve"> </w:t>
+      </w:r>
+      <w:r>
+        <w:rPr>
+          <w:rFonts w:hint="eastAsia"/>
+          <w:bCs/>
+          <w:sz w:val="24"/>
+          <w:szCs w:val="24"/>
+        </w:rPr>
+        <w:t>함께</w:t>
+      </w:r>
+      <w:r>
+        <w:rPr>
+          <w:rFonts w:hint="eastAsia"/>
+          <w:bCs/>
+          <w:sz w:val="24"/>
+          <w:szCs w:val="24"/>
+        </w:rPr>
+        <w:t xml:space="preserve"> </w:t>
+      </w:r>
+      <w:r>
+        <w:rPr>
+          <w:rFonts w:hint="eastAsia"/>
+          <w:bCs/>
+          <w:sz w:val="24"/>
+          <w:szCs w:val="24"/>
+        </w:rPr>
+        <w:t>나타나</w:t>
+      </w:r>
+      <w:r>
+        <w:rPr>
+          <w:rFonts w:hint="eastAsia"/>
+          <w:bCs/>
+          <w:sz w:val="24"/>
+          <w:szCs w:val="24"/>
+        </w:rPr>
+        <w:t xml:space="preserve">, </w:t>
+      </w:r>
+      <w:r>
+        <w:rPr>
+          <w:rFonts w:hint="eastAsia"/>
+          <w:bCs/>
+          <w:sz w:val="24"/>
+          <w:szCs w:val="24"/>
+        </w:rPr>
+        <w:t>기존</w:t>
+      </w:r>
+      <w:r>
+        <w:rPr>
+          <w:rFonts w:hint="eastAsia"/>
+          <w:bCs/>
+          <w:sz w:val="24"/>
+          <w:szCs w:val="24"/>
+        </w:rPr>
+        <w:t xml:space="preserve"> </w:t>
+      </w:r>
+      <w:r>
+        <w:rPr>
+          <w:rFonts w:hint="eastAsia"/>
+          <w:bCs/>
+          <w:sz w:val="24"/>
+          <w:szCs w:val="24"/>
+        </w:rPr>
+        <w:t>문장을</w:t>
+      </w:r>
+      <w:r>
+        <w:rPr>
+          <w:rFonts w:hint="eastAsia"/>
+          <w:bCs/>
+          <w:sz w:val="24"/>
+          <w:szCs w:val="24"/>
+        </w:rPr>
+        <w:t xml:space="preserve"> </w:t>
+      </w:r>
+      <w:r>
+        <w:rPr>
+          <w:rFonts w:hint="eastAsia"/>
+          <w:bCs/>
+          <w:sz w:val="24"/>
+          <w:szCs w:val="24"/>
+        </w:rPr>
+        <w:t>이</w:t>
+      </w:r>
+      <w:r>
+        <w:rPr>
+          <w:rFonts w:hint="eastAsia"/>
+          <w:bCs/>
+          <w:sz w:val="24"/>
+          <w:szCs w:val="24"/>
+        </w:rPr>
+        <w:t xml:space="preserve"> </w:t>
+      </w:r>
+      <w:r>
+        <w:rPr>
+          <w:rFonts w:hint="eastAsia"/>
+          <w:bCs/>
+          <w:sz w:val="24"/>
+          <w:szCs w:val="24"/>
+        </w:rPr>
+        <w:t>페이지에서</w:t>
+      </w:r>
+      <w:r>
+        <w:rPr>
+          <w:rFonts w:hint="eastAsia"/>
+          <w:bCs/>
+          <w:sz w:val="24"/>
+          <w:szCs w:val="24"/>
+        </w:rPr>
+        <w:t xml:space="preserve"> </w:t>
+      </w:r>
+      <w:r>
+        <w:rPr>
+          <w:rFonts w:hint="eastAsia"/>
+          <w:bCs/>
+          <w:sz w:val="24"/>
+          <w:szCs w:val="24"/>
+        </w:rPr>
+        <w:t>바로</w:t>
+      </w:r>
+      <w:r>
+        <w:rPr>
+          <w:rFonts w:hint="eastAsia"/>
+          <w:bCs/>
+          <w:sz w:val="24"/>
+          <w:szCs w:val="24"/>
+        </w:rPr>
+        <w:t xml:space="preserve"> </w:t>
+      </w:r>
+      <w:r>
+        <w:rPr>
+          <w:rFonts w:hint="eastAsia"/>
+          <w:bCs/>
+          <w:sz w:val="24"/>
+          <w:szCs w:val="24"/>
+        </w:rPr>
+        <w:t>수정하거나</w:t>
+      </w:r>
+      <w:r>
+        <w:rPr>
+          <w:rFonts w:hint="eastAsia"/>
+          <w:bCs/>
+          <w:sz w:val="24"/>
+          <w:szCs w:val="24"/>
+        </w:rPr>
+        <w:t xml:space="preserve"> </w:t>
+      </w:r>
+      <w:r>
+        <w:rPr>
+          <w:rFonts w:hint="eastAsia"/>
+          <w:bCs/>
+          <w:sz w:val="24"/>
+          <w:szCs w:val="24"/>
+        </w:rPr>
+        <w:t>삭제할</w:t>
+      </w:r>
+      <w:r>
+        <w:rPr>
+          <w:rFonts w:hint="eastAsia"/>
+          <w:bCs/>
+          <w:sz w:val="24"/>
+          <w:szCs w:val="24"/>
+        </w:rPr>
+        <w:t xml:space="preserve"> </w:t>
+      </w:r>
+      <w:r>
+        <w:rPr>
+          <w:rFonts w:hint="eastAsia"/>
+          <w:bCs/>
+          <w:sz w:val="24"/>
+          <w:szCs w:val="24"/>
+        </w:rPr>
+        <w:t>수</w:t>
+      </w:r>
+      <w:r>
+        <w:rPr>
+          <w:rFonts w:hint="eastAsia"/>
+          <w:bCs/>
+          <w:sz w:val="24"/>
+          <w:szCs w:val="24"/>
+        </w:rPr>
+        <w:t xml:space="preserve"> </w:t>
+      </w:r>
+      <w:r>
+        <w:rPr>
+          <w:rFonts w:hint="eastAsia"/>
+          <w:bCs/>
           <w:sz w:val="24"/>
           <w:szCs w:val="24"/>
         </w:rPr>
@@ -2867,69 +3851,305 @@
       </w:r>
       <w:r>
         <w:rPr>
-          <w:sz w:val="24"/>
-          <w:szCs w:val="24"/>
-        </w:rPr>
-        <w:t>"</w:t>
-      </w:r>
-      <w:r>
-        <w:rPr>
-          <w:sz w:val="24"/>
-          <w:szCs w:val="24"/>
-        </w:rPr>
-        <w:t>이라는</w:t>
-      </w:r>
-      <w:r>
-        <w:rPr>
-          <w:sz w:val="24"/>
-          <w:szCs w:val="24"/>
-        </w:rPr>
-        <w:t xml:space="preserve"> </w:t>
-      </w:r>
-      <w:r>
-        <w:rPr>
-          <w:sz w:val="24"/>
-          <w:szCs w:val="24"/>
-        </w:rPr>
-        <w:t>개수만</w:t>
-      </w:r>
-      <w:r>
-        <w:rPr>
-          <w:sz w:val="24"/>
-          <w:szCs w:val="24"/>
-        </w:rPr>
-        <w:t xml:space="preserve"> </w:t>
-      </w:r>
-      <w:r>
-        <w:rPr>
-          <w:sz w:val="24"/>
-          <w:szCs w:val="24"/>
-        </w:rPr>
-        <w:t>표시됨</w:t>
-      </w:r>
-      <w:r>
-        <w:rPr>
-          <w:sz w:val="24"/>
-          <w:szCs w:val="24"/>
-        </w:rPr>
-        <w:t xml:space="preserve">. </w:t>
-      </w:r>
-      <w:r>
-        <w:rPr>
-          <w:sz w:val="24"/>
-          <w:szCs w:val="24"/>
-        </w:rPr>
-        <w:t>기존</w:t>
-      </w:r>
-      <w:r>
-        <w:rPr>
-          <w:sz w:val="24"/>
-          <w:szCs w:val="24"/>
-        </w:rPr>
-        <w:t xml:space="preserve"> </w:t>
-      </w:r>
-      <w:r>
-        <w:rPr>
+          <w:rFonts w:hint="eastAsia"/>
+          <w:bCs/>
+          <w:sz w:val="24"/>
+          <w:szCs w:val="24"/>
+        </w:rPr>
+        <w:t>(</w:t>
+      </w:r>
+      <w:r>
+        <w:rPr>
+          <w:rFonts w:hint="eastAsia"/>
+          <w:bCs/>
+          <w:sz w:val="24"/>
+          <w:szCs w:val="24"/>
+        </w:rPr>
+        <w:t>삭제는</w:t>
+      </w:r>
+      <w:r>
+        <w:rPr>
+          <w:rFonts w:hint="eastAsia"/>
+          <w:bCs/>
+          <w:sz w:val="24"/>
+          <w:szCs w:val="24"/>
+        </w:rPr>
+        <w:t xml:space="preserve"> </w:t>
+      </w:r>
+      <w:r>
+        <w:rPr>
+          <w:rFonts w:hint="eastAsia"/>
+          <w:bCs/>
+          <w:sz w:val="24"/>
+          <w:szCs w:val="24"/>
+        </w:rPr>
+        <w:t>휴지통</w:t>
+      </w:r>
+      <w:r>
+        <w:rPr>
+          <w:rFonts w:hint="eastAsia"/>
+          <w:bCs/>
+          <w:sz w:val="24"/>
+          <w:szCs w:val="24"/>
+        </w:rPr>
+        <w:t xml:space="preserve"> </w:t>
+      </w:r>
+      <w:r>
+        <w:rPr>
+          <w:rFonts w:hint="eastAsia"/>
+          <w:bCs/>
+          <w:sz w:val="24"/>
+          <w:szCs w:val="24"/>
+        </w:rPr>
+        <w:t>아이콘</w:t>
+      </w:r>
+      <w:r>
+        <w:rPr>
+          <w:rFonts w:hint="eastAsia"/>
+          <w:bCs/>
+          <w:sz w:val="24"/>
+          <w:szCs w:val="24"/>
+        </w:rPr>
+        <w:t>+</w:t>
+      </w:r>
+      <w:r>
+        <w:rPr>
+          <w:rFonts w:hint="eastAsia"/>
+          <w:bCs/>
+          <w:sz w:val="24"/>
+          <w:szCs w:val="24"/>
+        </w:rPr>
+        <w:t>확인</w:t>
+      </w:r>
+      <w:r>
+        <w:rPr>
+          <w:rFonts w:hint="eastAsia"/>
+          <w:bCs/>
+          <w:sz w:val="24"/>
+          <w:szCs w:val="24"/>
+        </w:rPr>
+        <w:t xml:space="preserve"> </w:t>
+      </w:r>
+      <w:r>
+        <w:rPr>
+          <w:rFonts w:hint="eastAsia"/>
+          <w:bCs/>
+          <w:sz w:val="24"/>
+          <w:szCs w:val="24"/>
+        </w:rPr>
+        <w:t>후</w:t>
+      </w:r>
+      <w:r>
+        <w:rPr>
+          <w:rFonts w:hint="eastAsia"/>
+          <w:bCs/>
+          <w:sz w:val="24"/>
+          <w:szCs w:val="24"/>
+        </w:rPr>
+        <w:t xml:space="preserve"> </w:t>
+      </w:r>
+      <w:r>
+        <w:rPr>
+          <w:rFonts w:hint="eastAsia"/>
+          <w:bCs/>
+          <w:sz w:val="24"/>
+          <w:szCs w:val="24"/>
+        </w:rPr>
+        <w:t>목록에서</w:t>
+      </w:r>
+      <w:r>
+        <w:rPr>
+          <w:rFonts w:hint="eastAsia"/>
+          <w:bCs/>
+          <w:sz w:val="24"/>
+          <w:szCs w:val="24"/>
+        </w:rPr>
+        <w:t xml:space="preserve"> </w:t>
+      </w:r>
+      <w:r>
+        <w:rPr>
+          <w:rFonts w:hint="eastAsia"/>
+          <w:bCs/>
+          <w:sz w:val="24"/>
+          <w:szCs w:val="24"/>
+        </w:rPr>
+        <w:t>제거</w:t>
+      </w:r>
+      <w:r>
+        <w:rPr>
+          <w:rFonts w:hint="eastAsia"/>
+          <w:bCs/>
+          <w:sz w:val="24"/>
+          <w:szCs w:val="24"/>
+        </w:rPr>
+        <w:t xml:space="preserve">, </w:t>
+      </w:r>
+      <w:r>
+        <w:rPr>
+          <w:rFonts w:hint="eastAsia"/>
+          <w:bCs/>
+          <w:sz w:val="24"/>
+          <w:szCs w:val="24"/>
+        </w:rPr>
+        <w:t>실제</w:t>
+      </w:r>
+      <w:r>
+        <w:rPr>
+          <w:rFonts w:hint="eastAsia"/>
+          <w:bCs/>
+          <w:sz w:val="24"/>
+          <w:szCs w:val="24"/>
+        </w:rPr>
+        <w:t xml:space="preserve"> </w:t>
+      </w:r>
+      <w:r>
+        <w:rPr>
+          <w:rFonts w:hint="eastAsia"/>
+          <w:bCs/>
+          <w:sz w:val="24"/>
+          <w:szCs w:val="24"/>
+        </w:rPr>
+        <w:t>반영은</w:t>
+      </w:r>
+      <w:r>
+        <w:rPr>
+          <w:rFonts w:hint="eastAsia"/>
+          <w:bCs/>
+          <w:sz w:val="24"/>
+          <w:szCs w:val="24"/>
+        </w:rPr>
+        <w:t xml:space="preserve"> </w:t>
+      </w:r>
+      <w:r>
+        <w:rPr>
+          <w:rFonts w:hint="eastAsia"/>
+          <w:bCs/>
+          <w:sz w:val="24"/>
+          <w:szCs w:val="24"/>
+        </w:rPr>
+        <w:t>저장</w:t>
+      </w:r>
+      <w:r>
+        <w:rPr>
+          <w:rFonts w:hint="eastAsia"/>
+          <w:bCs/>
+          <w:sz w:val="24"/>
+          <w:szCs w:val="24"/>
+        </w:rPr>
+        <w:t xml:space="preserve"> </w:t>
+      </w:r>
+      <w:r>
+        <w:rPr>
+          <w:rFonts w:hint="eastAsia"/>
+          <w:bCs/>
+          <w:sz w:val="24"/>
+          <w:szCs w:val="24"/>
+        </w:rPr>
+        <w:t>시점</w:t>
+      </w:r>
+      <w:r>
+        <w:rPr>
+          <w:rFonts w:hint="eastAsia"/>
+          <w:bCs/>
+          <w:sz w:val="24"/>
+          <w:szCs w:val="24"/>
+        </w:rPr>
+        <w:t xml:space="preserve">). </w:t>
+      </w:r>
+      <w:r>
+        <w:rPr>
+          <w:rFonts w:hint="eastAsia"/>
+          <w:bCs/>
+          <w:sz w:val="24"/>
+          <w:szCs w:val="24"/>
+        </w:rPr>
+        <w:t>기본은</w:t>
+      </w:r>
+      <w:r>
+        <w:rPr>
+          <w:rFonts w:hint="eastAsia"/>
+          <w:bCs/>
+          <w:sz w:val="24"/>
+          <w:szCs w:val="24"/>
+        </w:rPr>
+        <w:t xml:space="preserve"> </w:t>
+      </w:r>
+      <w:r>
+        <w:rPr>
+          <w:rFonts w:hint="eastAsia"/>
+          <w:bCs/>
+          <w:sz w:val="24"/>
+          <w:szCs w:val="24"/>
+        </w:rPr>
+        <w:t>접힌</w:t>
+      </w:r>
+      <w:r>
+        <w:rPr>
+          <w:rFonts w:hint="eastAsia"/>
+          <w:bCs/>
+          <w:sz w:val="24"/>
+          <w:szCs w:val="24"/>
+        </w:rPr>
+        <w:t xml:space="preserve"> </w:t>
+      </w:r>
+      <w:r>
+        <w:rPr>
+          <w:rFonts w:hint="eastAsia"/>
+          <w:bCs/>
+          <w:sz w:val="24"/>
+          <w:szCs w:val="24"/>
+        </w:rPr>
+        <w:t>상태로</w:t>
+      </w:r>
+      <w:r>
+        <w:rPr>
+          <w:rFonts w:hint="eastAsia"/>
+          <w:bCs/>
+          <w:sz w:val="24"/>
+          <w:szCs w:val="24"/>
+        </w:rPr>
+        <w:t xml:space="preserve"> </w:t>
+      </w:r>
+      <w:r>
+        <w:rPr>
+          <w:rFonts w:hint="eastAsia"/>
+          <w:bCs/>
+          <w:sz w:val="24"/>
+          <w:szCs w:val="24"/>
+        </w:rPr>
+        <w:t>시작하고</w:t>
+      </w:r>
+      <w:r>
+        <w:rPr>
+          <w:rFonts w:hint="eastAsia"/>
+          <w:bCs/>
+          <w:sz w:val="24"/>
+          <w:szCs w:val="24"/>
+        </w:rPr>
+        <w:t xml:space="preserve"> </w:t>
+      </w:r>
+      <w:r>
+        <w:rPr>
+          <w:rFonts w:hint="eastAsia"/>
+          <w:bCs/>
+          <w:sz w:val="24"/>
+          <w:szCs w:val="24"/>
+        </w:rPr>
+        <w:t>“새</w:t>
+      </w:r>
+      <w:r>
+        <w:rPr>
+          <w:rFonts w:hint="eastAsia"/>
+          <w:bCs/>
+          <w:sz w:val="24"/>
+          <w:szCs w:val="24"/>
+        </w:rPr>
+        <w:t xml:space="preserve"> </w:t>
+      </w:r>
+      <w:r>
+        <w:rPr>
+          <w:rFonts w:hint="eastAsia"/>
+          <w:bCs/>
           <w:sz w:val="24"/>
           <w:szCs w:val="24"/>
         </w:rPr>
@@ -2937,104 +4157,116 @@
       </w:r>
       <w:r>
         <w:rPr>
-          <w:sz w:val="24"/>
-          <w:szCs w:val="24"/>
-        </w:rPr>
-        <w:t xml:space="preserve"> </w:t>
-      </w:r>
-      <w:r>
-        <w:rPr>
-          <w:sz w:val="24"/>
-          <w:szCs w:val="24"/>
-        </w:rPr>
-        <w:t>목록을</w:t>
-      </w:r>
-      <w:r>
-        <w:rPr>
-          <w:sz w:val="24"/>
-          <w:szCs w:val="24"/>
-        </w:rPr>
-        <w:t xml:space="preserve"> </w:t>
-      </w:r>
-      <w:r>
-        <w:rPr>
-          <w:sz w:val="24"/>
-          <w:szCs w:val="24"/>
-        </w:rPr>
-        <w:t>웹페이지에서</w:t>
-      </w:r>
-      <w:r>
-        <w:rPr>
-          <w:sz w:val="24"/>
-          <w:szCs w:val="24"/>
-        </w:rPr>
-        <w:t xml:space="preserve"> </w:t>
-      </w:r>
-      <w:r>
-        <w:rPr>
-          <w:sz w:val="24"/>
-          <w:szCs w:val="24"/>
-        </w:rPr>
-        <w:t>보거나</w:t>
-      </w:r>
-      <w:r>
-        <w:rPr>
-          <w:sz w:val="24"/>
-          <w:szCs w:val="24"/>
-        </w:rPr>
-        <w:t xml:space="preserve"> </w:t>
-      </w:r>
-      <w:r>
-        <w:rPr>
-          <w:sz w:val="24"/>
-          <w:szCs w:val="24"/>
-        </w:rPr>
-        <w:t>수정</w:t>
-      </w:r>
-      <w:r>
-        <w:rPr>
-          <w:sz w:val="24"/>
-          <w:szCs w:val="24"/>
-        </w:rPr>
-        <w:t>·</w:t>
-      </w:r>
-      <w:r>
-        <w:rPr>
-          <w:sz w:val="24"/>
-          <w:szCs w:val="24"/>
-        </w:rPr>
-        <w:t>삭제하는</w:t>
-      </w:r>
-      <w:r>
-        <w:rPr>
-          <w:sz w:val="24"/>
-          <w:szCs w:val="24"/>
-        </w:rPr>
-        <w:t xml:space="preserve"> </w:t>
-      </w:r>
-      <w:r>
-        <w:rPr>
-          <w:sz w:val="24"/>
-          <w:szCs w:val="24"/>
-        </w:rPr>
-        <w:t>기능은</w:t>
-      </w:r>
-      <w:r>
-        <w:rPr>
-          <w:sz w:val="24"/>
-          <w:szCs w:val="24"/>
-        </w:rPr>
-        <w:t xml:space="preserve"> </w:t>
-      </w:r>
-      <w:r>
-        <w:rPr>
-          <w:sz w:val="24"/>
-          <w:szCs w:val="24"/>
-        </w:rPr>
-        <w:t>없음</w:t>
-      </w:r>
-      <w:r>
-        <w:rPr>
+          <w:rFonts w:hint="eastAsia"/>
+          <w:bCs/>
+          <w:sz w:val="24"/>
+          <w:szCs w:val="24"/>
+        </w:rPr>
+        <w:t xml:space="preserve"> </w:t>
+      </w:r>
+      <w:r>
+        <w:rPr>
+          <w:rFonts w:hint="eastAsia"/>
+          <w:bCs/>
+          <w:sz w:val="24"/>
+          <w:szCs w:val="24"/>
+        </w:rPr>
+        <w:t>추가”</w:t>
+      </w:r>
+      <w:r>
+        <w:rPr>
+          <w:rFonts w:hint="eastAsia"/>
+          <w:bCs/>
+          <w:sz w:val="24"/>
+          <w:szCs w:val="24"/>
+        </w:rPr>
+        <w:t xml:space="preserve"> </w:t>
+      </w:r>
+      <w:r>
+        <w:rPr>
+          <w:rFonts w:hint="eastAsia"/>
+          <w:bCs/>
+          <w:sz w:val="24"/>
+          <w:szCs w:val="24"/>
+        </w:rPr>
+        <w:t>섹션이</w:t>
+      </w:r>
+      <w:r>
+        <w:rPr>
+          <w:rFonts w:hint="eastAsia"/>
+          <w:bCs/>
+          <w:sz w:val="24"/>
+          <w:szCs w:val="24"/>
+        </w:rPr>
+        <w:t xml:space="preserve"> </w:t>
+      </w:r>
+      <w:r>
+        <w:rPr>
+          <w:rFonts w:hint="eastAsia"/>
+          <w:bCs/>
+          <w:sz w:val="24"/>
+          <w:szCs w:val="24"/>
+        </w:rPr>
+        <w:t>항상</w:t>
+      </w:r>
+      <w:r>
+        <w:rPr>
+          <w:rFonts w:hint="eastAsia"/>
+          <w:bCs/>
+          <w:sz w:val="24"/>
+          <w:szCs w:val="24"/>
+        </w:rPr>
+        <w:t xml:space="preserve"> </w:t>
+      </w:r>
+      <w:r>
+        <w:rPr>
+          <w:rFonts w:hint="eastAsia"/>
+          <w:bCs/>
+          <w:sz w:val="24"/>
+          <w:szCs w:val="24"/>
+        </w:rPr>
+        <w:t>위에</w:t>
+      </w:r>
+      <w:r>
+        <w:rPr>
+          <w:rFonts w:hint="eastAsia"/>
+          <w:bCs/>
+          <w:sz w:val="24"/>
+          <w:szCs w:val="24"/>
+        </w:rPr>
+        <w:t xml:space="preserve"> </w:t>
+      </w:r>
+      <w:r>
+        <w:rPr>
+          <w:rFonts w:hint="eastAsia"/>
+          <w:bCs/>
+          <w:sz w:val="24"/>
+          <w:szCs w:val="24"/>
+        </w:rPr>
+        <w:t>펼쳐져</w:t>
+      </w:r>
+      <w:r>
+        <w:rPr>
+          <w:rFonts w:hint="eastAsia"/>
+          <w:bCs/>
+          <w:sz w:val="24"/>
+          <w:szCs w:val="24"/>
+        </w:rPr>
+        <w:t xml:space="preserve"> </w:t>
+      </w:r>
+      <w:r>
+        <w:rPr>
+          <w:rFonts w:hint="eastAsia"/>
+          <w:bCs/>
+          <w:sz w:val="24"/>
+          <w:szCs w:val="24"/>
+        </w:rPr>
+        <w:t>있음</w:t>
+      </w:r>
+      <w:r>
+        <w:rPr>
+          <w:rFonts w:hint="eastAsia"/>
+          <w:bCs/>
           <w:sz w:val="24"/>
           <w:szCs w:val="24"/>
         </w:rPr>
@@ -3229,6 +4461,7 @@
           <w:sz w:val="24"/>
           <w:szCs w:val="24"/>
         </w:rPr>
+        <w:lastRenderedPageBreak/>
         <w:t xml:space="preserve">3. </w:t>
       </w:r>
       <w:r>
@@ -4030,7 +5263,6 @@
           <w:sz w:val="24"/>
           <w:szCs w:val="24"/>
         </w:rPr>
-        <w:lastRenderedPageBreak/>
         <w:t xml:space="preserve">※ </w:t>
       </w:r>
       <w:r>
@@ -4743,6 +5975,7 @@
       </w:pPr>
       <w:r>
         <w:rPr>
+          <w:rFonts w:hint="eastAsia"/>
           <w:b/>
           <w:bCs/>
           <w:sz w:val="24"/>
@@ -4752,33 +5985,37 @@
       </w:r>
       <w:r>
         <w:rPr>
+          <w:rFonts w:hint="eastAsia"/>
           <w:b/>
           <w:bCs/>
           <w:sz w:val="24"/>
           <w:szCs w:val="24"/>
         </w:rPr>
-        <w:t>조회</w:t>
-      </w:r>
-      <w:r>
-        <w:rPr>
+        <w:t>조회·수정</w:t>
+      </w:r>
+      <w:r>
+        <w:rPr>
+          <w:rFonts w:hint="eastAsia"/>
           <w:b/>
           <w:bCs/>
           <w:sz w:val="24"/>
           <w:szCs w:val="24"/>
         </w:rPr>
-        <w:t>·</w:t>
-      </w:r>
-      <w:r>
-        <w:rPr>
+        <w:t xml:space="preserve"> </w:t>
+      </w:r>
+      <w:r>
+        <w:rPr>
+          <w:rFonts w:hint="eastAsia"/>
           <w:b/>
           <w:bCs/>
           <w:sz w:val="24"/>
           <w:szCs w:val="24"/>
         </w:rPr>
-        <w:t>수정</w:t>
-      </w:r>
-      <w:r>
-        <w:rPr>
+        <w:t>—</w:t>
+      </w:r>
+      <w:r>
+        <w:rPr>
+          <w:rFonts w:hint="eastAsia"/>
           <w:b/>
           <w:bCs/>
           <w:sz w:val="24"/>
@@ -4788,52 +6025,46 @@
       </w:r>
       <w:r>
         <w:rPr>
+          <w:rFonts w:hint="eastAsia"/>
           <w:b/>
           <w:bCs/>
           <w:sz w:val="24"/>
           <w:szCs w:val="24"/>
         </w:rPr>
-        <w:t>불가</w:t>
-      </w:r>
-      <w:r>
-        <w:rPr>
+        <w:t>해결됨</w:t>
+      </w:r>
+      <w:r>
+        <w:rPr>
+          <w:rFonts w:hint="eastAsia"/>
           <w:b/>
           <w:bCs/>
           <w:sz w:val="24"/>
           <w:szCs w:val="24"/>
         </w:rPr>
-        <w:t xml:space="preserve">: </w:t>
-      </w:r>
-      <w:r>
-        <w:rPr>
-          <w:sz w:val="24"/>
-          <w:szCs w:val="24"/>
-        </w:rPr>
-        <w:t>웹페이지에서</w:t>
-      </w:r>
-      <w:r>
-        <w:rPr>
-          <w:sz w:val="24"/>
-          <w:szCs w:val="24"/>
-        </w:rPr>
-        <w:t xml:space="preserve"> </w:t>
-      </w:r>
-      <w:r>
-        <w:rPr>
-          <w:sz w:val="24"/>
-          <w:szCs w:val="24"/>
-        </w:rPr>
-        <w:t>기존</w:t>
-      </w:r>
-      <w:r>
-        <w:rPr>
-          <w:sz w:val="24"/>
-          <w:szCs w:val="24"/>
-        </w:rPr>
-        <w:t xml:space="preserve"> </w:t>
-      </w:r>
-      <w:r>
-        <w:rPr>
+        <w:t xml:space="preserve">(2026-09-13): </w:t>
+      </w:r>
+      <w:r>
+        <w:rPr>
+          <w:rFonts w:hint="eastAsia"/>
+          <w:bCs/>
+          <w:sz w:val="24"/>
+          <w:szCs w:val="24"/>
+        </w:rPr>
+        <w:t>클라우드</w:t>
+      </w:r>
+      <w:r>
+        <w:rPr>
+          <w:rFonts w:hint="eastAsia"/>
+          <w:bCs/>
+          <w:sz w:val="24"/>
+          <w:szCs w:val="24"/>
+        </w:rPr>
+        <w:t xml:space="preserve"> </w:t>
+      </w:r>
+      <w:r>
+        <w:rPr>
+          <w:rFonts w:hint="eastAsia"/>
+          <w:bCs/>
           <w:sz w:val="24"/>
           <w:szCs w:val="24"/>
         </w:rPr>
@@ -4841,136 +6072,426 @@
       </w:r>
       <w:r>
         <w:rPr>
-          <w:sz w:val="24"/>
-          <w:szCs w:val="24"/>
-        </w:rPr>
-        <w:t xml:space="preserve"> </w:t>
-      </w:r>
-      <w:r>
-        <w:rPr>
-          <w:sz w:val="24"/>
-          <w:szCs w:val="24"/>
-        </w:rPr>
-        <w:t>목록을</w:t>
-      </w:r>
-      <w:r>
-        <w:rPr>
-          <w:sz w:val="24"/>
-          <w:szCs w:val="24"/>
-        </w:rPr>
-        <w:t xml:space="preserve"> </w:t>
-      </w:r>
-      <w:r>
-        <w:rPr>
-          <w:sz w:val="24"/>
-          <w:szCs w:val="24"/>
-        </w:rPr>
-        <w:t>볼</w:t>
-      </w:r>
-      <w:r>
-        <w:rPr>
-          <w:sz w:val="24"/>
-          <w:szCs w:val="24"/>
-        </w:rPr>
-        <w:t xml:space="preserve"> </w:t>
-      </w:r>
-      <w:r>
-        <w:rPr>
-          <w:sz w:val="24"/>
-          <w:szCs w:val="24"/>
-        </w:rPr>
-        <w:t>수도</w:t>
-      </w:r>
-      <w:r>
-        <w:rPr>
-          <w:sz w:val="24"/>
-          <w:szCs w:val="24"/>
-        </w:rPr>
-        <w:t xml:space="preserve">, </w:t>
-      </w:r>
-      <w:r>
-        <w:rPr>
-          <w:sz w:val="24"/>
-          <w:szCs w:val="24"/>
-        </w:rPr>
-        <w:t>고칠</w:t>
-      </w:r>
-      <w:r>
-        <w:rPr>
-          <w:sz w:val="24"/>
-          <w:szCs w:val="24"/>
-        </w:rPr>
-        <w:t xml:space="preserve"> </w:t>
-      </w:r>
-      <w:r>
-        <w:rPr>
-          <w:sz w:val="24"/>
-          <w:szCs w:val="24"/>
-        </w:rPr>
-        <w:t>수도</w:t>
-      </w:r>
-      <w:r>
-        <w:rPr>
-          <w:sz w:val="24"/>
-          <w:szCs w:val="24"/>
-        </w:rPr>
-        <w:t xml:space="preserve"> </w:t>
-      </w:r>
-      <w:r>
-        <w:rPr>
-          <w:sz w:val="24"/>
-          <w:szCs w:val="24"/>
-        </w:rPr>
-        <w:t>없음</w:t>
-      </w:r>
-      <w:r>
-        <w:rPr>
-          <w:sz w:val="24"/>
-          <w:szCs w:val="24"/>
-        </w:rPr>
-        <w:t xml:space="preserve">. </w:t>
-      </w:r>
-      <w:r>
-        <w:rPr>
-          <w:sz w:val="24"/>
-          <w:szCs w:val="24"/>
-        </w:rPr>
-        <w:t>개수</w:t>
-      </w:r>
-      <w:r>
-        <w:rPr>
-          <w:sz w:val="24"/>
-          <w:szCs w:val="24"/>
-        </w:rPr>
-        <w:t xml:space="preserve"> </w:t>
-      </w:r>
-      <w:r>
-        <w:rPr>
-          <w:sz w:val="24"/>
-          <w:szCs w:val="24"/>
-        </w:rPr>
-        <w:t>표시만</w:t>
-      </w:r>
-      <w:r>
-        <w:rPr>
-          <w:sz w:val="24"/>
-          <w:szCs w:val="24"/>
-        </w:rPr>
-        <w:t xml:space="preserve"> </w:t>
-      </w:r>
-      <w:r>
-        <w:rPr>
-          <w:sz w:val="24"/>
-          <w:szCs w:val="24"/>
-        </w:rPr>
-        <w:t>가능</w:t>
-      </w:r>
-      <w:r>
-        <w:rPr>
-          <w:sz w:val="24"/>
-          <w:szCs w:val="24"/>
-        </w:rPr>
-        <w:t>.</w:t>
+          <w:rFonts w:hint="eastAsia"/>
+          <w:bCs/>
+          <w:sz w:val="24"/>
+          <w:szCs w:val="24"/>
+        </w:rPr>
+        <w:t xml:space="preserve"> </w:t>
+      </w:r>
+      <w:r>
+        <w:rPr>
+          <w:rFonts w:hint="eastAsia"/>
+          <w:bCs/>
+          <w:sz w:val="24"/>
+          <w:szCs w:val="24"/>
+        </w:rPr>
+        <w:t>조회·수정·삭제</w:t>
+      </w:r>
+      <w:r>
+        <w:rPr>
+          <w:rFonts w:hint="eastAsia"/>
+          <w:bCs/>
+          <w:sz w:val="24"/>
+          <w:szCs w:val="24"/>
+        </w:rPr>
+        <w:t xml:space="preserve"> </w:t>
+      </w:r>
+      <w:r>
+        <w:rPr>
+          <w:rFonts w:hint="eastAsia"/>
+          <w:bCs/>
+          <w:sz w:val="24"/>
+          <w:szCs w:val="24"/>
+        </w:rPr>
+        <w:t>기능을</w:t>
+      </w:r>
+      <w:r>
+        <w:rPr>
+          <w:rFonts w:hint="eastAsia"/>
+          <w:bCs/>
+          <w:sz w:val="24"/>
+          <w:szCs w:val="24"/>
+        </w:rPr>
+        <w:t xml:space="preserve"> </w:t>
+      </w:r>
+      <w:r>
+        <w:rPr>
+          <w:rFonts w:hint="eastAsia"/>
+          <w:bCs/>
+          <w:sz w:val="24"/>
+          <w:szCs w:val="24"/>
+        </w:rPr>
+        <w:t>유료</w:t>
+      </w:r>
+      <w:r>
+        <w:rPr>
+          <w:rFonts w:hint="eastAsia"/>
+          <w:bCs/>
+          <w:sz w:val="24"/>
+          <w:szCs w:val="24"/>
+        </w:rPr>
+        <w:t xml:space="preserve"> </w:t>
+      </w:r>
+      <w:r>
+        <w:rPr>
+          <w:rFonts w:hint="eastAsia"/>
+          <w:bCs/>
+          <w:sz w:val="24"/>
+          <w:szCs w:val="24"/>
+        </w:rPr>
+        <w:t>범위에</w:t>
+      </w:r>
+      <w:r>
+        <w:rPr>
+          <w:rFonts w:hint="eastAsia"/>
+          <w:bCs/>
+          <w:sz w:val="24"/>
+          <w:szCs w:val="24"/>
+        </w:rPr>
+        <w:t xml:space="preserve"> </w:t>
+      </w:r>
+      <w:r>
+        <w:rPr>
+          <w:rFonts w:hint="eastAsia"/>
+          <w:bCs/>
+          <w:sz w:val="24"/>
+          <w:szCs w:val="24"/>
+        </w:rPr>
+        <w:t>포함하기로</w:t>
+      </w:r>
+      <w:r>
+        <w:rPr>
+          <w:rFonts w:hint="eastAsia"/>
+          <w:bCs/>
+          <w:sz w:val="24"/>
+          <w:szCs w:val="24"/>
+        </w:rPr>
+        <w:t xml:space="preserve"> </w:t>
+      </w:r>
+      <w:r>
+        <w:rPr>
+          <w:rFonts w:hint="eastAsia"/>
+          <w:bCs/>
+          <w:sz w:val="24"/>
+          <w:szCs w:val="24"/>
+        </w:rPr>
+        <w:t>결정하고</w:t>
+      </w:r>
+      <w:r>
+        <w:rPr>
+          <w:rFonts w:hint="eastAsia"/>
+          <w:bCs/>
+          <w:sz w:val="24"/>
+          <w:szCs w:val="24"/>
+        </w:rPr>
+        <w:t xml:space="preserve"> </w:t>
+      </w:r>
+      <w:r>
+        <w:rPr>
+          <w:rFonts w:hint="eastAsia"/>
+          <w:bCs/>
+          <w:sz w:val="24"/>
+          <w:szCs w:val="24"/>
+        </w:rPr>
+        <w:t>같은</w:t>
+      </w:r>
+      <w:r>
+        <w:rPr>
+          <w:rFonts w:hint="eastAsia"/>
+          <w:bCs/>
+          <w:sz w:val="24"/>
+          <w:szCs w:val="24"/>
+        </w:rPr>
+        <w:t xml:space="preserve"> </w:t>
+      </w:r>
+      <w:r>
+        <w:rPr>
+          <w:rFonts w:hint="eastAsia"/>
+          <w:bCs/>
+          <w:sz w:val="24"/>
+          <w:szCs w:val="24"/>
+        </w:rPr>
+        <w:t>날</w:t>
+      </w:r>
+      <w:r>
+        <w:rPr>
+          <w:rFonts w:hint="eastAsia"/>
+          <w:bCs/>
+          <w:sz w:val="24"/>
+          <w:szCs w:val="24"/>
+        </w:rPr>
+        <w:t xml:space="preserve"> </w:t>
+      </w:r>
+      <w:r>
+        <w:rPr>
+          <w:rFonts w:hint="eastAsia"/>
+          <w:bCs/>
+          <w:sz w:val="24"/>
+          <w:szCs w:val="24"/>
+        </w:rPr>
+        <w:t>구현</w:t>
+      </w:r>
+      <w:r>
+        <w:rPr>
+          <w:rFonts w:hint="eastAsia"/>
+          <w:bCs/>
+          <w:sz w:val="24"/>
+          <w:szCs w:val="24"/>
+        </w:rPr>
+        <w:t xml:space="preserve"> </w:t>
+      </w:r>
+      <w:r>
+        <w:rPr>
+          <w:rFonts w:hint="eastAsia"/>
+          <w:bCs/>
+          <w:sz w:val="24"/>
+          <w:szCs w:val="24"/>
+        </w:rPr>
+        <w:t>완료</w:t>
+      </w:r>
+      <w:r>
+        <w:rPr>
+          <w:rFonts w:hint="eastAsia"/>
+          <w:bCs/>
+          <w:sz w:val="24"/>
+          <w:szCs w:val="24"/>
+        </w:rPr>
+        <w:t>(</w:t>
+      </w:r>
+      <w:r>
+        <w:rPr>
+          <w:rFonts w:hint="eastAsia"/>
+          <w:bCs/>
+          <w:sz w:val="24"/>
+          <w:szCs w:val="24"/>
+        </w:rPr>
+        <w:t>위</w:t>
+      </w:r>
+      <w:r>
+        <w:rPr>
+          <w:rFonts w:hint="eastAsia"/>
+          <w:bCs/>
+          <w:sz w:val="24"/>
+          <w:szCs w:val="24"/>
+        </w:rPr>
+        <w:t xml:space="preserve"> 2</w:t>
+      </w:r>
+      <w:r>
+        <w:rPr>
+          <w:rFonts w:hint="eastAsia"/>
+          <w:bCs/>
+          <w:sz w:val="24"/>
+          <w:szCs w:val="24"/>
+        </w:rPr>
+        <w:t>장</w:t>
+      </w:r>
+      <w:r>
+        <w:rPr>
+          <w:rFonts w:hint="eastAsia"/>
+          <w:bCs/>
+          <w:sz w:val="24"/>
+          <w:szCs w:val="24"/>
+        </w:rPr>
+        <w:t xml:space="preserve"> </w:t>
+      </w:r>
+      <w:r>
+        <w:rPr>
+          <w:rFonts w:hint="eastAsia"/>
+          <w:bCs/>
+          <w:sz w:val="24"/>
+          <w:szCs w:val="24"/>
+        </w:rPr>
+        <w:t>참고</w:t>
+      </w:r>
+      <w:r>
+        <w:rPr>
+          <w:rFonts w:hint="eastAsia"/>
+          <w:bCs/>
+          <w:sz w:val="24"/>
+          <w:szCs w:val="24"/>
+        </w:rPr>
+        <w:t xml:space="preserve">). </w:t>
+      </w:r>
+      <w:r>
+        <w:rPr>
+          <w:rFonts w:hint="eastAsia"/>
+          <w:bCs/>
+          <w:sz w:val="24"/>
+          <w:szCs w:val="24"/>
+        </w:rPr>
+        <w:t>남은</w:t>
+      </w:r>
+      <w:r>
+        <w:rPr>
+          <w:rFonts w:hint="eastAsia"/>
+          <w:bCs/>
+          <w:sz w:val="24"/>
+          <w:szCs w:val="24"/>
+        </w:rPr>
+        <w:t xml:space="preserve"> </w:t>
+      </w:r>
+      <w:r>
+        <w:rPr>
+          <w:rFonts w:hint="eastAsia"/>
+          <w:bCs/>
+          <w:sz w:val="24"/>
+          <w:szCs w:val="24"/>
+        </w:rPr>
+        <w:t>과제는</w:t>
+      </w:r>
+      <w:r>
+        <w:rPr>
+          <w:rFonts w:hint="eastAsia"/>
+          <w:bCs/>
+          <w:sz w:val="24"/>
+          <w:szCs w:val="24"/>
+        </w:rPr>
+        <w:t xml:space="preserve"> </w:t>
+      </w:r>
+      <w:r>
+        <w:rPr>
+          <w:rFonts w:hint="eastAsia"/>
+          <w:bCs/>
+          <w:sz w:val="24"/>
+          <w:szCs w:val="24"/>
+        </w:rPr>
+        <w:t>동시</w:t>
+      </w:r>
+      <w:r>
+        <w:rPr>
+          <w:rFonts w:hint="eastAsia"/>
+          <w:bCs/>
+          <w:sz w:val="24"/>
+          <w:szCs w:val="24"/>
+        </w:rPr>
+        <w:t xml:space="preserve"> </w:t>
+      </w:r>
+      <w:r>
+        <w:rPr>
+          <w:rFonts w:hint="eastAsia"/>
+          <w:bCs/>
+          <w:sz w:val="24"/>
+          <w:szCs w:val="24"/>
+        </w:rPr>
+        <w:t>편집</w:t>
+      </w:r>
+      <w:r>
+        <w:rPr>
+          <w:rFonts w:hint="eastAsia"/>
+          <w:bCs/>
+          <w:sz w:val="24"/>
+          <w:szCs w:val="24"/>
+        </w:rPr>
+        <w:t xml:space="preserve"> </w:t>
+      </w:r>
+      <w:r>
+        <w:rPr>
+          <w:rFonts w:hint="eastAsia"/>
+          <w:bCs/>
+          <w:sz w:val="24"/>
+          <w:szCs w:val="24"/>
+        </w:rPr>
+        <w:t>충돌</w:t>
+      </w:r>
+      <w:r>
+        <w:rPr>
+          <w:rFonts w:hint="eastAsia"/>
+          <w:bCs/>
+          <w:sz w:val="24"/>
+          <w:szCs w:val="24"/>
+        </w:rPr>
+        <w:t xml:space="preserve"> </w:t>
+      </w:r>
+      <w:r>
+        <w:rPr>
+          <w:rFonts w:hint="eastAsia"/>
+          <w:bCs/>
+          <w:sz w:val="24"/>
+          <w:szCs w:val="24"/>
+        </w:rPr>
+        <w:t>처리</w:t>
+      </w:r>
+      <w:r>
+        <w:rPr>
+          <w:rFonts w:hint="eastAsia"/>
+          <w:bCs/>
+          <w:sz w:val="24"/>
+          <w:szCs w:val="24"/>
+        </w:rPr>
+        <w:t xml:space="preserve"> </w:t>
+      </w:r>
+      <w:r>
+        <w:rPr>
+          <w:rFonts w:hint="eastAsia"/>
+          <w:bCs/>
+          <w:sz w:val="24"/>
+          <w:szCs w:val="24"/>
+        </w:rPr>
+        <w:t>방향뿐</w:t>
+      </w:r>
+      <w:r>
+        <w:rPr>
+          <w:rFonts w:hint="eastAsia"/>
+          <w:bCs/>
+          <w:sz w:val="24"/>
+          <w:szCs w:val="24"/>
+        </w:rPr>
+        <w:t>(</w:t>
+      </w:r>
+      <w:r>
+        <w:rPr>
+          <w:rFonts w:hint="eastAsia"/>
+          <w:bCs/>
+          <w:sz w:val="24"/>
+          <w:szCs w:val="24"/>
+        </w:rPr>
+        <w:t>아래</w:t>
+      </w:r>
+      <w:r>
+        <w:rPr>
+          <w:rFonts w:hint="eastAsia"/>
+          <w:bCs/>
+          <w:sz w:val="24"/>
+          <w:szCs w:val="24"/>
+        </w:rPr>
+        <w:t xml:space="preserve"> (3)</w:t>
+      </w:r>
+      <w:r>
+        <w:rPr>
+          <w:rFonts w:hint="eastAsia"/>
+          <w:bCs/>
+          <w:sz w:val="24"/>
+          <w:szCs w:val="24"/>
+        </w:rPr>
+        <w:t>번</w:t>
+      </w:r>
+      <w:r>
+        <w:rPr>
+          <w:rFonts w:hint="eastAsia"/>
+          <w:bCs/>
+          <w:sz w:val="24"/>
+          <w:szCs w:val="24"/>
+        </w:rPr>
+        <w:t xml:space="preserve"> </w:t>
+      </w:r>
+      <w:r>
+        <w:rPr>
+          <w:rFonts w:hint="eastAsia"/>
+          <w:bCs/>
+          <w:sz w:val="24"/>
+          <w:szCs w:val="24"/>
+        </w:rPr>
+        <w:t>참고</w:t>
+      </w:r>
+      <w:r>
+        <w:rPr>
+          <w:rFonts w:hint="eastAsia"/>
+          <w:bCs/>
+          <w:sz w:val="24"/>
+          <w:szCs w:val="24"/>
+        </w:rPr>
+        <w:t>).</w:t>
       </w:r>
     </w:p>
     <w:p>
@@ -8236,6 +9757,7 @@
           <w:sz w:val="24"/>
           <w:szCs w:val="24"/>
         </w:rPr>
+        <w:lastRenderedPageBreak/>
         <w:t xml:space="preserve">(6) </w:t>
       </w:r>
       <w:r>
@@ -9151,6 +10673,7 @@
       </w:pPr>
       <w:r>
         <w:rPr>
+          <w:rFonts w:hint="eastAsia"/>
           <w:b/>
           <w:bCs/>
           <w:sz w:val="24"/>
@@ -9160,6 +10683,7 @@
       </w:r>
       <w:r>
         <w:rPr>
+          <w:rFonts w:hint="eastAsia"/>
           <w:b/>
           <w:bCs/>
           <w:sz w:val="24"/>
@@ -9169,6 +10693,7 @@
       </w:r>
       <w:r>
         <w:rPr>
+          <w:rFonts w:hint="eastAsia"/>
           <w:b/>
           <w:bCs/>
           <w:sz w:val="24"/>
@@ -9178,6 +10703,7 @@
       </w:r>
       <w:r>
         <w:rPr>
+          <w:rFonts w:hint="eastAsia"/>
           <w:b/>
           <w:bCs/>
           <w:sz w:val="24"/>
@@ -9187,20 +10713,98 @@
       </w:r>
       <w:r>
         <w:rPr>
-          <w:sz w:val="24"/>
-          <w:szCs w:val="24"/>
-        </w:rPr>
-        <w:t>2026-09-03</w:t>
-      </w:r>
-      <w:r>
-        <w:rPr>
-          <w:sz w:val="24"/>
-          <w:szCs w:val="24"/>
-        </w:rPr>
-        <w:t>에</w:t>
-      </w:r>
-      <w:r>
-        <w:rPr>
+          <w:rFonts w:hint="eastAsia"/>
+          <w:bCs/>
+          <w:sz w:val="24"/>
+          <w:szCs w:val="24"/>
+        </w:rPr>
+        <w:t xml:space="preserve">2026-09-11 </w:t>
+      </w:r>
+      <w:r>
+        <w:rPr>
+          <w:rFonts w:hint="eastAsia"/>
+          <w:bCs/>
+          <w:sz w:val="24"/>
+          <w:szCs w:val="24"/>
+        </w:rPr>
+        <w:t>가격</w:t>
+      </w:r>
+      <w:r>
+        <w:rPr>
+          <w:rFonts w:hint="eastAsia"/>
+          <w:bCs/>
+          <w:sz w:val="24"/>
+          <w:szCs w:val="24"/>
+        </w:rPr>
+        <w:t xml:space="preserve"> </w:t>
+      </w:r>
+      <w:r>
+        <w:rPr>
+          <w:rFonts w:hint="eastAsia"/>
+          <w:bCs/>
+          <w:sz w:val="24"/>
+          <w:szCs w:val="24"/>
+        </w:rPr>
+        <w:t>정책</w:t>
+      </w:r>
+      <w:r>
+        <w:rPr>
+          <w:rFonts w:hint="eastAsia"/>
+          <w:bCs/>
+          <w:sz w:val="24"/>
+          <w:szCs w:val="24"/>
+        </w:rPr>
+        <w:t xml:space="preserve"> </w:t>
+      </w:r>
+      <w:r>
+        <w:rPr>
+          <w:rFonts w:hint="eastAsia"/>
+          <w:bCs/>
+          <w:sz w:val="24"/>
+          <w:szCs w:val="24"/>
+        </w:rPr>
+        <w:t>전면</w:t>
+      </w:r>
+      <w:r>
+        <w:rPr>
+          <w:rFonts w:hint="eastAsia"/>
+          <w:bCs/>
+          <w:sz w:val="24"/>
+          <w:szCs w:val="24"/>
+        </w:rPr>
+        <w:t xml:space="preserve"> </w:t>
+      </w:r>
+      <w:r>
+        <w:rPr>
+          <w:rFonts w:hint="eastAsia"/>
+          <w:bCs/>
+          <w:sz w:val="24"/>
+          <w:szCs w:val="24"/>
+        </w:rPr>
+        <w:t>재통합</w:t>
+      </w:r>
+      <w:r>
+        <w:rPr>
+          <w:rFonts w:hint="eastAsia"/>
+          <w:bCs/>
+          <w:sz w:val="24"/>
+          <w:szCs w:val="24"/>
+        </w:rPr>
+        <w:t xml:space="preserve"> </w:t>
+      </w:r>
+      <w:r>
+        <w:rPr>
+          <w:rFonts w:hint="eastAsia"/>
+          <w:bCs/>
+          <w:sz w:val="24"/>
+          <w:szCs w:val="24"/>
+        </w:rPr>
+        <w:t>—</w:t>
+      </w:r>
+      <w:r>
+        <w:rPr>
+          <w:rFonts w:hint="eastAsia"/>
+          <w:bCs/>
           <w:sz w:val="24"/>
           <w:szCs w:val="24"/>
         </w:rPr>
@@ -9208,6 +10812,8 @@
       </w:r>
       <w:r>
         <w:rPr>
+          <w:rFonts w:hint="eastAsia"/>
+          <w:bCs/>
           <w:sz w:val="24"/>
           <w:szCs w:val="24"/>
         </w:rPr>
@@ -9215,27 +10821,197 @@
       </w:r>
       <w:r>
         <w:rPr>
-          <w:sz w:val="24"/>
-          <w:szCs w:val="24"/>
-        </w:rPr>
-        <w:t xml:space="preserve"> </w:t>
-      </w:r>
-      <w:r>
-        <w:rPr>
-          <w:sz w:val="24"/>
-          <w:szCs w:val="24"/>
-        </w:rPr>
-        <w:t>유료</w:t>
-      </w:r>
-      <w:r>
-        <w:rPr>
-          <w:sz w:val="24"/>
-          <w:szCs w:val="24"/>
-        </w:rPr>
-        <w:t xml:space="preserve"> </w:t>
-      </w:r>
-      <w:r>
-        <w:rPr>
+          <w:rFonts w:hint="eastAsia"/>
+          <w:bCs/>
+          <w:sz w:val="24"/>
+          <w:szCs w:val="24"/>
+        </w:rPr>
+        <w:t>/2</w:t>
+      </w:r>
+      <w:r>
+        <w:rPr>
+          <w:rFonts w:hint="eastAsia"/>
+          <w:bCs/>
+          <w:sz w:val="24"/>
+          <w:szCs w:val="24"/>
+        </w:rPr>
+        <w:t>단계</w:t>
+      </w:r>
+      <w:r>
+        <w:rPr>
+          <w:rFonts w:hint="eastAsia"/>
+          <w:bCs/>
+          <w:sz w:val="24"/>
+          <w:szCs w:val="24"/>
+        </w:rPr>
+        <w:t xml:space="preserve"> </w:t>
+      </w:r>
+      <w:r>
+        <w:rPr>
+          <w:rFonts w:hint="eastAsia"/>
+          <w:bCs/>
+          <w:sz w:val="24"/>
+          <w:szCs w:val="24"/>
+        </w:rPr>
+        <w:t>분리</w:t>
+      </w:r>
+      <w:r>
+        <w:rPr>
+          <w:rFonts w:hint="eastAsia"/>
+          <w:bCs/>
+          <w:sz w:val="24"/>
+          <w:szCs w:val="24"/>
+        </w:rPr>
+        <w:t xml:space="preserve"> </w:t>
+      </w:r>
+      <w:r>
+        <w:rPr>
+          <w:rFonts w:hint="eastAsia"/>
+          <w:bCs/>
+          <w:sz w:val="24"/>
+          <w:szCs w:val="24"/>
+        </w:rPr>
+        <w:t>구조를</w:t>
+      </w:r>
+      <w:r>
+        <w:rPr>
+          <w:rFonts w:hint="eastAsia"/>
+          <w:bCs/>
+          <w:sz w:val="24"/>
+          <w:szCs w:val="24"/>
+        </w:rPr>
+        <w:t xml:space="preserve"> </w:t>
+      </w:r>
+      <w:r>
+        <w:rPr>
+          <w:rFonts w:hint="eastAsia"/>
+          <w:bCs/>
+          <w:sz w:val="24"/>
+          <w:szCs w:val="24"/>
+        </w:rPr>
+        <w:t>폐기하고</w:t>
+      </w:r>
+      <w:r>
+        <w:rPr>
+          <w:rFonts w:hint="eastAsia"/>
+          <w:bCs/>
+          <w:sz w:val="24"/>
+          <w:szCs w:val="24"/>
+        </w:rPr>
+        <w:t xml:space="preserve"> 1</w:t>
+      </w:r>
+      <w:r>
+        <w:rPr>
+          <w:rFonts w:hint="eastAsia"/>
+          <w:bCs/>
+          <w:sz w:val="24"/>
+          <w:szCs w:val="24"/>
+        </w:rPr>
+        <w:t>회성</w:t>
+      </w:r>
+      <w:r>
+        <w:rPr>
+          <w:rFonts w:hint="eastAsia"/>
+          <w:bCs/>
+          <w:sz w:val="24"/>
+          <w:szCs w:val="24"/>
+        </w:rPr>
+        <w:t xml:space="preserve"> </w:t>
+      </w:r>
+      <w:r>
+        <w:rPr>
+          <w:rFonts w:hint="eastAsia"/>
+          <w:bCs/>
+          <w:sz w:val="24"/>
+          <w:szCs w:val="24"/>
+        </w:rPr>
+        <w:t>결제</w:t>
+      </w:r>
+      <w:r>
+        <w:rPr>
+          <w:rFonts w:hint="eastAsia"/>
+          <w:bCs/>
+          <w:sz w:val="24"/>
+          <w:szCs w:val="24"/>
+        </w:rPr>
+        <w:t xml:space="preserve"> 7,000</w:t>
+      </w:r>
+      <w:r>
+        <w:rPr>
+          <w:rFonts w:hint="eastAsia"/>
+          <w:bCs/>
+          <w:sz w:val="24"/>
+          <w:szCs w:val="24"/>
+        </w:rPr>
+        <w:t>원</w:t>
+      </w:r>
+      <w:r>
+        <w:rPr>
+          <w:rFonts w:hint="eastAsia"/>
+          <w:bCs/>
+          <w:sz w:val="24"/>
+          <w:szCs w:val="24"/>
+        </w:rPr>
+        <w:t xml:space="preserve"> </w:t>
+      </w:r>
+      <w:r>
+        <w:rPr>
+          <w:rFonts w:hint="eastAsia"/>
+          <w:bCs/>
+          <w:sz w:val="24"/>
+          <w:szCs w:val="24"/>
+        </w:rPr>
+        <w:t>단일</w:t>
+      </w:r>
+      <w:r>
+        <w:rPr>
+          <w:rFonts w:hint="eastAsia"/>
+          <w:bCs/>
+          <w:sz w:val="24"/>
+          <w:szCs w:val="24"/>
+        </w:rPr>
+        <w:t xml:space="preserve"> </w:t>
+      </w:r>
+      <w:r>
+        <w:rPr>
+          <w:rFonts w:hint="eastAsia"/>
+          <w:bCs/>
+          <w:sz w:val="24"/>
+          <w:szCs w:val="24"/>
+        </w:rPr>
+        <w:t>번들로</w:t>
+      </w:r>
+      <w:r>
+        <w:rPr>
+          <w:rFonts w:hint="eastAsia"/>
+          <w:bCs/>
+          <w:sz w:val="24"/>
+          <w:szCs w:val="24"/>
+        </w:rPr>
+        <w:t xml:space="preserve"> </w:t>
+      </w:r>
+      <w:r>
+        <w:rPr>
+          <w:rFonts w:hint="eastAsia"/>
+          <w:bCs/>
+          <w:sz w:val="24"/>
+          <w:szCs w:val="24"/>
+        </w:rPr>
+        <w:t>통합</w:t>
+      </w:r>
+      <w:r>
+        <w:rPr>
+          <w:rFonts w:hint="eastAsia"/>
+          <w:bCs/>
+          <w:sz w:val="24"/>
+          <w:szCs w:val="24"/>
+        </w:rPr>
+        <w:t xml:space="preserve">. </w:t>
+      </w:r>
+      <w:r>
+        <w:rPr>
+          <w:rFonts w:hint="eastAsia"/>
+          <w:bCs/>
           <w:sz w:val="24"/>
           <w:szCs w:val="24"/>
         </w:rPr>
@@ -9243,6 +11019,26 @@
       </w:r>
       <w:r>
         <w:rPr>
+          <w:rFonts w:hint="eastAsia"/>
+          <w:bCs/>
+          <w:sz w:val="24"/>
+          <w:szCs w:val="24"/>
+        </w:rPr>
+        <w:t xml:space="preserve"> </w:t>
+      </w:r>
+      <w:r>
+        <w:rPr>
+          <w:rFonts w:hint="eastAsia"/>
+          <w:bCs/>
+          <w:sz w:val="24"/>
+          <w:szCs w:val="24"/>
+        </w:rPr>
+        <w:t>구성</w:t>
+      </w:r>
+      <w:r>
+        <w:rPr>
+          <w:rFonts w:hint="eastAsia"/>
+          <w:bCs/>
           <w:sz w:val="24"/>
           <w:szCs w:val="24"/>
         </w:rPr>
@@ -9250,6 +11046,8 @@
       </w:r>
       <w:r>
         <w:rPr>
+          <w:rFonts w:hint="eastAsia"/>
+          <w:bCs/>
           <w:sz w:val="24"/>
           <w:szCs w:val="24"/>
         </w:rPr>
@@ -9257,6 +11055,8 @@
       </w:r>
       <w:r>
         <w:rPr>
+          <w:rFonts w:hint="eastAsia"/>
+          <w:bCs/>
           <w:sz w:val="24"/>
           <w:szCs w:val="24"/>
         </w:rPr>
@@ -9264,6 +11064,8 @@
       </w:r>
       <w:r>
         <w:rPr>
+          <w:rFonts w:hint="eastAsia"/>
+          <w:bCs/>
           <w:sz w:val="24"/>
           <w:szCs w:val="24"/>
         </w:rPr>
@@ -9271,13 +11073,17 @@
       </w:r>
       <w:r>
         <w:rPr>
-          <w:sz w:val="24"/>
-          <w:szCs w:val="24"/>
-        </w:rPr>
-        <w:t xml:space="preserve"> </w:t>
-      </w:r>
-      <w:r>
-        <w:rPr>
+          <w:rFonts w:hint="eastAsia"/>
+          <w:bCs/>
+          <w:sz w:val="24"/>
+          <w:szCs w:val="24"/>
+        </w:rPr>
+        <w:t xml:space="preserve"> </w:t>
+      </w:r>
+      <w:r>
+        <w:rPr>
+          <w:rFonts w:hint="eastAsia"/>
+          <w:bCs/>
           <w:sz w:val="24"/>
           <w:szCs w:val="24"/>
         </w:rPr>
@@ -9285,6 +11091,8 @@
       </w:r>
       <w:r>
         <w:rPr>
+          <w:rFonts w:hint="eastAsia"/>
+          <w:bCs/>
           <w:sz w:val="24"/>
           <w:szCs w:val="24"/>
         </w:rPr>
@@ -9292,6 +11100,8 @@
       </w:r>
       <w:r>
         <w:rPr>
+          <w:rFonts w:hint="eastAsia"/>
+          <w:bCs/>
           <w:sz w:val="24"/>
           <w:szCs w:val="24"/>
         </w:rPr>
@@ -9299,6 +11109,8 @@
       </w:r>
       <w:r>
         <w:rPr>
+          <w:rFonts w:hint="eastAsia"/>
+          <w:bCs/>
           <w:sz w:val="24"/>
           <w:szCs w:val="24"/>
         </w:rPr>
@@ -9306,6 +11118,8 @@
       </w:r>
       <w:r>
         <w:rPr>
+          <w:rFonts w:hint="eastAsia"/>
+          <w:bCs/>
           <w:sz w:val="24"/>
           <w:szCs w:val="24"/>
         </w:rPr>
@@ -9313,6 +11127,8 @@
       </w:r>
       <w:r>
         <w:rPr>
+          <w:rFonts w:hint="eastAsia"/>
+          <w:bCs/>
           <w:sz w:val="24"/>
           <w:szCs w:val="24"/>
         </w:rPr>
@@ -9320,6 +11136,8 @@
       </w:r>
       <w:r>
         <w:rPr>
+          <w:rFonts w:hint="eastAsia"/>
+          <w:bCs/>
           <w:sz w:val="24"/>
           <w:szCs w:val="24"/>
         </w:rPr>
@@ -9327,6 +11145,8 @@
       </w:r>
       <w:r>
         <w:rPr>
+          <w:rFonts w:hint="eastAsia"/>
+          <w:bCs/>
           <w:sz w:val="24"/>
           <w:szCs w:val="24"/>
         </w:rPr>
@@ -9334,6 +11154,8 @@
       </w:r>
       <w:r>
         <w:rPr>
+          <w:rFonts w:hint="eastAsia"/>
+          <w:bCs/>
           <w:sz w:val="24"/>
           <w:szCs w:val="24"/>
         </w:rPr>
@@ -9341,13 +11163,17 @@
       </w:r>
       <w:r>
         <w:rPr>
-          <w:sz w:val="24"/>
-          <w:szCs w:val="24"/>
-        </w:rPr>
-        <w:t xml:space="preserve"> </w:t>
-      </w:r>
-      <w:r>
-        <w:rPr>
+          <w:rFonts w:hint="eastAsia"/>
+          <w:bCs/>
+          <w:sz w:val="24"/>
+          <w:szCs w:val="24"/>
+        </w:rPr>
+        <w:t xml:space="preserve"> </w:t>
+      </w:r>
+      <w:r>
+        <w:rPr>
+          <w:rFonts w:hint="eastAsia"/>
+          <w:bCs/>
           <w:sz w:val="24"/>
           <w:szCs w:val="24"/>
         </w:rPr>
@@ -9355,111 +11181,233 @@
       </w:r>
       <w:r>
         <w:rPr>
-          <w:sz w:val="24"/>
-          <w:szCs w:val="24"/>
-        </w:rPr>
-        <w:t xml:space="preserve">) </w:t>
-      </w:r>
-      <w:r>
-        <w:rPr>
-          <w:sz w:val="24"/>
-          <w:szCs w:val="24"/>
-        </w:rPr>
-        <w:t>으로</w:t>
-      </w:r>
-      <w:r>
-        <w:rPr>
-          <w:sz w:val="24"/>
-          <w:szCs w:val="24"/>
-        </w:rPr>
-        <w:t xml:space="preserve"> </w:t>
-      </w:r>
-      <w:r>
-        <w:rPr>
-          <w:sz w:val="24"/>
-          <w:szCs w:val="24"/>
-        </w:rPr>
-        <w:t>최종</w:t>
-      </w:r>
-      <w:r>
-        <w:rPr>
-          <w:sz w:val="24"/>
-          <w:szCs w:val="24"/>
-        </w:rPr>
-        <w:t xml:space="preserve"> </w:t>
-      </w:r>
-      <w:r>
-        <w:rPr>
-          <w:sz w:val="24"/>
-          <w:szCs w:val="24"/>
-        </w:rPr>
-        <w:t>편입</w:t>
-      </w:r>
-      <w:r>
-        <w:rPr>
-          <w:sz w:val="24"/>
-          <w:szCs w:val="24"/>
-        </w:rPr>
-        <w:t xml:space="preserve"> </w:t>
-      </w:r>
-      <w:r>
-        <w:rPr>
-          <w:sz w:val="24"/>
-          <w:szCs w:val="24"/>
-        </w:rPr>
-        <w:t>확정</w:t>
-      </w:r>
-      <w:r>
-        <w:rPr>
-          <w:sz w:val="24"/>
-          <w:szCs w:val="24"/>
-        </w:rPr>
-        <w:t xml:space="preserve">. </w:t>
-      </w:r>
-      <w:r>
-        <w:rPr>
-          <w:sz w:val="24"/>
-          <w:szCs w:val="24"/>
-        </w:rPr>
-        <w:t>가격</w:t>
-      </w:r>
-      <w:r>
-        <w:rPr>
-          <w:sz w:val="24"/>
-          <w:szCs w:val="24"/>
-        </w:rPr>
-        <w:t xml:space="preserve"> 5,000</w:t>
-      </w:r>
-      <w:r>
-        <w:rPr>
-          <w:sz w:val="24"/>
-          <w:szCs w:val="24"/>
-        </w:rPr>
-        <w:t>원</w:t>
-      </w:r>
-      <w:r>
-        <w:rPr>
-          <w:sz w:val="24"/>
-          <w:szCs w:val="24"/>
-        </w:rPr>
-        <w:t xml:space="preserve"> 1</w:t>
-      </w:r>
-      <w:r>
-        <w:rPr>
-          <w:sz w:val="24"/>
-          <w:szCs w:val="24"/>
-        </w:rPr>
-        <w:t>회성</w:t>
-      </w:r>
-      <w:r>
-        <w:rPr>
-          <w:sz w:val="24"/>
-          <w:szCs w:val="24"/>
-        </w:rPr>
-        <w:t xml:space="preserve">, Google Play </w:t>
-      </w:r>
-      <w:r>
-        <w:rPr>
+          <w:rFonts w:hint="eastAsia"/>
+          <w:bCs/>
+          <w:sz w:val="24"/>
+          <w:szCs w:val="24"/>
+        </w:rPr>
+        <w:t xml:space="preserve"> </w:t>
+      </w:r>
+      <w:r>
+        <w:rPr>
+          <w:rFonts w:hint="eastAsia"/>
+          <w:bCs/>
+          <w:sz w:val="24"/>
+          <w:szCs w:val="24"/>
+        </w:rPr>
+        <w:t>—</w:t>
+      </w:r>
+      <w:r>
+        <w:rPr>
+          <w:rFonts w:hint="eastAsia"/>
+          <w:bCs/>
+          <w:sz w:val="24"/>
+          <w:szCs w:val="24"/>
+        </w:rPr>
+        <w:t xml:space="preserve"> </w:t>
+      </w:r>
+      <w:r>
+        <w:rPr>
+          <w:rFonts w:hint="eastAsia"/>
+          <w:bCs/>
+          <w:sz w:val="24"/>
+          <w:szCs w:val="24"/>
+        </w:rPr>
+        <w:t>프로토타입</w:t>
+      </w:r>
+      <w:r>
+        <w:rPr>
+          <w:rFonts w:hint="eastAsia"/>
+          <w:bCs/>
+          <w:sz w:val="24"/>
+          <w:szCs w:val="24"/>
+        </w:rPr>
+        <w:t>+</w:t>
+      </w:r>
+      <w:r>
+        <w:rPr>
+          <w:rFonts w:hint="eastAsia"/>
+          <w:bCs/>
+          <w:sz w:val="24"/>
+          <w:szCs w:val="24"/>
+        </w:rPr>
+        <w:t>조회</w:t>
+      </w:r>
+      <w:r>
+        <w:rPr>
+          <w:rFonts w:hint="eastAsia"/>
+          <w:bCs/>
+          <w:sz w:val="24"/>
+          <w:szCs w:val="24"/>
+        </w:rPr>
+        <w:t>/</w:t>
+      </w:r>
+      <w:r>
+        <w:rPr>
+          <w:rFonts w:hint="eastAsia"/>
+          <w:bCs/>
+          <w:sz w:val="24"/>
+          <w:szCs w:val="24"/>
+        </w:rPr>
+        <w:t>수정</w:t>
+      </w:r>
+      <w:r>
+        <w:rPr>
+          <w:rFonts w:hint="eastAsia"/>
+          <w:bCs/>
+          <w:sz w:val="24"/>
+          <w:szCs w:val="24"/>
+        </w:rPr>
+        <w:t xml:space="preserve"> </w:t>
+      </w:r>
+      <w:r>
+        <w:rPr>
+          <w:rFonts w:hint="eastAsia"/>
+          <w:bCs/>
+          <w:sz w:val="24"/>
+          <w:szCs w:val="24"/>
+        </w:rPr>
+        <w:t>기능</w:t>
+      </w:r>
+      <w:r>
+        <w:rPr>
+          <w:rFonts w:hint="eastAsia"/>
+          <w:bCs/>
+          <w:sz w:val="24"/>
+          <w:szCs w:val="24"/>
+        </w:rPr>
+        <w:t xml:space="preserve"> </w:t>
+      </w:r>
+      <w:r>
+        <w:rPr>
+          <w:rFonts w:hint="eastAsia"/>
+          <w:bCs/>
+          <w:sz w:val="24"/>
+          <w:szCs w:val="24"/>
+        </w:rPr>
+        <w:t>완료</w:t>
+      </w:r>
+      <w:r>
+        <w:rPr>
+          <w:rFonts w:hint="eastAsia"/>
+          <w:bCs/>
+          <w:sz w:val="24"/>
+          <w:szCs w:val="24"/>
+        </w:rPr>
+        <w:t xml:space="preserve">) + 15-2 </w:t>
+      </w:r>
+      <w:r>
+        <w:rPr>
+          <w:rFonts w:hint="eastAsia"/>
+          <w:bCs/>
+          <w:sz w:val="24"/>
+          <w:szCs w:val="24"/>
+        </w:rPr>
+        <w:t>유료판</w:t>
+      </w:r>
+      <w:r>
+        <w:rPr>
+          <w:rFonts w:hint="eastAsia"/>
+          <w:bCs/>
+          <w:sz w:val="24"/>
+          <w:szCs w:val="24"/>
+        </w:rPr>
+        <w:t xml:space="preserve">(AI </w:t>
+      </w:r>
+      <w:r>
+        <w:rPr>
+          <w:rFonts w:hint="eastAsia"/>
+          <w:bCs/>
+          <w:sz w:val="24"/>
+          <w:szCs w:val="24"/>
+        </w:rPr>
+        <w:t>자동변형</w:t>
+      </w:r>
+      <w:r>
+        <w:rPr>
+          <w:rFonts w:hint="eastAsia"/>
+          <w:bCs/>
+          <w:sz w:val="24"/>
+          <w:szCs w:val="24"/>
+        </w:rPr>
+        <w:t xml:space="preserve">, </w:t>
+      </w:r>
+      <w:r>
+        <w:rPr>
+          <w:rFonts w:hint="eastAsia"/>
+          <w:bCs/>
+          <w:sz w:val="24"/>
+          <w:szCs w:val="24"/>
+        </w:rPr>
+        <w:t>월</w:t>
+      </w:r>
+      <w:r>
+        <w:rPr>
+          <w:rFonts w:hint="eastAsia"/>
+          <w:bCs/>
+          <w:sz w:val="24"/>
+          <w:szCs w:val="24"/>
+        </w:rPr>
+        <w:t xml:space="preserve"> 20</w:t>
+      </w:r>
+      <w:r>
+        <w:rPr>
+          <w:rFonts w:hint="eastAsia"/>
+          <w:bCs/>
+          <w:sz w:val="24"/>
+          <w:szCs w:val="24"/>
+        </w:rPr>
+        <w:t>회</w:t>
+      </w:r>
+      <w:r>
+        <w:rPr>
+          <w:rFonts w:hint="eastAsia"/>
+          <w:bCs/>
+          <w:sz w:val="24"/>
+          <w:szCs w:val="24"/>
+        </w:rPr>
+        <w:t xml:space="preserve"> </w:t>
+      </w:r>
+      <w:r>
+        <w:rPr>
+          <w:rFonts w:hint="eastAsia"/>
+          <w:bCs/>
+          <w:sz w:val="24"/>
+          <w:szCs w:val="24"/>
+        </w:rPr>
+        <w:t>한도</w:t>
+      </w:r>
+      <w:r>
+        <w:rPr>
+          <w:rFonts w:hint="eastAsia"/>
+          <w:bCs/>
+          <w:sz w:val="24"/>
+          <w:szCs w:val="24"/>
+        </w:rPr>
+        <w:t xml:space="preserve">, </w:t>
+      </w:r>
+      <w:r>
+        <w:rPr>
+          <w:rFonts w:hint="eastAsia"/>
+          <w:bCs/>
+          <w:sz w:val="24"/>
+          <w:szCs w:val="24"/>
+        </w:rPr>
+        <w:t>미착수</w:t>
+      </w:r>
+      <w:r>
+        <w:rPr>
+          <w:rFonts w:hint="eastAsia"/>
+          <w:bCs/>
+          <w:sz w:val="24"/>
+          <w:szCs w:val="24"/>
+        </w:rPr>
+        <w:t xml:space="preserve">). Google Play </w:t>
+      </w:r>
+      <w:r>
+        <w:rPr>
+          <w:rFonts w:hint="eastAsia"/>
+          <w:bCs/>
           <w:sz w:val="24"/>
           <w:szCs w:val="24"/>
         </w:rPr>
@@ -9467,13 +11415,17 @@
       </w:r>
       <w:r>
         <w:rPr>
-          <w:sz w:val="24"/>
-          <w:szCs w:val="24"/>
-        </w:rPr>
-        <w:t xml:space="preserve"> </w:t>
-      </w:r>
-      <w:r>
-        <w:rPr>
+          <w:rFonts w:hint="eastAsia"/>
+          <w:bCs/>
+          <w:sz w:val="24"/>
+          <w:szCs w:val="24"/>
+        </w:rPr>
+        <w:t xml:space="preserve"> </w:t>
+      </w:r>
+      <w:r>
+        <w:rPr>
+          <w:rFonts w:hint="eastAsia"/>
+          <w:bCs/>
           <w:sz w:val="24"/>
           <w:szCs w:val="24"/>
         </w:rPr>
@@ -9481,6 +11433,8 @@
       </w:r>
       <w:r>
         <w:rPr>
+          <w:rFonts w:hint="eastAsia"/>
+          <w:bCs/>
           <w:sz w:val="24"/>
           <w:szCs w:val="24"/>
         </w:rPr>
@@ -9502,6 +11456,7 @@
       </w:pPr>
       <w:r>
         <w:rPr>
+          <w:rFonts w:hint="eastAsia"/>
           <w:b/>
           <w:bCs/>
           <w:sz w:val="24"/>
@@ -9511,6 +11466,7 @@
       </w:r>
       <w:r>
         <w:rPr>
+          <w:rFonts w:hint="eastAsia"/>
           <w:b/>
           <w:bCs/>
           <w:sz w:val="24"/>
@@ -9520,6 +11476,7 @@
       </w:r>
       <w:r>
         <w:rPr>
+          <w:rFonts w:hint="eastAsia"/>
           <w:b/>
           <w:bCs/>
           <w:sz w:val="24"/>
@@ -9529,6 +11486,7 @@
       </w:r>
       <w:r>
         <w:rPr>
+          <w:rFonts w:hint="eastAsia"/>
           <w:b/>
           <w:bCs/>
           <w:sz w:val="24"/>
@@ -9538,6 +11496,7 @@
       </w:r>
       <w:r>
         <w:rPr>
+          <w:rFonts w:hint="eastAsia"/>
           <w:b/>
           <w:bCs/>
           <w:sz w:val="24"/>
@@ -9547,6 +11506,7 @@
       </w:r>
       <w:r>
         <w:rPr>
+          <w:rFonts w:hint="eastAsia"/>
           <w:b/>
           <w:bCs/>
           <w:sz w:val="24"/>
@@ -9556,6 +11516,44 @@
       </w:r>
       <w:r>
         <w:rPr>
+          <w:rFonts w:hint="eastAsia"/>
+          <w:bCs/>
+          <w:sz w:val="24"/>
+          <w:szCs w:val="24"/>
+        </w:rPr>
+        <w:t>애초</w:t>
+      </w:r>
+      <w:r>
+        <w:rPr>
+          <w:rFonts w:hint="eastAsia"/>
+          <w:bCs/>
+          <w:sz w:val="24"/>
+          <w:szCs w:val="24"/>
+        </w:rPr>
+        <w:t xml:space="preserve"> 5,000</w:t>
+      </w:r>
+      <w:r>
+        <w:rPr>
+          <w:rFonts w:hint="eastAsia"/>
+          <w:bCs/>
+          <w:sz w:val="24"/>
+          <w:szCs w:val="24"/>
+        </w:rPr>
+        <w:t>원은</w:t>
+      </w:r>
+      <w:r>
+        <w:rPr>
+          <w:rFonts w:hint="eastAsia"/>
+          <w:bCs/>
+          <w:sz w:val="24"/>
+          <w:szCs w:val="24"/>
+        </w:rPr>
+        <w:t xml:space="preserve"> </w:t>
+      </w:r>
+      <w:r>
+        <w:rPr>
+          <w:rFonts w:hint="eastAsia"/>
+          <w:bCs/>
           <w:sz w:val="24"/>
           <w:szCs w:val="24"/>
         </w:rPr>
@@ -9563,13 +11561,17 @@
       </w:r>
       <w:r>
         <w:rPr>
-          <w:sz w:val="24"/>
-          <w:szCs w:val="24"/>
-        </w:rPr>
-        <w:t xml:space="preserve"> </w:t>
-      </w:r>
-      <w:r>
-        <w:rPr>
+          <w:rFonts w:hint="eastAsia"/>
+          <w:bCs/>
+          <w:sz w:val="24"/>
+          <w:szCs w:val="24"/>
+        </w:rPr>
+        <w:t xml:space="preserve"> </w:t>
+      </w:r>
+      <w:r>
+        <w:rPr>
+          <w:rFonts w:hint="eastAsia"/>
+          <w:bCs/>
           <w:sz w:val="24"/>
           <w:szCs w:val="24"/>
         </w:rPr>
@@ -9577,13 +11579,17 @@
       </w:r>
       <w:r>
         <w:rPr>
-          <w:sz w:val="24"/>
-          <w:szCs w:val="24"/>
-        </w:rPr>
-        <w:t xml:space="preserve"> </w:t>
-      </w:r>
-      <w:r>
-        <w:rPr>
+          <w:rFonts w:hint="eastAsia"/>
+          <w:bCs/>
+          <w:sz w:val="24"/>
+          <w:szCs w:val="24"/>
+        </w:rPr>
+        <w:t xml:space="preserve"> </w:t>
+      </w:r>
+      <w:r>
+        <w:rPr>
+          <w:rFonts w:hint="eastAsia"/>
+          <w:bCs/>
           <w:sz w:val="24"/>
           <w:szCs w:val="24"/>
         </w:rPr>
@@ -9591,27 +11597,35 @@
       </w:r>
       <w:r>
         <w:rPr>
-          <w:sz w:val="24"/>
-          <w:szCs w:val="24"/>
-        </w:rPr>
-        <w:t xml:space="preserve"> "</w:t>
-      </w:r>
-      <w:r>
-        <w:rPr>
-          <w:sz w:val="24"/>
-          <w:szCs w:val="24"/>
-        </w:rPr>
-        <w:t>수익</w:t>
-      </w:r>
-      <w:r>
-        <w:rPr>
-          <w:sz w:val="24"/>
-          <w:szCs w:val="24"/>
-        </w:rPr>
-        <w:t xml:space="preserve"> </w:t>
-      </w:r>
-      <w:r>
-        <w:rPr>
+          <w:rFonts w:hint="eastAsia"/>
+          <w:bCs/>
+          <w:sz w:val="24"/>
+          <w:szCs w:val="24"/>
+        </w:rPr>
+        <w:t xml:space="preserve"> </w:t>
+      </w:r>
+      <w:r>
+        <w:rPr>
+          <w:rFonts w:hint="eastAsia"/>
+          <w:bCs/>
+          <w:sz w:val="24"/>
+          <w:szCs w:val="24"/>
+        </w:rPr>
+        <w:t>“수익</w:t>
+      </w:r>
+      <w:r>
+        <w:rPr>
+          <w:rFonts w:hint="eastAsia"/>
+          <w:bCs/>
+          <w:sz w:val="24"/>
+          <w:szCs w:val="24"/>
+        </w:rPr>
+        <w:t xml:space="preserve"> </w:t>
+      </w:r>
+      <w:r>
+        <w:rPr>
+          <w:rFonts w:hint="eastAsia"/>
+          <w:bCs/>
           <w:sz w:val="24"/>
           <w:szCs w:val="24"/>
         </w:rPr>
@@ -9619,13 +11633,17 @@
       </w:r>
       <w:r>
         <w:rPr>
-          <w:sz w:val="24"/>
-          <w:szCs w:val="24"/>
-        </w:rPr>
-        <w:t xml:space="preserve"> </w:t>
-      </w:r>
-      <w:r>
-        <w:rPr>
+          <w:rFonts w:hint="eastAsia"/>
+          <w:bCs/>
+          <w:sz w:val="24"/>
+          <w:szCs w:val="24"/>
+        </w:rPr>
+        <w:t xml:space="preserve"> </w:t>
+      </w:r>
+      <w:r>
+        <w:rPr>
+          <w:rFonts w:hint="eastAsia"/>
+          <w:bCs/>
           <w:sz w:val="24"/>
           <w:szCs w:val="24"/>
         </w:rPr>
@@ -9633,13 +11651,17 @@
       </w:r>
       <w:r>
         <w:rPr>
-          <w:sz w:val="24"/>
-          <w:szCs w:val="24"/>
-        </w:rPr>
-        <w:t xml:space="preserve"> </w:t>
-      </w:r>
-      <w:r>
-        <w:rPr>
+          <w:rFonts w:hint="eastAsia"/>
+          <w:bCs/>
+          <w:sz w:val="24"/>
+          <w:szCs w:val="24"/>
+        </w:rPr>
+        <w:t xml:space="preserve"> </w:t>
+      </w:r>
+      <w:r>
+        <w:rPr>
+          <w:rFonts w:hint="eastAsia"/>
+          <w:bCs/>
           <w:sz w:val="24"/>
           <w:szCs w:val="24"/>
         </w:rPr>
@@ -9647,6 +11669,8 @@
       </w:r>
       <w:r>
         <w:rPr>
+          <w:rFonts w:hint="eastAsia"/>
+          <w:bCs/>
           <w:sz w:val="24"/>
           <w:szCs w:val="24"/>
         </w:rPr>
@@ -9654,6 +11678,8 @@
       </w:r>
       <w:r>
         <w:rPr>
+          <w:rFonts w:hint="eastAsia"/>
+          <w:bCs/>
           <w:sz w:val="24"/>
           <w:szCs w:val="24"/>
         </w:rPr>
@@ -9661,41 +11687,35 @@
       </w:r>
       <w:r>
         <w:rPr>
-          <w:sz w:val="24"/>
-          <w:szCs w:val="24"/>
-        </w:rPr>
-        <w:t xml:space="preserve"> </w:t>
-      </w:r>
-      <w:r>
-        <w:rPr>
-          <w:sz w:val="24"/>
-          <w:szCs w:val="24"/>
-        </w:rPr>
-        <w:t>확인</w:t>
-      </w:r>
-      <w:r>
-        <w:rPr>
-          <w:sz w:val="24"/>
-          <w:szCs w:val="24"/>
-        </w:rPr>
-        <w:t>"</w:t>
-      </w:r>
-      <w:r>
-        <w:rPr>
-          <w:sz w:val="24"/>
-          <w:szCs w:val="24"/>
-        </w:rPr>
-        <w:t>을</w:t>
-      </w:r>
-      <w:r>
-        <w:rPr>
-          <w:sz w:val="24"/>
-          <w:szCs w:val="24"/>
-        </w:rPr>
-        <w:t xml:space="preserve"> </w:t>
-      </w:r>
-      <w:r>
-        <w:rPr>
+          <w:rFonts w:hint="eastAsia"/>
+          <w:bCs/>
+          <w:sz w:val="24"/>
+          <w:szCs w:val="24"/>
+        </w:rPr>
+        <w:t xml:space="preserve"> </w:t>
+      </w:r>
+      <w:r>
+        <w:rPr>
+          <w:rFonts w:hint="eastAsia"/>
+          <w:bCs/>
+          <w:sz w:val="24"/>
+          <w:szCs w:val="24"/>
+        </w:rPr>
+        <w:t>확인”을</w:t>
+      </w:r>
+      <w:r>
+        <w:rPr>
+          <w:rFonts w:hint="eastAsia"/>
+          <w:bCs/>
+          <w:sz w:val="24"/>
+          <w:szCs w:val="24"/>
+        </w:rPr>
+        <w:t xml:space="preserve"> </w:t>
+      </w:r>
+      <w:r>
+        <w:rPr>
+          <w:rFonts w:hint="eastAsia"/>
+          <w:bCs/>
           <w:sz w:val="24"/>
           <w:szCs w:val="24"/>
         </w:rPr>
@@ -9703,13 +11723,17 @@
       </w:r>
       <w:r>
         <w:rPr>
-          <w:sz w:val="24"/>
-          <w:szCs w:val="24"/>
-        </w:rPr>
-        <w:t xml:space="preserve"> </w:t>
-      </w:r>
-      <w:r>
-        <w:rPr>
+          <w:rFonts w:hint="eastAsia"/>
+          <w:bCs/>
+          <w:sz w:val="24"/>
+          <w:szCs w:val="24"/>
+        </w:rPr>
+        <w:t xml:space="preserve"> </w:t>
+      </w:r>
+      <w:r>
+        <w:rPr>
+          <w:rFonts w:hint="eastAsia"/>
+          <w:bCs/>
           <w:sz w:val="24"/>
           <w:szCs w:val="24"/>
         </w:rPr>
@@ -9717,20 +11741,476 @@
       </w:r>
       <w:r>
         <w:rPr>
-          <w:sz w:val="24"/>
-          <w:szCs w:val="24"/>
-        </w:rPr>
-        <w:t xml:space="preserve"> </w:t>
-      </w:r>
-      <w:r>
-        <w:rPr>
-          <w:sz w:val="24"/>
-          <w:szCs w:val="24"/>
-        </w:rPr>
-        <w:t>금액</w:t>
-      </w:r>
-      <w:r>
-        <w:rPr>
+          <w:rFonts w:hint="eastAsia"/>
+          <w:bCs/>
+          <w:sz w:val="24"/>
+          <w:szCs w:val="24"/>
+        </w:rPr>
+        <w:t xml:space="preserve"> </w:t>
+      </w:r>
+      <w:r>
+        <w:rPr>
+          <w:rFonts w:hint="eastAsia"/>
+          <w:bCs/>
+          <w:sz w:val="24"/>
+          <w:szCs w:val="24"/>
+        </w:rPr>
+        <w:t>금액이었음</w:t>
+      </w:r>
+      <w:r>
+        <w:rPr>
+          <w:rFonts w:hint="eastAsia"/>
+          <w:bCs/>
+          <w:sz w:val="24"/>
+          <w:szCs w:val="24"/>
+        </w:rPr>
+        <w:t xml:space="preserve">. 2026-09-11 15-2(AI </w:t>
+      </w:r>
+      <w:r>
+        <w:rPr>
+          <w:rFonts w:hint="eastAsia"/>
+          <w:bCs/>
+          <w:sz w:val="24"/>
+          <w:szCs w:val="24"/>
+        </w:rPr>
+        <w:t>자동변형</w:t>
+      </w:r>
+      <w:r>
+        <w:rPr>
+          <w:rFonts w:hint="eastAsia"/>
+          <w:bCs/>
+          <w:sz w:val="24"/>
+          <w:szCs w:val="24"/>
+        </w:rPr>
+        <w:t xml:space="preserve">, </w:t>
+      </w:r>
+      <w:r>
+        <w:rPr>
+          <w:rFonts w:hint="eastAsia"/>
+          <w:bCs/>
+          <w:sz w:val="24"/>
+          <w:szCs w:val="24"/>
+        </w:rPr>
+        <w:t>월</w:t>
+      </w:r>
+      <w:r>
+        <w:rPr>
+          <w:rFonts w:hint="eastAsia"/>
+          <w:bCs/>
+          <w:sz w:val="24"/>
+          <w:szCs w:val="24"/>
+        </w:rPr>
+        <w:t xml:space="preserve"> 20</w:t>
+      </w:r>
+      <w:r>
+        <w:rPr>
+          <w:rFonts w:hint="eastAsia"/>
+          <w:bCs/>
+          <w:sz w:val="24"/>
+          <w:szCs w:val="24"/>
+        </w:rPr>
+        <w:t>회</w:t>
+      </w:r>
+      <w:r>
+        <w:rPr>
+          <w:rFonts w:hint="eastAsia"/>
+          <w:bCs/>
+          <w:sz w:val="24"/>
+          <w:szCs w:val="24"/>
+        </w:rPr>
+        <w:t xml:space="preserve"> </w:t>
+      </w:r>
+      <w:r>
+        <w:rPr>
+          <w:rFonts w:hint="eastAsia"/>
+          <w:bCs/>
+          <w:sz w:val="24"/>
+          <w:szCs w:val="24"/>
+        </w:rPr>
+        <w:t>한도</w:t>
+      </w:r>
+      <w:r>
+        <w:rPr>
+          <w:rFonts w:hint="eastAsia"/>
+          <w:bCs/>
+          <w:sz w:val="24"/>
+          <w:szCs w:val="24"/>
+        </w:rPr>
+        <w:t>)</w:t>
+      </w:r>
+      <w:r>
+        <w:rPr>
+          <w:rFonts w:hint="eastAsia"/>
+          <w:bCs/>
+          <w:sz w:val="24"/>
+          <w:szCs w:val="24"/>
+        </w:rPr>
+        <w:t>가</w:t>
+      </w:r>
+      <w:r>
+        <w:rPr>
+          <w:rFonts w:hint="eastAsia"/>
+          <w:bCs/>
+          <w:sz w:val="24"/>
+          <w:szCs w:val="24"/>
+        </w:rPr>
+        <w:t xml:space="preserve"> </w:t>
+      </w:r>
+      <w:r>
+        <w:rPr>
+          <w:rFonts w:hint="eastAsia"/>
+          <w:bCs/>
+          <w:sz w:val="24"/>
+          <w:szCs w:val="24"/>
+        </w:rPr>
+        <w:t>번들에</w:t>
+      </w:r>
+      <w:r>
+        <w:rPr>
+          <w:rFonts w:hint="eastAsia"/>
+          <w:bCs/>
+          <w:sz w:val="24"/>
+          <w:szCs w:val="24"/>
+        </w:rPr>
+        <w:t xml:space="preserve"> </w:t>
+      </w:r>
+      <w:r>
+        <w:rPr>
+          <w:rFonts w:hint="eastAsia"/>
+          <w:bCs/>
+          <w:sz w:val="24"/>
+          <w:szCs w:val="24"/>
+        </w:rPr>
+        <w:t>합류하며</w:t>
+      </w:r>
+      <w:r>
+        <w:rPr>
+          <w:rFonts w:hint="eastAsia"/>
+          <w:bCs/>
+          <w:sz w:val="24"/>
+          <w:szCs w:val="24"/>
+        </w:rPr>
+        <w:t xml:space="preserve"> 7,000</w:t>
+      </w:r>
+      <w:r>
+        <w:rPr>
+          <w:rFonts w:hint="eastAsia"/>
+          <w:bCs/>
+          <w:sz w:val="24"/>
+          <w:szCs w:val="24"/>
+        </w:rPr>
+        <w:t>원으로</w:t>
+      </w:r>
+      <w:r>
+        <w:rPr>
+          <w:rFonts w:hint="eastAsia"/>
+          <w:bCs/>
+          <w:sz w:val="24"/>
+          <w:szCs w:val="24"/>
+        </w:rPr>
+        <w:t xml:space="preserve"> </w:t>
+      </w:r>
+      <w:r>
+        <w:rPr>
+          <w:rFonts w:hint="eastAsia"/>
+          <w:bCs/>
+          <w:sz w:val="24"/>
+          <w:szCs w:val="24"/>
+        </w:rPr>
+        <w:t>인상</w:t>
+      </w:r>
+      <w:r>
+        <w:rPr>
+          <w:rFonts w:hint="eastAsia"/>
+          <w:bCs/>
+          <w:sz w:val="24"/>
+          <w:szCs w:val="24"/>
+        </w:rPr>
+        <w:t xml:space="preserve"> </w:t>
+      </w:r>
+      <w:r>
+        <w:rPr>
+          <w:rFonts w:hint="eastAsia"/>
+          <w:bCs/>
+          <w:sz w:val="24"/>
+          <w:szCs w:val="24"/>
+        </w:rPr>
+        <w:t>—</w:t>
+      </w:r>
+      <w:r>
+        <w:rPr>
+          <w:rFonts w:hint="eastAsia"/>
+          <w:bCs/>
+          <w:sz w:val="24"/>
+          <w:szCs w:val="24"/>
+        </w:rPr>
+        <w:t xml:space="preserve"> </w:t>
+      </w:r>
+      <w:r>
+        <w:rPr>
+          <w:rFonts w:hint="eastAsia"/>
+          <w:bCs/>
+          <w:sz w:val="24"/>
+          <w:szCs w:val="24"/>
+        </w:rPr>
+        <w:t>서버</w:t>
+      </w:r>
+      <w:r>
+        <w:rPr>
+          <w:rFonts w:hint="eastAsia"/>
+          <w:bCs/>
+          <w:sz w:val="24"/>
+          <w:szCs w:val="24"/>
+        </w:rPr>
+        <w:t xml:space="preserve"> </w:t>
+      </w:r>
+      <w:r>
+        <w:rPr>
+          <w:rFonts w:hint="eastAsia"/>
+          <w:bCs/>
+          <w:sz w:val="24"/>
+          <w:szCs w:val="24"/>
+        </w:rPr>
+        <w:t>비용이</w:t>
+      </w:r>
+      <w:r>
+        <w:rPr>
+          <w:rFonts w:hint="eastAsia"/>
+          <w:bCs/>
+          <w:sz w:val="24"/>
+          <w:szCs w:val="24"/>
+        </w:rPr>
+        <w:t xml:space="preserve"> </w:t>
+      </w:r>
+      <w:r>
+        <w:rPr>
+          <w:rFonts w:hint="eastAsia"/>
+          <w:bCs/>
+          <w:sz w:val="24"/>
+          <w:szCs w:val="24"/>
+        </w:rPr>
+        <w:t>드는</w:t>
+      </w:r>
+      <w:r>
+        <w:rPr>
+          <w:rFonts w:hint="eastAsia"/>
+          <w:bCs/>
+          <w:sz w:val="24"/>
+          <w:szCs w:val="24"/>
+        </w:rPr>
+        <w:t xml:space="preserve"> </w:t>
+      </w:r>
+      <w:r>
+        <w:rPr>
+          <w:rFonts w:hint="eastAsia"/>
+          <w:bCs/>
+          <w:sz w:val="24"/>
+          <w:szCs w:val="24"/>
+        </w:rPr>
+        <w:t>항목이</w:t>
+      </w:r>
+      <w:r>
+        <w:rPr>
+          <w:rFonts w:hint="eastAsia"/>
+          <w:bCs/>
+          <w:sz w:val="24"/>
+          <w:szCs w:val="24"/>
+        </w:rPr>
+        <w:t xml:space="preserve"> </w:t>
+      </w:r>
+      <w:r>
+        <w:rPr>
+          <w:rFonts w:hint="eastAsia"/>
+          <w:bCs/>
+          <w:sz w:val="24"/>
+          <w:szCs w:val="24"/>
+        </w:rPr>
+        <w:t>새로</w:t>
+      </w:r>
+      <w:r>
+        <w:rPr>
+          <w:rFonts w:hint="eastAsia"/>
+          <w:bCs/>
+          <w:sz w:val="24"/>
+          <w:szCs w:val="24"/>
+        </w:rPr>
+        <w:t xml:space="preserve"> </w:t>
+      </w:r>
+      <w:r>
+        <w:rPr>
+          <w:rFonts w:hint="eastAsia"/>
+          <w:bCs/>
+          <w:sz w:val="24"/>
+          <w:szCs w:val="24"/>
+        </w:rPr>
+        <w:t>포함된</w:t>
+      </w:r>
+      <w:r>
+        <w:rPr>
+          <w:rFonts w:hint="eastAsia"/>
+          <w:bCs/>
+          <w:sz w:val="24"/>
+          <w:szCs w:val="24"/>
+        </w:rPr>
+        <w:t xml:space="preserve"> </w:t>
+      </w:r>
+      <w:r>
+        <w:rPr>
+          <w:rFonts w:hint="eastAsia"/>
+          <w:bCs/>
+          <w:sz w:val="24"/>
+          <w:szCs w:val="24"/>
+        </w:rPr>
+        <w:t>것이</w:t>
+      </w:r>
+      <w:r>
+        <w:rPr>
+          <w:rFonts w:hint="eastAsia"/>
+          <w:bCs/>
+          <w:sz w:val="24"/>
+          <w:szCs w:val="24"/>
+        </w:rPr>
+        <w:t xml:space="preserve"> </w:t>
+      </w:r>
+      <w:r>
+        <w:rPr>
+          <w:rFonts w:hint="eastAsia"/>
+          <w:bCs/>
+          <w:sz w:val="24"/>
+          <w:szCs w:val="24"/>
+        </w:rPr>
+        <w:t>인상의</w:t>
+      </w:r>
+      <w:r>
+        <w:rPr>
+          <w:rFonts w:hint="eastAsia"/>
+          <w:bCs/>
+          <w:sz w:val="24"/>
+          <w:szCs w:val="24"/>
+        </w:rPr>
+        <w:t xml:space="preserve"> </w:t>
+      </w:r>
+      <w:r>
+        <w:rPr>
+          <w:rFonts w:hint="eastAsia"/>
+          <w:bCs/>
+          <w:sz w:val="24"/>
+          <w:szCs w:val="24"/>
+        </w:rPr>
+        <w:t>근거이며</w:t>
+      </w:r>
+      <w:r>
+        <w:rPr>
+          <w:rFonts w:hint="eastAsia"/>
+          <w:bCs/>
+          <w:sz w:val="24"/>
+          <w:szCs w:val="24"/>
+        </w:rPr>
+        <w:t xml:space="preserve">, </w:t>
+      </w:r>
+      <w:r>
+        <w:rPr>
+          <w:rFonts w:hint="eastAsia"/>
+          <w:bCs/>
+          <w:sz w:val="24"/>
+          <w:szCs w:val="24"/>
+        </w:rPr>
+        <w:t>여전히</w:t>
+      </w:r>
+      <w:r>
+        <w:rPr>
+          <w:rFonts w:hint="eastAsia"/>
+          <w:bCs/>
+          <w:sz w:val="24"/>
+          <w:szCs w:val="24"/>
+        </w:rPr>
+        <w:t xml:space="preserve"> </w:t>
+      </w:r>
+      <w:r>
+        <w:rPr>
+          <w:rFonts w:hint="eastAsia"/>
+          <w:bCs/>
+          <w:sz w:val="24"/>
+          <w:szCs w:val="24"/>
+        </w:rPr>
+        <w:t>정밀</w:t>
+      </w:r>
+      <w:r>
+        <w:rPr>
+          <w:rFonts w:hint="eastAsia"/>
+          <w:bCs/>
+          <w:sz w:val="24"/>
+          <w:szCs w:val="24"/>
+        </w:rPr>
+        <w:t xml:space="preserve"> </w:t>
+      </w:r>
+      <w:r>
+        <w:rPr>
+          <w:rFonts w:hint="eastAsia"/>
+          <w:bCs/>
+          <w:sz w:val="24"/>
+          <w:szCs w:val="24"/>
+        </w:rPr>
+        <w:t>시장조사에</w:t>
+      </w:r>
+      <w:r>
+        <w:rPr>
+          <w:rFonts w:hint="eastAsia"/>
+          <w:bCs/>
+          <w:sz w:val="24"/>
+          <w:szCs w:val="24"/>
+        </w:rPr>
+        <w:t xml:space="preserve"> </w:t>
+      </w:r>
+      <w:r>
+        <w:rPr>
+          <w:rFonts w:hint="eastAsia"/>
+          <w:bCs/>
+          <w:sz w:val="24"/>
+          <w:szCs w:val="24"/>
+        </w:rPr>
+        <w:t>기반한</w:t>
+      </w:r>
+      <w:r>
+        <w:rPr>
+          <w:rFonts w:hint="eastAsia"/>
+          <w:bCs/>
+          <w:sz w:val="24"/>
+          <w:szCs w:val="24"/>
+        </w:rPr>
+        <w:t xml:space="preserve"> </w:t>
+      </w:r>
+      <w:r>
+        <w:rPr>
+          <w:rFonts w:hint="eastAsia"/>
+          <w:bCs/>
+          <w:sz w:val="24"/>
+          <w:szCs w:val="24"/>
+        </w:rPr>
+        <w:t>가격은</w:t>
+      </w:r>
+      <w:r>
+        <w:rPr>
+          <w:rFonts w:hint="eastAsia"/>
+          <w:bCs/>
+          <w:sz w:val="24"/>
+          <w:szCs w:val="24"/>
+        </w:rPr>
+        <w:t xml:space="preserve"> </w:t>
+      </w:r>
+      <w:r>
+        <w:rPr>
+          <w:rFonts w:hint="eastAsia"/>
+          <w:bCs/>
+          <w:sz w:val="24"/>
+          <w:szCs w:val="24"/>
+        </w:rPr>
+        <w:t>아님</w:t>
+      </w:r>
+      <w:r>
+        <w:rPr>
+          <w:rFonts w:hint="eastAsia"/>
+          <w:bCs/>
           <w:sz w:val="24"/>
           <w:szCs w:val="24"/>
         </w:rPr>
@@ -9752,6 +12232,7 @@
       </w:pPr>
       <w:r>
         <w:rPr>
+          <w:rFonts w:hint="eastAsia"/>
           <w:b/>
           <w:bCs/>
           <w:sz w:val="24"/>
@@ -9761,6 +12242,7 @@
       </w:r>
       <w:r>
         <w:rPr>
+          <w:rFonts w:hint="eastAsia"/>
           <w:b/>
           <w:bCs/>
           <w:sz w:val="24"/>
@@ -9770,6 +12252,7 @@
       </w:r>
       <w:r>
         <w:rPr>
+          <w:rFonts w:hint="eastAsia"/>
           <w:b/>
           <w:bCs/>
           <w:sz w:val="24"/>
@@ -9779,6 +12262,7 @@
       </w:r>
       <w:r>
         <w:rPr>
+          <w:rFonts w:hint="eastAsia"/>
           <w:b/>
           <w:bCs/>
           <w:sz w:val="24"/>
@@ -9788,6 +12272,7 @@
       </w:r>
       <w:r>
         <w:rPr>
+          <w:rFonts w:hint="eastAsia"/>
           <w:b/>
           <w:bCs/>
           <w:sz w:val="24"/>
@@ -9797,6 +12282,7 @@
       </w:r>
       <w:r>
         <w:rPr>
+          <w:rFonts w:hint="eastAsia"/>
           <w:b/>
           <w:bCs/>
           <w:sz w:val="24"/>
@@ -9806,27 +12292,26 @@
       </w:r>
       <w:r>
         <w:rPr>
-          <w:sz w:val="24"/>
-          <w:szCs w:val="24"/>
-        </w:rPr>
-        <w:t>"</w:t>
-      </w:r>
-      <w:r>
-        <w:rPr>
-          <w:sz w:val="24"/>
-          <w:szCs w:val="24"/>
-        </w:rPr>
-        <w:t>폰</w:t>
-      </w:r>
-      <w:r>
-        <w:rPr>
-          <w:sz w:val="24"/>
-          <w:szCs w:val="24"/>
-        </w:rPr>
-        <w:t xml:space="preserve"> </w:t>
-      </w:r>
-      <w:r>
-        <w:rPr>
+          <w:rFonts w:hint="eastAsia"/>
+          <w:bCs/>
+          <w:sz w:val="24"/>
+          <w:szCs w:val="24"/>
+        </w:rPr>
+        <w:t>“폰</w:t>
+      </w:r>
+      <w:r>
+        <w:rPr>
+          <w:rFonts w:hint="eastAsia"/>
+          <w:bCs/>
+          <w:sz w:val="24"/>
+          <w:szCs w:val="24"/>
+        </w:rPr>
+        <w:t xml:space="preserve"> </w:t>
+      </w:r>
+      <w:r>
+        <w:rPr>
+          <w:rFonts w:hint="eastAsia"/>
+          <w:bCs/>
           <w:sz w:val="24"/>
           <w:szCs w:val="24"/>
         </w:rPr>
@@ -9834,13 +12319,17 @@
       </w:r>
       <w:r>
         <w:rPr>
-          <w:sz w:val="24"/>
-          <w:szCs w:val="24"/>
-        </w:rPr>
-        <w:t xml:space="preserve"> </w:t>
-      </w:r>
-      <w:r>
-        <w:rPr>
+          <w:rFonts w:hint="eastAsia"/>
+          <w:bCs/>
+          <w:sz w:val="24"/>
+          <w:szCs w:val="24"/>
+        </w:rPr>
+        <w:t xml:space="preserve"> </w:t>
+      </w:r>
+      <w:r>
+        <w:rPr>
+          <w:rFonts w:hint="eastAsia"/>
+          <w:bCs/>
           <w:sz w:val="24"/>
           <w:szCs w:val="24"/>
         </w:rPr>
@@ -9848,27 +12337,35 @@
       </w:r>
       <w:r>
         <w:rPr>
-          <w:sz w:val="24"/>
-          <w:szCs w:val="24"/>
-        </w:rPr>
-        <w:t xml:space="preserve"> </w:t>
-      </w:r>
-      <w:r>
-        <w:rPr>
-          <w:sz w:val="24"/>
-          <w:szCs w:val="24"/>
-        </w:rPr>
-        <w:t>불편하다</w:t>
-      </w:r>
-      <w:r>
-        <w:rPr>
-          <w:sz w:val="24"/>
-          <w:szCs w:val="24"/>
-        </w:rPr>
-        <w:t>"</w:t>
-      </w:r>
-      <w:r>
-        <w:rPr>
+          <w:rFonts w:hint="eastAsia"/>
+          <w:bCs/>
+          <w:sz w:val="24"/>
+          <w:szCs w:val="24"/>
+        </w:rPr>
+        <w:t xml:space="preserve"> </w:t>
+      </w:r>
+      <w:r>
+        <w:rPr>
+          <w:rFonts w:hint="eastAsia"/>
+          <w:bCs/>
+          <w:sz w:val="24"/>
+          <w:szCs w:val="24"/>
+        </w:rPr>
+        <w:t>불편하다”는</w:t>
+      </w:r>
+      <w:r>
+        <w:rPr>
+          <w:rFonts w:hint="eastAsia"/>
+          <w:bCs/>
+          <w:sz w:val="24"/>
+          <w:szCs w:val="24"/>
+        </w:rPr>
+        <w:t xml:space="preserve"> pain point</w:t>
+      </w:r>
+      <w:r>
+        <w:rPr>
+          <w:rFonts w:hint="eastAsia"/>
+          <w:bCs/>
           <w:sz w:val="24"/>
           <w:szCs w:val="24"/>
         </w:rPr>
@@ -9876,27 +12373,17 @@
       </w:r>
       <w:r>
         <w:rPr>
-          <w:sz w:val="24"/>
-          <w:szCs w:val="24"/>
-        </w:rPr>
-        <w:t xml:space="preserve"> pain point</w:t>
-      </w:r>
-      <w:r>
-        <w:rPr>
-          <w:sz w:val="24"/>
-          <w:szCs w:val="24"/>
-        </w:rPr>
-        <w:t>는</w:t>
-      </w:r>
-      <w:r>
-        <w:rPr>
-          <w:sz w:val="24"/>
-          <w:szCs w:val="24"/>
-        </w:rPr>
-        <w:t xml:space="preserve"> </w:t>
-      </w:r>
-      <w:r>
-        <w:rPr>
+          <w:rFonts w:hint="eastAsia"/>
+          <w:bCs/>
+          <w:sz w:val="24"/>
+          <w:szCs w:val="24"/>
+        </w:rPr>
+        <w:t xml:space="preserve"> </w:t>
+      </w:r>
+      <w:r>
+        <w:rPr>
+          <w:rFonts w:hint="eastAsia"/>
+          <w:bCs/>
           <w:sz w:val="24"/>
           <w:szCs w:val="24"/>
         </w:rPr>
@@ -9904,13 +12391,17 @@
       </w:r>
       <w:r>
         <w:rPr>
-          <w:sz w:val="24"/>
-          <w:szCs w:val="24"/>
-        </w:rPr>
-        <w:t xml:space="preserve"> </w:t>
-      </w:r>
-      <w:r>
-        <w:rPr>
+          <w:rFonts w:hint="eastAsia"/>
+          <w:bCs/>
+          <w:sz w:val="24"/>
+          <w:szCs w:val="24"/>
+        </w:rPr>
+        <w:t xml:space="preserve"> </w:t>
+      </w:r>
+      <w:r>
+        <w:rPr>
+          <w:rFonts w:hint="eastAsia"/>
+          <w:bCs/>
           <w:sz w:val="24"/>
           <w:szCs w:val="24"/>
         </w:rPr>
@@ -9918,13 +12409,17 @@
       </w:r>
       <w:r>
         <w:rPr>
-          <w:sz w:val="24"/>
-          <w:szCs w:val="24"/>
-        </w:rPr>
-        <w:t xml:space="preserve"> </w:t>
-      </w:r>
-      <w:r>
-        <w:rPr>
+          <w:rFonts w:hint="eastAsia"/>
+          <w:bCs/>
+          <w:sz w:val="24"/>
+          <w:szCs w:val="24"/>
+        </w:rPr>
+        <w:t xml:space="preserve"> </w:t>
+      </w:r>
+      <w:r>
+        <w:rPr>
+          <w:rFonts w:hint="eastAsia"/>
+          <w:bCs/>
           <w:sz w:val="24"/>
           <w:szCs w:val="24"/>
         </w:rPr>
@@ -9932,13 +12427,17 @@
       </w:r>
       <w:r>
         <w:rPr>
-          <w:sz w:val="24"/>
-          <w:szCs w:val="24"/>
-        </w:rPr>
-        <w:t xml:space="preserve"> </w:t>
-      </w:r>
-      <w:r>
-        <w:rPr>
+          <w:rFonts w:hint="eastAsia"/>
+          <w:bCs/>
+          <w:sz w:val="24"/>
+          <w:szCs w:val="24"/>
+        </w:rPr>
+        <w:t xml:space="preserve"> </w:t>
+      </w:r>
+      <w:r>
+        <w:rPr>
+          <w:rFonts w:hint="eastAsia"/>
+          <w:bCs/>
           <w:sz w:val="24"/>
           <w:szCs w:val="24"/>
         </w:rPr>
@@ -9946,6 +12445,8 @@
       </w:r>
       <w:r>
         <w:rPr>
+          <w:rFonts w:hint="eastAsia"/>
+          <w:bCs/>
           <w:sz w:val="24"/>
           <w:szCs w:val="24"/>
         </w:rPr>
@@ -9953,6 +12454,8 @@
       </w:r>
       <w:r>
         <w:rPr>
+          <w:rFonts w:hint="eastAsia"/>
+          <w:bCs/>
           <w:sz w:val="24"/>
           <w:szCs w:val="24"/>
         </w:rPr>
@@ -9960,13 +12463,17 @@
       </w:r>
       <w:r>
         <w:rPr>
-          <w:sz w:val="24"/>
-          <w:szCs w:val="24"/>
-        </w:rPr>
-        <w:t xml:space="preserve"> </w:t>
-      </w:r>
-      <w:r>
-        <w:rPr>
+          <w:rFonts w:hint="eastAsia"/>
+          <w:bCs/>
+          <w:sz w:val="24"/>
+          <w:szCs w:val="24"/>
+        </w:rPr>
+        <w:t xml:space="preserve"> </w:t>
+      </w:r>
+      <w:r>
+        <w:rPr>
+          <w:rFonts w:hint="eastAsia"/>
+          <w:bCs/>
           <w:sz w:val="24"/>
           <w:szCs w:val="24"/>
         </w:rPr>
@@ -9974,13 +12481,17 @@
       </w:r>
       <w:r>
         <w:rPr>
-          <w:sz w:val="24"/>
-          <w:szCs w:val="24"/>
-        </w:rPr>
-        <w:t xml:space="preserve"> </w:t>
-      </w:r>
-      <w:r>
-        <w:rPr>
+          <w:rFonts w:hint="eastAsia"/>
+          <w:bCs/>
+          <w:sz w:val="24"/>
+          <w:szCs w:val="24"/>
+        </w:rPr>
+        <w:t xml:space="preserve"> </w:t>
+      </w:r>
+      <w:r>
+        <w:rPr>
+          <w:rFonts w:hint="eastAsia"/>
+          <w:bCs/>
           <w:sz w:val="24"/>
           <w:szCs w:val="24"/>
         </w:rPr>
@@ -9988,13 +12499,17 @@
       </w:r>
       <w:r>
         <w:rPr>
-          <w:sz w:val="24"/>
-          <w:szCs w:val="24"/>
-        </w:rPr>
-        <w:t xml:space="preserve"> </w:t>
-      </w:r>
-      <w:r>
-        <w:rPr>
+          <w:rFonts w:hint="eastAsia"/>
+          <w:bCs/>
+          <w:sz w:val="24"/>
+          <w:szCs w:val="24"/>
+        </w:rPr>
+        <w:t xml:space="preserve"> </w:t>
+      </w:r>
+      <w:r>
+        <w:rPr>
+          <w:rFonts w:hint="eastAsia"/>
+          <w:bCs/>
           <w:sz w:val="24"/>
           <w:szCs w:val="24"/>
         </w:rPr>
@@ -10002,13 +12517,17 @@
       </w:r>
       <w:r>
         <w:rPr>
-          <w:sz w:val="24"/>
-          <w:szCs w:val="24"/>
-        </w:rPr>
-        <w:t xml:space="preserve"> </w:t>
-      </w:r>
-      <w:r>
-        <w:rPr>
+          <w:rFonts w:hint="eastAsia"/>
+          <w:bCs/>
+          <w:sz w:val="24"/>
+          <w:szCs w:val="24"/>
+        </w:rPr>
+        <w:t xml:space="preserve"> </w:t>
+      </w:r>
+      <w:r>
+        <w:rPr>
+          <w:rFonts w:hint="eastAsia"/>
+          <w:bCs/>
           <w:sz w:val="24"/>
           <w:szCs w:val="24"/>
         </w:rPr>
@@ -10016,13 +12535,17 @@
       </w:r>
       <w:r>
         <w:rPr>
-          <w:sz w:val="24"/>
-          <w:szCs w:val="24"/>
-        </w:rPr>
-        <w:t xml:space="preserve"> </w:t>
-      </w:r>
-      <w:r>
-        <w:rPr>
+          <w:rFonts w:hint="eastAsia"/>
+          <w:bCs/>
+          <w:sz w:val="24"/>
+          <w:szCs w:val="24"/>
+        </w:rPr>
+        <w:t xml:space="preserve"> </w:t>
+      </w:r>
+      <w:r>
+        <w:rPr>
+          <w:rFonts w:hint="eastAsia"/>
+          <w:bCs/>
           <w:sz w:val="24"/>
           <w:szCs w:val="24"/>
         </w:rPr>
@@ -10030,6 +12553,8 @@
       </w:r>
       <w:r>
         <w:rPr>
+          <w:rFonts w:hint="eastAsia"/>
+          <w:bCs/>
           <w:sz w:val="24"/>
           <w:szCs w:val="24"/>
         </w:rPr>
@@ -10037,6 +12562,8 @@
       </w:r>
       <w:r>
         <w:rPr>
+          <w:rFonts w:hint="eastAsia"/>
+          <w:bCs/>
           <w:sz w:val="24"/>
           <w:szCs w:val="24"/>
         </w:rPr>
@@ -10044,13 +12571,17 @@
       </w:r>
       <w:r>
         <w:rPr>
-          <w:sz w:val="24"/>
-          <w:szCs w:val="24"/>
-        </w:rPr>
-        <w:t xml:space="preserve"> </w:t>
-      </w:r>
-      <w:r>
-        <w:rPr>
+          <w:rFonts w:hint="eastAsia"/>
+          <w:bCs/>
+          <w:sz w:val="24"/>
+          <w:szCs w:val="24"/>
+        </w:rPr>
+        <w:t xml:space="preserve"> </w:t>
+      </w:r>
+      <w:r>
+        <w:rPr>
+          <w:rFonts w:hint="eastAsia"/>
+          <w:bCs/>
           <w:sz w:val="24"/>
           <w:szCs w:val="24"/>
         </w:rPr>
@@ -10058,27 +12589,89 @@
       </w:r>
       <w:r>
         <w:rPr>
-          <w:sz w:val="24"/>
-          <w:szCs w:val="24"/>
-        </w:rPr>
-        <w:t xml:space="preserve"> 5,000</w:t>
-      </w:r>
-      <w:r>
-        <w:rPr>
-          <w:sz w:val="24"/>
-          <w:szCs w:val="24"/>
-        </w:rPr>
-        <w:t>원을</w:t>
-      </w:r>
-      <w:r>
-        <w:rPr>
-          <w:sz w:val="24"/>
-          <w:szCs w:val="24"/>
-        </w:rPr>
-        <w:t xml:space="preserve"> </w:t>
-      </w:r>
-      <w:r>
-        <w:rPr>
+          <w:rFonts w:hint="eastAsia"/>
+          <w:bCs/>
+          <w:sz w:val="24"/>
+          <w:szCs w:val="24"/>
+        </w:rPr>
+        <w:t xml:space="preserve"> </w:t>
+      </w:r>
+      <w:r>
+        <w:rPr>
+          <w:rFonts w:hint="eastAsia"/>
+          <w:bCs/>
+          <w:sz w:val="24"/>
+          <w:szCs w:val="24"/>
+        </w:rPr>
+        <w:t>지금</w:t>
+      </w:r>
+      <w:r>
+        <w:rPr>
+          <w:rFonts w:hint="eastAsia"/>
+          <w:bCs/>
+          <w:sz w:val="24"/>
+          <w:szCs w:val="24"/>
+        </w:rPr>
+        <w:t xml:space="preserve"> </w:t>
+      </w:r>
+      <w:r>
+        <w:rPr>
+          <w:rFonts w:hint="eastAsia"/>
+          <w:bCs/>
+          <w:sz w:val="24"/>
+          <w:szCs w:val="24"/>
+        </w:rPr>
+        <w:t>가격</w:t>
+      </w:r>
+      <w:r>
+        <w:rPr>
+          <w:rFonts w:hint="eastAsia"/>
+          <w:bCs/>
+          <w:sz w:val="24"/>
+          <w:szCs w:val="24"/>
+        </w:rPr>
+        <w:t>(7,000</w:t>
+      </w:r>
+      <w:r>
+        <w:rPr>
+          <w:rFonts w:hint="eastAsia"/>
+          <w:bCs/>
+          <w:sz w:val="24"/>
+          <w:szCs w:val="24"/>
+        </w:rPr>
+        <w:t>원</w:t>
+      </w:r>
+      <w:r>
+        <w:rPr>
+          <w:rFonts w:hint="eastAsia"/>
+          <w:bCs/>
+          <w:sz w:val="24"/>
+          <w:szCs w:val="24"/>
+        </w:rPr>
+        <w:t>)</w:t>
+      </w:r>
+      <w:r>
+        <w:rPr>
+          <w:rFonts w:hint="eastAsia"/>
+          <w:bCs/>
+          <w:sz w:val="24"/>
+          <w:szCs w:val="24"/>
+        </w:rPr>
+        <w:t>을</w:t>
+      </w:r>
+      <w:r>
+        <w:rPr>
+          <w:rFonts w:hint="eastAsia"/>
+          <w:bCs/>
+          <w:sz w:val="24"/>
+          <w:szCs w:val="24"/>
+        </w:rPr>
+        <w:t xml:space="preserve"> </w:t>
+      </w:r>
+      <w:r>
+        <w:rPr>
+          <w:rFonts w:hint="eastAsia"/>
+          <w:bCs/>
           <w:sz w:val="24"/>
           <w:szCs w:val="24"/>
         </w:rPr>
@@ -10086,13 +12679,17 @@
       </w:r>
       <w:r>
         <w:rPr>
-          <w:sz w:val="24"/>
-          <w:szCs w:val="24"/>
-        </w:rPr>
-        <w:t xml:space="preserve"> </w:t>
-      </w:r>
-      <w:r>
-        <w:rPr>
+          <w:rFonts w:hint="eastAsia"/>
+          <w:bCs/>
+          <w:sz w:val="24"/>
+          <w:szCs w:val="24"/>
+        </w:rPr>
+        <w:t xml:space="preserve"> </w:t>
+      </w:r>
+      <w:r>
+        <w:rPr>
+          <w:rFonts w:hint="eastAsia"/>
+          <w:bCs/>
           <w:sz w:val="24"/>
           <w:szCs w:val="24"/>
         </w:rPr>
@@ -10100,13 +12697,17 @@
       </w:r>
       <w:r>
         <w:rPr>
-          <w:sz w:val="24"/>
-          <w:szCs w:val="24"/>
-        </w:rPr>
-        <w:t xml:space="preserve"> </w:t>
-      </w:r>
-      <w:r>
-        <w:rPr>
+          <w:rFonts w:hint="eastAsia"/>
+          <w:bCs/>
+          <w:sz w:val="24"/>
+          <w:szCs w:val="24"/>
+        </w:rPr>
+        <w:t xml:space="preserve"> </w:t>
+      </w:r>
+      <w:r>
+        <w:rPr>
+          <w:rFonts w:hint="eastAsia"/>
+          <w:bCs/>
           <w:sz w:val="24"/>
           <w:szCs w:val="24"/>
         </w:rPr>
@@ -10114,13 +12715,17 @@
       </w:r>
       <w:r>
         <w:rPr>
-          <w:sz w:val="24"/>
-          <w:szCs w:val="24"/>
-        </w:rPr>
-        <w:t xml:space="preserve"> </w:t>
-      </w:r>
-      <w:r>
-        <w:rPr>
+          <w:rFonts w:hint="eastAsia"/>
+          <w:bCs/>
+          <w:sz w:val="24"/>
+          <w:szCs w:val="24"/>
+        </w:rPr>
+        <w:t xml:space="preserve"> </w:t>
+      </w:r>
+      <w:r>
+        <w:rPr>
+          <w:rFonts w:hint="eastAsia"/>
+          <w:bCs/>
           <w:sz w:val="24"/>
           <w:szCs w:val="24"/>
         </w:rPr>
@@ -10128,13 +12733,17 @@
       </w:r>
       <w:r>
         <w:rPr>
-          <w:sz w:val="24"/>
-          <w:szCs w:val="24"/>
-        </w:rPr>
-        <w:t xml:space="preserve"> </w:t>
-      </w:r>
-      <w:r>
-        <w:rPr>
+          <w:rFonts w:hint="eastAsia"/>
+          <w:bCs/>
+          <w:sz w:val="24"/>
+          <w:szCs w:val="24"/>
+        </w:rPr>
+        <w:t xml:space="preserve"> </w:t>
+      </w:r>
+      <w:r>
+        <w:rPr>
+          <w:rFonts w:hint="eastAsia"/>
+          <w:bCs/>
           <w:sz w:val="24"/>
           <w:szCs w:val="24"/>
         </w:rPr>
@@ -10142,13 +12751,17 @@
       </w:r>
       <w:r>
         <w:rPr>
-          <w:sz w:val="24"/>
-          <w:szCs w:val="24"/>
-        </w:rPr>
-        <w:t xml:space="preserve"> </w:t>
-      </w:r>
-      <w:r>
-        <w:rPr>
+          <w:rFonts w:hint="eastAsia"/>
+          <w:bCs/>
+          <w:sz w:val="24"/>
+          <w:szCs w:val="24"/>
+        </w:rPr>
+        <w:t xml:space="preserve"> </w:t>
+      </w:r>
+      <w:r>
+        <w:rPr>
+          <w:rFonts w:hint="eastAsia"/>
+          <w:bCs/>
           <w:sz w:val="24"/>
           <w:szCs w:val="24"/>
         </w:rPr>
@@ -10156,13 +12769,17 @@
       </w:r>
       <w:r>
         <w:rPr>
-          <w:sz w:val="24"/>
-          <w:szCs w:val="24"/>
-        </w:rPr>
-        <w:t xml:space="preserve"> </w:t>
-      </w:r>
-      <w:r>
-        <w:rPr>
+          <w:rFonts w:hint="eastAsia"/>
+          <w:bCs/>
+          <w:sz w:val="24"/>
+          <w:szCs w:val="24"/>
+        </w:rPr>
+        <w:t xml:space="preserve"> </w:t>
+      </w:r>
+      <w:r>
+        <w:rPr>
+          <w:rFonts w:hint="eastAsia"/>
+          <w:bCs/>
           <w:sz w:val="24"/>
           <w:szCs w:val="24"/>
         </w:rPr>
@@ -10170,6 +12787,8 @@
       </w:r>
       <w:r>
         <w:rPr>
+          <w:rFonts w:hint="eastAsia"/>
+          <w:bCs/>
           <w:sz w:val="24"/>
           <w:szCs w:val="24"/>
         </w:rPr>
@@ -10191,6 +12810,7 @@
       </w:pPr>
       <w:r>
         <w:rPr>
+          <w:rFonts w:hint="eastAsia"/>
           <w:b/>
           <w:bCs/>
           <w:sz w:val="24"/>
@@ -10200,6 +12820,7 @@
       </w:r>
       <w:r>
         <w:rPr>
+          <w:rFonts w:hint="eastAsia"/>
           <w:b/>
           <w:bCs/>
           <w:sz w:val="24"/>
@@ -10209,66 +12830,111 @@
       </w:r>
       <w:r>
         <w:rPr>
+          <w:rFonts w:hint="eastAsia"/>
           <w:b/>
           <w:bCs/>
           <w:sz w:val="24"/>
           <w:szCs w:val="24"/>
         </w:rPr>
-        <w:t>미확정</w:t>
-      </w:r>
-      <w:r>
-        <w:rPr>
+        <w:t>확정</w:t>
+      </w:r>
+      <w:r>
+        <w:rPr>
+          <w:rFonts w:hint="eastAsia"/>
           <w:b/>
           <w:bCs/>
           <w:sz w:val="24"/>
           <w:szCs w:val="24"/>
         </w:rPr>
+        <w:t xml:space="preserve"> </w:t>
+      </w:r>
+      <w:r>
+        <w:rPr>
+          <w:rFonts w:hint="eastAsia"/>
+          <w:b/>
+          <w:bCs/>
+          <w:sz w:val="24"/>
+          <w:szCs w:val="24"/>
+        </w:rPr>
+        <w:t>경과</w:t>
+      </w:r>
+      <w:r>
+        <w:rPr>
+          <w:rFonts w:hint="eastAsia"/>
+          <w:b/>
+          <w:bCs/>
+          <w:sz w:val="24"/>
+          <w:szCs w:val="24"/>
+        </w:rPr>
         <w:t xml:space="preserve">: </w:t>
       </w:r>
       <w:r>
         <w:rPr>
-          <w:sz w:val="24"/>
-          <w:szCs w:val="24"/>
-        </w:rPr>
-        <w:t>오늘</w:t>
-      </w:r>
-      <w:r>
-        <w:rPr>
-          <w:sz w:val="24"/>
-          <w:szCs w:val="24"/>
-        </w:rPr>
-        <w:t xml:space="preserve"> </w:t>
-      </w:r>
-      <w:r>
-        <w:rPr>
-          <w:sz w:val="24"/>
-          <w:szCs w:val="24"/>
-        </w:rPr>
-        <w:t>논의에서</w:t>
-      </w:r>
-      <w:r>
-        <w:rPr>
-          <w:sz w:val="24"/>
-          <w:szCs w:val="24"/>
-        </w:rPr>
-        <w:t xml:space="preserve"> </w:t>
-      </w:r>
-      <w:r>
-        <w:rPr>
-          <w:sz w:val="24"/>
-          <w:szCs w:val="24"/>
-        </w:rPr>
-        <w:t>나온</w:t>
-      </w:r>
-      <w:r>
-        <w:rPr>
-          <w:sz w:val="24"/>
-          <w:szCs w:val="24"/>
-        </w:rPr>
-        <w:t xml:space="preserve"> </w:t>
-      </w:r>
-      <w:r>
-        <w:rPr>
+          <w:rFonts w:hint="eastAsia"/>
+          <w:bCs/>
+          <w:sz w:val="24"/>
+          <w:szCs w:val="24"/>
+        </w:rPr>
+        <w:t xml:space="preserve">2026-09-08 </w:t>
+      </w:r>
+      <w:r>
+        <w:rPr>
+          <w:rFonts w:hint="eastAsia"/>
+          <w:bCs/>
+          <w:sz w:val="24"/>
+          <w:szCs w:val="24"/>
+        </w:rPr>
+        <w:t>당시</w:t>
+      </w:r>
+      <w:r>
+        <w:rPr>
+          <w:rFonts w:hint="eastAsia"/>
+          <w:bCs/>
+          <w:sz w:val="24"/>
+          <w:szCs w:val="24"/>
+        </w:rPr>
+        <w:t xml:space="preserve"> </w:t>
+      </w:r>
+      <w:r>
+        <w:rPr>
+          <w:rFonts w:hint="eastAsia"/>
+          <w:bCs/>
+          <w:sz w:val="24"/>
+          <w:szCs w:val="24"/>
+        </w:rPr>
+        <w:t>미정이었던</w:t>
+      </w:r>
+      <w:r>
+        <w:rPr>
+          <w:rFonts w:hint="eastAsia"/>
+          <w:bCs/>
+          <w:sz w:val="24"/>
+          <w:szCs w:val="24"/>
+        </w:rPr>
+        <w:t xml:space="preserve"> </w:t>
+      </w:r>
+      <w:r>
+        <w:rPr>
+          <w:rFonts w:hint="eastAsia"/>
+          <w:bCs/>
+          <w:sz w:val="24"/>
+          <w:szCs w:val="24"/>
+        </w:rPr>
+        <w:t>두</w:t>
+      </w:r>
+      <w:r>
+        <w:rPr>
+          <w:rFonts w:hint="eastAsia"/>
+          <w:bCs/>
+          <w:sz w:val="24"/>
+          <w:szCs w:val="24"/>
+        </w:rPr>
+        <w:t xml:space="preserve"> </w:t>
+      </w:r>
+      <w:r>
+        <w:rPr>
+          <w:rFonts w:hint="eastAsia"/>
+          <w:bCs/>
           <w:sz w:val="24"/>
           <w:szCs w:val="24"/>
         </w:rPr>
@@ -10276,13 +12942,17 @@
       </w:r>
       <w:r>
         <w:rPr>
-          <w:sz w:val="24"/>
-          <w:szCs w:val="24"/>
-        </w:rPr>
-        <w:t xml:space="preserve"> </w:t>
-      </w:r>
-      <w:r>
-        <w:rPr>
+          <w:rFonts w:hint="eastAsia"/>
+          <w:bCs/>
+          <w:sz w:val="24"/>
+          <w:szCs w:val="24"/>
+        </w:rPr>
+        <w:t xml:space="preserve"> </w:t>
+      </w:r>
+      <w:r>
+        <w:rPr>
+          <w:rFonts w:hint="eastAsia"/>
+          <w:bCs/>
           <w:sz w:val="24"/>
           <w:szCs w:val="24"/>
         </w:rPr>
@@ -10290,6 +12960,188 @@
       </w:r>
       <w:r>
         <w:rPr>
+          <w:rFonts w:hint="eastAsia"/>
+          <w:bCs/>
+          <w:sz w:val="24"/>
+          <w:szCs w:val="24"/>
+        </w:rPr>
+        <w:t xml:space="preserve"> </w:t>
+      </w:r>
+      <w:r>
+        <w:rPr>
+          <w:rFonts w:hint="eastAsia"/>
+          <w:bCs/>
+          <w:sz w:val="24"/>
+          <w:szCs w:val="24"/>
+        </w:rPr>
+        <w:t>중</w:t>
+      </w:r>
+      <w:r>
+        <w:rPr>
+          <w:rFonts w:hint="eastAsia"/>
+          <w:bCs/>
+          <w:sz w:val="24"/>
+          <w:szCs w:val="24"/>
+        </w:rPr>
+        <w:t xml:space="preserve"> </w:t>
+      </w:r>
+      <w:r>
+        <w:rPr>
+          <w:rFonts w:hint="eastAsia"/>
+          <w:bCs/>
+          <w:sz w:val="24"/>
+          <w:szCs w:val="24"/>
+        </w:rPr>
+        <w:t>“조회</w:t>
+      </w:r>
+      <w:r>
+        <w:rPr>
+          <w:rFonts w:hint="eastAsia"/>
+          <w:bCs/>
+          <w:sz w:val="24"/>
+          <w:szCs w:val="24"/>
+        </w:rPr>
+        <w:t>/</w:t>
+      </w:r>
+      <w:r>
+        <w:rPr>
+          <w:rFonts w:hint="eastAsia"/>
+          <w:bCs/>
+          <w:sz w:val="24"/>
+          <w:szCs w:val="24"/>
+        </w:rPr>
+        <w:t>수정”은</w:t>
+      </w:r>
+      <w:r>
+        <w:rPr>
+          <w:rFonts w:hint="eastAsia"/>
+          <w:bCs/>
+          <w:sz w:val="24"/>
+          <w:szCs w:val="24"/>
+        </w:rPr>
+        <w:t xml:space="preserve"> </w:t>
+      </w:r>
+      <w:r>
+        <w:rPr>
+          <w:rFonts w:hint="eastAsia"/>
+          <w:bCs/>
+          <w:sz w:val="24"/>
+          <w:szCs w:val="24"/>
+        </w:rPr>
+        <w:t>유료</w:t>
+      </w:r>
+      <w:r>
+        <w:rPr>
+          <w:rFonts w:hint="eastAsia"/>
+          <w:bCs/>
+          <w:sz w:val="24"/>
+          <w:szCs w:val="24"/>
+        </w:rPr>
+        <w:t xml:space="preserve"> </w:t>
+      </w:r>
+      <w:r>
+        <w:rPr>
+          <w:rFonts w:hint="eastAsia"/>
+          <w:bCs/>
+          <w:sz w:val="24"/>
+          <w:szCs w:val="24"/>
+        </w:rPr>
+        <w:t>범위</w:t>
+      </w:r>
+      <w:r>
+        <w:rPr>
+          <w:rFonts w:hint="eastAsia"/>
+          <w:bCs/>
+          <w:sz w:val="24"/>
+          <w:szCs w:val="24"/>
+        </w:rPr>
+        <w:t xml:space="preserve"> </w:t>
+      </w:r>
+      <w:r>
+        <w:rPr>
+          <w:rFonts w:hint="eastAsia"/>
+          <w:bCs/>
+          <w:sz w:val="24"/>
+          <w:szCs w:val="24"/>
+        </w:rPr>
+        <w:t>포함으로</w:t>
+      </w:r>
+      <w:r>
+        <w:rPr>
+          <w:rFonts w:hint="eastAsia"/>
+          <w:bCs/>
+          <w:sz w:val="24"/>
+          <w:szCs w:val="24"/>
+        </w:rPr>
+        <w:t xml:space="preserve"> </w:t>
+      </w:r>
+      <w:r>
+        <w:rPr>
+          <w:rFonts w:hint="eastAsia"/>
+          <w:bCs/>
+          <w:sz w:val="24"/>
+          <w:szCs w:val="24"/>
+        </w:rPr>
+        <w:t>결정돼</w:t>
+      </w:r>
+      <w:r>
+        <w:rPr>
+          <w:rFonts w:hint="eastAsia"/>
+          <w:bCs/>
+          <w:sz w:val="24"/>
+          <w:szCs w:val="24"/>
+        </w:rPr>
+        <w:t xml:space="preserve"> 2026-09-13 </w:t>
+      </w:r>
+      <w:r>
+        <w:rPr>
+          <w:rFonts w:hint="eastAsia"/>
+          <w:bCs/>
+          <w:sz w:val="24"/>
+          <w:szCs w:val="24"/>
+        </w:rPr>
+        <w:t>구현</w:t>
+      </w:r>
+      <w:r>
+        <w:rPr>
+          <w:rFonts w:hint="eastAsia"/>
+          <w:bCs/>
+          <w:sz w:val="24"/>
+          <w:szCs w:val="24"/>
+        </w:rPr>
+        <w:t xml:space="preserve"> </w:t>
+      </w:r>
+      <w:r>
+        <w:rPr>
+          <w:rFonts w:hint="eastAsia"/>
+          <w:bCs/>
+          <w:sz w:val="24"/>
+          <w:szCs w:val="24"/>
+        </w:rPr>
+        <w:t>완료</w:t>
+      </w:r>
+      <w:r>
+        <w:rPr>
+          <w:rFonts w:hint="eastAsia"/>
+          <w:bCs/>
+          <w:sz w:val="24"/>
+          <w:szCs w:val="24"/>
+        </w:rPr>
+        <w:t xml:space="preserve">. </w:t>
+      </w:r>
+      <w:r>
+        <w:rPr>
+          <w:rFonts w:hint="eastAsia"/>
+          <w:bCs/>
+          <w:sz w:val="24"/>
+          <w:szCs w:val="24"/>
+        </w:rPr>
+        <w:t>“자동</w:t>
+      </w:r>
+      <w:r>
+        <w:rPr>
+          <w:rFonts w:hint="eastAsia"/>
+          <w:bCs/>
           <w:sz w:val="24"/>
           <w:szCs w:val="24"/>
         </w:rPr>
@@ -10297,6 +13149,260 @@
       </w:r>
       <w:r>
         <w:rPr>
+          <w:rFonts w:hint="eastAsia"/>
+          <w:bCs/>
+          <w:sz w:val="24"/>
+          <w:szCs w:val="24"/>
+        </w:rPr>
+        <w:t>실시간</w:t>
+      </w:r>
+      <w:r>
+        <w:rPr>
+          <w:rFonts w:hint="eastAsia"/>
+          <w:bCs/>
+          <w:sz w:val="24"/>
+          <w:szCs w:val="24"/>
+        </w:rPr>
+        <w:t xml:space="preserve">) </w:t>
+      </w:r>
+      <w:r>
+        <w:rPr>
+          <w:rFonts w:hint="eastAsia"/>
+          <w:bCs/>
+          <w:sz w:val="24"/>
+          <w:szCs w:val="24"/>
+        </w:rPr>
+        <w:t>동기화”는</w:t>
+      </w:r>
+      <w:r>
+        <w:rPr>
+          <w:rFonts w:hint="eastAsia"/>
+          <w:bCs/>
+          <w:sz w:val="24"/>
+          <w:szCs w:val="24"/>
+        </w:rPr>
+        <w:t xml:space="preserve"> 2026-09-14 </w:t>
+      </w:r>
+      <w:r>
+        <w:rPr>
+          <w:rFonts w:hint="eastAsia"/>
+          <w:bCs/>
+          <w:sz w:val="24"/>
+          <w:szCs w:val="24"/>
+        </w:rPr>
+        <w:t>재검토</w:t>
+      </w:r>
+      <w:r>
+        <w:rPr>
+          <w:rFonts w:hint="eastAsia"/>
+          <w:bCs/>
+          <w:sz w:val="24"/>
+          <w:szCs w:val="24"/>
+        </w:rPr>
+        <w:t xml:space="preserve"> </w:t>
+      </w:r>
+      <w:r>
+        <w:rPr>
+          <w:rFonts w:hint="eastAsia"/>
+          <w:bCs/>
+          <w:sz w:val="24"/>
+          <w:szCs w:val="24"/>
+        </w:rPr>
+        <w:t>결과</w:t>
+      </w:r>
+      <w:r>
+        <w:rPr>
+          <w:rFonts w:hint="eastAsia"/>
+          <w:bCs/>
+          <w:sz w:val="24"/>
+          <w:szCs w:val="24"/>
+        </w:rPr>
+        <w:t xml:space="preserve"> </w:t>
+      </w:r>
+      <w:r>
+        <w:rPr>
+          <w:rFonts w:hint="eastAsia"/>
+          <w:bCs/>
+          <w:sz w:val="24"/>
+          <w:szCs w:val="24"/>
+        </w:rPr>
+        <w:t>필요</w:t>
+      </w:r>
+      <w:r>
+        <w:rPr>
+          <w:rFonts w:hint="eastAsia"/>
+          <w:bCs/>
+          <w:sz w:val="24"/>
+          <w:szCs w:val="24"/>
+        </w:rPr>
+        <w:t xml:space="preserve"> </w:t>
+      </w:r>
+      <w:r>
+        <w:rPr>
+          <w:rFonts w:hint="eastAsia"/>
+          <w:bCs/>
+          <w:sz w:val="24"/>
+          <w:szCs w:val="24"/>
+        </w:rPr>
+        <w:t>없다고</w:t>
+      </w:r>
+      <w:r>
+        <w:rPr>
+          <w:rFonts w:hint="eastAsia"/>
+          <w:bCs/>
+          <w:sz w:val="24"/>
+          <w:szCs w:val="24"/>
+        </w:rPr>
+        <w:t xml:space="preserve"> </w:t>
+      </w:r>
+      <w:r>
+        <w:rPr>
+          <w:rFonts w:hint="eastAsia"/>
+          <w:bCs/>
+          <w:sz w:val="24"/>
+          <w:szCs w:val="24"/>
+        </w:rPr>
+        <w:t>판단</w:t>
+      </w:r>
+      <w:r>
+        <w:rPr>
+          <w:rFonts w:hint="eastAsia"/>
+          <w:bCs/>
+          <w:sz w:val="24"/>
+          <w:szCs w:val="24"/>
+        </w:rPr>
+        <w:t xml:space="preserve">, </w:t>
+      </w:r>
+      <w:r>
+        <w:rPr>
+          <w:rFonts w:hint="eastAsia"/>
+          <w:bCs/>
+          <w:sz w:val="24"/>
+          <w:szCs w:val="24"/>
+        </w:rPr>
+        <w:t>대신</w:t>
+      </w:r>
+      <w:r>
+        <w:rPr>
+          <w:rFonts w:hint="eastAsia"/>
+          <w:bCs/>
+          <w:sz w:val="24"/>
+          <w:szCs w:val="24"/>
+        </w:rPr>
+        <w:t xml:space="preserve"> </w:t>
+      </w:r>
+      <w:r>
+        <w:rPr>
+          <w:rFonts w:hint="eastAsia"/>
+          <w:bCs/>
+          <w:sz w:val="24"/>
+          <w:szCs w:val="24"/>
+        </w:rPr>
+        <w:t>동시</w:t>
+      </w:r>
+      <w:r>
+        <w:rPr>
+          <w:rFonts w:hint="eastAsia"/>
+          <w:bCs/>
+          <w:sz w:val="24"/>
+          <w:szCs w:val="24"/>
+        </w:rPr>
+        <w:t xml:space="preserve"> </w:t>
+      </w:r>
+      <w:r>
+        <w:rPr>
+          <w:rFonts w:hint="eastAsia"/>
+          <w:bCs/>
+          <w:sz w:val="24"/>
+          <w:szCs w:val="24"/>
+        </w:rPr>
+        <w:t>편집</w:t>
+      </w:r>
+      <w:r>
+        <w:rPr>
+          <w:rFonts w:hint="eastAsia"/>
+          <w:bCs/>
+          <w:sz w:val="24"/>
+          <w:szCs w:val="24"/>
+        </w:rPr>
+        <w:t xml:space="preserve"> </w:t>
+      </w:r>
+      <w:r>
+        <w:rPr>
+          <w:rFonts w:hint="eastAsia"/>
+          <w:bCs/>
+          <w:sz w:val="24"/>
+          <w:szCs w:val="24"/>
+        </w:rPr>
+        <w:t>충돌</w:t>
+      </w:r>
+      <w:r>
+        <w:rPr>
+          <w:rFonts w:hint="eastAsia"/>
+          <w:bCs/>
+          <w:sz w:val="24"/>
+          <w:szCs w:val="24"/>
+        </w:rPr>
+        <w:t xml:space="preserve"> </w:t>
+      </w:r>
+      <w:r>
+        <w:rPr>
+          <w:rFonts w:hint="eastAsia"/>
+          <w:bCs/>
+          <w:sz w:val="24"/>
+          <w:szCs w:val="24"/>
+        </w:rPr>
+        <w:t>문제는</w:t>
+      </w:r>
+      <w:r>
+        <w:rPr>
+          <w:rFonts w:hint="eastAsia"/>
+          <w:bCs/>
+          <w:sz w:val="24"/>
+          <w:szCs w:val="24"/>
+        </w:rPr>
+        <w:t xml:space="preserve"> </w:t>
+      </w:r>
+      <w:r>
+        <w:rPr>
+          <w:rFonts w:hint="eastAsia"/>
+          <w:bCs/>
+          <w:sz w:val="24"/>
+          <w:szCs w:val="24"/>
+        </w:rPr>
+        <w:t>저장</w:t>
+      </w:r>
+      <w:r>
+        <w:rPr>
+          <w:rFonts w:hint="eastAsia"/>
+          <w:bCs/>
+          <w:sz w:val="24"/>
+          <w:szCs w:val="24"/>
+        </w:rPr>
+        <w:t xml:space="preserve"> </w:t>
+      </w:r>
+      <w:r>
+        <w:rPr>
+          <w:rFonts w:hint="eastAsia"/>
+          <w:bCs/>
+          <w:sz w:val="24"/>
+          <w:szCs w:val="24"/>
+        </w:rPr>
+        <w:t>시</w:t>
+      </w:r>
+      <w:r>
+        <w:rPr>
+          <w:rFonts w:hint="eastAsia"/>
+          <w:bCs/>
+          <w:sz w:val="24"/>
+          <w:szCs w:val="24"/>
+        </w:rPr>
+        <w:t xml:space="preserve"> </w:t>
+      </w:r>
+      <w:r>
+        <w:rPr>
+          <w:rFonts w:hint="eastAsia"/>
+          <w:bCs/>
           <w:sz w:val="24"/>
           <w:szCs w:val="24"/>
         </w:rPr>
@@ -10304,20 +13410,170 @@
       </w:r>
       <w:r>
         <w:rPr>
-          <w:sz w:val="24"/>
-          <w:szCs w:val="24"/>
-        </w:rPr>
-        <w:t xml:space="preserve"> </w:t>
-      </w:r>
-      <w:r>
-        <w:rPr>
-          <w:sz w:val="24"/>
-          <w:szCs w:val="24"/>
-        </w:rPr>
-        <w:t>동기화</w:t>
-      </w:r>
-      <w:r>
-        <w:rPr>
+          <w:rFonts w:hint="eastAsia"/>
+          <w:bCs/>
+          <w:sz w:val="24"/>
+          <w:szCs w:val="24"/>
+        </w:rPr>
+        <w:t xml:space="preserve"> </w:t>
+      </w:r>
+      <w:r>
+        <w:rPr>
+          <w:rFonts w:hint="eastAsia"/>
+          <w:bCs/>
+          <w:sz w:val="24"/>
+          <w:szCs w:val="24"/>
+        </w:rPr>
+        <w:t>병합</w:t>
+      </w:r>
+      <w:r>
+        <w:rPr>
+          <w:rFonts w:hint="eastAsia"/>
+          <w:bCs/>
+          <w:sz w:val="24"/>
+          <w:szCs w:val="24"/>
+        </w:rPr>
+        <w:t xml:space="preserve"> </w:t>
+      </w:r>
+      <w:r>
+        <w:rPr>
+          <w:rFonts w:hint="eastAsia"/>
+          <w:bCs/>
+          <w:sz w:val="24"/>
+          <w:szCs w:val="24"/>
+        </w:rPr>
+        <w:t>방식으로</w:t>
+      </w:r>
+      <w:r>
+        <w:rPr>
+          <w:rFonts w:hint="eastAsia"/>
+          <w:bCs/>
+          <w:sz w:val="24"/>
+          <w:szCs w:val="24"/>
+        </w:rPr>
+        <w:t xml:space="preserve"> </w:t>
+      </w:r>
+      <w:r>
+        <w:rPr>
+          <w:rFonts w:hint="eastAsia"/>
+          <w:bCs/>
+          <w:sz w:val="24"/>
+          <w:szCs w:val="24"/>
+        </w:rPr>
+        <w:t>해결하는</w:t>
+      </w:r>
+      <w:r>
+        <w:rPr>
+          <w:rFonts w:hint="eastAsia"/>
+          <w:bCs/>
+          <w:sz w:val="24"/>
+          <w:szCs w:val="24"/>
+        </w:rPr>
+        <w:t xml:space="preserve"> </w:t>
+      </w:r>
+      <w:r>
+        <w:rPr>
+          <w:rFonts w:hint="eastAsia"/>
+          <w:bCs/>
+          <w:sz w:val="24"/>
+          <w:szCs w:val="24"/>
+        </w:rPr>
+        <w:t>방향으로</w:t>
+      </w:r>
+      <w:r>
+        <w:rPr>
+          <w:rFonts w:hint="eastAsia"/>
+          <w:bCs/>
+          <w:sz w:val="24"/>
+          <w:szCs w:val="24"/>
+        </w:rPr>
+        <w:t xml:space="preserve"> </w:t>
+      </w:r>
+      <w:r>
+        <w:rPr>
+          <w:rFonts w:hint="eastAsia"/>
+          <w:bCs/>
+          <w:sz w:val="24"/>
+          <w:szCs w:val="24"/>
+        </w:rPr>
+        <w:t>확정</w:t>
+      </w:r>
+      <w:r>
+        <w:rPr>
+          <w:rFonts w:hint="eastAsia"/>
+          <w:bCs/>
+          <w:sz w:val="24"/>
+          <w:szCs w:val="24"/>
+        </w:rPr>
+        <w:t>(</w:t>
+      </w:r>
+      <w:r>
+        <w:rPr>
+          <w:rFonts w:hint="eastAsia"/>
+          <w:bCs/>
+          <w:sz w:val="24"/>
+          <w:szCs w:val="24"/>
+        </w:rPr>
+        <w:t>위</w:t>
+      </w:r>
+      <w:r>
+        <w:rPr>
+          <w:rFonts w:hint="eastAsia"/>
+          <w:bCs/>
+          <w:sz w:val="24"/>
+          <w:szCs w:val="24"/>
+        </w:rPr>
+        <w:t xml:space="preserve"> 4</w:t>
+      </w:r>
+      <w:r>
+        <w:rPr>
+          <w:rFonts w:hint="eastAsia"/>
+          <w:bCs/>
+          <w:sz w:val="24"/>
+          <w:szCs w:val="24"/>
+        </w:rPr>
+        <w:t>장</w:t>
+      </w:r>
+      <w:r>
+        <w:rPr>
+          <w:rFonts w:hint="eastAsia"/>
+          <w:bCs/>
+          <w:sz w:val="24"/>
+          <w:szCs w:val="24"/>
+        </w:rPr>
+        <w:t xml:space="preserve"> (3)</w:t>
+      </w:r>
+      <w:r>
+        <w:rPr>
+          <w:rFonts w:hint="eastAsia"/>
+          <w:bCs/>
+          <w:sz w:val="24"/>
+          <w:szCs w:val="24"/>
+        </w:rPr>
+        <w:t>번</w:t>
+      </w:r>
+      <w:r>
+        <w:rPr>
+          <w:rFonts w:hint="eastAsia"/>
+          <w:bCs/>
+          <w:sz w:val="24"/>
+          <w:szCs w:val="24"/>
+        </w:rPr>
+        <w:t xml:space="preserve"> </w:t>
+      </w:r>
+      <w:r>
+        <w:rPr>
+          <w:rFonts w:hint="eastAsia"/>
+          <w:bCs/>
+          <w:sz w:val="24"/>
+          <w:szCs w:val="24"/>
+        </w:rPr>
+        <w:t>참고</w:t>
+      </w:r>
+      <w:r>
+        <w:rPr>
+          <w:rFonts w:hint="eastAsia"/>
+          <w:bCs/>
           <w:sz w:val="24"/>
           <w:szCs w:val="24"/>
         </w:rPr>
@@ -10325,339 +13581,75 @@
       </w:r>
       <w:r>
         <w:rPr>
-          <w:sz w:val="24"/>
-          <w:szCs w:val="24"/>
-        </w:rPr>
-        <w:t>웹페이지에서</w:t>
-      </w:r>
-      <w:r>
-        <w:rPr>
-          <w:sz w:val="24"/>
-          <w:szCs w:val="24"/>
-        </w:rPr>
-        <w:t xml:space="preserve"> </w:t>
-      </w:r>
-      <w:r>
-        <w:rPr>
-          <w:sz w:val="24"/>
-          <w:szCs w:val="24"/>
-        </w:rPr>
-        <w:t>기존</w:t>
-      </w:r>
-      <w:r>
-        <w:rPr>
-          <w:sz w:val="24"/>
-          <w:szCs w:val="24"/>
-        </w:rPr>
-        <w:t xml:space="preserve"> </w:t>
-      </w:r>
-      <w:r>
-        <w:rPr>
-          <w:sz w:val="24"/>
-          <w:szCs w:val="24"/>
-        </w:rPr>
-        <w:t>문장</w:t>
-      </w:r>
-      <w:r>
-        <w:rPr>
-          <w:sz w:val="24"/>
-          <w:szCs w:val="24"/>
-        </w:rPr>
-        <w:t xml:space="preserve"> </w:t>
-      </w:r>
-      <w:r>
-        <w:rPr>
-          <w:sz w:val="24"/>
-          <w:szCs w:val="24"/>
-        </w:rPr>
-        <w:t>조회</w:t>
-      </w:r>
-      <w:r>
-        <w:rPr>
-          <w:sz w:val="24"/>
-          <w:szCs w:val="24"/>
-        </w:rPr>
-        <w:t>/</w:t>
-      </w:r>
-      <w:r>
-        <w:rPr>
-          <w:sz w:val="24"/>
-          <w:szCs w:val="24"/>
-        </w:rPr>
-        <w:t>수정</w:t>
-      </w:r>
-      <w:r>
-        <w:rPr>
-          <w:sz w:val="24"/>
-          <w:szCs w:val="24"/>
-        </w:rPr>
-        <w:t>)</w:t>
-      </w:r>
-      <w:r>
-        <w:rPr>
-          <w:sz w:val="24"/>
-          <w:szCs w:val="24"/>
-        </w:rPr>
-        <w:t>를</w:t>
-      </w:r>
-      <w:r>
-        <w:rPr>
-          <w:sz w:val="24"/>
-          <w:szCs w:val="24"/>
-        </w:rPr>
-        <w:t xml:space="preserve"> </w:t>
-      </w:r>
-      <w:r>
-        <w:rPr>
-          <w:sz w:val="24"/>
-          <w:szCs w:val="24"/>
-        </w:rPr>
-        <w:t>유료</w:t>
-      </w:r>
-      <w:r>
-        <w:rPr>
-          <w:sz w:val="24"/>
-          <w:szCs w:val="24"/>
-        </w:rPr>
-        <w:t xml:space="preserve"> </w:t>
-      </w:r>
-      <w:r>
-        <w:rPr>
-          <w:sz w:val="24"/>
-          <w:szCs w:val="24"/>
-        </w:rPr>
-        <w:t>범위에</w:t>
-      </w:r>
-      <w:r>
-        <w:rPr>
-          <w:sz w:val="24"/>
-          <w:szCs w:val="24"/>
-        </w:rPr>
-        <w:t xml:space="preserve"> </w:t>
-      </w:r>
-      <w:r>
-        <w:rPr>
-          <w:sz w:val="24"/>
-          <w:szCs w:val="24"/>
-        </w:rPr>
-        <w:t>포함할지</w:t>
-      </w:r>
-      <w:r>
-        <w:rPr>
-          <w:sz w:val="24"/>
-          <w:szCs w:val="24"/>
-        </w:rPr>
-        <w:t xml:space="preserve"> </w:t>
-      </w:r>
-      <w:r>
-        <w:rPr>
-          <w:sz w:val="24"/>
-          <w:szCs w:val="24"/>
-        </w:rPr>
-        <w:t>여부가</w:t>
-      </w:r>
-      <w:r>
-        <w:rPr>
-          <w:sz w:val="24"/>
-          <w:szCs w:val="24"/>
-        </w:rPr>
-        <w:t xml:space="preserve"> </w:t>
-      </w:r>
-      <w:r>
-        <w:rPr>
-          <w:sz w:val="24"/>
-          <w:szCs w:val="24"/>
-        </w:rPr>
-        <w:t>아직</w:t>
-      </w:r>
-      <w:r>
-        <w:rPr>
-          <w:sz w:val="24"/>
-          <w:szCs w:val="24"/>
-        </w:rPr>
-        <w:t xml:space="preserve"> </w:t>
-      </w:r>
-      <w:r>
-        <w:rPr>
-          <w:sz w:val="24"/>
-          <w:szCs w:val="24"/>
-        </w:rPr>
-        <w:t>결정되지</w:t>
-      </w:r>
-      <w:r>
-        <w:rPr>
-          <w:sz w:val="24"/>
-          <w:szCs w:val="24"/>
-        </w:rPr>
-        <w:t xml:space="preserve"> </w:t>
-      </w:r>
-      <w:r>
-        <w:rPr>
-          <w:sz w:val="24"/>
-          <w:szCs w:val="24"/>
-        </w:rPr>
-        <w:t>않음</w:t>
-      </w:r>
-      <w:r>
-        <w:rPr>
-          <w:sz w:val="24"/>
-          <w:szCs w:val="24"/>
-        </w:rPr>
-        <w:t xml:space="preserve"> — </w:t>
-      </w:r>
-      <w:r>
-        <w:rPr>
-          <w:sz w:val="24"/>
-          <w:szCs w:val="24"/>
-        </w:rPr>
-        <w:t>포함하면</w:t>
-      </w:r>
-      <w:r>
-        <w:rPr>
-          <w:sz w:val="24"/>
-          <w:szCs w:val="24"/>
-        </w:rPr>
-        <w:t xml:space="preserve"> </w:t>
-      </w:r>
-      <w:r>
-        <w:rPr>
-          <w:sz w:val="24"/>
-          <w:szCs w:val="24"/>
-        </w:rPr>
-        <w:t>개발</w:t>
-      </w:r>
-      <w:r>
-        <w:rPr>
-          <w:sz w:val="24"/>
-          <w:szCs w:val="24"/>
-        </w:rPr>
-        <w:t xml:space="preserve"> </w:t>
-      </w:r>
-      <w:r>
-        <w:rPr>
-          <w:sz w:val="24"/>
-          <w:szCs w:val="24"/>
-        </w:rPr>
-        <w:t>비용</w:t>
-      </w:r>
-      <w:r>
-        <w:rPr>
-          <w:sz w:val="24"/>
-          <w:szCs w:val="24"/>
-        </w:rPr>
-        <w:t>·</w:t>
-      </w:r>
-      <w:r>
-        <w:rPr>
-          <w:sz w:val="24"/>
-          <w:szCs w:val="24"/>
-        </w:rPr>
-        <w:t>일정이</w:t>
-      </w:r>
-      <w:r>
-        <w:rPr>
-          <w:sz w:val="24"/>
-          <w:szCs w:val="24"/>
-        </w:rPr>
-        <w:t xml:space="preserve"> </w:t>
-      </w:r>
-      <w:r>
-        <w:rPr>
-          <w:sz w:val="24"/>
-          <w:szCs w:val="24"/>
-        </w:rPr>
-        <w:t>늘고</w:t>
-      </w:r>
-      <w:r>
-        <w:rPr>
-          <w:sz w:val="24"/>
-          <w:szCs w:val="24"/>
-        </w:rPr>
-        <w:t xml:space="preserve">, </w:t>
-      </w:r>
-      <w:r>
-        <w:rPr>
-          <w:sz w:val="24"/>
-          <w:szCs w:val="24"/>
-        </w:rPr>
-        <w:t>포함하지</w:t>
-      </w:r>
-      <w:r>
-        <w:rPr>
-          <w:sz w:val="24"/>
-          <w:szCs w:val="24"/>
-        </w:rPr>
-        <w:t xml:space="preserve"> </w:t>
-      </w:r>
-      <w:r>
-        <w:rPr>
-          <w:sz w:val="24"/>
-          <w:szCs w:val="24"/>
-        </w:rPr>
-        <w:t>않으면</w:t>
-      </w:r>
-      <w:r>
-        <w:rPr>
-          <w:sz w:val="24"/>
-          <w:szCs w:val="24"/>
-        </w:rPr>
-        <w:t xml:space="preserve"> </w:t>
-      </w:r>
-      <w:r>
-        <w:rPr>
-          <w:sz w:val="24"/>
-          <w:szCs w:val="24"/>
-        </w:rPr>
-        <w:t>지금</w:t>
-      </w:r>
-      <w:r>
-        <w:rPr>
-          <w:sz w:val="24"/>
-          <w:szCs w:val="24"/>
-        </w:rPr>
-        <w:t xml:space="preserve"> </w:t>
-      </w:r>
-      <w:r>
-        <w:rPr>
-          <w:sz w:val="24"/>
-          <w:szCs w:val="24"/>
-        </w:rPr>
-        <w:t>상태</w:t>
-      </w:r>
-      <w:r>
-        <w:rPr>
-          <w:sz w:val="24"/>
-          <w:szCs w:val="24"/>
-        </w:rPr>
-        <w:t xml:space="preserve"> </w:t>
-      </w:r>
-      <w:r>
-        <w:rPr>
-          <w:sz w:val="24"/>
-          <w:szCs w:val="24"/>
-        </w:rPr>
-        <w:t>그대로</w:t>
-      </w:r>
-      <w:r>
-        <w:rPr>
-          <w:sz w:val="24"/>
-          <w:szCs w:val="24"/>
-        </w:rPr>
-        <w:t xml:space="preserve"> </w:t>
-      </w:r>
-      <w:r>
-        <w:rPr>
-          <w:sz w:val="24"/>
-          <w:szCs w:val="24"/>
-        </w:rPr>
-        <w:t>출시</w:t>
-      </w:r>
-      <w:r>
-        <w:rPr>
-          <w:sz w:val="24"/>
-          <w:szCs w:val="24"/>
-        </w:rPr>
-        <w:t>.</w:t>
+          <w:rFonts w:hint="eastAsia"/>
+          <w:bCs/>
+          <w:sz w:val="24"/>
+          <w:szCs w:val="24"/>
+        </w:rPr>
+        <w:t>코드</w:t>
+      </w:r>
+      <w:r>
+        <w:rPr>
+          <w:rFonts w:hint="eastAsia"/>
+          <w:bCs/>
+          <w:sz w:val="24"/>
+          <w:szCs w:val="24"/>
+        </w:rPr>
+        <w:t xml:space="preserve"> </w:t>
+      </w:r>
+      <w:r>
+        <w:rPr>
+          <w:rFonts w:hint="eastAsia"/>
+          <w:bCs/>
+          <w:sz w:val="24"/>
+          <w:szCs w:val="24"/>
+        </w:rPr>
+        <w:t>구현은</w:t>
+      </w:r>
+      <w:r>
+        <w:rPr>
+          <w:rFonts w:hint="eastAsia"/>
+          <w:bCs/>
+          <w:sz w:val="24"/>
+          <w:szCs w:val="24"/>
+        </w:rPr>
+        <w:t xml:space="preserve"> </w:t>
+      </w:r>
+      <w:r>
+        <w:rPr>
+          <w:rFonts w:hint="eastAsia"/>
+          <w:bCs/>
+          <w:sz w:val="24"/>
+          <w:szCs w:val="24"/>
+        </w:rPr>
+        <w:t>착수</w:t>
+      </w:r>
+      <w:r>
+        <w:rPr>
+          <w:rFonts w:hint="eastAsia"/>
+          <w:bCs/>
+          <w:sz w:val="24"/>
+          <w:szCs w:val="24"/>
+        </w:rPr>
+        <w:t xml:space="preserve"> </w:t>
+      </w:r>
+      <w:r>
+        <w:rPr>
+          <w:rFonts w:hint="eastAsia"/>
+          <w:bCs/>
+          <w:sz w:val="24"/>
+          <w:szCs w:val="24"/>
+        </w:rPr>
+        <w:t>전</w:t>
+      </w:r>
+      <w:r>
+        <w:rPr>
+          <w:rFonts w:hint="eastAsia"/>
+          <w:bCs/>
+          <w:sz w:val="24"/>
+          <w:szCs w:val="24"/>
+        </w:rPr>
+        <w:t>).</w:t>
       </w:r>
     </w:p>
     <w:p>
@@ -10676,7 +13668,6 @@
           <w:sz w:val="24"/>
           <w:szCs w:val="24"/>
         </w:rPr>
-        <w:lastRenderedPageBreak/>
         <w:t xml:space="preserve">6. </w:t>
       </w:r>
       <w:r>
@@ -10839,31 +13830,146 @@
       </w:pPr>
       <w:r>
         <w:rPr>
-          <w:sz w:val="24"/>
-          <w:szCs w:val="24"/>
-        </w:rPr>
-        <w:t xml:space="preserve">☐  </w:t>
-      </w:r>
-      <w:r>
-        <w:rPr>
-          <w:sz w:val="24"/>
-          <w:szCs w:val="24"/>
-        </w:rPr>
-        <w:t>지금</w:t>
-      </w:r>
-      <w:r>
-        <w:rPr>
-          <w:sz w:val="24"/>
-          <w:szCs w:val="24"/>
-        </w:rPr>
-        <w:t xml:space="preserve"> </w:t>
-      </w:r>
-      <w:r>
-        <w:rPr>
-          <w:sz w:val="24"/>
-          <w:szCs w:val="24"/>
-        </w:rPr>
-        <w:t>상태</w:t>
+          <w:rFonts w:ascii="MS Gothic" w:eastAsia="MS Gothic" w:hAnsi="MS Gothic" w:cs="MS Gothic" w:hint="eastAsia"/>
+          <w:sz w:val="24"/>
+          <w:szCs w:val="24"/>
+        </w:rPr>
+        <w:t>☑</w:t>
+      </w:r>
+      <w:r>
+        <w:rPr>
+          <w:sz w:val="24"/>
+          <w:szCs w:val="24"/>
+        </w:rPr>
+        <w:t xml:space="preserve">  </w:t>
+      </w:r>
+      <w:r>
+        <w:rPr>
+          <w:rFonts w:hint="eastAsia"/>
+          <w:sz w:val="24"/>
+          <w:szCs w:val="24"/>
+        </w:rPr>
+        <w:t>결정</w:t>
+      </w:r>
+      <w:r>
+        <w:rPr>
+          <w:sz w:val="24"/>
+          <w:szCs w:val="24"/>
+        </w:rPr>
+        <w:t xml:space="preserve"> </w:t>
+      </w:r>
+      <w:r>
+        <w:rPr>
+          <w:rFonts w:hint="eastAsia"/>
+          <w:sz w:val="24"/>
+          <w:szCs w:val="24"/>
+        </w:rPr>
+        <w:t>완료</w:t>
+      </w:r>
+      <w:r>
+        <w:rPr>
+          <w:sz w:val="24"/>
+          <w:szCs w:val="24"/>
+        </w:rPr>
+        <w:t xml:space="preserve">: </w:t>
+      </w:r>
+      <w:r>
+        <w:rPr>
+          <w:rFonts w:hint="eastAsia"/>
+          <w:sz w:val="24"/>
+          <w:szCs w:val="24"/>
+        </w:rPr>
+        <w:t>조회</w:t>
+      </w:r>
+      <w:r>
+        <w:rPr>
+          <w:sz w:val="24"/>
+          <w:szCs w:val="24"/>
+        </w:rPr>
+        <w:t>/</w:t>
+      </w:r>
+      <w:r>
+        <w:rPr>
+          <w:rFonts w:hint="eastAsia"/>
+          <w:sz w:val="24"/>
+          <w:szCs w:val="24"/>
+        </w:rPr>
+        <w:t>수정</w:t>
+      </w:r>
+      <w:r>
+        <w:rPr>
+          <w:sz w:val="24"/>
+          <w:szCs w:val="24"/>
+        </w:rPr>
+        <w:t xml:space="preserve"> </w:t>
+      </w:r>
+      <w:r>
+        <w:rPr>
+          <w:rFonts w:hint="eastAsia"/>
+          <w:sz w:val="24"/>
+          <w:szCs w:val="24"/>
+        </w:rPr>
+        <w:t>기능을</w:t>
+      </w:r>
+      <w:r>
+        <w:rPr>
+          <w:sz w:val="24"/>
+          <w:szCs w:val="24"/>
+        </w:rPr>
+        <w:t xml:space="preserve"> </w:t>
+      </w:r>
+      <w:r>
+        <w:rPr>
+          <w:rFonts w:hint="eastAsia"/>
+          <w:sz w:val="24"/>
+          <w:szCs w:val="24"/>
+        </w:rPr>
+        <w:t>추가해</w:t>
+      </w:r>
+      <w:r>
+        <w:rPr>
+          <w:sz w:val="24"/>
+          <w:szCs w:val="24"/>
+        </w:rPr>
+        <w:t xml:space="preserve"> 2026-09-13 </w:t>
+      </w:r>
+      <w:r>
+        <w:rPr>
+          <w:rFonts w:hint="eastAsia"/>
+          <w:sz w:val="24"/>
+          <w:szCs w:val="24"/>
+        </w:rPr>
+        <w:t>구현</w:t>
+      </w:r>
+      <w:r>
+        <w:rPr>
+          <w:sz w:val="24"/>
+          <w:szCs w:val="24"/>
+        </w:rPr>
+        <w:t xml:space="preserve"> </w:t>
+      </w:r>
+      <w:r>
+        <w:rPr>
+          <w:rFonts w:hint="eastAsia"/>
+          <w:sz w:val="24"/>
+          <w:szCs w:val="24"/>
+        </w:rPr>
+        <w:t>완료</w:t>
+      </w:r>
+      <w:r>
+        <w:rPr>
+          <w:sz w:val="24"/>
+          <w:szCs w:val="24"/>
+        </w:rPr>
+        <w:t xml:space="preserve">, </w:t>
+      </w:r>
+      <w:r>
+        <w:rPr>
+          <w:rFonts w:hint="eastAsia"/>
+          <w:sz w:val="24"/>
+          <w:szCs w:val="24"/>
+        </w:rPr>
+        <w:t>자동</w:t>
       </w:r>
       <w:r>
         <w:rPr>
@@ -10874,24 +13980,116 @@
       </w:r>
       <w:r>
         <w:rPr>
-          <w:sz w:val="24"/>
-          <w:szCs w:val="24"/>
-        </w:rPr>
-        <w:t>입력</w:t>
-      </w:r>
-      <w:r>
-        <w:rPr>
-          <w:sz w:val="24"/>
-          <w:szCs w:val="24"/>
-        </w:rPr>
-        <w:t xml:space="preserve"> </w:t>
-      </w:r>
-      <w:r>
-        <w:rPr>
-          <w:sz w:val="24"/>
-          <w:szCs w:val="24"/>
-        </w:rPr>
-        <w:t>전용</w:t>
+          <w:rFonts w:hint="eastAsia"/>
+          <w:sz w:val="24"/>
+          <w:szCs w:val="24"/>
+        </w:rPr>
+        <w:t>실시간</w:t>
+      </w:r>
+      <w:r>
+        <w:rPr>
+          <w:sz w:val="24"/>
+          <w:szCs w:val="24"/>
+        </w:rPr>
+        <w:t xml:space="preserve">) </w:t>
+      </w:r>
+      <w:r>
+        <w:rPr>
+          <w:rFonts w:hint="eastAsia"/>
+          <w:sz w:val="24"/>
+          <w:szCs w:val="24"/>
+        </w:rPr>
+        <w:t>동기화는</w:t>
+      </w:r>
+      <w:r>
+        <w:rPr>
+          <w:sz w:val="24"/>
+          <w:szCs w:val="24"/>
+        </w:rPr>
+        <w:t xml:space="preserve"> </w:t>
+      </w:r>
+      <w:r>
+        <w:rPr>
+          <w:rFonts w:hint="eastAsia"/>
+          <w:sz w:val="24"/>
+          <w:szCs w:val="24"/>
+        </w:rPr>
+        <w:t>불필요하다고</w:t>
+      </w:r>
+      <w:r>
+        <w:rPr>
+          <w:sz w:val="24"/>
+          <w:szCs w:val="24"/>
+        </w:rPr>
+        <w:t xml:space="preserve"> </w:t>
+      </w:r>
+      <w:r>
+        <w:rPr>
+          <w:rFonts w:hint="eastAsia"/>
+          <w:sz w:val="24"/>
+          <w:szCs w:val="24"/>
+        </w:rPr>
+        <w:t>판단해</w:t>
+      </w:r>
+      <w:r>
+        <w:rPr>
+          <w:sz w:val="24"/>
+          <w:szCs w:val="24"/>
+        </w:rPr>
+        <w:t xml:space="preserve"> </w:t>
+      </w:r>
+      <w:r>
+        <w:rPr>
+          <w:rFonts w:hint="eastAsia"/>
+          <w:sz w:val="24"/>
+          <w:szCs w:val="24"/>
+        </w:rPr>
+        <w:t>추가하지</w:t>
+      </w:r>
+      <w:r>
+        <w:rPr>
+          <w:sz w:val="24"/>
+          <w:szCs w:val="24"/>
+        </w:rPr>
+        <w:t xml:space="preserve"> </w:t>
+      </w:r>
+      <w:r>
+        <w:rPr>
+          <w:rFonts w:hint="eastAsia"/>
+          <w:sz w:val="24"/>
+          <w:szCs w:val="24"/>
+        </w:rPr>
+        <w:t>않음</w:t>
+      </w:r>
+      <w:r>
+        <w:rPr>
+          <w:sz w:val="24"/>
+          <w:szCs w:val="24"/>
+        </w:rPr>
+        <w:t>(</w:t>
+      </w:r>
+      <w:r>
+        <w:rPr>
+          <w:rFonts w:hint="eastAsia"/>
+          <w:sz w:val="24"/>
+          <w:szCs w:val="24"/>
+        </w:rPr>
+        <w:t>수동</w:t>
+      </w:r>
+      <w:r>
+        <w:rPr>
+          <w:sz w:val="24"/>
+          <w:szCs w:val="24"/>
+        </w:rPr>
+        <w:t xml:space="preserve"> </w:t>
+      </w:r>
+      <w:r>
+        <w:rPr>
+          <w:rFonts w:hint="eastAsia"/>
+          <w:sz w:val="24"/>
+          <w:szCs w:val="24"/>
+        </w:rPr>
+        <w:t>저장</w:t>
       </w:r>
       <w:r>
         <w:rPr>
@@ -10902,104 +14100,7 @@
       </w:r>
       <w:r>
         <w:rPr>
-          <w:sz w:val="24"/>
-          <w:szCs w:val="24"/>
-        </w:rPr>
-        <w:t>수동</w:t>
-      </w:r>
-      <w:r>
-        <w:rPr>
-          <w:sz w:val="24"/>
-          <w:szCs w:val="24"/>
-        </w:rPr>
-        <w:t xml:space="preserve"> </w:t>
-      </w:r>
-      <w:r>
-        <w:rPr>
-          <w:sz w:val="24"/>
-          <w:szCs w:val="24"/>
-        </w:rPr>
-        <w:t>복원</w:t>
-      </w:r>
-      <w:r>
-        <w:rPr>
-          <w:sz w:val="24"/>
-          <w:szCs w:val="24"/>
-        </w:rPr>
-        <w:t>)</w:t>
-      </w:r>
-      <w:r>
-        <w:rPr>
-          <w:sz w:val="24"/>
-          <w:szCs w:val="24"/>
-        </w:rPr>
-        <w:t>로</w:t>
-      </w:r>
-      <w:r>
-        <w:rPr>
-          <w:sz w:val="24"/>
-          <w:szCs w:val="24"/>
-        </w:rPr>
-        <w:t xml:space="preserve"> </w:t>
-      </w:r>
-      <w:r>
-        <w:rPr>
-          <w:sz w:val="24"/>
-          <w:szCs w:val="24"/>
-        </w:rPr>
-        <w:t>그대로</w:t>
-      </w:r>
-      <w:r>
-        <w:rPr>
-          <w:sz w:val="24"/>
-          <w:szCs w:val="24"/>
-        </w:rPr>
-        <w:t xml:space="preserve"> </w:t>
-      </w:r>
-      <w:r>
-        <w:rPr>
-          <w:sz w:val="24"/>
-          <w:szCs w:val="24"/>
-        </w:rPr>
-        <w:t>유료</w:t>
-      </w:r>
-      <w:r>
-        <w:rPr>
-          <w:sz w:val="24"/>
-          <w:szCs w:val="24"/>
-        </w:rPr>
-        <w:t xml:space="preserve"> </w:t>
-      </w:r>
-      <w:r>
-        <w:rPr>
-          <w:sz w:val="24"/>
-          <w:szCs w:val="24"/>
-        </w:rPr>
-        <w:t>출시할</w:t>
-      </w:r>
-      <w:r>
-        <w:rPr>
-          <w:sz w:val="24"/>
-          <w:szCs w:val="24"/>
-        </w:rPr>
-        <w:t xml:space="preserve"> </w:t>
-      </w:r>
-      <w:r>
-        <w:rPr>
-          <w:sz w:val="24"/>
-          <w:szCs w:val="24"/>
-        </w:rPr>
-        <w:t>것인가</w:t>
-      </w:r>
-      <w:r>
-        <w:rPr>
-          <w:sz w:val="24"/>
-          <w:szCs w:val="24"/>
-        </w:rPr>
-        <w:t xml:space="preserve">, </w:t>
-      </w:r>
-      <w:r>
-        <w:rPr>
+          <w:rFonts w:hint="eastAsia"/>
           <w:sz w:val="24"/>
           <w:szCs w:val="24"/>
         </w:rPr>
@@ -11014,115 +14115,108 @@
       </w:r>
       <w:r>
         <w:rPr>
-          <w:sz w:val="24"/>
-          <w:szCs w:val="24"/>
-        </w:rPr>
-        <w:t>동기화</w:t>
-      </w:r>
-      <w:r>
-        <w:rPr>
-          <w:sz w:val="24"/>
-          <w:szCs w:val="24"/>
-        </w:rPr>
-        <w:t>·</w:t>
-      </w:r>
-      <w:r>
-        <w:rPr>
-          <w:sz w:val="24"/>
-          <w:szCs w:val="24"/>
-        </w:rPr>
-        <w:t>조회</w:t>
-      </w:r>
-      <w:r>
-        <w:rPr>
-          <w:sz w:val="24"/>
-          <w:szCs w:val="24"/>
-        </w:rPr>
-        <w:t>/</w:t>
-      </w:r>
-      <w:r>
-        <w:rPr>
-          <w:sz w:val="24"/>
-          <w:szCs w:val="24"/>
-        </w:rPr>
-        <w:t>수정</w:t>
-      </w:r>
-      <w:r>
-        <w:rPr>
-          <w:sz w:val="24"/>
-          <w:szCs w:val="24"/>
-        </w:rPr>
-        <w:t xml:space="preserve"> </w:t>
-      </w:r>
-      <w:r>
-        <w:rPr>
-          <w:sz w:val="24"/>
-          <w:szCs w:val="24"/>
-        </w:rPr>
-        <w:t>기능을</w:t>
-      </w:r>
-      <w:r>
-        <w:rPr>
-          <w:sz w:val="24"/>
-          <w:szCs w:val="24"/>
-        </w:rPr>
-        <w:t xml:space="preserve"> </w:t>
-      </w:r>
-      <w:r>
-        <w:rPr>
-          <w:sz w:val="24"/>
-          <w:szCs w:val="24"/>
-        </w:rPr>
-        <w:t>추가한</w:t>
-      </w:r>
-      <w:r>
-        <w:rPr>
-          <w:sz w:val="24"/>
-          <w:szCs w:val="24"/>
-        </w:rPr>
-        <w:t xml:space="preserve"> </w:t>
-      </w:r>
-      <w:r>
-        <w:rPr>
-          <w:sz w:val="24"/>
-          <w:szCs w:val="24"/>
-        </w:rPr>
-        <w:t>뒤</w:t>
-      </w:r>
-      <w:r>
-        <w:rPr>
-          <w:sz w:val="24"/>
-          <w:szCs w:val="24"/>
-        </w:rPr>
-        <w:t xml:space="preserve"> </w:t>
-      </w:r>
-      <w:r>
-        <w:rPr>
-          <w:sz w:val="24"/>
-          <w:szCs w:val="24"/>
-        </w:rPr>
-        <w:t>출시할</w:t>
-      </w:r>
-      <w:r>
-        <w:rPr>
-          <w:sz w:val="24"/>
-          <w:szCs w:val="24"/>
-        </w:rPr>
-        <w:t xml:space="preserve"> </w:t>
-      </w:r>
-      <w:r>
-        <w:rPr>
-          <w:sz w:val="24"/>
-          <w:szCs w:val="24"/>
-        </w:rPr>
-        <w:t>것인가</w:t>
-      </w:r>
-      <w:r>
-        <w:rPr>
-          <w:sz w:val="24"/>
-          <w:szCs w:val="24"/>
-        </w:rPr>
-        <w:t>?</w:t>
+          <w:rFonts w:hint="eastAsia"/>
+          <w:sz w:val="24"/>
+          <w:szCs w:val="24"/>
+        </w:rPr>
+        <w:t>병합</w:t>
+      </w:r>
+      <w:r>
+        <w:rPr>
+          <w:sz w:val="24"/>
+          <w:szCs w:val="24"/>
+        </w:rPr>
+        <w:t xml:space="preserve"> </w:t>
+      </w:r>
+      <w:r>
+        <w:rPr>
+          <w:rFonts w:hint="eastAsia"/>
+          <w:sz w:val="24"/>
+          <w:szCs w:val="24"/>
+        </w:rPr>
+        <w:t>방향으로</w:t>
+      </w:r>
+      <w:r>
+        <w:rPr>
+          <w:sz w:val="24"/>
+          <w:szCs w:val="24"/>
+        </w:rPr>
+        <w:t xml:space="preserve"> </w:t>
+      </w:r>
+      <w:r>
+        <w:rPr>
+          <w:rFonts w:hint="eastAsia"/>
+          <w:sz w:val="24"/>
+          <w:szCs w:val="24"/>
+        </w:rPr>
+        <w:t>대체</w:t>
+      </w:r>
+      <w:r>
+        <w:rPr>
+          <w:sz w:val="24"/>
+          <w:szCs w:val="24"/>
+        </w:rPr>
+        <w:t xml:space="preserve"> — </w:t>
+      </w:r>
+      <w:r>
+        <w:rPr>
+          <w:rFonts w:hint="eastAsia"/>
+          <w:sz w:val="24"/>
+          <w:szCs w:val="24"/>
+        </w:rPr>
+        <w:t>위</w:t>
+      </w:r>
+      <w:r>
+        <w:rPr>
+          <w:sz w:val="24"/>
+          <w:szCs w:val="24"/>
+        </w:rPr>
+        <w:t xml:space="preserve"> 4</w:t>
+      </w:r>
+      <w:r>
+        <w:rPr>
+          <w:rFonts w:hint="eastAsia"/>
+          <w:sz w:val="24"/>
+          <w:szCs w:val="24"/>
+        </w:rPr>
+        <w:t>장</w:t>
+      </w:r>
+      <w:r>
+        <w:rPr>
+          <w:sz w:val="24"/>
+          <w:szCs w:val="24"/>
+        </w:rPr>
+        <w:t xml:space="preserve"> (3)</w:t>
+      </w:r>
+      <w:r>
+        <w:rPr>
+          <w:rFonts w:hint="eastAsia"/>
+          <w:sz w:val="24"/>
+          <w:szCs w:val="24"/>
+        </w:rPr>
+        <w:t>번</w:t>
+      </w:r>
+      <w:r>
+        <w:rPr>
+          <w:sz w:val="24"/>
+          <w:szCs w:val="24"/>
+        </w:rPr>
+        <w:t xml:space="preserve"> </w:t>
+      </w:r>
+      <w:r>
+        <w:rPr>
+          <w:rFonts w:hint="eastAsia"/>
+          <w:sz w:val="24"/>
+          <w:szCs w:val="24"/>
+        </w:rPr>
+        <w:t>참고</w:t>
+      </w:r>
+      <w:r>
+        <w:rPr>
+          <w:sz w:val="24"/>
+          <w:szCs w:val="24"/>
+        </w:rPr>
+        <w:t>).</w:t>
       </w:r>
     </w:p>
     <w:p>
@@ -12074,94 +15168,153 @@
       </w:pPr>
       <w:r>
         <w:rPr>
-          <w:sz w:val="24"/>
-          <w:szCs w:val="24"/>
-        </w:rPr>
-        <w:t>☐  5,000</w:t>
-      </w:r>
-      <w:r>
-        <w:rPr>
-          <w:sz w:val="24"/>
-          <w:szCs w:val="24"/>
-        </w:rPr>
-        <w:t>원이라는</w:t>
-      </w:r>
-      <w:r>
-        <w:rPr>
-          <w:sz w:val="24"/>
-          <w:szCs w:val="24"/>
-        </w:rPr>
-        <w:t xml:space="preserve"> </w:t>
-      </w:r>
-      <w:r>
-        <w:rPr>
-          <w:sz w:val="24"/>
-          <w:szCs w:val="24"/>
-        </w:rPr>
-        <w:t>가격이</w:t>
-      </w:r>
-      <w:r>
-        <w:rPr>
-          <w:sz w:val="24"/>
-          <w:szCs w:val="24"/>
-        </w:rPr>
-        <w:t xml:space="preserve"> </w:t>
-      </w:r>
-      <w:r>
-        <w:rPr>
-          <w:sz w:val="24"/>
-          <w:szCs w:val="24"/>
-        </w:rPr>
-        <w:t>여전히</w:t>
-      </w:r>
-      <w:r>
-        <w:rPr>
-          <w:sz w:val="24"/>
-          <w:szCs w:val="24"/>
-        </w:rPr>
-        <w:t xml:space="preserve"> </w:t>
-      </w:r>
-      <w:r>
-        <w:rPr>
-          <w:sz w:val="24"/>
-          <w:szCs w:val="24"/>
-        </w:rPr>
-        <w:t>적절한가</w:t>
-      </w:r>
-      <w:r>
-        <w:rPr>
-          <w:sz w:val="24"/>
-          <w:szCs w:val="24"/>
-        </w:rPr>
-        <w:t xml:space="preserve">, </w:t>
-      </w:r>
-      <w:r>
-        <w:rPr>
-          <w:sz w:val="24"/>
-          <w:szCs w:val="24"/>
-        </w:rPr>
-        <w:t>재검토가</w:t>
-      </w:r>
-      <w:r>
-        <w:rPr>
-          <w:sz w:val="24"/>
-          <w:szCs w:val="24"/>
-        </w:rPr>
-        <w:t xml:space="preserve"> </w:t>
-      </w:r>
-      <w:r>
-        <w:rPr>
-          <w:sz w:val="24"/>
-          <w:szCs w:val="24"/>
-        </w:rPr>
-        <w:t>필요한가</w:t>
-      </w:r>
-      <w:r>
-        <w:rPr>
-          <w:sz w:val="24"/>
-          <w:szCs w:val="24"/>
-        </w:rPr>
-        <w:t>?</w:t>
+          <w:rFonts w:ascii="MS Gothic" w:eastAsia="MS Gothic" w:hAnsi="MS Gothic" w:cs="MS Gothic" w:hint="eastAsia"/>
+          <w:sz w:val="24"/>
+          <w:szCs w:val="24"/>
+        </w:rPr>
+        <w:t>☑</w:t>
+      </w:r>
+      <w:r>
+        <w:rPr>
+          <w:sz w:val="24"/>
+          <w:szCs w:val="24"/>
+        </w:rPr>
+        <w:t xml:space="preserve">  </w:t>
+      </w:r>
+      <w:r>
+        <w:rPr>
+          <w:rFonts w:hint="eastAsia"/>
+          <w:sz w:val="24"/>
+          <w:szCs w:val="24"/>
+        </w:rPr>
+        <w:t>결정</w:t>
+      </w:r>
+      <w:r>
+        <w:rPr>
+          <w:sz w:val="24"/>
+          <w:szCs w:val="24"/>
+        </w:rPr>
+        <w:t xml:space="preserve"> </w:t>
+      </w:r>
+      <w:r>
+        <w:rPr>
+          <w:rFonts w:hint="eastAsia"/>
+          <w:sz w:val="24"/>
+          <w:szCs w:val="24"/>
+        </w:rPr>
+        <w:t>완료</w:t>
+      </w:r>
+      <w:r>
+        <w:rPr>
+          <w:sz w:val="24"/>
+          <w:szCs w:val="24"/>
+        </w:rPr>
+        <w:t>: 2026-09-11 7,000</w:t>
+      </w:r>
+      <w:r>
+        <w:rPr>
+          <w:rFonts w:hint="eastAsia"/>
+          <w:sz w:val="24"/>
+          <w:szCs w:val="24"/>
+        </w:rPr>
+        <w:t>원으로</w:t>
+      </w:r>
+      <w:r>
+        <w:rPr>
+          <w:sz w:val="24"/>
+          <w:szCs w:val="24"/>
+        </w:rPr>
+        <w:t xml:space="preserve"> </w:t>
+      </w:r>
+      <w:r>
+        <w:rPr>
+          <w:rFonts w:hint="eastAsia"/>
+          <w:sz w:val="24"/>
+          <w:szCs w:val="24"/>
+        </w:rPr>
+        <w:t>재확정</w:t>
+      </w:r>
+      <w:r>
+        <w:rPr>
+          <w:sz w:val="24"/>
+          <w:szCs w:val="24"/>
+        </w:rPr>
+        <w:t xml:space="preserve">(18+19+15-2 </w:t>
+      </w:r>
+      <w:r>
+        <w:rPr>
+          <w:rFonts w:hint="eastAsia"/>
+          <w:sz w:val="24"/>
+          <w:szCs w:val="24"/>
+        </w:rPr>
+        <w:t>통합</w:t>
+      </w:r>
+      <w:r>
+        <w:rPr>
+          <w:sz w:val="24"/>
+          <w:szCs w:val="24"/>
+        </w:rPr>
+        <w:t xml:space="preserve"> </w:t>
+      </w:r>
+      <w:r>
+        <w:rPr>
+          <w:rFonts w:hint="eastAsia"/>
+          <w:sz w:val="24"/>
+          <w:szCs w:val="24"/>
+        </w:rPr>
+        <w:t>번들</w:t>
+      </w:r>
+      <w:r>
+        <w:rPr>
+          <w:sz w:val="24"/>
+          <w:szCs w:val="24"/>
+        </w:rPr>
+        <w:t xml:space="preserve"> — </w:t>
+      </w:r>
+      <w:r>
+        <w:rPr>
+          <w:rFonts w:hint="eastAsia"/>
+          <w:sz w:val="24"/>
+          <w:szCs w:val="24"/>
+        </w:rPr>
+        <w:t>위</w:t>
+      </w:r>
+      <w:r>
+        <w:rPr>
+          <w:sz w:val="24"/>
+          <w:szCs w:val="24"/>
+        </w:rPr>
+        <w:t xml:space="preserve"> 5</w:t>
+      </w:r>
+      <w:r>
+        <w:rPr>
+          <w:rFonts w:hint="eastAsia"/>
+          <w:sz w:val="24"/>
+          <w:szCs w:val="24"/>
+        </w:rPr>
+        <w:t>장</w:t>
+      </w:r>
+      <w:r>
+        <w:rPr>
+          <w:sz w:val="24"/>
+          <w:szCs w:val="24"/>
+        </w:rPr>
+        <w:t xml:space="preserve"> </w:t>
+      </w:r>
+      <w:r>
+        <w:rPr>
+          <w:rFonts w:hint="eastAsia"/>
+          <w:sz w:val="24"/>
+          <w:szCs w:val="24"/>
+        </w:rPr>
+        <w:t>참고</w:t>
+      </w:r>
+      <w:r>
+        <w:rPr>
+          <w:sz w:val="24"/>
+          <w:szCs w:val="24"/>
+        </w:rPr>
+        <w:t>).</w:t>
       </w:r>
     </w:p>
     <w:p>

--- a/reference/docs/PC_빠른입력_점검_2026-09-08.docx
+++ b/reference/docs/PC_빠른입력_점검_2026-09-08.docx
@@ -6605,22 +6605,417 @@
           <w:sz w:val="24"/>
           <w:szCs w:val="24"/>
         </w:rPr>
+        <w:t>해결됨</w:t>
+      </w:r>
+      <w:r>
+        <w:rPr>
+          <w:rFonts w:hint="eastAsia"/>
+          <w:b/>
+          <w:bCs/>
+          <w:sz w:val="24"/>
+          <w:szCs w:val="24"/>
+        </w:rPr>
+        <w:t xml:space="preserve">(2026-09-14): </w:t>
+      </w:r>
+      <w:r>
+        <w:rPr>
+          <w:rFonts w:hint="eastAsia"/>
+          <w:bCs/>
+          <w:sz w:val="24"/>
+          <w:szCs w:val="24"/>
+        </w:rPr>
+        <w:t>실시간</w:t>
+      </w:r>
+      <w:r>
+        <w:rPr>
+          <w:rFonts w:hint="eastAsia"/>
+          <w:bCs/>
+          <w:sz w:val="24"/>
+          <w:szCs w:val="24"/>
+        </w:rPr>
+        <w:t xml:space="preserve"> </w:t>
+      </w:r>
+      <w:r>
+        <w:rPr>
+          <w:rFonts w:hint="eastAsia"/>
+          <w:bCs/>
+          <w:sz w:val="24"/>
+          <w:szCs w:val="24"/>
+        </w:rPr>
+        <w:t>동기화는</w:t>
+      </w:r>
+      <w:r>
+        <w:rPr>
+          <w:rFonts w:hint="eastAsia"/>
+          <w:bCs/>
+          <w:sz w:val="24"/>
+          <w:szCs w:val="24"/>
+        </w:rPr>
+        <w:t xml:space="preserve"> </w:t>
+      </w:r>
+      <w:r>
+        <w:rPr>
+          <w:rFonts w:hint="eastAsia"/>
+          <w:bCs/>
+          <w:sz w:val="24"/>
+          <w:szCs w:val="24"/>
+        </w:rPr>
+        <w:t>필요</w:t>
+      </w:r>
+      <w:r>
+        <w:rPr>
+          <w:rFonts w:hint="eastAsia"/>
+          <w:bCs/>
+          <w:sz w:val="24"/>
+          <w:szCs w:val="24"/>
+        </w:rPr>
+        <w:t xml:space="preserve"> </w:t>
+      </w:r>
+      <w:r>
+        <w:rPr>
+          <w:rFonts w:hint="eastAsia"/>
+          <w:bCs/>
+          <w:sz w:val="24"/>
+          <w:szCs w:val="24"/>
+        </w:rPr>
+        <w:t>없지만</w:t>
+      </w:r>
+      <w:r>
+        <w:rPr>
+          <w:rFonts w:hint="eastAsia"/>
+          <w:bCs/>
+          <w:sz w:val="24"/>
+          <w:szCs w:val="24"/>
+        </w:rPr>
+        <w:t xml:space="preserve"> </w:t>
+      </w:r>
+      <w:r>
+        <w:rPr>
+          <w:rFonts w:hint="eastAsia"/>
+          <w:bCs/>
+          <w:sz w:val="24"/>
+          <w:szCs w:val="24"/>
+        </w:rPr>
+        <w:t>양쪽에서</w:t>
+      </w:r>
+      <w:r>
+        <w:rPr>
+          <w:rFonts w:hint="eastAsia"/>
+          <w:bCs/>
+          <w:sz w:val="24"/>
+          <w:szCs w:val="24"/>
+        </w:rPr>
+        <w:t xml:space="preserve"> </w:t>
+      </w:r>
+      <w:r>
+        <w:rPr>
+          <w:rFonts w:hint="eastAsia"/>
+          <w:bCs/>
+          <w:sz w:val="24"/>
+          <w:szCs w:val="24"/>
+        </w:rPr>
+        <w:t>입력·수정하다</w:t>
+      </w:r>
+      <w:r>
+        <w:rPr>
+          <w:rFonts w:hint="eastAsia"/>
+          <w:bCs/>
+          <w:sz w:val="24"/>
+          <w:szCs w:val="24"/>
+        </w:rPr>
+        <w:t xml:space="preserve"> </w:t>
+      </w:r>
+      <w:r>
+        <w:rPr>
+          <w:rFonts w:hint="eastAsia"/>
+          <w:bCs/>
+          <w:sz w:val="24"/>
+          <w:szCs w:val="24"/>
+        </w:rPr>
+        <w:t>데이터가</w:t>
+      </w:r>
+      <w:r>
+        <w:rPr>
+          <w:rFonts w:hint="eastAsia"/>
+          <w:bCs/>
+          <w:sz w:val="24"/>
+          <w:szCs w:val="24"/>
+        </w:rPr>
+        <w:t xml:space="preserve"> </w:t>
+      </w:r>
+      <w:r>
+        <w:rPr>
+          <w:rFonts w:hint="eastAsia"/>
+          <w:bCs/>
+          <w:sz w:val="24"/>
+          <w:szCs w:val="24"/>
+        </w:rPr>
+        <w:t>조용히</w:t>
+      </w:r>
+      <w:r>
+        <w:rPr>
+          <w:rFonts w:hint="eastAsia"/>
+          <w:bCs/>
+          <w:sz w:val="24"/>
+          <w:szCs w:val="24"/>
+        </w:rPr>
+        <w:t xml:space="preserve"> </w:t>
+      </w:r>
+      <w:r>
+        <w:rPr>
+          <w:rFonts w:hint="eastAsia"/>
+          <w:bCs/>
+          <w:sz w:val="24"/>
+          <w:szCs w:val="24"/>
+        </w:rPr>
+        <w:t>사라지는</w:t>
+      </w:r>
+      <w:r>
+        <w:rPr>
+          <w:rFonts w:hint="eastAsia"/>
+          <w:bCs/>
+          <w:sz w:val="24"/>
+          <w:szCs w:val="24"/>
+        </w:rPr>
+        <w:t xml:space="preserve"> </w:t>
+      </w:r>
+      <w:r>
+        <w:rPr>
+          <w:rFonts w:hint="eastAsia"/>
+          <w:bCs/>
+          <w:sz w:val="24"/>
+          <w:szCs w:val="24"/>
+        </w:rPr>
+        <w:t>것은</w:t>
+      </w:r>
+      <w:r>
+        <w:rPr>
+          <w:rFonts w:hint="eastAsia"/>
+          <w:bCs/>
+          <w:sz w:val="24"/>
+          <w:szCs w:val="24"/>
+        </w:rPr>
+        <w:t xml:space="preserve"> </w:t>
+      </w:r>
+      <w:r>
+        <w:rPr>
+          <w:rFonts w:hint="eastAsia"/>
+          <w:bCs/>
+          <w:sz w:val="24"/>
+          <w:szCs w:val="24"/>
+        </w:rPr>
+        <w:t>허용할</w:t>
+      </w:r>
+      <w:r>
+        <w:rPr>
+          <w:rFonts w:hint="eastAsia"/>
+          <w:bCs/>
+          <w:sz w:val="24"/>
+          <w:szCs w:val="24"/>
+        </w:rPr>
+        <w:t xml:space="preserve"> </w:t>
+      </w:r>
+      <w:r>
+        <w:rPr>
+          <w:rFonts w:hint="eastAsia"/>
+          <w:bCs/>
+          <w:sz w:val="24"/>
+          <w:szCs w:val="24"/>
+        </w:rPr>
+        <w:t>수</w:t>
+      </w:r>
+      <w:r>
+        <w:rPr>
+          <w:rFonts w:hint="eastAsia"/>
+          <w:bCs/>
+          <w:sz w:val="24"/>
+          <w:szCs w:val="24"/>
+        </w:rPr>
+        <w:t xml:space="preserve"> </w:t>
+      </w:r>
+      <w:r>
+        <w:rPr>
+          <w:rFonts w:hint="eastAsia"/>
+          <w:bCs/>
+          <w:sz w:val="24"/>
+          <w:szCs w:val="24"/>
+        </w:rPr>
+        <w:t>없다는</w:t>
+      </w:r>
+      <w:r>
+        <w:rPr>
+          <w:rFonts w:hint="eastAsia"/>
+          <w:bCs/>
+          <w:sz w:val="24"/>
+          <w:szCs w:val="24"/>
+        </w:rPr>
+        <w:t xml:space="preserve"> </w:t>
+      </w:r>
+      <w:r>
+        <w:rPr>
+          <w:rFonts w:hint="eastAsia"/>
+          <w:bCs/>
+          <w:sz w:val="24"/>
+          <w:szCs w:val="24"/>
+        </w:rPr>
+        <w:t>기준으로</w:t>
+      </w:r>
+      <w:r>
+        <w:rPr>
+          <w:rFonts w:hint="eastAsia"/>
+          <w:bCs/>
+          <w:sz w:val="24"/>
+          <w:szCs w:val="24"/>
+        </w:rPr>
+        <w:t xml:space="preserve"> </w:t>
+      </w:r>
+      <w:r>
+        <w:rPr>
+          <w:rFonts w:hint="eastAsia"/>
+          <w:bCs/>
+          <w:sz w:val="24"/>
+          <w:szCs w:val="24"/>
+        </w:rPr>
+        <w:t>재검토</w:t>
+      </w:r>
+      <w:r>
+        <w:rPr>
+          <w:rFonts w:hint="eastAsia"/>
+          <w:bCs/>
+          <w:sz w:val="24"/>
+          <w:szCs w:val="24"/>
+        </w:rPr>
+        <w:t xml:space="preserve">, </w:t>
+      </w:r>
+      <w:r>
+        <w:rPr>
+          <w:rFonts w:hint="eastAsia"/>
+          <w:bCs/>
+          <w:sz w:val="24"/>
+          <w:szCs w:val="24"/>
+        </w:rPr>
+        <w:t>“저장은</w:t>
+      </w:r>
+      <w:r>
+        <w:rPr>
+          <w:rFonts w:hint="eastAsia"/>
+          <w:bCs/>
+          <w:sz w:val="24"/>
+          <w:szCs w:val="24"/>
+        </w:rPr>
+        <w:t xml:space="preserve"> </w:t>
+      </w:r>
+      <w:r>
+        <w:rPr>
+          <w:rFonts w:hint="eastAsia"/>
+          <w:bCs/>
+          <w:sz w:val="24"/>
+          <w:szCs w:val="24"/>
+        </w:rPr>
+        <w:t>항상</w:t>
+      </w:r>
+      <w:r>
+        <w:rPr>
+          <w:rFonts w:hint="eastAsia"/>
+          <w:bCs/>
+          <w:sz w:val="24"/>
+          <w:szCs w:val="24"/>
+        </w:rPr>
+        <w:t xml:space="preserve"> </w:t>
+      </w:r>
+      <w:r>
+        <w:rPr>
+          <w:rFonts w:hint="eastAsia"/>
+          <w:bCs/>
+          <w:sz w:val="24"/>
+          <w:szCs w:val="24"/>
+        </w:rPr>
+        <w:t>병합</w:t>
+      </w:r>
+      <w:r>
+        <w:rPr>
+          <w:rFonts w:hint="eastAsia"/>
+          <w:bCs/>
+          <w:sz w:val="24"/>
+          <w:szCs w:val="24"/>
+        </w:rPr>
+        <w:t xml:space="preserve">(merge), </w:t>
+      </w:r>
+      <w:r>
+        <w:rPr>
+          <w:rFonts w:hint="eastAsia"/>
+          <w:bCs/>
+          <w:sz w:val="24"/>
+          <w:szCs w:val="24"/>
+        </w:rPr>
+        <w:t>복원만</w:t>
+      </w:r>
+      <w:r>
+        <w:rPr>
+          <w:rFonts w:hint="eastAsia"/>
+          <w:bCs/>
+          <w:sz w:val="24"/>
+          <w:szCs w:val="24"/>
+        </w:rPr>
+        <w:t xml:space="preserve"> </w:t>
+      </w:r>
+      <w:r>
+        <w:rPr>
+          <w:rFonts w:hint="eastAsia"/>
+          <w:bCs/>
+          <w:sz w:val="24"/>
+          <w:szCs w:val="24"/>
+        </w:rPr>
+        <w:t>의도적</w:t>
+      </w:r>
+      <w:r>
+        <w:rPr>
+          <w:rFonts w:hint="eastAsia"/>
+          <w:bCs/>
+          <w:sz w:val="24"/>
+          <w:szCs w:val="24"/>
+        </w:rPr>
+        <w:t xml:space="preserve"> </w:t>
+      </w:r>
+      <w:r>
+        <w:rPr>
+          <w:rFonts w:hint="eastAsia"/>
+          <w:bCs/>
+          <w:sz w:val="24"/>
+          <w:szCs w:val="24"/>
+        </w:rPr>
+        <w:t>전체교체”로</w:t>
+      </w:r>
+      <w:r>
+        <w:rPr>
+          <w:rFonts w:hint="eastAsia"/>
+          <w:bCs/>
+          <w:sz w:val="24"/>
+          <w:szCs w:val="24"/>
+        </w:rPr>
+        <w:t xml:space="preserve"> </w:t>
+      </w:r>
+      <w:r>
+        <w:rPr>
+          <w:rFonts w:hint="eastAsia"/>
+          <w:bCs/>
+          <w:sz w:val="24"/>
+          <w:szCs w:val="24"/>
+        </w:rPr>
         <w:t>방향</w:t>
       </w:r>
       <w:r>
         <w:rPr>
           <w:rFonts w:hint="eastAsia"/>
-          <w:b/>
-          <w:bCs/>
-          <w:sz w:val="24"/>
-          <w:szCs w:val="24"/>
-        </w:rPr>
-        <w:t xml:space="preserve"> </w:t>
-      </w:r>
-      <w:r>
-        <w:rPr>
-          <w:rFonts w:hint="eastAsia"/>
-          <w:b/>
+          <w:bCs/>
+          <w:sz w:val="24"/>
+          <w:szCs w:val="24"/>
+        </w:rPr>
+        <w:t xml:space="preserve"> </w:t>
+      </w:r>
+      <w:r>
+        <w:rPr>
+          <w:rFonts w:hint="eastAsia"/>
           <w:bCs/>
           <w:sz w:val="24"/>
           <w:szCs w:val="24"/>
@@ -6630,75 +7025,1514 @@
       <w:r>
         <w:rPr>
           <w:rFonts w:hint="eastAsia"/>
-          <w:b/>
-          <w:bCs/>
-          <w:sz w:val="24"/>
-          <w:szCs w:val="24"/>
-        </w:rPr>
-        <w:t xml:space="preserve">(2026-09-14): </w:t>
-      </w:r>
-      <w:r>
-        <w:rPr>
-          <w:rFonts w:hint="eastAsia"/>
-          <w:bCs/>
-          <w:sz w:val="24"/>
-          <w:szCs w:val="24"/>
-        </w:rPr>
-        <w:t>실시간</w:t>
-      </w:r>
-      <w:r>
-        <w:rPr>
-          <w:rFonts w:hint="eastAsia"/>
-          <w:bCs/>
-          <w:sz w:val="24"/>
-          <w:szCs w:val="24"/>
-        </w:rPr>
-        <w:t xml:space="preserve"> </w:t>
-      </w:r>
-      <w:r>
-        <w:rPr>
-          <w:rFonts w:hint="eastAsia"/>
-          <w:bCs/>
-          <w:sz w:val="24"/>
-          <w:szCs w:val="24"/>
-        </w:rPr>
-        <w:t>동기화는</w:t>
-      </w:r>
-      <w:r>
-        <w:rPr>
-          <w:rFonts w:hint="eastAsia"/>
-          <w:bCs/>
-          <w:sz w:val="24"/>
-          <w:szCs w:val="24"/>
-        </w:rPr>
-        <w:t xml:space="preserve"> </w:t>
-      </w:r>
-      <w:r>
-        <w:rPr>
-          <w:rFonts w:hint="eastAsia"/>
-          <w:bCs/>
-          <w:sz w:val="24"/>
-          <w:szCs w:val="24"/>
-        </w:rPr>
-        <w:t>필요</w:t>
-      </w:r>
-      <w:r>
-        <w:rPr>
-          <w:rFonts w:hint="eastAsia"/>
-          <w:bCs/>
-          <w:sz w:val="24"/>
-          <w:szCs w:val="24"/>
-        </w:rPr>
-        <w:t xml:space="preserve"> </w:t>
-      </w:r>
-      <w:r>
-        <w:rPr>
-          <w:rFonts w:hint="eastAsia"/>
-          <w:bCs/>
-          <w:sz w:val="24"/>
-          <w:szCs w:val="24"/>
-        </w:rPr>
-        <w:t>없지만</w:t>
+          <w:bCs/>
+          <w:sz w:val="24"/>
+          <w:szCs w:val="24"/>
+        </w:rPr>
+        <w:t xml:space="preserve"> </w:t>
+      </w:r>
+      <w:r>
+        <w:rPr>
+          <w:rFonts w:hint="eastAsia"/>
+          <w:bCs/>
+          <w:sz w:val="24"/>
+          <w:szCs w:val="24"/>
+        </w:rPr>
+        <w:t>후</w:t>
+      </w:r>
+      <w:r>
+        <w:rPr>
+          <w:rFonts w:hint="eastAsia"/>
+          <w:bCs/>
+          <w:sz w:val="24"/>
+          <w:szCs w:val="24"/>
+        </w:rPr>
+        <w:t xml:space="preserve"> </w:t>
+      </w:r>
+      <w:r>
+        <w:rPr>
+          <w:rFonts w:hint="eastAsia"/>
+          <w:bCs/>
+          <w:sz w:val="24"/>
+          <w:szCs w:val="24"/>
+        </w:rPr>
+        <w:t>같은</w:t>
+      </w:r>
+      <w:r>
+        <w:rPr>
+          <w:rFonts w:hint="eastAsia"/>
+          <w:bCs/>
+          <w:sz w:val="24"/>
+          <w:szCs w:val="24"/>
+        </w:rPr>
+        <w:t xml:space="preserve"> </w:t>
+      </w:r>
+      <w:r>
+        <w:rPr>
+          <w:rFonts w:hint="eastAsia"/>
+          <w:bCs/>
+          <w:sz w:val="24"/>
+          <w:szCs w:val="24"/>
+        </w:rPr>
+        <w:t>날</w:t>
+      </w:r>
+      <w:r>
+        <w:rPr>
+          <w:rFonts w:hint="eastAsia"/>
+          <w:bCs/>
+          <w:sz w:val="24"/>
+          <w:szCs w:val="24"/>
+        </w:rPr>
+        <w:t xml:space="preserve"> </w:t>
+      </w:r>
+      <w:r>
+        <w:rPr>
+          <w:rFonts w:hint="eastAsia"/>
+          <w:bCs/>
+          <w:sz w:val="24"/>
+          <w:szCs w:val="24"/>
+        </w:rPr>
+        <w:t>구현</w:t>
+      </w:r>
+      <w:r>
+        <w:rPr>
+          <w:rFonts w:hint="eastAsia"/>
+          <w:bCs/>
+          <w:sz w:val="24"/>
+          <w:szCs w:val="24"/>
+        </w:rPr>
+        <w:t xml:space="preserve"> </w:t>
+      </w:r>
+      <w:r>
+        <w:rPr>
+          <w:rFonts w:hint="eastAsia"/>
+          <w:bCs/>
+          <w:sz w:val="24"/>
+          <w:szCs w:val="24"/>
+        </w:rPr>
+        <w:t>완료</w:t>
+      </w:r>
+      <w:r>
+        <w:rPr>
+          <w:rFonts w:hint="eastAsia"/>
+          <w:bCs/>
+          <w:sz w:val="24"/>
+          <w:szCs w:val="24"/>
+        </w:rPr>
+        <w:t xml:space="preserve">. </w:t>
+      </w:r>
+      <w:r>
+        <w:rPr>
+          <w:rFonts w:hint="eastAsia"/>
+          <w:bCs/>
+          <w:sz w:val="24"/>
+          <w:szCs w:val="24"/>
+        </w:rPr>
+        <w:t>폰의</w:t>
+      </w:r>
+      <w:r>
+        <w:rPr>
+          <w:rFonts w:hint="eastAsia"/>
+          <w:bCs/>
+          <w:sz w:val="24"/>
+          <w:szCs w:val="24"/>
+        </w:rPr>
+        <w:t xml:space="preserve"> </w:t>
+      </w:r>
+      <w:r>
+        <w:rPr>
+          <w:rFonts w:hint="eastAsia"/>
+          <w:bCs/>
+          <w:sz w:val="24"/>
+          <w:szCs w:val="24"/>
+        </w:rPr>
+        <w:t>“지금</w:t>
+      </w:r>
+      <w:r>
+        <w:rPr>
+          <w:rFonts w:hint="eastAsia"/>
+          <w:bCs/>
+          <w:sz w:val="24"/>
+          <w:szCs w:val="24"/>
+        </w:rPr>
+        <w:t xml:space="preserve"> </w:t>
+      </w:r>
+      <w:r>
+        <w:rPr>
+          <w:rFonts w:hint="eastAsia"/>
+          <w:bCs/>
+          <w:sz w:val="24"/>
+          <w:szCs w:val="24"/>
+        </w:rPr>
+        <w:t>백업”은</w:t>
+      </w:r>
+      <w:r>
+        <w:rPr>
+          <w:rFonts w:hint="eastAsia"/>
+          <w:bCs/>
+          <w:sz w:val="24"/>
+          <w:szCs w:val="24"/>
+        </w:rPr>
+        <w:t xml:space="preserve"> </w:t>
+      </w:r>
+      <w:r>
+        <w:rPr>
+          <w:rFonts w:hint="eastAsia"/>
+          <w:bCs/>
+          <w:sz w:val="24"/>
+          <w:szCs w:val="24"/>
+        </w:rPr>
+        <w:t>클라우드를</w:t>
+      </w:r>
+      <w:r>
+        <w:rPr>
+          <w:rFonts w:hint="eastAsia"/>
+          <w:bCs/>
+          <w:sz w:val="24"/>
+          <w:szCs w:val="24"/>
+        </w:rPr>
+        <w:t xml:space="preserve"> </w:t>
+      </w:r>
+      <w:r>
+        <w:rPr>
+          <w:rFonts w:hint="eastAsia"/>
+          <w:bCs/>
+          <w:sz w:val="24"/>
+          <w:szCs w:val="24"/>
+        </w:rPr>
+        <w:t>먼저</w:t>
+      </w:r>
+      <w:r>
+        <w:rPr>
+          <w:rFonts w:hint="eastAsia"/>
+          <w:bCs/>
+          <w:sz w:val="24"/>
+          <w:szCs w:val="24"/>
+        </w:rPr>
+        <w:t xml:space="preserve"> </w:t>
+      </w:r>
+      <w:r>
+        <w:rPr>
+          <w:rFonts w:hint="eastAsia"/>
+          <w:bCs/>
+          <w:sz w:val="24"/>
+          <w:szCs w:val="24"/>
+        </w:rPr>
+        <w:t>불러와</w:t>
+      </w:r>
+      <w:r>
+        <w:rPr>
+          <w:rFonts w:hint="eastAsia"/>
+          <w:bCs/>
+          <w:sz w:val="24"/>
+          <w:szCs w:val="24"/>
+        </w:rPr>
+        <w:t xml:space="preserve"> </w:t>
+      </w:r>
+      <w:r>
+        <w:rPr>
+          <w:rFonts w:hint="eastAsia"/>
+          <w:bCs/>
+          <w:sz w:val="24"/>
+          <w:szCs w:val="24"/>
+        </w:rPr>
+        <w:t>로컬과</w:t>
+      </w:r>
+      <w:r>
+        <w:rPr>
+          <w:rFonts w:hint="eastAsia"/>
+          <w:bCs/>
+          <w:sz w:val="24"/>
+          <w:szCs w:val="24"/>
+        </w:rPr>
+        <w:t xml:space="preserve"> </w:t>
+      </w:r>
+      <w:r>
+        <w:rPr>
+          <w:rFonts w:hint="eastAsia"/>
+          <w:bCs/>
+          <w:sz w:val="24"/>
+          <w:szCs w:val="24"/>
+        </w:rPr>
+        <w:t>병합</w:t>
+      </w:r>
+      <w:r>
+        <w:rPr>
+          <w:rFonts w:hint="eastAsia"/>
+          <w:bCs/>
+          <w:sz w:val="24"/>
+          <w:szCs w:val="24"/>
+        </w:rPr>
+        <w:t>(</w:t>
+      </w:r>
+      <w:r>
+        <w:rPr>
+          <w:rFonts w:hint="eastAsia"/>
+          <w:bCs/>
+          <w:sz w:val="24"/>
+          <w:szCs w:val="24"/>
+        </w:rPr>
+        <w:t>텍스트</w:t>
+      </w:r>
+      <w:r>
+        <w:rPr>
+          <w:rFonts w:hint="eastAsia"/>
+          <w:bCs/>
+          <w:sz w:val="24"/>
+          <w:szCs w:val="24"/>
+        </w:rPr>
+        <w:t xml:space="preserve"> </w:t>
+      </w:r>
+      <w:r>
+        <w:rPr>
+          <w:rFonts w:hint="eastAsia"/>
+          <w:bCs/>
+          <w:sz w:val="24"/>
+          <w:szCs w:val="24"/>
+        </w:rPr>
+        <w:t>완전일치</w:t>
+      </w:r>
+      <w:r>
+        <w:rPr>
+          <w:rFonts w:hint="eastAsia"/>
+          <w:bCs/>
+          <w:sz w:val="24"/>
+          <w:szCs w:val="24"/>
+        </w:rPr>
+        <w:t xml:space="preserve"> </w:t>
+      </w:r>
+      <w:r>
+        <w:rPr>
+          <w:rFonts w:hint="eastAsia"/>
+          <w:bCs/>
+          <w:sz w:val="24"/>
+          <w:szCs w:val="24"/>
+        </w:rPr>
+        <w:t>기준</w:t>
+      </w:r>
+      <w:r>
+        <w:rPr>
+          <w:rFonts w:hint="eastAsia"/>
+          <w:bCs/>
+          <w:sz w:val="24"/>
+          <w:szCs w:val="24"/>
+        </w:rPr>
+        <w:t xml:space="preserve">, </w:t>
+      </w:r>
+      <w:r>
+        <w:rPr>
+          <w:rFonts w:hint="eastAsia"/>
+          <w:bCs/>
+          <w:sz w:val="24"/>
+          <w:szCs w:val="24"/>
+        </w:rPr>
+        <w:t>중요·미암기</w:t>
+      </w:r>
+      <w:r>
+        <w:rPr>
+          <w:rFonts w:hint="eastAsia"/>
+          <w:bCs/>
+          <w:sz w:val="24"/>
+          <w:szCs w:val="24"/>
+        </w:rPr>
+        <w:t xml:space="preserve"> </w:t>
+      </w:r>
+      <w:r>
+        <w:rPr>
+          <w:rFonts w:hint="eastAsia"/>
+          <w:bCs/>
+          <w:sz w:val="24"/>
+          <w:szCs w:val="24"/>
+        </w:rPr>
+        <w:t>표시는</w:t>
+      </w:r>
+      <w:r>
+        <w:rPr>
+          <w:rFonts w:hint="eastAsia"/>
+          <w:bCs/>
+          <w:sz w:val="24"/>
+          <w:szCs w:val="24"/>
+        </w:rPr>
+        <w:t xml:space="preserve"> OR</w:t>
+      </w:r>
+      <w:r>
+        <w:rPr>
+          <w:rFonts w:hint="eastAsia"/>
+          <w:bCs/>
+          <w:sz w:val="24"/>
+          <w:szCs w:val="24"/>
+        </w:rPr>
+        <w:t>로</w:t>
+      </w:r>
+      <w:r>
+        <w:rPr>
+          <w:rFonts w:hint="eastAsia"/>
+          <w:bCs/>
+          <w:sz w:val="24"/>
+          <w:szCs w:val="24"/>
+        </w:rPr>
+        <w:t xml:space="preserve"> </w:t>
+      </w:r>
+      <w:r>
+        <w:rPr>
+          <w:rFonts w:hint="eastAsia"/>
+          <w:bCs/>
+          <w:sz w:val="24"/>
+          <w:szCs w:val="24"/>
+        </w:rPr>
+        <w:t>병합</w:t>
+      </w:r>
+      <w:r>
+        <w:rPr>
+          <w:rFonts w:hint="eastAsia"/>
+          <w:bCs/>
+          <w:sz w:val="24"/>
+          <w:szCs w:val="24"/>
+        </w:rPr>
+        <w:t>)</w:t>
+      </w:r>
+      <w:r>
+        <w:rPr>
+          <w:rFonts w:hint="eastAsia"/>
+          <w:bCs/>
+          <w:sz w:val="24"/>
+          <w:szCs w:val="24"/>
+        </w:rPr>
+        <w:t>한</w:t>
+      </w:r>
+      <w:r>
+        <w:rPr>
+          <w:rFonts w:hint="eastAsia"/>
+          <w:bCs/>
+          <w:sz w:val="24"/>
+          <w:szCs w:val="24"/>
+        </w:rPr>
+        <w:t xml:space="preserve"> </w:t>
+      </w:r>
+      <w:r>
+        <w:rPr>
+          <w:rFonts w:hint="eastAsia"/>
+          <w:bCs/>
+          <w:sz w:val="24"/>
+          <w:szCs w:val="24"/>
+        </w:rPr>
+        <w:t>뒤</w:t>
+      </w:r>
+      <w:r>
+        <w:rPr>
+          <w:rFonts w:hint="eastAsia"/>
+          <w:bCs/>
+          <w:sz w:val="24"/>
+          <w:szCs w:val="24"/>
+        </w:rPr>
+        <w:t xml:space="preserve"> </w:t>
+      </w:r>
+      <w:r>
+        <w:rPr>
+          <w:rFonts w:hint="eastAsia"/>
+          <w:bCs/>
+          <w:sz w:val="24"/>
+          <w:szCs w:val="24"/>
+        </w:rPr>
+        <w:t>다시</w:t>
+      </w:r>
+      <w:r>
+        <w:rPr>
+          <w:rFonts w:hint="eastAsia"/>
+          <w:bCs/>
+          <w:sz w:val="24"/>
+          <w:szCs w:val="24"/>
+        </w:rPr>
+        <w:t xml:space="preserve"> </w:t>
+      </w:r>
+      <w:r>
+        <w:rPr>
+          <w:rFonts w:hint="eastAsia"/>
+          <w:bCs/>
+          <w:sz w:val="24"/>
+          <w:szCs w:val="24"/>
+        </w:rPr>
+        <w:t>올리는</w:t>
+      </w:r>
+      <w:r>
+        <w:rPr>
+          <w:rFonts w:hint="eastAsia"/>
+          <w:bCs/>
+          <w:sz w:val="24"/>
+          <w:szCs w:val="24"/>
+        </w:rPr>
+        <w:t xml:space="preserve"> </w:t>
+      </w:r>
+      <w:r>
+        <w:rPr>
+          <w:rFonts w:hint="eastAsia"/>
+          <w:bCs/>
+          <w:sz w:val="24"/>
+          <w:szCs w:val="24"/>
+        </w:rPr>
+        <w:t>방식으로</w:t>
+      </w:r>
+      <w:r>
+        <w:rPr>
+          <w:rFonts w:hint="eastAsia"/>
+          <w:bCs/>
+          <w:sz w:val="24"/>
+          <w:szCs w:val="24"/>
+        </w:rPr>
+        <w:t xml:space="preserve"> </w:t>
+      </w:r>
+      <w:r>
+        <w:rPr>
+          <w:rFonts w:hint="eastAsia"/>
+          <w:bCs/>
+          <w:sz w:val="24"/>
+          <w:szCs w:val="24"/>
+        </w:rPr>
+        <w:t>변경</w:t>
+      </w:r>
+      <w:r>
+        <w:rPr>
+          <w:rFonts w:hint="eastAsia"/>
+          <w:bCs/>
+          <w:sz w:val="24"/>
+          <w:szCs w:val="24"/>
+        </w:rPr>
+        <w:t>(</w:t>
+      </w:r>
+      <w:r>
+        <w:rPr>
+          <w:rFonts w:hint="eastAsia"/>
+          <w:bCs/>
+          <w:sz w:val="24"/>
+          <w:szCs w:val="24"/>
+        </w:rPr>
+        <w:t>기존</w:t>
+      </w:r>
+      <w:r>
+        <w:rPr>
+          <w:rFonts w:hint="eastAsia"/>
+          <w:bCs/>
+          <w:sz w:val="24"/>
+          <w:szCs w:val="24"/>
+        </w:rPr>
+        <w:t xml:space="preserve"> </w:t>
+      </w:r>
+      <w:r>
+        <w:rPr>
+          <w:rFonts w:hint="eastAsia"/>
+          <w:bCs/>
+          <w:sz w:val="24"/>
+          <w:szCs w:val="24"/>
+        </w:rPr>
+        <w:t>별도였던</w:t>
+      </w:r>
+      <w:r>
+        <w:rPr>
+          <w:rFonts w:hint="eastAsia"/>
+          <w:bCs/>
+          <w:sz w:val="24"/>
+          <w:szCs w:val="24"/>
+        </w:rPr>
+        <w:t xml:space="preserve"> </w:t>
+      </w:r>
+      <w:r>
+        <w:rPr>
+          <w:rFonts w:hint="eastAsia"/>
+          <w:bCs/>
+          <w:sz w:val="24"/>
+          <w:szCs w:val="24"/>
+        </w:rPr>
+        <w:t>“클라우드와</w:t>
+      </w:r>
+      <w:r>
+        <w:rPr>
+          <w:rFonts w:hint="eastAsia"/>
+          <w:bCs/>
+          <w:sz w:val="24"/>
+          <w:szCs w:val="24"/>
+        </w:rPr>
+        <w:t xml:space="preserve"> </w:t>
+      </w:r>
+      <w:r>
+        <w:rPr>
+          <w:rFonts w:hint="eastAsia"/>
+          <w:bCs/>
+          <w:sz w:val="24"/>
+          <w:szCs w:val="24"/>
+        </w:rPr>
+        <w:t>병합”</w:t>
+      </w:r>
+      <w:r>
+        <w:rPr>
+          <w:rFonts w:hint="eastAsia"/>
+          <w:bCs/>
+          <w:sz w:val="24"/>
+          <w:szCs w:val="24"/>
+        </w:rPr>
+        <w:t xml:space="preserve"> </w:t>
+      </w:r>
+      <w:r>
+        <w:rPr>
+          <w:rFonts w:hint="eastAsia"/>
+          <w:bCs/>
+          <w:sz w:val="24"/>
+          <w:szCs w:val="24"/>
+        </w:rPr>
+        <w:t>버튼의</w:t>
+      </w:r>
+      <w:r>
+        <w:rPr>
+          <w:rFonts w:hint="eastAsia"/>
+          <w:bCs/>
+          <w:sz w:val="24"/>
+          <w:szCs w:val="24"/>
+        </w:rPr>
+        <w:t xml:space="preserve"> </w:t>
+      </w:r>
+      <w:r>
+        <w:rPr>
+          <w:rFonts w:hint="eastAsia"/>
+          <w:bCs/>
+          <w:sz w:val="24"/>
+          <w:szCs w:val="24"/>
+        </w:rPr>
+        <w:t>로직을</w:t>
+      </w:r>
+      <w:r>
+        <w:rPr>
+          <w:rFonts w:hint="eastAsia"/>
+          <w:bCs/>
+          <w:sz w:val="24"/>
+          <w:szCs w:val="24"/>
+        </w:rPr>
+        <w:t xml:space="preserve"> </w:t>
+      </w:r>
+      <w:r>
+        <w:rPr>
+          <w:rFonts w:hint="eastAsia"/>
+          <w:bCs/>
+          <w:sz w:val="24"/>
+          <w:szCs w:val="24"/>
+        </w:rPr>
+        <w:t>흡수</w:t>
+      </w:r>
+      <w:r>
+        <w:rPr>
+          <w:rFonts w:hint="eastAsia"/>
+          <w:bCs/>
+          <w:sz w:val="24"/>
+          <w:szCs w:val="24"/>
+        </w:rPr>
+        <w:t xml:space="preserve"> </w:t>
+      </w:r>
+      <w:r>
+        <w:rPr>
+          <w:rFonts w:hint="eastAsia"/>
+          <w:bCs/>
+          <w:sz w:val="24"/>
+          <w:szCs w:val="24"/>
+        </w:rPr>
+        <w:t>—</w:t>
+      </w:r>
+      <w:r>
+        <w:rPr>
+          <w:rFonts w:hint="eastAsia"/>
+          <w:bCs/>
+          <w:sz w:val="24"/>
+          <w:szCs w:val="24"/>
+        </w:rPr>
+        <w:t xml:space="preserve"> </w:t>
+      </w:r>
+      <w:r>
+        <w:rPr>
+          <w:rFonts w:hint="eastAsia"/>
+          <w:bCs/>
+          <w:sz w:val="24"/>
+          <w:szCs w:val="24"/>
+        </w:rPr>
+        <w:t>저장이</w:t>
+      </w:r>
+      <w:r>
+        <w:rPr>
+          <w:rFonts w:hint="eastAsia"/>
+          <w:bCs/>
+          <w:sz w:val="24"/>
+          <w:szCs w:val="24"/>
+        </w:rPr>
+        <w:t xml:space="preserve"> </w:t>
+      </w:r>
+      <w:r>
+        <w:rPr>
+          <w:rFonts w:hint="eastAsia"/>
+          <w:bCs/>
+          <w:sz w:val="24"/>
+          <w:szCs w:val="24"/>
+        </w:rPr>
+        <w:t>항상</w:t>
+      </w:r>
+      <w:r>
+        <w:rPr>
+          <w:rFonts w:hint="eastAsia"/>
+          <w:bCs/>
+          <w:sz w:val="24"/>
+          <w:szCs w:val="24"/>
+        </w:rPr>
+        <w:t xml:space="preserve"> </w:t>
+      </w:r>
+      <w:r>
+        <w:rPr>
+          <w:rFonts w:hint="eastAsia"/>
+          <w:bCs/>
+          <w:sz w:val="24"/>
+          <w:szCs w:val="24"/>
+        </w:rPr>
+        <w:t>병합이면</w:t>
+      </w:r>
+      <w:r>
+        <w:rPr>
+          <w:rFonts w:hint="eastAsia"/>
+          <w:bCs/>
+          <w:sz w:val="24"/>
+          <w:szCs w:val="24"/>
+        </w:rPr>
+        <w:t xml:space="preserve"> </w:t>
+      </w:r>
+      <w:r>
+        <w:rPr>
+          <w:rFonts w:hint="eastAsia"/>
+          <w:bCs/>
+          <w:sz w:val="24"/>
+          <w:szCs w:val="24"/>
+        </w:rPr>
+        <w:t>별도</w:t>
+      </w:r>
+      <w:r>
+        <w:rPr>
+          <w:rFonts w:hint="eastAsia"/>
+          <w:bCs/>
+          <w:sz w:val="24"/>
+          <w:szCs w:val="24"/>
+        </w:rPr>
+        <w:t xml:space="preserve"> </w:t>
+      </w:r>
+      <w:r>
+        <w:rPr>
+          <w:rFonts w:hint="eastAsia"/>
+          <w:bCs/>
+          <w:sz w:val="24"/>
+          <w:szCs w:val="24"/>
+        </w:rPr>
+        <w:t>버튼이</w:t>
+      </w:r>
+      <w:r>
+        <w:rPr>
+          <w:rFonts w:hint="eastAsia"/>
+          <w:bCs/>
+          <w:sz w:val="24"/>
+          <w:szCs w:val="24"/>
+        </w:rPr>
+        <w:t xml:space="preserve"> </w:t>
+      </w:r>
+      <w:r>
+        <w:rPr>
+          <w:rFonts w:hint="eastAsia"/>
+          <w:bCs/>
+          <w:sz w:val="24"/>
+          <w:szCs w:val="24"/>
+        </w:rPr>
+        <w:t>중복이라</w:t>
+      </w:r>
+      <w:r>
+        <w:rPr>
+          <w:rFonts w:hint="eastAsia"/>
+          <w:bCs/>
+          <w:sz w:val="24"/>
+          <w:szCs w:val="24"/>
+        </w:rPr>
+        <w:t xml:space="preserve"> </w:t>
+      </w:r>
+      <w:r>
+        <w:rPr>
+          <w:rFonts w:hint="eastAsia"/>
+          <w:bCs/>
+          <w:sz w:val="24"/>
+          <w:szCs w:val="24"/>
+        </w:rPr>
+        <w:t>그</w:t>
+      </w:r>
+      <w:r>
+        <w:rPr>
+          <w:rFonts w:hint="eastAsia"/>
+          <w:bCs/>
+          <w:sz w:val="24"/>
+          <w:szCs w:val="24"/>
+        </w:rPr>
+        <w:t xml:space="preserve"> </w:t>
+      </w:r>
+      <w:r>
+        <w:rPr>
+          <w:rFonts w:hint="eastAsia"/>
+          <w:bCs/>
+          <w:sz w:val="24"/>
+          <w:szCs w:val="24"/>
+        </w:rPr>
+        <w:t>버튼은</w:t>
+      </w:r>
+      <w:r>
+        <w:rPr>
+          <w:rFonts w:hint="eastAsia"/>
+          <w:bCs/>
+          <w:sz w:val="24"/>
+          <w:szCs w:val="24"/>
+        </w:rPr>
+        <w:t xml:space="preserve"> </w:t>
+      </w:r>
+      <w:r>
+        <w:rPr>
+          <w:rFonts w:hint="eastAsia"/>
+          <w:bCs/>
+          <w:sz w:val="24"/>
+          <w:szCs w:val="24"/>
+        </w:rPr>
+        <w:t>제거</w:t>
+      </w:r>
+      <w:r>
+        <w:rPr>
+          <w:rFonts w:hint="eastAsia"/>
+          <w:bCs/>
+          <w:sz w:val="24"/>
+          <w:szCs w:val="24"/>
+        </w:rPr>
+        <w:t>). input.html</w:t>
+      </w:r>
+      <w:r>
+        <w:rPr>
+          <w:rFonts w:hint="eastAsia"/>
+          <w:bCs/>
+          <w:sz w:val="24"/>
+          <w:szCs w:val="24"/>
+        </w:rPr>
+        <w:t>의</w:t>
+      </w:r>
+      <w:r>
+        <w:rPr>
+          <w:rFonts w:hint="eastAsia"/>
+          <w:bCs/>
+          <w:sz w:val="24"/>
+          <w:szCs w:val="24"/>
+        </w:rPr>
+        <w:t xml:space="preserve"> </w:t>
+      </w:r>
+      <w:r>
+        <w:rPr>
+          <w:rFonts w:hint="eastAsia"/>
+          <w:bCs/>
+          <w:sz w:val="24"/>
+          <w:szCs w:val="24"/>
+        </w:rPr>
+        <w:t>“변경사항</w:t>
+      </w:r>
+      <w:r>
+        <w:rPr>
+          <w:rFonts w:hint="eastAsia"/>
+          <w:bCs/>
+          <w:sz w:val="24"/>
+          <w:szCs w:val="24"/>
+        </w:rPr>
+        <w:t xml:space="preserve"> </w:t>
+      </w:r>
+      <w:r>
+        <w:rPr>
+          <w:rFonts w:hint="eastAsia"/>
+          <w:bCs/>
+          <w:sz w:val="24"/>
+          <w:szCs w:val="24"/>
+        </w:rPr>
+        <w:t>저장”도</w:t>
+      </w:r>
+      <w:r>
+        <w:rPr>
+          <w:rFonts w:hint="eastAsia"/>
+          <w:bCs/>
+          <w:sz w:val="24"/>
+          <w:szCs w:val="24"/>
+        </w:rPr>
+        <w:t xml:space="preserve"> </w:t>
+      </w:r>
+      <w:r>
+        <w:rPr>
+          <w:rFonts w:hint="eastAsia"/>
+          <w:bCs/>
+          <w:sz w:val="24"/>
+          <w:szCs w:val="24"/>
+        </w:rPr>
+        <w:t>저장</w:t>
+      </w:r>
+      <w:r>
+        <w:rPr>
+          <w:rFonts w:hint="eastAsia"/>
+          <w:bCs/>
+          <w:sz w:val="24"/>
+          <w:szCs w:val="24"/>
+        </w:rPr>
+        <w:t xml:space="preserve"> </w:t>
+      </w:r>
+      <w:r>
+        <w:rPr>
+          <w:rFonts w:hint="eastAsia"/>
+          <w:bCs/>
+          <w:sz w:val="24"/>
+          <w:szCs w:val="24"/>
+        </w:rPr>
+        <w:t>직전</w:t>
+      </w:r>
+      <w:r>
+        <w:rPr>
+          <w:rFonts w:hint="eastAsia"/>
+          <w:bCs/>
+          <w:sz w:val="24"/>
+          <w:szCs w:val="24"/>
+        </w:rPr>
+        <w:t xml:space="preserve"> </w:t>
+      </w:r>
+      <w:r>
+        <w:rPr>
+          <w:rFonts w:hint="eastAsia"/>
+          <w:bCs/>
+          <w:sz w:val="24"/>
+          <w:szCs w:val="24"/>
+        </w:rPr>
+        <w:t>클라우드를</w:t>
+      </w:r>
+      <w:r>
+        <w:rPr>
+          <w:rFonts w:hint="eastAsia"/>
+          <w:bCs/>
+          <w:sz w:val="24"/>
+          <w:szCs w:val="24"/>
+        </w:rPr>
+        <w:t xml:space="preserve"> </w:t>
+      </w:r>
+      <w:r>
+        <w:rPr>
+          <w:rFonts w:hint="eastAsia"/>
+          <w:bCs/>
+          <w:sz w:val="24"/>
+          <w:szCs w:val="24"/>
+        </w:rPr>
+        <w:t>다시</w:t>
+      </w:r>
+      <w:r>
+        <w:rPr>
+          <w:rFonts w:hint="eastAsia"/>
+          <w:bCs/>
+          <w:sz w:val="24"/>
+          <w:szCs w:val="24"/>
+        </w:rPr>
+        <w:t xml:space="preserve"> </w:t>
+      </w:r>
+      <w:r>
+        <w:rPr>
+          <w:rFonts w:hint="eastAsia"/>
+          <w:bCs/>
+          <w:sz w:val="24"/>
+          <w:szCs w:val="24"/>
+        </w:rPr>
+        <w:t>불러와</w:t>
+      </w:r>
+      <w:r>
+        <w:rPr>
+          <w:rFonts w:hint="eastAsia"/>
+          <w:bCs/>
+          <w:sz w:val="24"/>
+          <w:szCs w:val="24"/>
+        </w:rPr>
+        <w:t xml:space="preserve">, </w:t>
+      </w:r>
+      <w:r>
+        <w:rPr>
+          <w:rFonts w:hint="eastAsia"/>
+          <w:bCs/>
+          <w:sz w:val="24"/>
+          <w:szCs w:val="24"/>
+        </w:rPr>
+        <w:t>이</w:t>
+      </w:r>
+      <w:r>
+        <w:rPr>
+          <w:rFonts w:hint="eastAsia"/>
+          <w:bCs/>
+          <w:sz w:val="24"/>
+          <w:szCs w:val="24"/>
+        </w:rPr>
+        <w:t xml:space="preserve"> </w:t>
+      </w:r>
+      <w:r>
+        <w:rPr>
+          <w:rFonts w:hint="eastAsia"/>
+          <w:bCs/>
+          <w:sz w:val="24"/>
+          <w:szCs w:val="24"/>
+        </w:rPr>
+        <w:t>페이지에서</w:t>
+      </w:r>
+      <w:r>
+        <w:rPr>
+          <w:rFonts w:hint="eastAsia"/>
+          <w:bCs/>
+          <w:sz w:val="24"/>
+          <w:szCs w:val="24"/>
+        </w:rPr>
+        <w:t xml:space="preserve"> </w:t>
+      </w:r>
+      <w:r>
+        <w:rPr>
+          <w:rFonts w:hint="eastAsia"/>
+          <w:bCs/>
+          <w:sz w:val="24"/>
+          <w:szCs w:val="24"/>
+        </w:rPr>
+        <w:t>편집·삭제한</w:t>
+      </w:r>
+      <w:r>
+        <w:rPr>
+          <w:rFonts w:hint="eastAsia"/>
+          <w:bCs/>
+          <w:sz w:val="24"/>
+          <w:szCs w:val="24"/>
+        </w:rPr>
+        <w:t xml:space="preserve"> </w:t>
+      </w:r>
+      <w:r>
+        <w:rPr>
+          <w:rFonts w:hint="eastAsia"/>
+          <w:bCs/>
+          <w:sz w:val="24"/>
+          <w:szCs w:val="24"/>
+        </w:rPr>
+        <w:t>항목의</w:t>
+      </w:r>
+      <w:r>
+        <w:rPr>
+          <w:rFonts w:hint="eastAsia"/>
+          <w:bCs/>
+          <w:sz w:val="24"/>
+          <w:szCs w:val="24"/>
+        </w:rPr>
+        <w:t xml:space="preserve"> </w:t>
+      </w:r>
+      <w:r>
+        <w:rPr>
+          <w:rFonts w:hint="eastAsia"/>
+          <w:bCs/>
+          <w:sz w:val="24"/>
+          <w:szCs w:val="24"/>
+        </w:rPr>
+        <w:t>의도만</w:t>
+      </w:r>
+      <w:r>
+        <w:rPr>
+          <w:rFonts w:hint="eastAsia"/>
+          <w:bCs/>
+          <w:sz w:val="24"/>
+          <w:szCs w:val="24"/>
+        </w:rPr>
+        <w:t xml:space="preserve"> </w:t>
+      </w:r>
+      <w:r>
+        <w:rPr>
+          <w:rFonts w:hint="eastAsia"/>
+          <w:bCs/>
+          <w:sz w:val="24"/>
+          <w:szCs w:val="24"/>
+        </w:rPr>
+        <w:t>반영하고</w:t>
+      </w:r>
+      <w:r>
+        <w:rPr>
+          <w:rFonts w:hint="eastAsia"/>
+          <w:bCs/>
+          <w:sz w:val="24"/>
+          <w:szCs w:val="24"/>
+        </w:rPr>
+        <w:t xml:space="preserve"> </w:t>
+      </w:r>
+      <w:r>
+        <w:rPr>
+          <w:rFonts w:hint="eastAsia"/>
+          <w:bCs/>
+          <w:sz w:val="24"/>
+          <w:szCs w:val="24"/>
+        </w:rPr>
+        <w:t>그</w:t>
+      </w:r>
+      <w:r>
+        <w:rPr>
+          <w:rFonts w:hint="eastAsia"/>
+          <w:bCs/>
+          <w:sz w:val="24"/>
+          <w:szCs w:val="24"/>
+        </w:rPr>
+        <w:t xml:space="preserve"> </w:t>
+      </w:r>
+      <w:r>
+        <w:rPr>
+          <w:rFonts w:hint="eastAsia"/>
+          <w:bCs/>
+          <w:sz w:val="24"/>
+          <w:szCs w:val="24"/>
+        </w:rPr>
+        <w:t>사이</w:t>
+      </w:r>
+      <w:r>
+        <w:rPr>
+          <w:rFonts w:hint="eastAsia"/>
+          <w:bCs/>
+          <w:sz w:val="24"/>
+          <w:szCs w:val="24"/>
+        </w:rPr>
+        <w:t xml:space="preserve"> </w:t>
+      </w:r>
+      <w:r>
+        <w:rPr>
+          <w:rFonts w:hint="eastAsia"/>
+          <w:bCs/>
+          <w:sz w:val="24"/>
+          <w:szCs w:val="24"/>
+        </w:rPr>
+        <w:t>다른</w:t>
+      </w:r>
+      <w:r>
+        <w:rPr>
+          <w:rFonts w:hint="eastAsia"/>
+          <w:bCs/>
+          <w:sz w:val="24"/>
+          <w:szCs w:val="24"/>
+        </w:rPr>
+        <w:t xml:space="preserve"> </w:t>
+      </w:r>
+      <w:r>
+        <w:rPr>
+          <w:rFonts w:hint="eastAsia"/>
+          <w:bCs/>
+          <w:sz w:val="24"/>
+          <w:szCs w:val="24"/>
+        </w:rPr>
+        <w:t>기기가</w:t>
+      </w:r>
+      <w:r>
+        <w:rPr>
+          <w:rFonts w:hint="eastAsia"/>
+          <w:bCs/>
+          <w:sz w:val="24"/>
+          <w:szCs w:val="24"/>
+        </w:rPr>
+        <w:t xml:space="preserve"> </w:t>
+      </w:r>
+      <w:r>
+        <w:rPr>
+          <w:rFonts w:hint="eastAsia"/>
+          <w:bCs/>
+          <w:sz w:val="24"/>
+          <w:szCs w:val="24"/>
+        </w:rPr>
+        <w:t>추가·변경한</w:t>
+      </w:r>
+      <w:r>
+        <w:rPr>
+          <w:rFonts w:hint="eastAsia"/>
+          <w:bCs/>
+          <w:sz w:val="24"/>
+          <w:szCs w:val="24"/>
+        </w:rPr>
+        <w:t xml:space="preserve"> </w:t>
+      </w:r>
+      <w:r>
+        <w:rPr>
+          <w:rFonts w:hint="eastAsia"/>
+          <w:bCs/>
+          <w:sz w:val="24"/>
+          <w:szCs w:val="24"/>
+        </w:rPr>
+        <w:t>항목은</w:t>
+      </w:r>
+      <w:r>
+        <w:rPr>
+          <w:rFonts w:hint="eastAsia"/>
+          <w:bCs/>
+          <w:sz w:val="24"/>
+          <w:szCs w:val="24"/>
+        </w:rPr>
+        <w:t xml:space="preserve"> </w:t>
+      </w:r>
+      <w:r>
+        <w:rPr>
+          <w:rFonts w:hint="eastAsia"/>
+          <w:bCs/>
+          <w:sz w:val="24"/>
+          <w:szCs w:val="24"/>
+        </w:rPr>
+        <w:t>보존하도록</w:t>
+      </w:r>
+      <w:r>
+        <w:rPr>
+          <w:rFonts w:hint="eastAsia"/>
+          <w:bCs/>
+          <w:sz w:val="24"/>
+          <w:szCs w:val="24"/>
+        </w:rPr>
+        <w:t xml:space="preserve"> </w:t>
+      </w:r>
+      <w:r>
+        <w:rPr>
+          <w:rFonts w:hint="eastAsia"/>
+          <w:bCs/>
+          <w:sz w:val="24"/>
+          <w:szCs w:val="24"/>
+        </w:rPr>
+        <w:t>변경</w:t>
+      </w:r>
+      <w:r>
+        <w:rPr>
+          <w:rFonts w:hint="eastAsia"/>
+          <w:bCs/>
+          <w:sz w:val="24"/>
+          <w:szCs w:val="24"/>
+        </w:rPr>
+        <w:t xml:space="preserve">. </w:t>
+      </w:r>
+      <w:r>
+        <w:rPr>
+          <w:rFonts w:hint="eastAsia"/>
+          <w:bCs/>
+          <w:sz w:val="24"/>
+          <w:szCs w:val="24"/>
+        </w:rPr>
+        <w:t>“클라우드에서</w:t>
+      </w:r>
+      <w:r>
+        <w:rPr>
+          <w:rFonts w:hint="eastAsia"/>
+          <w:bCs/>
+          <w:sz w:val="24"/>
+          <w:szCs w:val="24"/>
+        </w:rPr>
+        <w:t xml:space="preserve"> </w:t>
+      </w:r>
+      <w:r>
+        <w:rPr>
+          <w:rFonts w:hint="eastAsia"/>
+          <w:bCs/>
+          <w:sz w:val="24"/>
+          <w:szCs w:val="24"/>
+        </w:rPr>
+        <w:t>복원”만</w:t>
+      </w:r>
+      <w:r>
+        <w:rPr>
+          <w:rFonts w:hint="eastAsia"/>
+          <w:bCs/>
+          <w:sz w:val="24"/>
+          <w:szCs w:val="24"/>
+        </w:rPr>
+        <w:t xml:space="preserve"> </w:t>
+      </w:r>
+      <w:r>
+        <w:rPr>
+          <w:rFonts w:hint="eastAsia"/>
+          <w:bCs/>
+          <w:sz w:val="24"/>
+          <w:szCs w:val="24"/>
+        </w:rPr>
+        <w:t>기존처럼</w:t>
+      </w:r>
+      <w:r>
+        <w:rPr>
+          <w:rFonts w:hint="eastAsia"/>
+          <w:bCs/>
+          <w:sz w:val="24"/>
+          <w:szCs w:val="24"/>
+        </w:rPr>
+        <w:t xml:space="preserve"> </w:t>
+      </w:r>
+      <w:r>
+        <w:rPr>
+          <w:rFonts w:hint="eastAsia"/>
+          <w:bCs/>
+          <w:sz w:val="24"/>
+          <w:szCs w:val="24"/>
+        </w:rPr>
+        <w:t>의도적</w:t>
+      </w:r>
+      <w:r>
+        <w:rPr>
+          <w:rFonts w:hint="eastAsia"/>
+          <w:bCs/>
+          <w:sz w:val="24"/>
+          <w:szCs w:val="24"/>
+        </w:rPr>
+        <w:t xml:space="preserve"> </w:t>
+      </w:r>
+      <w:r>
+        <w:rPr>
+          <w:rFonts w:hint="eastAsia"/>
+          <w:bCs/>
+          <w:sz w:val="24"/>
+          <w:szCs w:val="24"/>
+        </w:rPr>
+        <w:t>전체</w:t>
+      </w:r>
+      <w:r>
+        <w:rPr>
+          <w:rFonts w:hint="eastAsia"/>
+          <w:bCs/>
+          <w:sz w:val="24"/>
+          <w:szCs w:val="24"/>
+        </w:rPr>
+        <w:t xml:space="preserve"> </w:t>
+      </w:r>
+      <w:r>
+        <w:rPr>
+          <w:rFonts w:hint="eastAsia"/>
+          <w:bCs/>
+          <w:sz w:val="24"/>
+          <w:szCs w:val="24"/>
+        </w:rPr>
+        <w:t>교체</w:t>
+      </w:r>
+      <w:r>
+        <w:rPr>
+          <w:rFonts w:hint="eastAsia"/>
+          <w:bCs/>
+          <w:sz w:val="24"/>
+          <w:szCs w:val="24"/>
+        </w:rPr>
+        <w:t>(</w:t>
+      </w:r>
+      <w:r>
+        <w:rPr>
+          <w:rFonts w:hint="eastAsia"/>
+          <w:bCs/>
+          <w:sz w:val="24"/>
+          <w:szCs w:val="24"/>
+        </w:rPr>
+        <w:t>경고문</w:t>
+      </w:r>
+      <w:r>
+        <w:rPr>
+          <w:rFonts w:hint="eastAsia"/>
+          <w:bCs/>
+          <w:sz w:val="24"/>
+          <w:szCs w:val="24"/>
+        </w:rPr>
+        <w:t>+</w:t>
+      </w:r>
+      <w:r>
+        <w:rPr>
+          <w:rFonts w:hint="eastAsia"/>
+          <w:bCs/>
+          <w:sz w:val="24"/>
+          <w:szCs w:val="24"/>
+        </w:rPr>
+        <w:t>호박색</w:t>
+      </w:r>
+      <w:r>
+        <w:rPr>
+          <w:rFonts w:hint="eastAsia"/>
+          <w:bCs/>
+          <w:sz w:val="24"/>
+          <w:szCs w:val="24"/>
+        </w:rPr>
+        <w:t xml:space="preserve"> </w:t>
+      </w:r>
+      <w:r>
+        <w:rPr>
+          <w:rFonts w:hint="eastAsia"/>
+          <w:bCs/>
+          <w:sz w:val="24"/>
+          <w:szCs w:val="24"/>
+        </w:rPr>
+        <w:t>버튼</w:t>
+      </w:r>
+      <w:r>
+        <w:rPr>
+          <w:rFonts w:hint="eastAsia"/>
+          <w:bCs/>
+          <w:sz w:val="24"/>
+          <w:szCs w:val="24"/>
+        </w:rPr>
+        <w:t>)</w:t>
+      </w:r>
+      <w:r>
+        <w:rPr>
+          <w:rFonts w:hint="eastAsia"/>
+          <w:bCs/>
+          <w:sz w:val="24"/>
+          <w:szCs w:val="24"/>
+        </w:rPr>
+        <w:t>로</w:t>
+      </w:r>
+      <w:r>
+        <w:rPr>
+          <w:rFonts w:hint="eastAsia"/>
+          <w:bCs/>
+          <w:sz w:val="24"/>
+          <w:szCs w:val="24"/>
+        </w:rPr>
+        <w:t xml:space="preserve"> </w:t>
+      </w:r>
+      <w:r>
+        <w:rPr>
+          <w:rFonts w:hint="eastAsia"/>
+          <w:bCs/>
+          <w:sz w:val="24"/>
+          <w:szCs w:val="24"/>
+        </w:rPr>
+        <w:t>남음</w:t>
+      </w:r>
+      <w:r>
+        <w:rPr>
+          <w:rFonts w:hint="eastAsia"/>
+          <w:bCs/>
+          <w:sz w:val="24"/>
+          <w:szCs w:val="24"/>
+        </w:rPr>
+        <w:t xml:space="preserve"> </w:t>
+      </w:r>
+      <w:r>
+        <w:rPr>
+          <w:rFonts w:hint="eastAsia"/>
+          <w:bCs/>
+          <w:sz w:val="24"/>
+          <w:szCs w:val="24"/>
+        </w:rPr>
+        <w:t>—</w:t>
+      </w:r>
+      <w:r>
+        <w:rPr>
+          <w:rFonts w:hint="eastAsia"/>
+          <w:bCs/>
+          <w:sz w:val="24"/>
+          <w:szCs w:val="24"/>
+        </w:rPr>
+        <w:t xml:space="preserve"> </w:t>
+      </w:r>
+      <w:r>
+        <w:rPr>
+          <w:rFonts w:hint="eastAsia"/>
+          <w:bCs/>
+          <w:sz w:val="24"/>
+          <w:szCs w:val="24"/>
+        </w:rPr>
+        <w:t>유일하게</w:t>
+      </w:r>
+      <w:r>
+        <w:rPr>
+          <w:rFonts w:hint="eastAsia"/>
+          <w:bCs/>
+          <w:sz w:val="24"/>
+          <w:szCs w:val="24"/>
+        </w:rPr>
+        <w:t xml:space="preserve"> </w:t>
+      </w:r>
+      <w:r>
+        <w:rPr>
+          <w:rFonts w:hint="eastAsia"/>
+          <w:bCs/>
+          <w:sz w:val="24"/>
+          <w:szCs w:val="24"/>
+        </w:rPr>
+        <w:t>남은</w:t>
+      </w:r>
+      <w:r>
+        <w:rPr>
+          <w:rFonts w:hint="eastAsia"/>
+          <w:bCs/>
+          <w:sz w:val="24"/>
+          <w:szCs w:val="24"/>
+        </w:rPr>
+        <w:t xml:space="preserve"> </w:t>
+      </w:r>
+      <w:r>
+        <w:rPr>
+          <w:rFonts w:hint="eastAsia"/>
+          <w:bCs/>
+          <w:sz w:val="24"/>
+          <w:szCs w:val="24"/>
+        </w:rPr>
+        <w:t>덮어쓰기</w:t>
+      </w:r>
+      <w:r>
+        <w:rPr>
+          <w:rFonts w:hint="eastAsia"/>
+          <w:bCs/>
+          <w:sz w:val="24"/>
+          <w:szCs w:val="24"/>
+        </w:rPr>
+        <w:t xml:space="preserve"> </w:t>
+      </w:r>
+      <w:r>
+        <w:rPr>
+          <w:rFonts w:hint="eastAsia"/>
+          <w:bCs/>
+          <w:sz w:val="24"/>
+          <w:szCs w:val="24"/>
+        </w:rPr>
+        <w:t>동작</w:t>
+      </w:r>
+      <w:r>
+        <w:rPr>
+          <w:rFonts w:hint="eastAsia"/>
+          <w:bCs/>
+          <w:sz w:val="24"/>
+          <w:szCs w:val="24"/>
+        </w:rPr>
+        <w:t xml:space="preserve">. </w:t>
+      </w:r>
+      <w:r>
+        <w:rPr>
+          <w:rFonts w:hint="eastAsia"/>
+          <w:bCs/>
+          <w:sz w:val="24"/>
+          <w:szCs w:val="24"/>
+        </w:rPr>
+        <w:t>한계</w:t>
+      </w:r>
+      <w:r>
+        <w:rPr>
+          <w:rFonts w:hint="eastAsia"/>
+          <w:bCs/>
+          <w:sz w:val="24"/>
+          <w:szCs w:val="24"/>
+        </w:rPr>
+        <w:t xml:space="preserve">: </w:t>
+      </w:r>
+      <w:r>
+        <w:rPr>
+          <w:rFonts w:hint="eastAsia"/>
+          <w:bCs/>
+          <w:sz w:val="24"/>
+          <w:szCs w:val="24"/>
+        </w:rPr>
+        <w:t>같은</w:t>
+      </w:r>
+      <w:r>
+        <w:rPr>
+          <w:rFonts w:hint="eastAsia"/>
+          <w:bCs/>
+          <w:sz w:val="24"/>
+          <w:szCs w:val="24"/>
+        </w:rPr>
+        <w:t xml:space="preserve"> </w:t>
+      </w:r>
+      <w:r>
+        <w:rPr>
+          <w:rFonts w:hint="eastAsia"/>
+          <w:bCs/>
+          <w:sz w:val="24"/>
+          <w:szCs w:val="24"/>
+        </w:rPr>
+        <w:t>문장을</w:t>
       </w:r>
       <w:r>
         <w:rPr>
@@ -6734,97 +8568,187 @@
           <w:sz w:val="24"/>
           <w:szCs w:val="24"/>
         </w:rPr>
-        <w:t>입력·수정하다</w:t>
-      </w:r>
-      <w:r>
-        <w:rPr>
-          <w:rFonts w:hint="eastAsia"/>
-          <w:bCs/>
-          <w:sz w:val="24"/>
-          <w:szCs w:val="24"/>
-        </w:rPr>
-        <w:t xml:space="preserve"> </w:t>
-      </w:r>
-      <w:r>
-        <w:rPr>
-          <w:rFonts w:hint="eastAsia"/>
-          <w:bCs/>
-          <w:sz w:val="24"/>
-          <w:szCs w:val="24"/>
-        </w:rPr>
-        <w:t>데이터가</w:t>
-      </w:r>
-      <w:r>
-        <w:rPr>
-          <w:rFonts w:hint="eastAsia"/>
-          <w:bCs/>
-          <w:sz w:val="24"/>
-          <w:szCs w:val="24"/>
-        </w:rPr>
-        <w:t xml:space="preserve"> </w:t>
-      </w:r>
-      <w:r>
-        <w:rPr>
-          <w:rFonts w:hint="eastAsia"/>
-          <w:bCs/>
-          <w:sz w:val="24"/>
-          <w:szCs w:val="24"/>
-        </w:rPr>
-        <w:t>조용히</w:t>
-      </w:r>
-      <w:r>
-        <w:rPr>
-          <w:rFonts w:hint="eastAsia"/>
-          <w:bCs/>
-          <w:sz w:val="24"/>
-          <w:szCs w:val="24"/>
-        </w:rPr>
-        <w:t xml:space="preserve"> </w:t>
-      </w:r>
-      <w:r>
-        <w:rPr>
-          <w:rFonts w:hint="eastAsia"/>
-          <w:bCs/>
-          <w:sz w:val="24"/>
-          <w:szCs w:val="24"/>
-        </w:rPr>
-        <w:t>사라지는</w:t>
-      </w:r>
-      <w:r>
-        <w:rPr>
-          <w:rFonts w:hint="eastAsia"/>
-          <w:bCs/>
-          <w:sz w:val="24"/>
-          <w:szCs w:val="24"/>
-        </w:rPr>
-        <w:t xml:space="preserve"> </w:t>
-      </w:r>
-      <w:r>
-        <w:rPr>
-          <w:rFonts w:hint="eastAsia"/>
-          <w:bCs/>
-          <w:sz w:val="24"/>
-          <w:szCs w:val="24"/>
-        </w:rPr>
-        <w:t>것은</w:t>
-      </w:r>
-      <w:r>
-        <w:rPr>
-          <w:rFonts w:hint="eastAsia"/>
-          <w:bCs/>
-          <w:sz w:val="24"/>
-          <w:szCs w:val="24"/>
-        </w:rPr>
-        <w:t xml:space="preserve"> </w:t>
-      </w:r>
-      <w:r>
-        <w:rPr>
-          <w:rFonts w:hint="eastAsia"/>
-          <w:bCs/>
-          <w:sz w:val="24"/>
-          <w:szCs w:val="24"/>
-        </w:rPr>
-        <w:t>허용할</w:t>
+        <w:t>서로</w:t>
+      </w:r>
+      <w:r>
+        <w:rPr>
+          <w:rFonts w:hint="eastAsia"/>
+          <w:bCs/>
+          <w:sz w:val="24"/>
+          <w:szCs w:val="24"/>
+        </w:rPr>
+        <w:t xml:space="preserve"> </w:t>
+      </w:r>
+      <w:r>
+        <w:rPr>
+          <w:rFonts w:hint="eastAsia"/>
+          <w:bCs/>
+          <w:sz w:val="24"/>
+          <w:szCs w:val="24"/>
+        </w:rPr>
+        <w:t>다르게</w:t>
+      </w:r>
+      <w:r>
+        <w:rPr>
+          <w:rFonts w:hint="eastAsia"/>
+          <w:bCs/>
+          <w:sz w:val="24"/>
+          <w:szCs w:val="24"/>
+        </w:rPr>
+        <w:t xml:space="preserve"> </w:t>
+      </w:r>
+      <w:r>
+        <w:rPr>
+          <w:rFonts w:hint="eastAsia"/>
+          <w:bCs/>
+          <w:sz w:val="24"/>
+          <w:szCs w:val="24"/>
+        </w:rPr>
+        <w:t>수정한</w:t>
+      </w:r>
+      <w:r>
+        <w:rPr>
+          <w:rFonts w:hint="eastAsia"/>
+          <w:bCs/>
+          <w:sz w:val="24"/>
+          <w:szCs w:val="24"/>
+        </w:rPr>
+        <w:t xml:space="preserve"> </w:t>
+      </w:r>
+      <w:r>
+        <w:rPr>
+          <w:rFonts w:hint="eastAsia"/>
+          <w:bCs/>
+          <w:sz w:val="24"/>
+          <w:szCs w:val="24"/>
+        </w:rPr>
+        <w:t>극단적</w:t>
+      </w:r>
+      <w:r>
+        <w:rPr>
+          <w:rFonts w:hint="eastAsia"/>
+          <w:bCs/>
+          <w:sz w:val="24"/>
+          <w:szCs w:val="24"/>
+        </w:rPr>
+        <w:t xml:space="preserve"> </w:t>
+      </w:r>
+      <w:r>
+        <w:rPr>
+          <w:rFonts w:hint="eastAsia"/>
+          <w:bCs/>
+          <w:sz w:val="24"/>
+          <w:szCs w:val="24"/>
+        </w:rPr>
+        <w:t>케이스는</w:t>
+      </w:r>
+      <w:r>
+        <w:rPr>
+          <w:rFonts w:hint="eastAsia"/>
+          <w:bCs/>
+          <w:sz w:val="24"/>
+          <w:szCs w:val="24"/>
+        </w:rPr>
+        <w:t xml:space="preserve"> </w:t>
+      </w:r>
+      <w:r>
+        <w:rPr>
+          <w:rFonts w:hint="eastAsia"/>
+          <w:bCs/>
+          <w:sz w:val="24"/>
+          <w:szCs w:val="24"/>
+        </w:rPr>
+        <w:t>텍스트가</w:t>
+      </w:r>
+      <w:r>
+        <w:rPr>
+          <w:rFonts w:hint="eastAsia"/>
+          <w:bCs/>
+          <w:sz w:val="24"/>
+          <w:szCs w:val="24"/>
+        </w:rPr>
+        <w:t xml:space="preserve"> </w:t>
+      </w:r>
+      <w:r>
+        <w:rPr>
+          <w:rFonts w:hint="eastAsia"/>
+          <w:bCs/>
+          <w:sz w:val="24"/>
+          <w:szCs w:val="24"/>
+        </w:rPr>
+        <w:t>달라져</w:t>
+      </w:r>
+      <w:r>
+        <w:rPr>
+          <w:rFonts w:hint="eastAsia"/>
+          <w:bCs/>
+          <w:sz w:val="24"/>
+          <w:szCs w:val="24"/>
+        </w:rPr>
+        <w:t xml:space="preserve"> </w:t>
+      </w:r>
+      <w:r>
+        <w:rPr>
+          <w:rFonts w:hint="eastAsia"/>
+          <w:bCs/>
+          <w:sz w:val="24"/>
+          <w:szCs w:val="24"/>
+        </w:rPr>
+        <w:t>별개</w:t>
+      </w:r>
+      <w:r>
+        <w:rPr>
+          <w:rFonts w:hint="eastAsia"/>
+          <w:bCs/>
+          <w:sz w:val="24"/>
+          <w:szCs w:val="24"/>
+        </w:rPr>
+        <w:t xml:space="preserve"> </w:t>
+      </w:r>
+      <w:r>
+        <w:rPr>
+          <w:rFonts w:hint="eastAsia"/>
+          <w:bCs/>
+          <w:sz w:val="24"/>
+          <w:szCs w:val="24"/>
+        </w:rPr>
+        <w:t>문장으로</w:t>
+      </w:r>
+      <w:r>
+        <w:rPr>
+          <w:rFonts w:hint="eastAsia"/>
+          <w:bCs/>
+          <w:sz w:val="24"/>
+          <w:szCs w:val="24"/>
+        </w:rPr>
+        <w:t xml:space="preserve"> </w:t>
+      </w:r>
+      <w:r>
+        <w:rPr>
+          <w:rFonts w:hint="eastAsia"/>
+          <w:bCs/>
+          <w:sz w:val="24"/>
+          <w:szCs w:val="24"/>
+        </w:rPr>
+        <w:t>중복</w:t>
+      </w:r>
+      <w:r>
+        <w:rPr>
+          <w:rFonts w:hint="eastAsia"/>
+          <w:bCs/>
+          <w:sz w:val="24"/>
+          <w:szCs w:val="24"/>
+        </w:rPr>
+        <w:t xml:space="preserve"> </w:t>
+      </w:r>
+      <w:r>
+        <w:rPr>
+          <w:rFonts w:hint="eastAsia"/>
+          <w:bCs/>
+          <w:sz w:val="24"/>
+          <w:szCs w:val="24"/>
+        </w:rPr>
+        <w:t>추가될</w:t>
       </w:r>
       <w:r>
         <w:rPr>
@@ -6860,43 +8784,349 @@
           <w:sz w:val="24"/>
           <w:szCs w:val="24"/>
         </w:rPr>
-        <w:t>없다는</w:t>
-      </w:r>
-      <w:r>
-        <w:rPr>
-          <w:rFonts w:hint="eastAsia"/>
-          <w:bCs/>
-          <w:sz w:val="24"/>
-          <w:szCs w:val="24"/>
-        </w:rPr>
-        <w:t xml:space="preserve"> </w:t>
-      </w:r>
-      <w:r>
-        <w:rPr>
-          <w:rFonts w:hint="eastAsia"/>
-          <w:bCs/>
-          <w:sz w:val="24"/>
-          <w:szCs w:val="24"/>
-        </w:rPr>
-        <w:t>기준으로</w:t>
-      </w:r>
-      <w:r>
-        <w:rPr>
-          <w:rFonts w:hint="eastAsia"/>
-          <w:bCs/>
-          <w:sz w:val="24"/>
-          <w:szCs w:val="24"/>
-        </w:rPr>
-        <w:t xml:space="preserve"> </w:t>
-      </w:r>
-      <w:r>
-        <w:rPr>
-          <w:rFonts w:hint="eastAsia"/>
-          <w:bCs/>
-          <w:sz w:val="24"/>
-          <w:szCs w:val="24"/>
-        </w:rPr>
-        <w:t>재검토</w:t>
+        <w:t>있음</w:t>
+      </w:r>
+      <w:r>
+        <w:rPr>
+          <w:rFonts w:hint="eastAsia"/>
+          <w:bCs/>
+          <w:sz w:val="24"/>
+          <w:szCs w:val="24"/>
+        </w:rPr>
+        <w:t xml:space="preserve"> </w:t>
+      </w:r>
+      <w:r>
+        <w:rPr>
+          <w:rFonts w:hint="eastAsia"/>
+          <w:bCs/>
+          <w:sz w:val="24"/>
+          <w:szCs w:val="24"/>
+        </w:rPr>
+        <w:t>—</w:t>
+      </w:r>
+      <w:r>
+        <w:rPr>
+          <w:rFonts w:hint="eastAsia"/>
+          <w:bCs/>
+          <w:sz w:val="24"/>
+          <w:szCs w:val="24"/>
+        </w:rPr>
+        <w:t xml:space="preserve"> </w:t>
+      </w:r>
+      <w:r>
+        <w:rPr>
+          <w:rFonts w:hint="eastAsia"/>
+          <w:bCs/>
+          <w:sz w:val="24"/>
+          <w:szCs w:val="24"/>
+        </w:rPr>
+        <w:t>조용한</w:t>
+      </w:r>
+      <w:r>
+        <w:rPr>
+          <w:rFonts w:hint="eastAsia"/>
+          <w:bCs/>
+          <w:sz w:val="24"/>
+          <w:szCs w:val="24"/>
+        </w:rPr>
+        <w:t xml:space="preserve"> </w:t>
+      </w:r>
+      <w:r>
+        <w:rPr>
+          <w:rFonts w:hint="eastAsia"/>
+          <w:bCs/>
+          <w:sz w:val="24"/>
+          <w:szCs w:val="24"/>
+        </w:rPr>
+        <w:t>유실이</w:t>
+      </w:r>
+      <w:r>
+        <w:rPr>
+          <w:rFonts w:hint="eastAsia"/>
+          <w:bCs/>
+          <w:sz w:val="24"/>
+          <w:szCs w:val="24"/>
+        </w:rPr>
+        <w:t xml:space="preserve"> </w:t>
+      </w:r>
+      <w:r>
+        <w:rPr>
+          <w:rFonts w:hint="eastAsia"/>
+          <w:bCs/>
+          <w:sz w:val="24"/>
+          <w:szCs w:val="24"/>
+        </w:rPr>
+        <w:t>아니라</w:t>
+      </w:r>
+      <w:r>
+        <w:rPr>
+          <w:rFonts w:hint="eastAsia"/>
+          <w:bCs/>
+          <w:sz w:val="24"/>
+          <w:szCs w:val="24"/>
+        </w:rPr>
+        <w:t xml:space="preserve"> </w:t>
+      </w:r>
+      <w:r>
+        <w:rPr>
+          <w:rFonts w:hint="eastAsia"/>
+          <w:bCs/>
+          <w:sz w:val="24"/>
+          <w:szCs w:val="24"/>
+        </w:rPr>
+        <w:t>눈에</w:t>
+      </w:r>
+      <w:r>
+        <w:rPr>
+          <w:rFonts w:hint="eastAsia"/>
+          <w:bCs/>
+          <w:sz w:val="24"/>
+          <w:szCs w:val="24"/>
+        </w:rPr>
+        <w:t xml:space="preserve"> </w:t>
+      </w:r>
+      <w:r>
+        <w:rPr>
+          <w:rFonts w:hint="eastAsia"/>
+          <w:bCs/>
+          <w:sz w:val="24"/>
+          <w:szCs w:val="24"/>
+        </w:rPr>
+        <w:t>보이는</w:t>
+      </w:r>
+      <w:r>
+        <w:rPr>
+          <w:rFonts w:hint="eastAsia"/>
+          <w:bCs/>
+          <w:sz w:val="24"/>
+          <w:szCs w:val="24"/>
+        </w:rPr>
+        <w:t xml:space="preserve"> </w:t>
+      </w:r>
+      <w:r>
+        <w:rPr>
+          <w:rFonts w:hint="eastAsia"/>
+          <w:bCs/>
+          <w:sz w:val="24"/>
+          <w:szCs w:val="24"/>
+        </w:rPr>
+        <w:t>중복이라</w:t>
+      </w:r>
+      <w:r>
+        <w:rPr>
+          <w:rFonts w:hint="eastAsia"/>
+          <w:bCs/>
+          <w:sz w:val="24"/>
+          <w:szCs w:val="24"/>
+        </w:rPr>
+        <w:t xml:space="preserve"> </w:t>
+      </w:r>
+      <w:r>
+        <w:rPr>
+          <w:rFonts w:hint="eastAsia"/>
+          <w:bCs/>
+          <w:sz w:val="24"/>
+          <w:szCs w:val="24"/>
+        </w:rPr>
+        <w:t>허용</w:t>
+      </w:r>
+      <w:r>
+        <w:rPr>
+          <w:rFonts w:hint="eastAsia"/>
+          <w:bCs/>
+          <w:sz w:val="24"/>
+          <w:szCs w:val="24"/>
+        </w:rPr>
+        <w:t xml:space="preserve"> </w:t>
+      </w:r>
+      <w:r>
+        <w:rPr>
+          <w:rFonts w:hint="eastAsia"/>
+          <w:bCs/>
+          <w:sz w:val="24"/>
+          <w:szCs w:val="24"/>
+        </w:rPr>
+        <w:t>가능한</w:t>
+      </w:r>
+      <w:r>
+        <w:rPr>
+          <w:rFonts w:hint="eastAsia"/>
+          <w:bCs/>
+          <w:sz w:val="24"/>
+          <w:szCs w:val="24"/>
+        </w:rPr>
+        <w:t xml:space="preserve"> </w:t>
+      </w:r>
+      <w:r>
+        <w:rPr>
+          <w:rFonts w:hint="eastAsia"/>
+          <w:bCs/>
+          <w:sz w:val="24"/>
+          <w:szCs w:val="24"/>
+        </w:rPr>
+        <w:t>실패</w:t>
+      </w:r>
+      <w:r>
+        <w:rPr>
+          <w:rFonts w:hint="eastAsia"/>
+          <w:bCs/>
+          <w:sz w:val="24"/>
+          <w:szCs w:val="24"/>
+        </w:rPr>
+        <w:t xml:space="preserve"> </w:t>
+      </w:r>
+      <w:r>
+        <w:rPr>
+          <w:rFonts w:hint="eastAsia"/>
+          <w:bCs/>
+          <w:sz w:val="24"/>
+          <w:szCs w:val="24"/>
+        </w:rPr>
+        <w:t>방식으로</w:t>
+      </w:r>
+      <w:r>
+        <w:rPr>
+          <w:rFonts w:hint="eastAsia"/>
+          <w:bCs/>
+          <w:sz w:val="24"/>
+          <w:szCs w:val="24"/>
+        </w:rPr>
+        <w:t xml:space="preserve"> </w:t>
+      </w:r>
+      <w:r>
+        <w:rPr>
+          <w:rFonts w:hint="eastAsia"/>
+          <w:bCs/>
+          <w:sz w:val="24"/>
+          <w:szCs w:val="24"/>
+        </w:rPr>
+        <w:t>판단</w:t>
+      </w:r>
+      <w:r>
+        <w:rPr>
+          <w:rFonts w:hint="eastAsia"/>
+          <w:bCs/>
+          <w:sz w:val="24"/>
+          <w:szCs w:val="24"/>
+        </w:rPr>
+        <w:t>. Claude 1</w:t>
+      </w:r>
+      <w:r>
+        <w:rPr>
+          <w:rFonts w:hint="eastAsia"/>
+          <w:bCs/>
+          <w:sz w:val="24"/>
+          <w:szCs w:val="24"/>
+        </w:rPr>
+        <w:t>차</w:t>
+      </w:r>
+      <w:r>
+        <w:rPr>
+          <w:rFonts w:hint="eastAsia"/>
+          <w:bCs/>
+          <w:sz w:val="24"/>
+          <w:szCs w:val="24"/>
+        </w:rPr>
+        <w:t xml:space="preserve"> </w:t>
+      </w:r>
+      <w:r>
+        <w:rPr>
+          <w:rFonts w:hint="eastAsia"/>
+          <w:bCs/>
+          <w:sz w:val="24"/>
+          <w:szCs w:val="24"/>
+        </w:rPr>
+        <w:t>확인</w:t>
+      </w:r>
+      <w:r>
+        <w:rPr>
+          <w:rFonts w:hint="eastAsia"/>
+          <w:bCs/>
+          <w:sz w:val="24"/>
+          <w:szCs w:val="24"/>
+        </w:rPr>
+        <w:t xml:space="preserve">(Playwright, </w:t>
+      </w:r>
+      <w:r>
+        <w:rPr>
+          <w:rFonts w:hint="eastAsia"/>
+          <w:bCs/>
+          <w:sz w:val="24"/>
+          <w:szCs w:val="24"/>
+        </w:rPr>
+        <w:t>레이스</w:t>
+      </w:r>
+      <w:r>
+        <w:rPr>
+          <w:rFonts w:hint="eastAsia"/>
+          <w:bCs/>
+          <w:sz w:val="24"/>
+          <w:szCs w:val="24"/>
+        </w:rPr>
+        <w:t xml:space="preserve"> </w:t>
+      </w:r>
+      <w:r>
+        <w:rPr>
+          <w:rFonts w:hint="eastAsia"/>
+          <w:bCs/>
+          <w:sz w:val="24"/>
+          <w:szCs w:val="24"/>
+        </w:rPr>
+        <w:t>컨디션</w:t>
+      </w:r>
+      <w:r>
+        <w:rPr>
+          <w:rFonts w:hint="eastAsia"/>
+          <w:bCs/>
+          <w:sz w:val="24"/>
+          <w:szCs w:val="24"/>
+        </w:rPr>
+        <w:t xml:space="preserve"> </w:t>
+      </w:r>
+      <w:r>
+        <w:rPr>
+          <w:rFonts w:hint="eastAsia"/>
+          <w:bCs/>
+          <w:sz w:val="24"/>
+          <w:szCs w:val="24"/>
+        </w:rPr>
+        <w:t>시뮬레이션</w:t>
+      </w:r>
+      <w:r>
+        <w:rPr>
+          <w:rFonts w:hint="eastAsia"/>
+          <w:bCs/>
+          <w:sz w:val="24"/>
+          <w:szCs w:val="24"/>
+        </w:rPr>
+        <w:t xml:space="preserve"> </w:t>
+      </w:r>
+      <w:r>
+        <w:rPr>
+          <w:rFonts w:hint="eastAsia"/>
+          <w:bCs/>
+          <w:sz w:val="24"/>
+          <w:szCs w:val="24"/>
+        </w:rPr>
+        <w:t>포함</w:t>
+      </w:r>
+      <w:r>
+        <w:rPr>
+          <w:rFonts w:hint="eastAsia"/>
+          <w:bCs/>
+          <w:sz w:val="24"/>
+          <w:szCs w:val="24"/>
+        </w:rPr>
+        <w:t xml:space="preserve">) </w:t>
+      </w:r>
+      <w:r>
+        <w:rPr>
+          <w:rFonts w:hint="eastAsia"/>
+          <w:bCs/>
+          <w:sz w:val="24"/>
+          <w:szCs w:val="24"/>
+        </w:rPr>
+        <w:t>완료</w:t>
       </w:r>
       <w:r>
         <w:rPr>
@@ -6914,1879 +9144,61 @@
           <w:sz w:val="24"/>
           <w:szCs w:val="24"/>
         </w:rPr>
-        <w:t>“저장은</w:t>
-      </w:r>
-      <w:r>
-        <w:rPr>
-          <w:rFonts w:hint="eastAsia"/>
-          <w:bCs/>
-          <w:sz w:val="24"/>
-          <w:szCs w:val="24"/>
-        </w:rPr>
-        <w:t xml:space="preserve"> </w:t>
-      </w:r>
-      <w:r>
-        <w:rPr>
-          <w:rFonts w:hint="eastAsia"/>
-          <w:bCs/>
-          <w:sz w:val="24"/>
-          <w:szCs w:val="24"/>
-        </w:rPr>
-        <w:t>항상</w:t>
-      </w:r>
-      <w:r>
-        <w:rPr>
-          <w:rFonts w:hint="eastAsia"/>
-          <w:bCs/>
-          <w:sz w:val="24"/>
-          <w:szCs w:val="24"/>
-        </w:rPr>
-        <w:t xml:space="preserve"> </w:t>
-      </w:r>
-      <w:r>
-        <w:rPr>
-          <w:rFonts w:hint="eastAsia"/>
-          <w:bCs/>
-          <w:sz w:val="24"/>
-          <w:szCs w:val="24"/>
-        </w:rPr>
-        <w:t>병합</w:t>
-      </w:r>
-      <w:r>
-        <w:rPr>
-          <w:rFonts w:hint="eastAsia"/>
-          <w:bCs/>
-          <w:sz w:val="24"/>
-          <w:szCs w:val="24"/>
-        </w:rPr>
-        <w:t xml:space="preserve">(merge), </w:t>
-      </w:r>
-      <w:r>
-        <w:rPr>
-          <w:rFonts w:hint="eastAsia"/>
-          <w:bCs/>
-          <w:sz w:val="24"/>
-          <w:szCs w:val="24"/>
-        </w:rPr>
-        <w:t>복원만</w:t>
-      </w:r>
-      <w:r>
-        <w:rPr>
-          <w:rFonts w:hint="eastAsia"/>
-          <w:bCs/>
-          <w:sz w:val="24"/>
-          <w:szCs w:val="24"/>
-        </w:rPr>
-        <w:t xml:space="preserve"> </w:t>
-      </w:r>
-      <w:r>
-        <w:rPr>
-          <w:rFonts w:hint="eastAsia"/>
-          <w:bCs/>
-          <w:sz w:val="24"/>
-          <w:szCs w:val="24"/>
-        </w:rPr>
-        <w:t>의도적</w:t>
-      </w:r>
-      <w:r>
-        <w:rPr>
-          <w:rFonts w:hint="eastAsia"/>
-          <w:bCs/>
-          <w:sz w:val="24"/>
-          <w:szCs w:val="24"/>
-        </w:rPr>
-        <w:t xml:space="preserve"> </w:t>
-      </w:r>
-      <w:r>
-        <w:rPr>
-          <w:rFonts w:hint="eastAsia"/>
-          <w:bCs/>
-          <w:sz w:val="24"/>
-          <w:szCs w:val="24"/>
-        </w:rPr>
-        <w:t>전체교체”로</w:t>
-      </w:r>
-      <w:r>
-        <w:rPr>
-          <w:rFonts w:hint="eastAsia"/>
-          <w:bCs/>
-          <w:sz w:val="24"/>
-          <w:szCs w:val="24"/>
-        </w:rPr>
-        <w:t xml:space="preserve"> </w:t>
-      </w:r>
-      <w:r>
-        <w:rPr>
-          <w:rFonts w:hint="eastAsia"/>
-          <w:bCs/>
-          <w:sz w:val="24"/>
-          <w:szCs w:val="24"/>
-        </w:rPr>
-        <w:t>방향</w:t>
-      </w:r>
-      <w:r>
-        <w:rPr>
-          <w:rFonts w:hint="eastAsia"/>
-          <w:bCs/>
-          <w:sz w:val="24"/>
-          <w:szCs w:val="24"/>
-        </w:rPr>
-        <w:t xml:space="preserve"> </w:t>
-      </w:r>
-      <w:r>
-        <w:rPr>
-          <w:rFonts w:hint="eastAsia"/>
-          <w:bCs/>
-          <w:sz w:val="24"/>
-          <w:szCs w:val="24"/>
-        </w:rPr>
-        <w:t>확정</w:t>
-      </w:r>
-      <w:r>
-        <w:rPr>
-          <w:rFonts w:hint="eastAsia"/>
-          <w:bCs/>
-          <w:sz w:val="24"/>
-          <w:szCs w:val="24"/>
-        </w:rPr>
-        <w:t xml:space="preserve">. </w:t>
-      </w:r>
-      <w:r>
-        <w:rPr>
-          <w:rFonts w:hint="eastAsia"/>
-          <w:bCs/>
-          <w:sz w:val="24"/>
-          <w:szCs w:val="24"/>
-        </w:rPr>
-        <w:t>폰의</w:t>
-      </w:r>
-      <w:r>
-        <w:rPr>
-          <w:rFonts w:hint="eastAsia"/>
-          <w:bCs/>
-          <w:sz w:val="24"/>
-          <w:szCs w:val="24"/>
-        </w:rPr>
-        <w:t xml:space="preserve"> </w:t>
-      </w:r>
-      <w:r>
-        <w:rPr>
-          <w:rFonts w:hint="eastAsia"/>
-          <w:bCs/>
-          <w:sz w:val="24"/>
-          <w:szCs w:val="24"/>
-        </w:rPr>
-        <w:t>“지금</w:t>
-      </w:r>
-      <w:r>
-        <w:rPr>
-          <w:rFonts w:hint="eastAsia"/>
-          <w:bCs/>
-          <w:sz w:val="24"/>
-          <w:szCs w:val="24"/>
-        </w:rPr>
-        <w:t xml:space="preserve"> </w:t>
-      </w:r>
-      <w:r>
-        <w:rPr>
-          <w:rFonts w:hint="eastAsia"/>
-          <w:bCs/>
-          <w:sz w:val="24"/>
-          <w:szCs w:val="24"/>
-        </w:rPr>
-        <w:t>백업”과</w:t>
-      </w:r>
-      <w:r>
-        <w:rPr>
-          <w:rFonts w:hint="eastAsia"/>
-          <w:bCs/>
-          <w:sz w:val="24"/>
-          <w:szCs w:val="24"/>
-        </w:rPr>
-        <w:t xml:space="preserve"> input.html</w:t>
-      </w:r>
-      <w:r>
-        <w:rPr>
-          <w:rFonts w:hint="eastAsia"/>
-          <w:bCs/>
-          <w:sz w:val="24"/>
-          <w:szCs w:val="24"/>
-        </w:rPr>
-        <w:t>의</w:t>
-      </w:r>
-      <w:r>
-        <w:rPr>
-          <w:rFonts w:hint="eastAsia"/>
-          <w:bCs/>
-          <w:sz w:val="24"/>
-          <w:szCs w:val="24"/>
-        </w:rPr>
-        <w:t xml:space="preserve"> </w:t>
-      </w:r>
-      <w:r>
-        <w:rPr>
-          <w:rFonts w:hint="eastAsia"/>
-          <w:bCs/>
-          <w:sz w:val="24"/>
-          <w:szCs w:val="24"/>
-        </w:rPr>
-        <w:t>“변경사항</w:t>
-      </w:r>
-      <w:r>
-        <w:rPr>
-          <w:rFonts w:hint="eastAsia"/>
-          <w:bCs/>
-          <w:sz w:val="24"/>
-          <w:szCs w:val="24"/>
-        </w:rPr>
-        <w:t xml:space="preserve"> </w:t>
-      </w:r>
-      <w:r>
-        <w:rPr>
-          <w:rFonts w:hint="eastAsia"/>
-          <w:bCs/>
-          <w:sz w:val="24"/>
-          <w:szCs w:val="24"/>
-        </w:rPr>
-        <w:t>저장”</w:t>
-      </w:r>
-      <w:r>
-        <w:rPr>
-          <w:rFonts w:hint="eastAsia"/>
-          <w:bCs/>
-          <w:sz w:val="24"/>
-          <w:szCs w:val="24"/>
-        </w:rPr>
-        <w:t xml:space="preserve"> </w:t>
-      </w:r>
-      <w:r>
-        <w:rPr>
-          <w:rFonts w:hint="eastAsia"/>
-          <w:bCs/>
-          <w:sz w:val="24"/>
-          <w:szCs w:val="24"/>
-        </w:rPr>
-        <w:t>모두</w:t>
-      </w:r>
-      <w:r>
-        <w:rPr>
-          <w:rFonts w:hint="eastAsia"/>
-          <w:bCs/>
-          <w:sz w:val="24"/>
-          <w:szCs w:val="24"/>
-        </w:rPr>
-        <w:t xml:space="preserve"> </w:t>
-      </w:r>
-      <w:r>
-        <w:rPr>
-          <w:rFonts w:hint="eastAsia"/>
-          <w:bCs/>
-          <w:sz w:val="24"/>
-          <w:szCs w:val="24"/>
-        </w:rPr>
-        <w:t>지금처럼</w:t>
-      </w:r>
-      <w:r>
-        <w:rPr>
-          <w:rFonts w:hint="eastAsia"/>
-          <w:bCs/>
-          <w:sz w:val="24"/>
-          <w:szCs w:val="24"/>
-        </w:rPr>
-        <w:t xml:space="preserve"> </w:t>
-      </w:r>
-      <w:r>
-        <w:rPr>
-          <w:rFonts w:hint="eastAsia"/>
-          <w:bCs/>
-          <w:sz w:val="24"/>
-          <w:szCs w:val="24"/>
-        </w:rPr>
-        <w:t>순수</w:t>
-      </w:r>
-      <w:r>
-        <w:rPr>
-          <w:rFonts w:hint="eastAsia"/>
-          <w:bCs/>
-          <w:sz w:val="24"/>
-          <w:szCs w:val="24"/>
-        </w:rPr>
-        <w:t xml:space="preserve"> </w:t>
-      </w:r>
-      <w:r>
-        <w:rPr>
-          <w:rFonts w:hint="eastAsia"/>
-          <w:bCs/>
-          <w:sz w:val="24"/>
-          <w:szCs w:val="24"/>
-        </w:rPr>
-        <w:t>덮어쓰기</w:t>
-      </w:r>
-      <w:r>
-        <w:rPr>
-          <w:rFonts w:hint="eastAsia"/>
-          <w:bCs/>
-          <w:sz w:val="24"/>
-          <w:szCs w:val="24"/>
-        </w:rPr>
-        <w:t>/append</w:t>
-      </w:r>
-      <w:r>
-        <w:rPr>
-          <w:rFonts w:hint="eastAsia"/>
-          <w:bCs/>
-          <w:sz w:val="24"/>
-          <w:szCs w:val="24"/>
-        </w:rPr>
-        <w:t>가</w:t>
-      </w:r>
-      <w:r>
-        <w:rPr>
-          <w:rFonts w:hint="eastAsia"/>
-          <w:bCs/>
-          <w:sz w:val="24"/>
-          <w:szCs w:val="24"/>
-        </w:rPr>
-        <w:t xml:space="preserve"> </w:t>
-      </w:r>
-      <w:r>
-        <w:rPr>
-          <w:rFonts w:hint="eastAsia"/>
-          <w:bCs/>
-          <w:sz w:val="24"/>
-          <w:szCs w:val="24"/>
-        </w:rPr>
-        <w:t>아니라</w:t>
-      </w:r>
-      <w:r>
-        <w:rPr>
-          <w:rFonts w:hint="eastAsia"/>
-          <w:bCs/>
-          <w:sz w:val="24"/>
-          <w:szCs w:val="24"/>
-        </w:rPr>
-        <w:t xml:space="preserve">, </w:t>
-      </w:r>
-      <w:r>
-        <w:rPr>
-          <w:rFonts w:hint="eastAsia"/>
-          <w:bCs/>
-          <w:sz w:val="24"/>
-          <w:szCs w:val="24"/>
-        </w:rPr>
-        <w:t>기존</w:t>
-      </w:r>
-      <w:r>
-        <w:rPr>
-          <w:rFonts w:hint="eastAsia"/>
-          <w:bCs/>
-          <w:sz w:val="24"/>
-          <w:szCs w:val="24"/>
-        </w:rPr>
-        <w:t xml:space="preserve"> </w:t>
-      </w:r>
-      <w:r>
-        <w:rPr>
-          <w:rFonts w:hint="eastAsia"/>
-          <w:bCs/>
-          <w:sz w:val="24"/>
-          <w:szCs w:val="24"/>
-        </w:rPr>
-        <w:t>“클라우드와</w:t>
-      </w:r>
-      <w:r>
-        <w:rPr>
-          <w:rFonts w:hint="eastAsia"/>
-          <w:bCs/>
-          <w:sz w:val="24"/>
-          <w:szCs w:val="24"/>
-        </w:rPr>
-        <w:t xml:space="preserve"> </w:t>
-      </w:r>
-      <w:r>
-        <w:rPr>
-          <w:rFonts w:hint="eastAsia"/>
-          <w:bCs/>
-          <w:sz w:val="24"/>
-          <w:szCs w:val="24"/>
-        </w:rPr>
-        <w:t>병합”</w:t>
-      </w:r>
-      <w:r>
-        <w:rPr>
-          <w:rFonts w:hint="eastAsia"/>
-          <w:bCs/>
-          <w:sz w:val="24"/>
-          <w:szCs w:val="24"/>
-        </w:rPr>
-        <w:t xml:space="preserve"> </w:t>
-      </w:r>
-      <w:r>
-        <w:rPr>
-          <w:rFonts w:hint="eastAsia"/>
-          <w:bCs/>
-          <w:sz w:val="24"/>
-          <w:szCs w:val="24"/>
-        </w:rPr>
-        <w:t>로직</w:t>
-      </w:r>
-      <w:r>
-        <w:rPr>
-          <w:rFonts w:hint="eastAsia"/>
-          <w:bCs/>
-          <w:sz w:val="24"/>
-          <w:szCs w:val="24"/>
-        </w:rPr>
-        <w:t>(</w:t>
-      </w:r>
-      <w:r>
-        <w:rPr>
-          <w:rFonts w:hint="eastAsia"/>
-          <w:bCs/>
-          <w:sz w:val="24"/>
-          <w:szCs w:val="24"/>
-        </w:rPr>
-        <w:t>텍스트</w:t>
-      </w:r>
-      <w:r>
-        <w:rPr>
-          <w:rFonts w:hint="eastAsia"/>
-          <w:bCs/>
-          <w:sz w:val="24"/>
-          <w:szCs w:val="24"/>
-        </w:rPr>
-        <w:t xml:space="preserve"> </w:t>
-      </w:r>
-      <w:r>
-        <w:rPr>
-          <w:rFonts w:hint="eastAsia"/>
-          <w:bCs/>
-          <w:sz w:val="24"/>
-          <w:szCs w:val="24"/>
-        </w:rPr>
-        <w:t>완전일치</w:t>
-      </w:r>
-      <w:r>
-        <w:rPr>
-          <w:rFonts w:hint="eastAsia"/>
-          <w:bCs/>
-          <w:sz w:val="24"/>
-          <w:szCs w:val="24"/>
-        </w:rPr>
-        <w:t xml:space="preserve"> </w:t>
-      </w:r>
-      <w:r>
-        <w:rPr>
-          <w:rFonts w:hint="eastAsia"/>
-          <w:bCs/>
-          <w:sz w:val="24"/>
-          <w:szCs w:val="24"/>
-        </w:rPr>
-        <w:t>기준으로</w:t>
-      </w:r>
-      <w:r>
-        <w:rPr>
-          <w:rFonts w:hint="eastAsia"/>
-          <w:bCs/>
-          <w:sz w:val="24"/>
-          <w:szCs w:val="24"/>
-        </w:rPr>
-        <w:t xml:space="preserve"> </w:t>
-      </w:r>
-      <w:r>
-        <w:rPr>
-          <w:rFonts w:hint="eastAsia"/>
-          <w:bCs/>
-          <w:sz w:val="24"/>
-          <w:szCs w:val="24"/>
-        </w:rPr>
-        <w:t>합치고</w:t>
-      </w:r>
-      <w:r>
-        <w:rPr>
-          <w:rFonts w:hint="eastAsia"/>
-          <w:bCs/>
-          <w:sz w:val="24"/>
-          <w:szCs w:val="24"/>
-        </w:rPr>
-        <w:t xml:space="preserve"> </w:t>
-      </w:r>
-      <w:r>
-        <w:rPr>
-          <w:rFonts w:hint="eastAsia"/>
-          <w:bCs/>
-          <w:sz w:val="24"/>
-          <w:szCs w:val="24"/>
-        </w:rPr>
-        <w:t>중요·미암기</w:t>
-      </w:r>
-      <w:r>
-        <w:rPr>
-          <w:rFonts w:hint="eastAsia"/>
-          <w:bCs/>
-          <w:sz w:val="24"/>
-          <w:szCs w:val="24"/>
-        </w:rPr>
-        <w:t xml:space="preserve"> </w:t>
-      </w:r>
-      <w:r>
-        <w:rPr>
-          <w:rFonts w:hint="eastAsia"/>
-          <w:bCs/>
-          <w:sz w:val="24"/>
-          <w:szCs w:val="24"/>
-        </w:rPr>
-        <w:t>표시는</w:t>
-      </w:r>
-      <w:r>
-        <w:rPr>
-          <w:rFonts w:hint="eastAsia"/>
-          <w:bCs/>
-          <w:sz w:val="24"/>
-          <w:szCs w:val="24"/>
-        </w:rPr>
-        <w:t xml:space="preserve"> OR</w:t>
-      </w:r>
-      <w:r>
-        <w:rPr>
-          <w:rFonts w:hint="eastAsia"/>
-          <w:bCs/>
-          <w:sz w:val="24"/>
-          <w:szCs w:val="24"/>
-        </w:rPr>
-        <w:t>로</w:t>
-      </w:r>
-      <w:r>
-        <w:rPr>
-          <w:rFonts w:hint="eastAsia"/>
-          <w:bCs/>
-          <w:sz w:val="24"/>
-          <w:szCs w:val="24"/>
-        </w:rPr>
-        <w:t xml:space="preserve"> </w:t>
-      </w:r>
-      <w:r>
-        <w:rPr>
-          <w:rFonts w:hint="eastAsia"/>
-          <w:bCs/>
-          <w:sz w:val="24"/>
-          <w:szCs w:val="24"/>
-        </w:rPr>
-        <w:t>병합</w:t>
-      </w:r>
-      <w:r>
-        <w:rPr>
-          <w:rFonts w:hint="eastAsia"/>
-          <w:bCs/>
-          <w:sz w:val="24"/>
-          <w:szCs w:val="24"/>
-        </w:rPr>
-        <w:t>)</w:t>
-      </w:r>
-      <w:r>
-        <w:rPr>
-          <w:rFonts w:hint="eastAsia"/>
-          <w:bCs/>
-          <w:sz w:val="24"/>
-          <w:szCs w:val="24"/>
-        </w:rPr>
-        <w:t>을</w:t>
-      </w:r>
-      <w:r>
-        <w:rPr>
-          <w:rFonts w:hint="eastAsia"/>
-          <w:bCs/>
-          <w:sz w:val="24"/>
-          <w:szCs w:val="24"/>
-        </w:rPr>
-        <w:t xml:space="preserve"> </w:t>
-      </w:r>
-      <w:r>
-        <w:rPr>
-          <w:rFonts w:hint="eastAsia"/>
-          <w:bCs/>
-          <w:sz w:val="24"/>
-          <w:szCs w:val="24"/>
-        </w:rPr>
-        <w:t>저장</w:t>
-      </w:r>
-      <w:r>
-        <w:rPr>
-          <w:rFonts w:hint="eastAsia"/>
-          <w:bCs/>
-          <w:sz w:val="24"/>
-          <w:szCs w:val="24"/>
-        </w:rPr>
-        <w:t xml:space="preserve"> </w:t>
-      </w:r>
-      <w:r>
-        <w:rPr>
-          <w:rFonts w:hint="eastAsia"/>
-          <w:bCs/>
-          <w:sz w:val="24"/>
-          <w:szCs w:val="24"/>
-        </w:rPr>
-        <w:t>경로의</w:t>
-      </w:r>
-      <w:r>
-        <w:rPr>
-          <w:rFonts w:hint="eastAsia"/>
-          <w:bCs/>
-          <w:sz w:val="24"/>
-          <w:szCs w:val="24"/>
-        </w:rPr>
-        <w:t xml:space="preserve"> </w:t>
-      </w:r>
-      <w:r>
-        <w:rPr>
-          <w:rFonts w:hint="eastAsia"/>
-          <w:bCs/>
-          <w:sz w:val="24"/>
-          <w:szCs w:val="24"/>
-        </w:rPr>
-        <w:t>기본</w:t>
-      </w:r>
-      <w:r>
-        <w:rPr>
-          <w:rFonts w:hint="eastAsia"/>
-          <w:bCs/>
-          <w:sz w:val="24"/>
-          <w:szCs w:val="24"/>
-        </w:rPr>
-        <w:t xml:space="preserve"> </w:t>
-      </w:r>
-      <w:r>
-        <w:rPr>
-          <w:rFonts w:hint="eastAsia"/>
-          <w:bCs/>
-          <w:sz w:val="24"/>
-          <w:szCs w:val="24"/>
-        </w:rPr>
-        <w:t>동작으로</w:t>
-      </w:r>
-      <w:r>
-        <w:rPr>
-          <w:rFonts w:hint="eastAsia"/>
-          <w:bCs/>
-          <w:sz w:val="24"/>
-          <w:szCs w:val="24"/>
-        </w:rPr>
-        <w:t xml:space="preserve"> </w:t>
-      </w:r>
-      <w:r>
-        <w:rPr>
-          <w:rFonts w:hint="eastAsia"/>
-          <w:bCs/>
-          <w:sz w:val="24"/>
-          <w:szCs w:val="24"/>
-        </w:rPr>
-        <w:t>통일하는</w:t>
-      </w:r>
-      <w:r>
-        <w:rPr>
-          <w:rFonts w:hint="eastAsia"/>
-          <w:bCs/>
-          <w:sz w:val="24"/>
-          <w:szCs w:val="24"/>
-        </w:rPr>
-        <w:t xml:space="preserve"> </w:t>
-      </w:r>
-      <w:r>
-        <w:rPr>
-          <w:rFonts w:hint="eastAsia"/>
-          <w:bCs/>
-          <w:sz w:val="24"/>
-          <w:szCs w:val="24"/>
-        </w:rPr>
-        <w:t>방향</w:t>
-      </w:r>
-      <w:r>
-        <w:rPr>
-          <w:rFonts w:hint="eastAsia"/>
-          <w:bCs/>
-          <w:sz w:val="24"/>
-          <w:szCs w:val="24"/>
-        </w:rPr>
-        <w:t xml:space="preserve"> </w:t>
-      </w:r>
-      <w:r>
-        <w:rPr>
-          <w:rFonts w:hint="eastAsia"/>
-          <w:bCs/>
-          <w:sz w:val="24"/>
-          <w:szCs w:val="24"/>
-        </w:rPr>
-        <w:t>—</w:t>
-      </w:r>
-      <w:r>
-        <w:rPr>
-          <w:rFonts w:hint="eastAsia"/>
-          <w:bCs/>
-          <w:sz w:val="24"/>
-          <w:szCs w:val="24"/>
-        </w:rPr>
-        <w:t xml:space="preserve"> </w:t>
-      </w:r>
-      <w:r>
-        <w:rPr>
-          <w:rFonts w:hint="eastAsia"/>
-          <w:bCs/>
-          <w:sz w:val="24"/>
-          <w:szCs w:val="24"/>
-        </w:rPr>
-        <w:t>사용자는</w:t>
-      </w:r>
-      <w:r>
-        <w:rPr>
-          <w:rFonts w:hint="eastAsia"/>
-          <w:bCs/>
-          <w:sz w:val="24"/>
-          <w:szCs w:val="24"/>
-        </w:rPr>
-        <w:t xml:space="preserve"> </w:t>
-      </w:r>
-      <w:r>
-        <w:rPr>
-          <w:rFonts w:hint="eastAsia"/>
-          <w:bCs/>
-          <w:sz w:val="24"/>
-          <w:szCs w:val="24"/>
-        </w:rPr>
-        <w:t>판단</w:t>
-      </w:r>
-      <w:r>
-        <w:rPr>
-          <w:rFonts w:hint="eastAsia"/>
-          <w:bCs/>
-          <w:sz w:val="24"/>
-          <w:szCs w:val="24"/>
-        </w:rPr>
-        <w:t xml:space="preserve"> </w:t>
-      </w:r>
-      <w:r>
-        <w:rPr>
-          <w:rFonts w:hint="eastAsia"/>
-          <w:bCs/>
-          <w:sz w:val="24"/>
-          <w:szCs w:val="24"/>
-        </w:rPr>
-        <w:t>없이</w:t>
-      </w:r>
-      <w:r>
-        <w:rPr>
-          <w:rFonts w:hint="eastAsia"/>
-          <w:bCs/>
-          <w:sz w:val="24"/>
-          <w:szCs w:val="24"/>
-        </w:rPr>
-        <w:t xml:space="preserve"> </w:t>
-      </w:r>
-      <w:r>
-        <w:rPr>
-          <w:rFonts w:hint="eastAsia"/>
-          <w:bCs/>
-          <w:sz w:val="24"/>
-          <w:szCs w:val="24"/>
-        </w:rPr>
-        <w:t>평소처럼</w:t>
-      </w:r>
-      <w:r>
-        <w:rPr>
-          <w:rFonts w:hint="eastAsia"/>
-          <w:bCs/>
-          <w:sz w:val="24"/>
-          <w:szCs w:val="24"/>
-        </w:rPr>
-        <w:t xml:space="preserve"> </w:t>
-      </w:r>
-      <w:r>
-        <w:rPr>
-          <w:rFonts w:hint="eastAsia"/>
-          <w:bCs/>
-          <w:sz w:val="24"/>
-          <w:szCs w:val="24"/>
-        </w:rPr>
-        <w:t>저장만</w:t>
-      </w:r>
-      <w:r>
-        <w:rPr>
-          <w:rFonts w:hint="eastAsia"/>
-          <w:bCs/>
-          <w:sz w:val="24"/>
-          <w:szCs w:val="24"/>
-        </w:rPr>
-        <w:t xml:space="preserve"> </w:t>
-      </w:r>
-      <w:r>
-        <w:rPr>
-          <w:rFonts w:hint="eastAsia"/>
-          <w:bCs/>
-          <w:sz w:val="24"/>
-          <w:szCs w:val="24"/>
-        </w:rPr>
-        <w:t>누르면</w:t>
-      </w:r>
-      <w:r>
-        <w:rPr>
-          <w:rFonts w:hint="eastAsia"/>
-          <w:bCs/>
-          <w:sz w:val="24"/>
-          <w:szCs w:val="24"/>
-        </w:rPr>
-        <w:t xml:space="preserve"> </w:t>
-      </w:r>
-      <w:r>
-        <w:rPr>
-          <w:rFonts w:hint="eastAsia"/>
-          <w:bCs/>
-          <w:sz w:val="24"/>
-          <w:szCs w:val="24"/>
-        </w:rPr>
-        <w:t>되고</w:t>
-      </w:r>
-      <w:r>
-        <w:rPr>
-          <w:rFonts w:hint="eastAsia"/>
-          <w:bCs/>
-          <w:sz w:val="24"/>
-          <w:szCs w:val="24"/>
-        </w:rPr>
-        <w:t xml:space="preserve">, </w:t>
-      </w:r>
-      <w:r>
-        <w:rPr>
-          <w:rFonts w:hint="eastAsia"/>
-          <w:bCs/>
-          <w:sz w:val="24"/>
-          <w:szCs w:val="24"/>
-        </w:rPr>
-        <w:t>어느</w:t>
-      </w:r>
-      <w:r>
-        <w:rPr>
-          <w:rFonts w:hint="eastAsia"/>
-          <w:bCs/>
-          <w:sz w:val="24"/>
-          <w:szCs w:val="24"/>
-        </w:rPr>
-        <w:t xml:space="preserve"> </w:t>
-      </w:r>
-      <w:r>
-        <w:rPr>
-          <w:rFonts w:hint="eastAsia"/>
-          <w:bCs/>
-          <w:sz w:val="24"/>
-          <w:szCs w:val="24"/>
-        </w:rPr>
-        <w:t>쪽이</w:t>
-      </w:r>
-      <w:r>
-        <w:rPr>
-          <w:rFonts w:hint="eastAsia"/>
-          <w:bCs/>
-          <w:sz w:val="24"/>
-          <w:szCs w:val="24"/>
-        </w:rPr>
-        <w:t xml:space="preserve"> </w:t>
-      </w:r>
-      <w:r>
-        <w:rPr>
-          <w:rFonts w:hint="eastAsia"/>
-          <w:bCs/>
-          <w:sz w:val="24"/>
-          <w:szCs w:val="24"/>
-        </w:rPr>
-        <w:t>먼저</w:t>
-      </w:r>
-      <w:r>
-        <w:rPr>
-          <w:rFonts w:hint="eastAsia"/>
-          <w:bCs/>
-          <w:sz w:val="24"/>
-          <w:szCs w:val="24"/>
-        </w:rPr>
-        <w:t xml:space="preserve"> </w:t>
-      </w:r>
-      <w:r>
-        <w:rPr>
-          <w:rFonts w:hint="eastAsia"/>
-          <w:bCs/>
-          <w:sz w:val="24"/>
-          <w:szCs w:val="24"/>
-        </w:rPr>
-        <w:t>저장해도</w:t>
-      </w:r>
-      <w:r>
-        <w:rPr>
-          <w:rFonts w:hint="eastAsia"/>
-          <w:bCs/>
-          <w:sz w:val="24"/>
-          <w:szCs w:val="24"/>
-        </w:rPr>
-        <w:t xml:space="preserve"> </w:t>
-      </w:r>
-      <w:r>
-        <w:rPr>
-          <w:rFonts w:hint="eastAsia"/>
-          <w:bCs/>
-          <w:sz w:val="24"/>
-          <w:szCs w:val="24"/>
-        </w:rPr>
-        <w:t>상대방의</w:t>
-      </w:r>
-      <w:r>
-        <w:rPr>
-          <w:rFonts w:hint="eastAsia"/>
-          <w:bCs/>
-          <w:sz w:val="24"/>
-          <w:szCs w:val="24"/>
-        </w:rPr>
-        <w:t xml:space="preserve"> </w:t>
-      </w:r>
-      <w:r>
-        <w:rPr>
-          <w:rFonts w:hint="eastAsia"/>
-          <w:bCs/>
-          <w:sz w:val="24"/>
-          <w:szCs w:val="24"/>
-        </w:rPr>
-        <w:t>변경분이</w:t>
-      </w:r>
-      <w:r>
-        <w:rPr>
-          <w:rFonts w:hint="eastAsia"/>
-          <w:bCs/>
-          <w:sz w:val="24"/>
-          <w:szCs w:val="24"/>
-        </w:rPr>
-        <w:t xml:space="preserve"> </w:t>
-      </w:r>
-      <w:r>
-        <w:rPr>
-          <w:rFonts w:hint="eastAsia"/>
-          <w:bCs/>
-          <w:sz w:val="24"/>
-          <w:szCs w:val="24"/>
-        </w:rPr>
-        <w:t>사라지지</w:t>
-      </w:r>
-      <w:r>
-        <w:rPr>
-          <w:rFonts w:hint="eastAsia"/>
-          <w:bCs/>
-          <w:sz w:val="24"/>
-          <w:szCs w:val="24"/>
-        </w:rPr>
-        <w:t xml:space="preserve"> </w:t>
-      </w:r>
-      <w:r>
-        <w:rPr>
-          <w:rFonts w:hint="eastAsia"/>
-          <w:bCs/>
-          <w:sz w:val="24"/>
-          <w:szCs w:val="24"/>
-        </w:rPr>
-        <w:t>않음</w:t>
-      </w:r>
-      <w:r>
-        <w:rPr>
-          <w:rFonts w:hint="eastAsia"/>
-          <w:bCs/>
-          <w:sz w:val="24"/>
-          <w:szCs w:val="24"/>
-        </w:rPr>
-        <w:t xml:space="preserve">. </w:t>
-      </w:r>
-      <w:r>
-        <w:rPr>
-          <w:rFonts w:hint="eastAsia"/>
-          <w:bCs/>
-          <w:sz w:val="24"/>
-          <w:szCs w:val="24"/>
-        </w:rPr>
-        <w:t>“클라우드에서</w:t>
-      </w:r>
-      <w:r>
-        <w:rPr>
-          <w:rFonts w:hint="eastAsia"/>
-          <w:bCs/>
-          <w:sz w:val="24"/>
-          <w:szCs w:val="24"/>
-        </w:rPr>
-        <w:t xml:space="preserve"> </w:t>
-      </w:r>
-      <w:r>
-        <w:rPr>
-          <w:rFonts w:hint="eastAsia"/>
-          <w:bCs/>
-          <w:sz w:val="24"/>
-          <w:szCs w:val="24"/>
-        </w:rPr>
-        <w:t>복원”만</w:t>
-      </w:r>
-      <w:r>
-        <w:rPr>
-          <w:rFonts w:hint="eastAsia"/>
-          <w:bCs/>
-          <w:sz w:val="24"/>
-          <w:szCs w:val="24"/>
-        </w:rPr>
-        <w:t xml:space="preserve"> </w:t>
-      </w:r>
-      <w:r>
-        <w:rPr>
-          <w:rFonts w:hint="eastAsia"/>
-          <w:bCs/>
-          <w:sz w:val="24"/>
-          <w:szCs w:val="24"/>
-        </w:rPr>
-        <w:t>지금처럼</w:t>
-      </w:r>
-      <w:r>
-        <w:rPr>
-          <w:rFonts w:hint="eastAsia"/>
-          <w:bCs/>
-          <w:sz w:val="24"/>
-          <w:szCs w:val="24"/>
-        </w:rPr>
-        <w:t xml:space="preserve"> </w:t>
-      </w:r>
-      <w:r>
-        <w:rPr>
-          <w:rFonts w:hint="eastAsia"/>
-          <w:bCs/>
-          <w:sz w:val="24"/>
-          <w:szCs w:val="24"/>
-        </w:rPr>
-        <w:t>의도적</w:t>
-      </w:r>
-      <w:r>
-        <w:rPr>
-          <w:rFonts w:hint="eastAsia"/>
-          <w:bCs/>
-          <w:sz w:val="24"/>
-          <w:szCs w:val="24"/>
-        </w:rPr>
-        <w:t xml:space="preserve"> </w:t>
-      </w:r>
-      <w:r>
-        <w:rPr>
-          <w:rFonts w:hint="eastAsia"/>
-          <w:bCs/>
-          <w:sz w:val="24"/>
-          <w:szCs w:val="24"/>
-        </w:rPr>
-        <w:t>전체</w:t>
-      </w:r>
-      <w:r>
-        <w:rPr>
-          <w:rFonts w:hint="eastAsia"/>
-          <w:bCs/>
-          <w:sz w:val="24"/>
-          <w:szCs w:val="24"/>
-        </w:rPr>
-        <w:t xml:space="preserve"> </w:t>
-      </w:r>
-      <w:r>
-        <w:rPr>
-          <w:rFonts w:hint="eastAsia"/>
-          <w:bCs/>
-          <w:sz w:val="24"/>
-          <w:szCs w:val="24"/>
-        </w:rPr>
-        <w:t>교체</w:t>
-      </w:r>
-      <w:r>
-        <w:rPr>
-          <w:rFonts w:hint="eastAsia"/>
-          <w:bCs/>
-          <w:sz w:val="24"/>
-          <w:szCs w:val="24"/>
-        </w:rPr>
-        <w:t>(</w:t>
-      </w:r>
-      <w:r>
-        <w:rPr>
-          <w:rFonts w:hint="eastAsia"/>
-          <w:bCs/>
-          <w:sz w:val="24"/>
-          <w:szCs w:val="24"/>
-        </w:rPr>
-        <w:t>경고문</w:t>
-      </w:r>
-      <w:r>
-        <w:rPr>
-          <w:rFonts w:hint="eastAsia"/>
-          <w:bCs/>
-          <w:sz w:val="24"/>
-          <w:szCs w:val="24"/>
-        </w:rPr>
-        <w:t>+</w:t>
-      </w:r>
-      <w:r>
-        <w:rPr>
-          <w:rFonts w:hint="eastAsia"/>
-          <w:bCs/>
-          <w:sz w:val="24"/>
-          <w:szCs w:val="24"/>
-        </w:rPr>
-        <w:t>호박색</w:t>
-      </w:r>
-      <w:r>
-        <w:rPr>
-          <w:rFonts w:hint="eastAsia"/>
-          <w:bCs/>
-          <w:sz w:val="24"/>
-          <w:szCs w:val="24"/>
-        </w:rPr>
-        <w:t xml:space="preserve"> </w:t>
-      </w:r>
-      <w:r>
-        <w:rPr>
-          <w:rFonts w:hint="eastAsia"/>
-          <w:bCs/>
-          <w:sz w:val="24"/>
-          <w:szCs w:val="24"/>
-        </w:rPr>
-        <w:t>버튼</w:t>
-      </w:r>
-      <w:r>
-        <w:rPr>
-          <w:rFonts w:hint="eastAsia"/>
-          <w:bCs/>
-          <w:sz w:val="24"/>
-          <w:szCs w:val="24"/>
-        </w:rPr>
-        <w:t>)</w:t>
-      </w:r>
-      <w:r>
-        <w:rPr>
-          <w:rFonts w:hint="eastAsia"/>
-          <w:bCs/>
-          <w:sz w:val="24"/>
-          <w:szCs w:val="24"/>
-        </w:rPr>
-        <w:t>로</w:t>
-      </w:r>
-      <w:r>
-        <w:rPr>
-          <w:rFonts w:hint="eastAsia"/>
-          <w:bCs/>
-          <w:sz w:val="24"/>
-          <w:szCs w:val="24"/>
-        </w:rPr>
-        <w:t xml:space="preserve"> </w:t>
-      </w:r>
-      <w:r>
-        <w:rPr>
-          <w:rFonts w:hint="eastAsia"/>
-          <w:bCs/>
-          <w:sz w:val="24"/>
-          <w:szCs w:val="24"/>
-        </w:rPr>
-        <w:t>남김</w:t>
-      </w:r>
-      <w:r>
-        <w:rPr>
-          <w:rFonts w:hint="eastAsia"/>
-          <w:bCs/>
-          <w:sz w:val="24"/>
-          <w:szCs w:val="24"/>
-        </w:rPr>
-        <w:t xml:space="preserve">. </w:t>
-      </w:r>
-      <w:r>
-        <w:rPr>
-          <w:rFonts w:hint="eastAsia"/>
-          <w:bCs/>
-          <w:sz w:val="24"/>
-          <w:szCs w:val="24"/>
-        </w:rPr>
-        <w:t>한계</w:t>
-      </w:r>
-      <w:r>
-        <w:rPr>
-          <w:rFonts w:hint="eastAsia"/>
-          <w:bCs/>
-          <w:sz w:val="24"/>
-          <w:szCs w:val="24"/>
-        </w:rPr>
-        <w:t xml:space="preserve">: </w:t>
-      </w:r>
-      <w:r>
-        <w:rPr>
-          <w:rFonts w:hint="eastAsia"/>
-          <w:bCs/>
-          <w:sz w:val="24"/>
-          <w:szCs w:val="24"/>
-        </w:rPr>
-        <w:t>같은</w:t>
-      </w:r>
-      <w:r>
-        <w:rPr>
-          <w:rFonts w:hint="eastAsia"/>
-          <w:bCs/>
-          <w:sz w:val="24"/>
-          <w:szCs w:val="24"/>
-        </w:rPr>
-        <w:t xml:space="preserve"> </w:t>
-      </w:r>
-      <w:r>
-        <w:rPr>
-          <w:rFonts w:hint="eastAsia"/>
-          <w:bCs/>
-          <w:sz w:val="24"/>
-          <w:szCs w:val="24"/>
-        </w:rPr>
-        <w:t>문장을</w:t>
-      </w:r>
-      <w:r>
-        <w:rPr>
-          <w:rFonts w:hint="eastAsia"/>
-          <w:bCs/>
-          <w:sz w:val="24"/>
-          <w:szCs w:val="24"/>
-        </w:rPr>
-        <w:t xml:space="preserve"> </w:t>
-      </w:r>
-      <w:r>
-        <w:rPr>
-          <w:rFonts w:hint="eastAsia"/>
-          <w:bCs/>
-          <w:sz w:val="24"/>
-          <w:szCs w:val="24"/>
-        </w:rPr>
-        <w:t>양쪽에서</w:t>
-      </w:r>
-      <w:r>
-        <w:rPr>
-          <w:rFonts w:hint="eastAsia"/>
-          <w:bCs/>
-          <w:sz w:val="24"/>
-          <w:szCs w:val="24"/>
-        </w:rPr>
-        <w:t xml:space="preserve"> </w:t>
-      </w:r>
-      <w:r>
-        <w:rPr>
-          <w:rFonts w:hint="eastAsia"/>
-          <w:bCs/>
-          <w:sz w:val="24"/>
-          <w:szCs w:val="24"/>
-        </w:rPr>
-        <w:t>서로</w:t>
-      </w:r>
-      <w:r>
-        <w:rPr>
-          <w:rFonts w:hint="eastAsia"/>
-          <w:bCs/>
-          <w:sz w:val="24"/>
-          <w:szCs w:val="24"/>
-        </w:rPr>
-        <w:t xml:space="preserve"> </w:t>
-      </w:r>
-      <w:r>
-        <w:rPr>
-          <w:rFonts w:hint="eastAsia"/>
-          <w:bCs/>
-          <w:sz w:val="24"/>
-          <w:szCs w:val="24"/>
-        </w:rPr>
-        <w:t>다르게</w:t>
-      </w:r>
-      <w:r>
-        <w:rPr>
-          <w:rFonts w:hint="eastAsia"/>
-          <w:bCs/>
-          <w:sz w:val="24"/>
-          <w:szCs w:val="24"/>
-        </w:rPr>
-        <w:t xml:space="preserve"> </w:t>
-      </w:r>
-      <w:r>
-        <w:rPr>
-          <w:rFonts w:hint="eastAsia"/>
-          <w:bCs/>
-          <w:sz w:val="24"/>
-          <w:szCs w:val="24"/>
-        </w:rPr>
-        <w:t>수정한</w:t>
-      </w:r>
-      <w:r>
-        <w:rPr>
-          <w:rFonts w:hint="eastAsia"/>
-          <w:bCs/>
-          <w:sz w:val="24"/>
-          <w:szCs w:val="24"/>
-        </w:rPr>
-        <w:t xml:space="preserve"> </w:t>
-      </w:r>
-      <w:r>
-        <w:rPr>
-          <w:rFonts w:hint="eastAsia"/>
-          <w:bCs/>
-          <w:sz w:val="24"/>
-          <w:szCs w:val="24"/>
-        </w:rPr>
-        <w:t>극단적</w:t>
-      </w:r>
-      <w:r>
-        <w:rPr>
-          <w:rFonts w:hint="eastAsia"/>
-          <w:bCs/>
-          <w:sz w:val="24"/>
-          <w:szCs w:val="24"/>
-        </w:rPr>
-        <w:t xml:space="preserve"> </w:t>
-      </w:r>
-      <w:r>
-        <w:rPr>
-          <w:rFonts w:hint="eastAsia"/>
-          <w:bCs/>
-          <w:sz w:val="24"/>
-          <w:szCs w:val="24"/>
-        </w:rPr>
-        <w:t>케이스는</w:t>
-      </w:r>
-      <w:r>
-        <w:rPr>
-          <w:rFonts w:hint="eastAsia"/>
-          <w:bCs/>
-          <w:sz w:val="24"/>
-          <w:szCs w:val="24"/>
-        </w:rPr>
-        <w:t xml:space="preserve"> </w:t>
-      </w:r>
-      <w:r>
-        <w:rPr>
-          <w:rFonts w:hint="eastAsia"/>
-          <w:bCs/>
-          <w:sz w:val="24"/>
-          <w:szCs w:val="24"/>
-        </w:rPr>
-        <w:t>텍스트가</w:t>
-      </w:r>
-      <w:r>
-        <w:rPr>
-          <w:rFonts w:hint="eastAsia"/>
-          <w:bCs/>
-          <w:sz w:val="24"/>
-          <w:szCs w:val="24"/>
-        </w:rPr>
-        <w:t xml:space="preserve"> </w:t>
-      </w:r>
-      <w:r>
-        <w:rPr>
-          <w:rFonts w:hint="eastAsia"/>
-          <w:bCs/>
-          <w:sz w:val="24"/>
-          <w:szCs w:val="24"/>
-        </w:rPr>
-        <w:t>달라져</w:t>
-      </w:r>
-      <w:r>
-        <w:rPr>
-          <w:rFonts w:hint="eastAsia"/>
-          <w:bCs/>
-          <w:sz w:val="24"/>
-          <w:szCs w:val="24"/>
-        </w:rPr>
-        <w:t xml:space="preserve"> </w:t>
-      </w:r>
-      <w:r>
-        <w:rPr>
-          <w:rFonts w:hint="eastAsia"/>
-          <w:bCs/>
-          <w:sz w:val="24"/>
-          <w:szCs w:val="24"/>
-        </w:rPr>
-        <w:t>별개</w:t>
-      </w:r>
-      <w:r>
-        <w:rPr>
-          <w:rFonts w:hint="eastAsia"/>
-          <w:bCs/>
-          <w:sz w:val="24"/>
-          <w:szCs w:val="24"/>
-        </w:rPr>
-        <w:t xml:space="preserve"> </w:t>
-      </w:r>
-      <w:r>
-        <w:rPr>
-          <w:rFonts w:hint="eastAsia"/>
-          <w:bCs/>
-          <w:sz w:val="24"/>
-          <w:szCs w:val="24"/>
-        </w:rPr>
-        <w:t>문장으로</w:t>
-      </w:r>
-      <w:r>
-        <w:rPr>
-          <w:rFonts w:hint="eastAsia"/>
-          <w:bCs/>
-          <w:sz w:val="24"/>
-          <w:szCs w:val="24"/>
-        </w:rPr>
-        <w:t xml:space="preserve"> </w:t>
-      </w:r>
-      <w:r>
-        <w:rPr>
-          <w:rFonts w:hint="eastAsia"/>
-          <w:bCs/>
-          <w:sz w:val="24"/>
-          <w:szCs w:val="24"/>
-        </w:rPr>
-        <w:t>중복</w:t>
-      </w:r>
-      <w:r>
-        <w:rPr>
-          <w:rFonts w:hint="eastAsia"/>
-          <w:bCs/>
-          <w:sz w:val="24"/>
-          <w:szCs w:val="24"/>
-        </w:rPr>
-        <w:t xml:space="preserve"> </w:t>
-      </w:r>
-      <w:r>
-        <w:rPr>
-          <w:rFonts w:hint="eastAsia"/>
-          <w:bCs/>
-          <w:sz w:val="24"/>
-          <w:szCs w:val="24"/>
-        </w:rPr>
-        <w:t>추가될</w:t>
-      </w:r>
-      <w:r>
-        <w:rPr>
-          <w:rFonts w:hint="eastAsia"/>
-          <w:bCs/>
-          <w:sz w:val="24"/>
-          <w:szCs w:val="24"/>
-        </w:rPr>
-        <w:t xml:space="preserve"> </w:t>
-      </w:r>
-      <w:r>
-        <w:rPr>
-          <w:rFonts w:hint="eastAsia"/>
-          <w:bCs/>
-          <w:sz w:val="24"/>
-          <w:szCs w:val="24"/>
-        </w:rPr>
-        <w:t>수</w:t>
-      </w:r>
-      <w:r>
-        <w:rPr>
-          <w:rFonts w:hint="eastAsia"/>
-          <w:bCs/>
-          <w:sz w:val="24"/>
-          <w:szCs w:val="24"/>
-        </w:rPr>
-        <w:t xml:space="preserve"> </w:t>
-      </w:r>
-      <w:r>
-        <w:rPr>
-          <w:rFonts w:hint="eastAsia"/>
-          <w:bCs/>
-          <w:sz w:val="24"/>
-          <w:szCs w:val="24"/>
-        </w:rPr>
-        <w:t>있음</w:t>
-      </w:r>
-      <w:r>
-        <w:rPr>
-          <w:rFonts w:hint="eastAsia"/>
-          <w:bCs/>
-          <w:sz w:val="24"/>
-          <w:szCs w:val="24"/>
-        </w:rPr>
-        <w:t xml:space="preserve"> </w:t>
-      </w:r>
-      <w:r>
-        <w:rPr>
-          <w:rFonts w:hint="eastAsia"/>
-          <w:bCs/>
-          <w:sz w:val="24"/>
-          <w:szCs w:val="24"/>
-        </w:rPr>
-        <w:t>—</w:t>
-      </w:r>
-      <w:r>
-        <w:rPr>
-          <w:rFonts w:hint="eastAsia"/>
-          <w:bCs/>
-          <w:sz w:val="24"/>
-          <w:szCs w:val="24"/>
-        </w:rPr>
-        <w:t xml:space="preserve"> </w:t>
-      </w:r>
-      <w:r>
-        <w:rPr>
-          <w:rFonts w:hint="eastAsia"/>
-          <w:bCs/>
-          <w:sz w:val="24"/>
-          <w:szCs w:val="24"/>
-        </w:rPr>
-        <w:t>조용한</w:t>
-      </w:r>
-      <w:r>
-        <w:rPr>
-          <w:rFonts w:hint="eastAsia"/>
-          <w:bCs/>
-          <w:sz w:val="24"/>
-          <w:szCs w:val="24"/>
-        </w:rPr>
-        <w:t xml:space="preserve"> </w:t>
-      </w:r>
-      <w:r>
-        <w:rPr>
-          <w:rFonts w:hint="eastAsia"/>
-          <w:bCs/>
-          <w:sz w:val="24"/>
-          <w:szCs w:val="24"/>
-        </w:rPr>
-        <w:t>유실이</w:t>
-      </w:r>
-      <w:r>
-        <w:rPr>
-          <w:rFonts w:hint="eastAsia"/>
-          <w:bCs/>
-          <w:sz w:val="24"/>
-          <w:szCs w:val="24"/>
-        </w:rPr>
-        <w:t xml:space="preserve"> </w:t>
-      </w:r>
-      <w:r>
-        <w:rPr>
-          <w:rFonts w:hint="eastAsia"/>
-          <w:bCs/>
-          <w:sz w:val="24"/>
-          <w:szCs w:val="24"/>
-        </w:rPr>
-        <w:t>아니라</w:t>
-      </w:r>
-      <w:r>
-        <w:rPr>
-          <w:rFonts w:hint="eastAsia"/>
-          <w:bCs/>
-          <w:sz w:val="24"/>
-          <w:szCs w:val="24"/>
-        </w:rPr>
-        <w:t xml:space="preserve"> </w:t>
-      </w:r>
-      <w:r>
-        <w:rPr>
-          <w:rFonts w:hint="eastAsia"/>
-          <w:bCs/>
-          <w:sz w:val="24"/>
-          <w:szCs w:val="24"/>
-        </w:rPr>
-        <w:t>눈에</w:t>
-      </w:r>
-      <w:r>
-        <w:rPr>
-          <w:rFonts w:hint="eastAsia"/>
-          <w:bCs/>
-          <w:sz w:val="24"/>
-          <w:szCs w:val="24"/>
-        </w:rPr>
-        <w:t xml:space="preserve"> </w:t>
-      </w:r>
-      <w:r>
-        <w:rPr>
-          <w:rFonts w:hint="eastAsia"/>
-          <w:bCs/>
-          <w:sz w:val="24"/>
-          <w:szCs w:val="24"/>
-        </w:rPr>
-        <w:t>보이는</w:t>
-      </w:r>
-      <w:r>
-        <w:rPr>
-          <w:rFonts w:hint="eastAsia"/>
-          <w:bCs/>
-          <w:sz w:val="24"/>
-          <w:szCs w:val="24"/>
-        </w:rPr>
-        <w:t xml:space="preserve"> </w:t>
-      </w:r>
-      <w:r>
-        <w:rPr>
-          <w:rFonts w:hint="eastAsia"/>
-          <w:bCs/>
-          <w:sz w:val="24"/>
-          <w:szCs w:val="24"/>
-        </w:rPr>
-        <w:t>중복이라</w:t>
-      </w:r>
-      <w:r>
-        <w:rPr>
-          <w:rFonts w:hint="eastAsia"/>
-          <w:bCs/>
-          <w:sz w:val="24"/>
-          <w:szCs w:val="24"/>
-        </w:rPr>
-        <w:t xml:space="preserve"> </w:t>
-      </w:r>
-      <w:r>
-        <w:rPr>
-          <w:rFonts w:hint="eastAsia"/>
-          <w:bCs/>
-          <w:sz w:val="24"/>
-          <w:szCs w:val="24"/>
-        </w:rPr>
-        <w:t>허용</w:t>
-      </w:r>
-      <w:r>
-        <w:rPr>
-          <w:rFonts w:hint="eastAsia"/>
-          <w:bCs/>
-          <w:sz w:val="24"/>
-          <w:szCs w:val="24"/>
-        </w:rPr>
-        <w:t xml:space="preserve"> </w:t>
-      </w:r>
-      <w:r>
-        <w:rPr>
-          <w:rFonts w:hint="eastAsia"/>
-          <w:bCs/>
-          <w:sz w:val="24"/>
-          <w:szCs w:val="24"/>
-        </w:rPr>
-        <w:t>가능한</w:t>
-      </w:r>
-      <w:r>
-        <w:rPr>
-          <w:rFonts w:hint="eastAsia"/>
-          <w:bCs/>
-          <w:sz w:val="24"/>
-          <w:szCs w:val="24"/>
-        </w:rPr>
-        <w:t xml:space="preserve"> </w:t>
-      </w:r>
-      <w:r>
-        <w:rPr>
-          <w:rFonts w:hint="eastAsia"/>
-          <w:bCs/>
-          <w:sz w:val="24"/>
-          <w:szCs w:val="24"/>
-        </w:rPr>
-        <w:t>실패</w:t>
-      </w:r>
-      <w:r>
-        <w:rPr>
-          <w:rFonts w:hint="eastAsia"/>
-          <w:bCs/>
-          <w:sz w:val="24"/>
-          <w:szCs w:val="24"/>
-        </w:rPr>
-        <w:t xml:space="preserve"> </w:t>
-      </w:r>
-      <w:r>
-        <w:rPr>
-          <w:rFonts w:hint="eastAsia"/>
-          <w:bCs/>
-          <w:sz w:val="24"/>
-          <w:szCs w:val="24"/>
-        </w:rPr>
-        <w:t>방식으로</w:t>
-      </w:r>
-      <w:r>
-        <w:rPr>
-          <w:rFonts w:hint="eastAsia"/>
-          <w:bCs/>
-          <w:sz w:val="24"/>
-          <w:szCs w:val="24"/>
-        </w:rPr>
-        <w:t xml:space="preserve"> </w:t>
-      </w:r>
-      <w:r>
-        <w:rPr>
-          <w:rFonts w:hint="eastAsia"/>
-          <w:bCs/>
-          <w:sz w:val="24"/>
-          <w:szCs w:val="24"/>
-        </w:rPr>
-        <w:t>판단</w:t>
-      </w:r>
-      <w:r>
-        <w:rPr>
-          <w:rFonts w:hint="eastAsia"/>
-          <w:bCs/>
-          <w:sz w:val="24"/>
-          <w:szCs w:val="24"/>
-        </w:rPr>
-        <w:t xml:space="preserve">. </w:t>
-      </w:r>
-      <w:r>
-        <w:rPr>
-          <w:rFonts w:hint="eastAsia"/>
-          <w:bCs/>
-          <w:sz w:val="24"/>
-          <w:szCs w:val="24"/>
-        </w:rPr>
-        <w:t>코드</w:t>
-      </w:r>
-      <w:r>
-        <w:rPr>
-          <w:rFonts w:hint="eastAsia"/>
-          <w:bCs/>
-          <w:sz w:val="24"/>
-          <w:szCs w:val="24"/>
-        </w:rPr>
-        <w:t xml:space="preserve"> </w:t>
-      </w:r>
-      <w:r>
-        <w:rPr>
-          <w:rFonts w:hint="eastAsia"/>
-          <w:bCs/>
-          <w:sz w:val="24"/>
-          <w:szCs w:val="24"/>
-        </w:rPr>
-        <w:t>구현은</w:t>
-      </w:r>
-      <w:r>
-        <w:rPr>
-          <w:rFonts w:hint="eastAsia"/>
-          <w:bCs/>
-          <w:sz w:val="24"/>
-          <w:szCs w:val="24"/>
-        </w:rPr>
-        <w:t xml:space="preserve"> </w:t>
-      </w:r>
-      <w:r>
-        <w:rPr>
-          <w:rFonts w:hint="eastAsia"/>
-          <w:bCs/>
-          <w:sz w:val="24"/>
-          <w:szCs w:val="24"/>
-        </w:rPr>
-        <w:t>아직</w:t>
-      </w:r>
-      <w:r>
-        <w:rPr>
-          <w:rFonts w:hint="eastAsia"/>
-          <w:bCs/>
-          <w:sz w:val="24"/>
-          <w:szCs w:val="24"/>
-        </w:rPr>
-        <w:t xml:space="preserve"> </w:t>
-      </w:r>
-      <w:r>
-        <w:rPr>
-          <w:rFonts w:hint="eastAsia"/>
-          <w:bCs/>
-          <w:sz w:val="24"/>
-          <w:szCs w:val="24"/>
-        </w:rPr>
-        <w:t>착수</w:t>
-      </w:r>
-      <w:r>
-        <w:rPr>
-          <w:rFonts w:hint="eastAsia"/>
-          <w:bCs/>
-          <w:sz w:val="24"/>
-          <w:szCs w:val="24"/>
-        </w:rPr>
-        <w:t xml:space="preserve"> </w:t>
-      </w:r>
-      <w:r>
-        <w:rPr>
-          <w:rFonts w:hint="eastAsia"/>
-          <w:bCs/>
-          <w:sz w:val="24"/>
-          <w:szCs w:val="24"/>
-        </w:rPr>
-        <w:t>전</w:t>
-      </w:r>
-      <w:r>
-        <w:rPr>
-          <w:rFonts w:hint="eastAsia"/>
-          <w:bCs/>
-          <w:sz w:val="24"/>
-          <w:szCs w:val="24"/>
-        </w:rPr>
-        <w:t>(</w:t>
-      </w:r>
-      <w:r>
-        <w:rPr>
-          <w:rFonts w:hint="eastAsia"/>
-          <w:bCs/>
-          <w:sz w:val="24"/>
-          <w:szCs w:val="24"/>
-        </w:rPr>
-        <w:t>방향만</w:t>
-      </w:r>
-      <w:r>
-        <w:rPr>
-          <w:rFonts w:hint="eastAsia"/>
-          <w:bCs/>
-          <w:sz w:val="24"/>
-          <w:szCs w:val="24"/>
-        </w:rPr>
-        <w:t xml:space="preserve"> </w:t>
-      </w:r>
-      <w:r>
-        <w:rPr>
-          <w:rFonts w:hint="eastAsia"/>
-          <w:bCs/>
-          <w:sz w:val="24"/>
-          <w:szCs w:val="24"/>
-        </w:rPr>
-        <w:t>확정</w:t>
-      </w:r>
-      <w:r>
-        <w:rPr>
-          <w:rFonts w:hint="eastAsia"/>
-          <w:bCs/>
-          <w:sz w:val="24"/>
-          <w:szCs w:val="24"/>
-        </w:rPr>
-        <w:t xml:space="preserve">, </w:t>
-      </w:r>
-      <w:r>
-        <w:rPr>
-          <w:rFonts w:hint="eastAsia"/>
-          <w:bCs/>
-          <w:sz w:val="24"/>
-          <w:szCs w:val="24"/>
-        </w:rPr>
-        <w:t>다음</w:t>
-      </w:r>
-      <w:r>
-        <w:rPr>
-          <w:rFonts w:hint="eastAsia"/>
-          <w:bCs/>
-          <w:sz w:val="24"/>
-          <w:szCs w:val="24"/>
-        </w:rPr>
-        <w:t xml:space="preserve"> </w:t>
-      </w:r>
-      <w:r>
-        <w:rPr>
-          <w:rFonts w:hint="eastAsia"/>
-          <w:bCs/>
-          <w:sz w:val="24"/>
-          <w:szCs w:val="24"/>
-        </w:rPr>
-        <w:t>세션</w:t>
-      </w:r>
-      <w:r>
-        <w:rPr>
-          <w:rFonts w:hint="eastAsia"/>
-          <w:bCs/>
-          <w:sz w:val="24"/>
-          <w:szCs w:val="24"/>
-        </w:rPr>
-        <w:t xml:space="preserve"> </w:t>
-      </w:r>
-      <w:r>
-        <w:rPr>
-          <w:rFonts w:hint="eastAsia"/>
-          <w:bCs/>
-          <w:sz w:val="24"/>
-          <w:szCs w:val="24"/>
-        </w:rPr>
-        <w:t>승인</w:t>
+        <w:t>사용자</w:t>
+      </w:r>
+      <w:r>
+        <w:rPr>
+          <w:rFonts w:hint="eastAsia"/>
+          <w:bCs/>
+          <w:sz w:val="24"/>
+          <w:szCs w:val="24"/>
+        </w:rPr>
+        <w:t xml:space="preserve"> </w:t>
+      </w:r>
+      <w:r>
+        <w:rPr>
+          <w:rFonts w:hint="eastAsia"/>
+          <w:bCs/>
+          <w:sz w:val="24"/>
+          <w:szCs w:val="24"/>
+        </w:rPr>
+        <w:t>실기기</w:t>
+      </w:r>
+      <w:r>
+        <w:rPr>
+          <w:rFonts w:hint="eastAsia"/>
+          <w:bCs/>
+          <w:sz w:val="24"/>
+          <w:szCs w:val="24"/>
+        </w:rPr>
+        <w:t xml:space="preserve"> 2</w:t>
+      </w:r>
+      <w:r>
+        <w:rPr>
+          <w:rFonts w:hint="eastAsia"/>
+          <w:bCs/>
+          <w:sz w:val="24"/>
+          <w:szCs w:val="24"/>
+        </w:rPr>
+        <w:t>차</w:t>
+      </w:r>
+      <w:r>
+        <w:rPr>
+          <w:rFonts w:hint="eastAsia"/>
+          <w:bCs/>
+          <w:sz w:val="24"/>
+          <w:szCs w:val="24"/>
+        </w:rPr>
+        <w:t xml:space="preserve"> </w:t>
+      </w:r>
+      <w:r>
+        <w:rPr>
+          <w:rFonts w:hint="eastAsia"/>
+          <w:bCs/>
+          <w:sz w:val="24"/>
+          <w:szCs w:val="24"/>
+        </w:rPr>
+        <w:t>확인</w:t>
       </w:r>
       <w:r>
         <w:rPr>
@@ -8813,7 +9225,25 @@
           <w:sz w:val="24"/>
           <w:szCs w:val="24"/>
         </w:rPr>
-        <w:t>).</w:t>
+        <w:t xml:space="preserve"> </w:t>
+      </w:r>
+      <w:r>
+        <w:rPr>
+          <w:rFonts w:hint="eastAsia"/>
+          <w:bCs/>
+          <w:sz w:val="24"/>
+          <w:szCs w:val="24"/>
+        </w:rPr>
+        <w:t>중</w:t>
+      </w:r>
+      <w:r>
+        <w:rPr>
+          <w:rFonts w:hint="eastAsia"/>
+          <w:bCs/>
+          <w:sz w:val="24"/>
+          <w:szCs w:val="24"/>
+        </w:rPr>
+        <w:t>.</w:t>
       </w:r>
     </w:p>
     <w:p>
@@ -14527,89 +14957,87 @@
       </w:pPr>
       <w:r>
         <w:rPr>
+          <w:rFonts w:ascii="MS Gothic" w:eastAsia="MS Gothic" w:hAnsi="MS Gothic" w:cs="MS Gothic"/>
+          <w:sz w:val="24"/>
+          <w:szCs w:val="24"/>
+        </w:rPr>
+        <w:t xml:space="preserve">☑  </w:t>
+      </w:r>
+      <w:r>
+        <w:rPr>
+          <w:rFonts w:ascii="바탕" w:eastAsia="바탕" w:hAnsi="바탕" w:cs="바탕" w:hint="eastAsia"/>
+          <w:sz w:val="24"/>
+          <w:szCs w:val="24"/>
+        </w:rPr>
+        <w:t>동시</w:t>
+      </w:r>
+      <w:r>
+        <w:rPr>
+          <w:rFonts w:ascii="MS Gothic" w:eastAsia="MS Gothic" w:hAnsi="MS Gothic" w:cs="MS Gothic"/>
+          <w:sz w:val="24"/>
+          <w:szCs w:val="24"/>
+        </w:rPr>
+        <w:t xml:space="preserve"> </w:t>
+      </w:r>
+      <w:r>
+        <w:rPr>
+          <w:rFonts w:ascii="바탕" w:eastAsia="바탕" w:hAnsi="바탕" w:cs="바탕" w:hint="eastAsia"/>
+          <w:sz w:val="24"/>
+          <w:szCs w:val="24"/>
+        </w:rPr>
+        <w:t>편집</w:t>
+      </w:r>
+      <w:r>
+        <w:rPr>
+          <w:rFonts w:ascii="MS Gothic" w:eastAsia="MS Gothic" w:hAnsi="MS Gothic" w:cs="MS Gothic"/>
+          <w:sz w:val="24"/>
+          <w:szCs w:val="24"/>
+        </w:rPr>
+        <w:t xml:space="preserve"> </w:t>
+      </w:r>
+      <w:r>
+        <w:rPr>
+          <w:rFonts w:ascii="바탕" w:eastAsia="바탕" w:hAnsi="바탕" w:cs="바탕" w:hint="eastAsia"/>
+          <w:sz w:val="24"/>
+          <w:szCs w:val="24"/>
+        </w:rPr>
+        <w:t>충돌</w:t>
+      </w:r>
+      <w:r>
+        <w:rPr>
+          <w:rFonts w:ascii="MS Gothic" w:eastAsia="MS Gothic" w:hAnsi="MS Gothic" w:cs="MS Gothic"/>
+          <w:sz w:val="24"/>
+          <w:szCs w:val="24"/>
+        </w:rPr>
+        <w:t>(</w:t>
+      </w:r>
+      <w:r>
+        <w:rPr>
+          <w:rFonts w:ascii="바탕" w:eastAsia="바탕" w:hAnsi="바탕" w:cs="바탕" w:hint="eastAsia"/>
+          <w:sz w:val="24"/>
+          <w:szCs w:val="24"/>
+        </w:rPr>
+        <w:t>폰</w:t>
+      </w:r>
+      <w:r>
+        <w:rPr>
+          <w:rFonts w:ascii="MS Gothic" w:eastAsia="MS Gothic" w:hAnsi="MS Gothic" w:cs="MS Gothic"/>
+          <w:sz w:val="24"/>
+          <w:szCs w:val="24"/>
+        </w:rPr>
+        <w:t xml:space="preserve"> </w:t>
+      </w:r>
+      <w:r>
+        <w:rPr>
           <w:rFonts w:ascii="MS Gothic" w:eastAsia="MS Gothic" w:hAnsi="MS Gothic" w:cs="MS Gothic" w:hint="eastAsia"/>
           <w:sz w:val="24"/>
           <w:szCs w:val="24"/>
         </w:rPr>
-        <w:t>☑</w:t>
-      </w:r>
-      <w:r>
-        <w:rPr>
-          <w:sz w:val="24"/>
-          <w:szCs w:val="24"/>
-        </w:rPr>
-        <w:t xml:space="preserve">  </w:t>
-      </w:r>
-      <w:r>
-        <w:rPr>
-          <w:rFonts w:hint="eastAsia"/>
-          <w:sz w:val="24"/>
-          <w:szCs w:val="24"/>
-        </w:rPr>
-        <w:t>동시</w:t>
-      </w:r>
-      <w:r>
-        <w:rPr>
-          <w:sz w:val="24"/>
-          <w:szCs w:val="24"/>
-        </w:rPr>
-        <w:t xml:space="preserve"> </w:t>
-      </w:r>
-      <w:r>
-        <w:rPr>
-          <w:rFonts w:hint="eastAsia"/>
-          <w:sz w:val="24"/>
-          <w:szCs w:val="24"/>
-        </w:rPr>
-        <w:t>편집</w:t>
-      </w:r>
-      <w:r>
-        <w:rPr>
-          <w:sz w:val="24"/>
-          <w:szCs w:val="24"/>
-        </w:rPr>
-        <w:t xml:space="preserve"> </w:t>
-      </w:r>
-      <w:r>
-        <w:rPr>
-          <w:rFonts w:hint="eastAsia"/>
-          <w:sz w:val="24"/>
-          <w:szCs w:val="24"/>
-        </w:rPr>
-        <w:t>충돌</w:t>
-      </w:r>
-      <w:r>
-        <w:rPr>
-          <w:sz w:val="24"/>
-          <w:szCs w:val="24"/>
-        </w:rPr>
-        <w:t>(</w:t>
-      </w:r>
-      <w:r>
-        <w:rPr>
-          <w:rFonts w:hint="eastAsia"/>
-          <w:sz w:val="24"/>
-          <w:szCs w:val="24"/>
-        </w:rPr>
-        <w:t>폰</w:t>
-      </w:r>
-      <w:r>
-        <w:rPr>
-          <w:sz w:val="24"/>
-          <w:szCs w:val="24"/>
-        </w:rPr>
-        <w:t xml:space="preserve"> </w:t>
-      </w:r>
-      <w:r>
-        <w:rPr>
-          <w:rFonts w:hint="eastAsia"/>
-          <w:sz w:val="24"/>
-          <w:szCs w:val="24"/>
-        </w:rPr>
         <w:t>↔</w:t>
       </w:r>
       <w:r>
         <w:rPr>
+          <w:rFonts w:ascii="MS Gothic" w:eastAsia="MS Gothic" w:hAnsi="MS Gothic" w:cs="MS Gothic"/>
           <w:sz w:val="24"/>
           <w:szCs w:val="24"/>
         </w:rPr>
@@ -14617,7 +15045,7 @@
       </w:r>
       <w:r>
         <w:rPr>
-          <w:rFonts w:hint="eastAsia"/>
+          <w:rFonts w:ascii="바탕" w:eastAsia="바탕" w:hAnsi="바탕" w:cs="바탕" w:hint="eastAsia"/>
           <w:sz w:val="24"/>
           <w:szCs w:val="24"/>
         </w:rPr>
@@ -14625,6 +15053,7 @@
       </w:r>
       <w:r>
         <w:rPr>
+          <w:rFonts w:ascii="MS Gothic" w:eastAsia="MS Gothic" w:hAnsi="MS Gothic" w:cs="MS Gothic"/>
           <w:sz w:val="24"/>
           <w:szCs w:val="24"/>
         </w:rPr>
@@ -14632,22 +15061,23 @@
       </w:r>
       <w:r>
         <w:rPr>
-          <w:rFonts w:hint="eastAsia"/>
-          <w:sz w:val="24"/>
-          <w:szCs w:val="24"/>
-        </w:rPr>
-        <w:t>결정</w:t>
-      </w:r>
-      <w:r>
-        <w:rPr>
-          <w:sz w:val="24"/>
-          <w:szCs w:val="24"/>
-        </w:rPr>
-        <w:t xml:space="preserve"> </w:t>
-      </w:r>
-      <w:r>
-        <w:rPr>
-          <w:rFonts w:hint="eastAsia"/>
+          <w:rFonts w:ascii="바탕" w:eastAsia="바탕" w:hAnsi="바탕" w:cs="바탕" w:hint="eastAsia"/>
+          <w:sz w:val="24"/>
+          <w:szCs w:val="24"/>
+        </w:rPr>
+        <w:t>구현</w:t>
+      </w:r>
+      <w:r>
+        <w:rPr>
+          <w:rFonts w:ascii="MS Gothic" w:eastAsia="MS Gothic" w:hAnsi="MS Gothic" w:cs="MS Gothic"/>
+          <w:sz w:val="24"/>
+          <w:szCs w:val="24"/>
+        </w:rPr>
+        <w:t xml:space="preserve"> </w:t>
+      </w:r>
+      <w:r>
+        <w:rPr>
+          <w:rFonts w:ascii="바탕" w:eastAsia="바탕" w:hAnsi="바탕" w:cs="바탕" w:hint="eastAsia"/>
           <w:sz w:val="24"/>
           <w:szCs w:val="24"/>
         </w:rPr>
@@ -14655,6 +15085,7 @@
       </w:r>
       <w:r>
         <w:rPr>
+          <w:rFonts w:ascii="MS Gothic" w:eastAsia="MS Gothic" w:hAnsi="MS Gothic" w:cs="MS Gothic"/>
           <w:sz w:val="24"/>
           <w:szCs w:val="24"/>
         </w:rPr>
@@ -14662,7 +15093,7 @@
       </w:r>
       <w:r>
         <w:rPr>
-          <w:rFonts w:hint="eastAsia"/>
+          <w:rFonts w:ascii="바탕" w:eastAsia="바탕" w:hAnsi="바탕" w:cs="바탕" w:hint="eastAsia"/>
           <w:sz w:val="24"/>
           <w:szCs w:val="24"/>
         </w:rPr>
@@ -14670,6 +15101,7 @@
       </w:r>
       <w:r>
         <w:rPr>
+          <w:rFonts w:ascii="MS Gothic" w:eastAsia="MS Gothic" w:hAnsi="MS Gothic" w:cs="MS Gothic"/>
           <w:sz w:val="24"/>
           <w:szCs w:val="24"/>
         </w:rPr>
@@ -14677,7 +15109,7 @@
       </w:r>
       <w:r>
         <w:rPr>
-          <w:rFonts w:hint="eastAsia"/>
+          <w:rFonts w:ascii="바탕" w:eastAsia="바탕" w:hAnsi="바탕" w:cs="바탕" w:hint="eastAsia"/>
           <w:sz w:val="24"/>
           <w:szCs w:val="24"/>
         </w:rPr>
@@ -14685,14 +15117,15 @@
       </w:r>
       <w:r>
         <w:rPr>
-          <w:sz w:val="24"/>
-          <w:szCs w:val="24"/>
-        </w:rPr>
-        <w:t xml:space="preserve"> </w:t>
-      </w:r>
-      <w:r>
-        <w:rPr>
-          <w:rFonts w:hint="eastAsia"/>
+          <w:rFonts w:ascii="MS Gothic" w:eastAsia="MS Gothic" w:hAnsi="MS Gothic" w:cs="MS Gothic"/>
+          <w:sz w:val="24"/>
+          <w:szCs w:val="24"/>
+        </w:rPr>
+        <w:t xml:space="preserve"> </w:t>
+      </w:r>
+      <w:r>
+        <w:rPr>
+          <w:rFonts w:ascii="바탕" w:eastAsia="바탕" w:hAnsi="바탕" w:cs="바탕" w:hint="eastAsia"/>
           <w:sz w:val="24"/>
           <w:szCs w:val="24"/>
         </w:rPr>
@@ -14700,14 +15133,15 @@
       </w:r>
       <w:r>
         <w:rPr>
-          <w:sz w:val="24"/>
-          <w:szCs w:val="24"/>
-        </w:rPr>
-        <w:t>. “</w:t>
-      </w:r>
-      <w:r>
-        <w:rPr>
-          <w:rFonts w:hint="eastAsia"/>
+          <w:rFonts w:ascii="MS Gothic" w:eastAsia="MS Gothic" w:hAnsi="MS Gothic" w:cs="MS Gothic"/>
+          <w:sz w:val="24"/>
+          <w:szCs w:val="24"/>
+        </w:rPr>
+        <w:t xml:space="preserve">. </w:t>
+      </w:r>
+      <w:r>
+        <w:rPr>
+          <w:rFonts w:ascii="바탕" w:eastAsia="바탕" w:hAnsi="바탕" w:cs="바탕" w:hint="eastAsia"/>
           <w:sz w:val="24"/>
           <w:szCs w:val="24"/>
         </w:rPr>
@@ -14715,14 +15149,15 @@
       </w:r>
       <w:r>
         <w:rPr>
-          <w:sz w:val="24"/>
-          <w:szCs w:val="24"/>
-        </w:rPr>
-        <w:t xml:space="preserve"> </w:t>
-      </w:r>
-      <w:r>
-        <w:rPr>
-          <w:rFonts w:hint="eastAsia"/>
+          <w:rFonts w:ascii="MS Gothic" w:eastAsia="MS Gothic" w:hAnsi="MS Gothic" w:cs="MS Gothic"/>
+          <w:sz w:val="24"/>
+          <w:szCs w:val="24"/>
+        </w:rPr>
+        <w:t xml:space="preserve"> </w:t>
+      </w:r>
+      <w:r>
+        <w:rPr>
+          <w:rFonts w:ascii="바탕" w:eastAsia="바탕" w:hAnsi="바탕" w:cs="바탕" w:hint="eastAsia"/>
           <w:sz w:val="24"/>
           <w:szCs w:val="24"/>
         </w:rPr>
@@ -14730,14 +15165,15 @@
       </w:r>
       <w:r>
         <w:rPr>
-          <w:sz w:val="24"/>
-          <w:szCs w:val="24"/>
-        </w:rPr>
-        <w:t xml:space="preserve"> </w:t>
-      </w:r>
-      <w:r>
-        <w:rPr>
-          <w:rFonts w:hint="eastAsia"/>
+          <w:rFonts w:ascii="MS Gothic" w:eastAsia="MS Gothic" w:hAnsi="MS Gothic" w:cs="MS Gothic"/>
+          <w:sz w:val="24"/>
+          <w:szCs w:val="24"/>
+        </w:rPr>
+        <w:t xml:space="preserve"> </w:t>
+      </w:r>
+      <w:r>
+        <w:rPr>
+          <w:rFonts w:ascii="바탕" w:eastAsia="바탕" w:hAnsi="바탕" w:cs="바탕" w:hint="eastAsia"/>
           <w:sz w:val="24"/>
           <w:szCs w:val="24"/>
         </w:rPr>
@@ -14745,6 +15181,7 @@
       </w:r>
       <w:r>
         <w:rPr>
+          <w:rFonts w:ascii="MS Gothic" w:eastAsia="MS Gothic" w:hAnsi="MS Gothic" w:cs="MS Gothic"/>
           <w:sz w:val="24"/>
           <w:szCs w:val="24"/>
         </w:rPr>
@@ -14752,7 +15189,7 @@
       </w:r>
       <w:r>
         <w:rPr>
-          <w:rFonts w:hint="eastAsia"/>
+          <w:rFonts w:ascii="바탕" w:eastAsia="바탕" w:hAnsi="바탕" w:cs="바탕" w:hint="eastAsia"/>
           <w:sz w:val="24"/>
           <w:szCs w:val="24"/>
         </w:rPr>
@@ -14760,14 +15197,15 @@
       </w:r>
       <w:r>
         <w:rPr>
-          <w:sz w:val="24"/>
-          <w:szCs w:val="24"/>
-        </w:rPr>
-        <w:t xml:space="preserve"> </w:t>
-      </w:r>
-      <w:r>
-        <w:rPr>
-          <w:rFonts w:hint="eastAsia"/>
+          <w:rFonts w:ascii="MS Gothic" w:eastAsia="MS Gothic" w:hAnsi="MS Gothic" w:cs="MS Gothic"/>
+          <w:sz w:val="24"/>
+          <w:szCs w:val="24"/>
+        </w:rPr>
+        <w:t xml:space="preserve"> </w:t>
+      </w:r>
+      <w:r>
+        <w:rPr>
+          <w:rFonts w:ascii="바탕" w:eastAsia="바탕" w:hAnsi="바탕" w:cs="바탕" w:hint="eastAsia"/>
           <w:sz w:val="24"/>
           <w:szCs w:val="24"/>
         </w:rPr>
@@ -14775,51 +15213,135 @@
       </w:r>
       <w:r>
         <w:rPr>
-          <w:sz w:val="24"/>
-          <w:szCs w:val="24"/>
-        </w:rPr>
-        <w:t xml:space="preserve"> </w:t>
-      </w:r>
-      <w:r>
-        <w:rPr>
-          <w:rFonts w:hint="eastAsia"/>
-          <w:sz w:val="24"/>
-          <w:szCs w:val="24"/>
-        </w:rPr>
-        <w:t>전체교체”로</w:t>
-      </w:r>
-      <w:r>
-        <w:rPr>
-          <w:sz w:val="24"/>
-          <w:szCs w:val="24"/>
-        </w:rPr>
-        <w:t xml:space="preserve"> </w:t>
-      </w:r>
-      <w:r>
-        <w:rPr>
-          <w:rFonts w:hint="eastAsia"/>
-          <w:sz w:val="24"/>
-          <w:szCs w:val="24"/>
-        </w:rPr>
-        <w:t>방향</w:t>
-      </w:r>
-      <w:r>
-        <w:rPr>
-          <w:sz w:val="24"/>
-          <w:szCs w:val="24"/>
-        </w:rPr>
-        <w:t xml:space="preserve"> </w:t>
-      </w:r>
-      <w:r>
-        <w:rPr>
-          <w:rFonts w:hint="eastAsia"/>
-          <w:sz w:val="24"/>
-          <w:szCs w:val="24"/>
-        </w:rPr>
-        <w:t>확정</w:t>
-      </w:r>
-      <w:r>
-        <w:rPr>
+          <w:rFonts w:ascii="MS Gothic" w:eastAsia="MS Gothic" w:hAnsi="MS Gothic" w:cs="MS Gothic"/>
+          <w:sz w:val="24"/>
+          <w:szCs w:val="24"/>
+        </w:rPr>
+        <w:t xml:space="preserve"> </w:t>
+      </w:r>
+      <w:r>
+        <w:rPr>
+          <w:rFonts w:ascii="바탕" w:eastAsia="바탕" w:hAnsi="바탕" w:cs="바탕" w:hint="eastAsia"/>
+          <w:sz w:val="24"/>
+          <w:szCs w:val="24"/>
+        </w:rPr>
+        <w:t>전체교체로</w:t>
+      </w:r>
+      <w:r>
+        <w:rPr>
+          <w:rFonts w:ascii="MS Gothic" w:eastAsia="MS Gothic" w:hAnsi="MS Gothic" w:cs="MS Gothic"/>
+          <w:sz w:val="24"/>
+          <w:szCs w:val="24"/>
+        </w:rPr>
+        <w:t xml:space="preserve"> </w:t>
+      </w:r>
+      <w:r>
+        <w:rPr>
+          <w:rFonts w:ascii="바탕" w:eastAsia="바탕" w:hAnsi="바탕" w:cs="바탕" w:hint="eastAsia"/>
+          <w:sz w:val="24"/>
+          <w:szCs w:val="24"/>
+        </w:rPr>
+        <w:t>실제</w:t>
+      </w:r>
+      <w:r>
+        <w:rPr>
+          <w:rFonts w:ascii="MS Gothic" w:eastAsia="MS Gothic" w:hAnsi="MS Gothic" w:cs="MS Gothic"/>
+          <w:sz w:val="24"/>
+          <w:szCs w:val="24"/>
+        </w:rPr>
+        <w:t xml:space="preserve"> </w:t>
+      </w:r>
+      <w:r>
+        <w:rPr>
+          <w:rFonts w:ascii="바탕" w:eastAsia="바탕" w:hAnsi="바탕" w:cs="바탕" w:hint="eastAsia"/>
+          <w:sz w:val="24"/>
+          <w:szCs w:val="24"/>
+        </w:rPr>
+        <w:t>코드에</w:t>
+      </w:r>
+      <w:r>
+        <w:rPr>
+          <w:rFonts w:ascii="MS Gothic" w:eastAsia="MS Gothic" w:hAnsi="MS Gothic" w:cs="MS Gothic"/>
+          <w:sz w:val="24"/>
+          <w:szCs w:val="24"/>
+        </w:rPr>
+        <w:t xml:space="preserve"> </w:t>
+      </w:r>
+      <w:r>
+        <w:rPr>
+          <w:rFonts w:ascii="바탕" w:eastAsia="바탕" w:hAnsi="바탕" w:cs="바탕" w:hint="eastAsia"/>
+          <w:sz w:val="24"/>
+          <w:szCs w:val="24"/>
+        </w:rPr>
+        <w:t>반영</w:t>
+      </w:r>
+      <w:r>
+        <w:rPr>
+          <w:rFonts w:ascii="MS Gothic" w:eastAsia="MS Gothic" w:hAnsi="MS Gothic" w:cs="MS Gothic"/>
+          <w:sz w:val="24"/>
+          <w:szCs w:val="24"/>
+        </w:rPr>
+        <w:t xml:space="preserve"> </w:t>
+      </w:r>
+      <w:r>
+        <w:rPr>
+          <w:rFonts w:ascii="바탕" w:eastAsia="바탕" w:hAnsi="바탕" w:cs="바탕" w:hint="eastAsia"/>
+          <w:sz w:val="24"/>
+          <w:szCs w:val="24"/>
+        </w:rPr>
+        <w:t>완료</w:t>
+      </w:r>
+      <w:r>
+        <w:rPr>
+          <w:rFonts w:ascii="MS Gothic" w:eastAsia="MS Gothic" w:hAnsi="MS Gothic" w:cs="MS Gothic"/>
+          <w:sz w:val="24"/>
+          <w:szCs w:val="24"/>
+        </w:rPr>
+        <w:t>(Claude 1</w:t>
+      </w:r>
+      <w:r>
+        <w:rPr>
+          <w:rFonts w:ascii="바탕" w:eastAsia="바탕" w:hAnsi="바탕" w:cs="바탕" w:hint="eastAsia"/>
+          <w:sz w:val="24"/>
+          <w:szCs w:val="24"/>
+        </w:rPr>
+        <w:t>차</w:t>
+      </w:r>
+      <w:r>
+        <w:rPr>
+          <w:rFonts w:ascii="MS Gothic" w:eastAsia="MS Gothic" w:hAnsi="MS Gothic" w:cs="MS Gothic"/>
+          <w:sz w:val="24"/>
+          <w:szCs w:val="24"/>
+        </w:rPr>
+        <w:t xml:space="preserve"> </w:t>
+      </w:r>
+      <w:r>
+        <w:rPr>
+          <w:rFonts w:ascii="바탕" w:eastAsia="바탕" w:hAnsi="바탕" w:cs="바탕" w:hint="eastAsia"/>
+          <w:sz w:val="24"/>
+          <w:szCs w:val="24"/>
+        </w:rPr>
+        <w:t>확인</w:t>
+      </w:r>
+      <w:r>
+        <w:rPr>
+          <w:rFonts w:ascii="MS Gothic" w:eastAsia="MS Gothic" w:hAnsi="MS Gothic" w:cs="MS Gothic"/>
+          <w:sz w:val="24"/>
+          <w:szCs w:val="24"/>
+        </w:rPr>
+        <w:t xml:space="preserve"> </w:t>
+      </w:r>
+      <w:r>
+        <w:rPr>
+          <w:rFonts w:ascii="바탕" w:eastAsia="바탕" w:hAnsi="바탕" w:cs="바탕" w:hint="eastAsia"/>
+          <w:sz w:val="24"/>
+          <w:szCs w:val="24"/>
+        </w:rPr>
+        <w:t>완료</w:t>
+      </w:r>
+      <w:r>
+        <w:rPr>
+          <w:rFonts w:ascii="MS Gothic" w:eastAsia="MS Gothic" w:hAnsi="MS Gothic" w:cs="MS Gothic"/>
           <w:sz w:val="24"/>
           <w:szCs w:val="24"/>
         </w:rPr>
@@ -14827,82 +15349,55 @@
       </w:r>
       <w:r>
         <w:rPr>
-          <w:rFonts w:hint="eastAsia"/>
-          <w:sz w:val="24"/>
-          <w:szCs w:val="24"/>
-        </w:rPr>
-        <w:t>코드</w:t>
-      </w:r>
-      <w:r>
-        <w:rPr>
-          <w:sz w:val="24"/>
-          <w:szCs w:val="24"/>
-        </w:rPr>
-        <w:t xml:space="preserve"> </w:t>
-      </w:r>
-      <w:r>
-        <w:rPr>
-          <w:rFonts w:hint="eastAsia"/>
-          <w:sz w:val="24"/>
-          <w:szCs w:val="24"/>
-        </w:rPr>
-        <w:t>구현은</w:t>
-      </w:r>
-      <w:r>
-        <w:rPr>
-          <w:sz w:val="24"/>
-          <w:szCs w:val="24"/>
-        </w:rPr>
-        <w:t xml:space="preserve"> </w:t>
-      </w:r>
-      <w:r>
-        <w:rPr>
-          <w:rFonts w:hint="eastAsia"/>
-          <w:sz w:val="24"/>
-          <w:szCs w:val="24"/>
-        </w:rPr>
-        <w:t>다음</w:t>
-      </w:r>
-      <w:r>
-        <w:rPr>
-          <w:sz w:val="24"/>
-          <w:szCs w:val="24"/>
-        </w:rPr>
-        <w:t xml:space="preserve"> </w:t>
-      </w:r>
-      <w:r>
-        <w:rPr>
-          <w:rFonts w:hint="eastAsia"/>
-          <w:sz w:val="24"/>
-          <w:szCs w:val="24"/>
-        </w:rPr>
-        <w:t>세션</w:t>
-      </w:r>
-      <w:r>
-        <w:rPr>
-          <w:sz w:val="24"/>
-          <w:szCs w:val="24"/>
-        </w:rPr>
-        <w:t xml:space="preserve"> </w:t>
-      </w:r>
-      <w:r>
-        <w:rPr>
-          <w:rFonts w:hint="eastAsia"/>
-          <w:sz w:val="24"/>
-          <w:szCs w:val="24"/>
-        </w:rPr>
-        <w:t>승인</w:t>
-      </w:r>
-      <w:r>
-        <w:rPr>
-          <w:sz w:val="24"/>
-          <w:szCs w:val="24"/>
-        </w:rPr>
-        <w:t xml:space="preserve"> </w:t>
-      </w:r>
-      <w:r>
-        <w:rPr>
-          <w:rFonts w:hint="eastAsia"/>
+          <w:rFonts w:ascii="바탕" w:eastAsia="바탕" w:hAnsi="바탕" w:cs="바탕" w:hint="eastAsia"/>
+          <w:sz w:val="24"/>
+          <w:szCs w:val="24"/>
+        </w:rPr>
+        <w:t>사용자</w:t>
+      </w:r>
+      <w:r>
+        <w:rPr>
+          <w:rFonts w:ascii="MS Gothic" w:eastAsia="MS Gothic" w:hAnsi="MS Gothic" w:cs="MS Gothic"/>
+          <w:sz w:val="24"/>
+          <w:szCs w:val="24"/>
+        </w:rPr>
+        <w:t xml:space="preserve"> 2</w:t>
+      </w:r>
+      <w:r>
+        <w:rPr>
+          <w:rFonts w:ascii="바탕" w:eastAsia="바탕" w:hAnsi="바탕" w:cs="바탕" w:hint="eastAsia"/>
+          <w:sz w:val="24"/>
+          <w:szCs w:val="24"/>
+        </w:rPr>
+        <w:t>차</w:t>
+      </w:r>
+      <w:r>
+        <w:rPr>
+          <w:rFonts w:ascii="MS Gothic" w:eastAsia="MS Gothic" w:hAnsi="MS Gothic" w:cs="MS Gothic"/>
+          <w:sz w:val="24"/>
+          <w:szCs w:val="24"/>
+        </w:rPr>
+        <w:t xml:space="preserve"> </w:t>
+      </w:r>
+      <w:r>
+        <w:rPr>
+          <w:rFonts w:ascii="바탕" w:eastAsia="바탕" w:hAnsi="바탕" w:cs="바탕" w:hint="eastAsia"/>
+          <w:sz w:val="24"/>
+          <w:szCs w:val="24"/>
+        </w:rPr>
+        <w:t>확인</w:t>
+      </w:r>
+      <w:r>
+        <w:rPr>
+          <w:rFonts w:ascii="MS Gothic" w:eastAsia="MS Gothic" w:hAnsi="MS Gothic" w:cs="MS Gothic"/>
+          <w:sz w:val="24"/>
+          <w:szCs w:val="24"/>
+        </w:rPr>
+        <w:t xml:space="preserve"> </w:t>
+      </w:r>
+      <w:r>
+        <w:rPr>
+          <w:rFonts w:ascii="바탕" w:eastAsia="바탕" w:hAnsi="바탕" w:cs="바탕" w:hint="eastAsia"/>
           <w:sz w:val="24"/>
           <w:szCs w:val="24"/>
         </w:rPr>
@@ -14910,10 +15405,11 @@
       </w:r>
       <w:r>
         <w:rPr>
-          <w:sz w:val="24"/>
-          <w:szCs w:val="24"/>
-        </w:rPr>
-        <w:t>.</w:t>
+          <w:rFonts w:ascii="MS Gothic" w:eastAsia="MS Gothic" w:hAnsi="MS Gothic" w:cs="MS Gothic"/>
+          <w:sz w:val="24"/>
+          <w:szCs w:val="24"/>
+        </w:rPr>
+        <w:t>).</w:t>
       </w:r>
     </w:p>
     <w:p>
